--- a/prototype/参考文档/培养方案管理系统产品需求文档.docx
+++ b/prototype/参考文档/培养方案管理系统产品需求文档.docx
@@ -20,7 +20,7 @@
           <w:b w:val="0"/>
           <w:sz w:val="22"/>
         </w:rPr>
-        <w:t>文档版本：V1.0</w:t>
+        <w:t>文档版本：V1.1</w:t>
       </w:r>
     </w:p>
     <w:p>
@@ -30,7 +30,17 @@
           <w:b w:val="0"/>
           <w:sz w:val="22"/>
         </w:rPr>
-        <w:t>创建日期：2026 年 6 月 9 日</w:t>
+        <w:t>创建日期：2026 年 6 月 10 日</w:t>
+      </w:r>
+    </w:p>
+    <w:p>
+      <w:r>
+        <w:rPr>
+          <w:rFonts w:ascii="宋体" w:hAnsi="宋体" w:eastAsia="宋体"/>
+          <w:b w:val="0"/>
+          <w:sz w:val="22"/>
+        </w:rPr>
+        <w:t>修订说明：依据调整后的可交互原型同步更新（菜单命名、数据隔离、总学分取值、保存确认、移除 Alignment Charts 等）</w:t>
       </w:r>
     </w:p>
     <w:p>
@@ -996,7 +1006,7 @@
                 <w:rFonts w:ascii="宋体" w:hAnsi="宋体" w:eastAsia="宋体"/>
                 <w:sz w:val="18"/>
               </w:rPr>
-              <w:t>执行计划</w:t>
+              <w:t>专业批次执行计划</w:t>
             </w:r>
           </w:p>
         </w:tc>
@@ -1010,7 +1020,7 @@
                 <w:rFonts w:ascii="宋体" w:hAnsi="宋体" w:eastAsia="宋体"/>
                 <w:sz w:val="18"/>
               </w:rPr>
-              <w:t>Execution Plan</w:t>
+              <w:t>Programme Intake Execution Plan</w:t>
             </w:r>
           </w:p>
         </w:tc>
@@ -1024,7 +1034,7 @@
                 <w:rFonts w:ascii="宋体" w:hAnsi="宋体" w:eastAsia="宋体"/>
                 <w:sz w:val="18"/>
               </w:rPr>
-              <w:t>批次执行计划</w:t>
+              <w:t>专业批次执行计划</w:t>
             </w:r>
           </w:p>
         </w:tc>
@@ -1066,7 +1076,7 @@
                 <w:rFonts w:ascii="宋体" w:hAnsi="宋体" w:eastAsia="宋体"/>
                 <w:sz w:val="18"/>
               </w:rPr>
-              <w:t>从已审批版本生成批次计划</w:t>
+              <w:t>按入学批次独立生成/编辑，不回写版本</w:t>
             </w:r>
           </w:p>
         </w:tc>
@@ -1153,92 +1163,6 @@
                 <w:sz w:val="18"/>
               </w:rPr>
               <w:t>Bloom 分布统计</w:t>
-            </w:r>
-          </w:p>
-        </w:tc>
-      </w:tr>
-      <w:tr>
-        <w:tc>
-          <w:tcPr>
-            <w:tcW w:type="dxa" w:w="1134"/>
-          </w:tcPr>
-          <w:p>
-            <w:r>
-              <w:rPr>
-                <w:rFonts w:ascii="宋体" w:hAnsi="宋体" w:eastAsia="宋体"/>
-                <w:sz w:val="18"/>
-              </w:rPr>
-              <w:t>数据统计</w:t>
-            </w:r>
-          </w:p>
-        </w:tc>
-        <w:tc>
-          <w:tcPr>
-            <w:tcW w:type="dxa" w:w="1417"/>
-          </w:tcPr>
-          <w:p>
-            <w:r>
-              <w:rPr>
-                <w:rFonts w:ascii="宋体" w:hAnsi="宋体" w:eastAsia="宋体"/>
-                <w:sz w:val="18"/>
-              </w:rPr>
-              <w:t>Statistics</w:t>
-            </w:r>
-          </w:p>
-        </w:tc>
-        <w:tc>
-          <w:tcPr>
-            <w:tcW w:type="dxa" w:w="1417"/>
-          </w:tcPr>
-          <w:p>
-            <w:r>
-              <w:rPr>
-                <w:rFonts w:ascii="宋体" w:hAnsi="宋体" w:eastAsia="宋体"/>
-                <w:sz w:val="18"/>
-              </w:rPr>
-              <w:t>Alignment Charts</w:t>
-            </w:r>
-          </w:p>
-        </w:tc>
-        <w:tc>
-          <w:tcPr>
-            <w:tcW w:type="dxa" w:w="1814"/>
-          </w:tcPr>
-          <w:p>
-            <w:r>
-              <w:rPr>
-                <w:rFonts w:ascii="宋体" w:hAnsi="宋体" w:eastAsia="宋体"/>
-                <w:sz w:val="18"/>
-              </w:rPr>
-              <w:t>Alignment Charts</w:t>
-            </w:r>
-          </w:p>
-        </w:tc>
-        <w:tc>
-          <w:tcPr>
-            <w:tcW w:type="dxa" w:w="1134"/>
-          </w:tcPr>
-          <w:p>
-            <w:r>
-              <w:rPr>
-                <w:rFonts w:ascii="宋体" w:hAnsi="宋体" w:eastAsia="宋体"/>
-                <w:sz w:val="18"/>
-              </w:rPr>
-              <w:t>—</w:t>
-            </w:r>
-          </w:p>
-        </w:tc>
-        <w:tc>
-          <w:tcPr>
-            <w:tcW w:type="dxa" w:w="2438"/>
-          </w:tcPr>
-          <w:p>
-            <w:r>
-              <w:rPr>
-                <w:rFonts w:ascii="宋体" w:hAnsi="宋体" w:eastAsia="宋体"/>
-                <w:sz w:val="18"/>
-              </w:rPr>
-              <w:t>CLO→PLO 对齐（侧栏暂未挂菜单）</w:t>
             </w:r>
           </w:p>
         </w:tc>
@@ -1613,7 +1537,7 @@
                 <w:rFonts w:ascii="宋体" w:hAnsi="宋体" w:eastAsia="宋体"/>
                 <w:sz w:val="21"/>
               </w:rPr>
-              <w:t>已通过版本供执行计划生成、方案版本变更申请、版本查询、Bloom/Alignment 统计；引用数关联 EXEC_PLANS。</w:t>
+              <w:t>已通过版本供专业批次执行计划生成、方案版本变更申请、版本查询、Bloom 统计；引用数关联 EXEC_PLANS。</w:t>
             </w:r>
           </w:p>
         </w:tc>
@@ -1673,7 +1597,7 @@
                 <w:rFonts w:ascii="宋体" w:hAnsi="宋体" w:eastAsia="宋体"/>
                 <w:sz w:val="21"/>
               </w:rPr>
-              <w:t>操作流程：进入【方案版本管理】→ 过滤查询 → 新增版本 → TAB1 分类 → TAB2 课程 → TAB3 进程表 → 保存 → 提交审批 → 【版本审批】三级流程 → 通过后查询/执行计划/变更。</w:t>
+              <w:t>操作流程：进入【方案版本管理】→ 过滤查询 → 新增版本 → TAB1 分类 → TAB2 课程 → TAB3 进程表 → 保存（二次确认后返回列表）→ 提交审批 → 【版本审批】三级流程 → 通过后查询/执行计划/变更。</w:t>
             </w:r>
           </w:p>
         </w:tc>
@@ -8148,6 +8072,978 @@
                 <w:rFonts w:ascii="宋体" w:hAnsi="宋体" w:eastAsia="宋体"/>
                 <w:sz w:val="18"/>
               </w:rPr>
+            </w:r>
+          </w:p>
+        </w:tc>
+      </w:tr>
+    </w:tbl>
+    <w:p/>
+    <w:p>
+      <w:r>
+        <w:rPr>
+          <w:rFonts w:ascii="宋体" w:hAnsi="宋体" w:eastAsia="宋体"/>
+          <w:b/>
+          <w:sz w:val="22"/>
+        </w:rPr>
+        <w:t>版本编辑——信息条（edit-info-strip，不含毕业总学分）</w:t>
+      </w:r>
+    </w:p>
+    <w:tbl>
+      <w:tblPr>
+        <w:tblW w:type="auto" w:w="0"/>
+        <w:tblLook w:firstColumn="1" w:firstRow="1" w:lastColumn="0" w:lastRow="0" w:noHBand="0" w:noVBand="1" w:val="04A0"/>
+        <w:tblBorders>
+          <w:top w:val="single" w:sz="4" w:space="0" w:color="000000"/>
+          <w:left w:val="single" w:sz="4" w:space="0" w:color="000000"/>
+          <w:bottom w:val="single" w:sz="4" w:space="0" w:color="000000"/>
+          <w:right w:val="single" w:sz="4" w:space="0" w:color="000000"/>
+          <w:insideH w:val="single" w:sz="4" w:space="0" w:color="000000"/>
+          <w:insideV w:val="single" w:sz="4" w:space="0" w:color="000000"/>
+        </w:tblBorders>
+      </w:tblPr>
+      <w:tblGrid>
+        <w:gridCol w:w="1008"/>
+        <w:gridCol w:w="1008"/>
+        <w:gridCol w:w="1008"/>
+        <w:gridCol w:w="1008"/>
+        <w:gridCol w:w="1008"/>
+        <w:gridCol w:w="1008"/>
+        <w:gridCol w:w="1008"/>
+        <w:gridCol w:w="1008"/>
+        <w:gridCol w:w="1008"/>
+      </w:tblGrid>
+      <w:tr>
+        <w:tc>
+          <w:tcPr>
+            <w:tcW w:type="dxa" w:w="454"/>
+          </w:tcPr>
+          <w:p>
+            <w:pPr>
+              <w:jc w:val="center"/>
+            </w:pPr>
+            <w:r>
+              <w:rPr>
+                <w:rFonts w:ascii="宋体" w:hAnsi="宋体" w:eastAsia="宋体"/>
+                <w:b/>
+                <w:sz w:val="18"/>
+              </w:rPr>
+              <w:t>序号</w:t>
+            </w:r>
+          </w:p>
+        </w:tc>
+        <w:tc>
+          <w:tcPr>
+            <w:tcW w:type="dxa" w:w="1134"/>
+          </w:tcPr>
+          <w:p>
+            <w:pPr>
+              <w:jc w:val="center"/>
+            </w:pPr>
+            <w:r>
+              <w:rPr>
+                <w:rFonts w:ascii="宋体" w:hAnsi="宋体" w:eastAsia="宋体"/>
+                <w:b/>
+                <w:sz w:val="18"/>
+              </w:rPr>
+              <w:t>字段中文名称</w:t>
+            </w:r>
+          </w:p>
+        </w:tc>
+        <w:tc>
+          <w:tcPr>
+            <w:tcW w:type="dxa" w:w="1247"/>
+          </w:tcPr>
+          <w:p>
+            <w:pPr>
+              <w:jc w:val="center"/>
+            </w:pPr>
+            <w:r>
+              <w:rPr>
+                <w:rFonts w:ascii="宋体" w:hAnsi="宋体" w:eastAsia="宋体"/>
+                <w:b/>
+                <w:sz w:val="18"/>
+              </w:rPr>
+              <w:t>英文名称</w:t>
+            </w:r>
+          </w:p>
+        </w:tc>
+        <w:tc>
+          <w:tcPr>
+            <w:tcW w:type="dxa" w:w="680"/>
+          </w:tcPr>
+          <w:p>
+            <w:pPr>
+              <w:jc w:val="center"/>
+            </w:pPr>
+            <w:r>
+              <w:rPr>
+                <w:rFonts w:ascii="宋体" w:hAnsi="宋体" w:eastAsia="宋体"/>
+                <w:b/>
+                <w:sz w:val="18"/>
+              </w:rPr>
+              <w:t>字段类型</w:t>
+            </w:r>
+          </w:p>
+        </w:tc>
+        <w:tc>
+          <w:tcPr>
+            <w:tcW w:type="dxa" w:w="397"/>
+          </w:tcPr>
+          <w:p>
+            <w:pPr>
+              <w:jc w:val="center"/>
+            </w:pPr>
+            <w:r>
+              <w:rPr>
+                <w:rFonts w:ascii="宋体" w:hAnsi="宋体" w:eastAsia="宋体"/>
+                <w:b/>
+                <w:sz w:val="18"/>
+              </w:rPr>
+              <w:t>必填</w:t>
+            </w:r>
+          </w:p>
+        </w:tc>
+        <w:tc>
+          <w:tcPr>
+            <w:tcW w:type="dxa" w:w="1417"/>
+          </w:tcPr>
+          <w:p>
+            <w:pPr>
+              <w:jc w:val="center"/>
+            </w:pPr>
+            <w:r>
+              <w:rPr>
+                <w:rFonts w:ascii="宋体" w:hAnsi="宋体" w:eastAsia="宋体"/>
+                <w:b/>
+                <w:sz w:val="18"/>
+              </w:rPr>
+              <w:t>校验规则</w:t>
+              <w:br/>
+              <w:t>（没有明确规则时先限制字符即可，放宽）</w:t>
+            </w:r>
+          </w:p>
+        </w:tc>
+        <w:tc>
+          <w:tcPr>
+            <w:tcW w:type="dxa" w:w="1587"/>
+          </w:tcPr>
+          <w:p>
+            <w:pPr>
+              <w:jc w:val="center"/>
+            </w:pPr>
+            <w:r>
+              <w:rPr>
+                <w:rFonts w:ascii="宋体" w:hAnsi="宋体" w:eastAsia="宋体"/>
+                <w:b/>
+                <w:sz w:val="18"/>
+              </w:rPr>
+              <w:t>备注（如下拉框取值来源、说明等）</w:t>
+            </w:r>
+          </w:p>
+        </w:tc>
+        <w:tc>
+          <w:tcPr>
+            <w:tcW w:type="dxa" w:w="680"/>
+          </w:tcPr>
+          <w:p>
+            <w:pPr>
+              <w:jc w:val="center"/>
+            </w:pPr>
+            <w:r>
+              <w:rPr>
+                <w:rFonts w:ascii="宋体" w:hAnsi="宋体" w:eastAsia="宋体"/>
+                <w:b/>
+                <w:sz w:val="18"/>
+              </w:rPr>
+              <w:t>是否代码集取值</w:t>
+            </w:r>
+          </w:p>
+        </w:tc>
+        <w:tc>
+          <w:tcPr>
+            <w:tcW w:type="dxa" w:w="907"/>
+          </w:tcPr>
+          <w:p>
+            <w:pPr>
+              <w:jc w:val="center"/>
+            </w:pPr>
+            <w:r>
+              <w:rPr>
+                <w:rFonts w:ascii="宋体" w:hAnsi="宋体" w:eastAsia="宋体"/>
+                <w:b/>
+                <w:sz w:val="18"/>
+              </w:rPr>
+              <w:t>数据格式样例</w:t>
+              <w:br/>
+              <w:t>（无特定格式留空）</w:t>
+            </w:r>
+          </w:p>
+        </w:tc>
+      </w:tr>
+      <w:tr>
+        <w:tc>
+          <w:tcPr>
+            <w:tcW w:type="dxa" w:w="454"/>
+          </w:tcPr>
+          <w:p>
+            <w:r>
+              <w:rPr>
+                <w:rFonts w:ascii="宋体" w:hAnsi="宋体" w:eastAsia="宋体"/>
+                <w:sz w:val="18"/>
+              </w:rPr>
+              <w:t>1</w:t>
+            </w:r>
+          </w:p>
+        </w:tc>
+        <w:tc>
+          <w:tcPr>
+            <w:tcW w:type="dxa" w:w="1134"/>
+          </w:tcPr>
+          <w:p>
+            <w:r>
+              <w:rPr>
+                <w:rFonts w:ascii="宋体" w:hAnsi="宋体" w:eastAsia="宋体"/>
+                <w:sz w:val="18"/>
+              </w:rPr>
+              <w:t>专业</w:t>
+            </w:r>
+          </w:p>
+        </w:tc>
+        <w:tc>
+          <w:tcPr>
+            <w:tcW w:type="dxa" w:w="1247"/>
+          </w:tcPr>
+          <w:p>
+            <w:r>
+              <w:rPr>
+                <w:rFonts w:ascii="宋体" w:hAnsi="宋体" w:eastAsia="宋体"/>
+                <w:sz w:val="18"/>
+              </w:rPr>
+              <w:t>Major</w:t>
+            </w:r>
+          </w:p>
+        </w:tc>
+        <w:tc>
+          <w:tcPr>
+            <w:tcW w:type="dxa" w:w="680"/>
+          </w:tcPr>
+          <w:p>
+            <w:r>
+              <w:rPr>
+                <w:rFonts w:ascii="宋体" w:hAnsi="宋体" w:eastAsia="宋体"/>
+                <w:sz w:val="18"/>
+              </w:rPr>
+              <w:t>只读</w:t>
+            </w:r>
+          </w:p>
+        </w:tc>
+        <w:tc>
+          <w:tcPr>
+            <w:tcW w:type="dxa" w:w="397"/>
+          </w:tcPr>
+          <w:p>
+            <w:r>
+              <w:rPr>
+                <w:rFonts w:ascii="宋体" w:hAnsi="宋体" w:eastAsia="宋体"/>
+                <w:sz w:val="18"/>
+              </w:rPr>
+              <w:t>—</w:t>
+            </w:r>
+          </w:p>
+        </w:tc>
+        <w:tc>
+          <w:tcPr>
+            <w:tcW w:type="dxa" w:w="1417"/>
+          </w:tcPr>
+          <w:p>
+            <w:r>
+              <w:rPr>
+                <w:rFonts w:ascii="宋体" w:hAnsi="宋体" w:eastAsia="宋体"/>
+                <w:sz w:val="18"/>
+              </w:rPr>
+              <w:t>—</w:t>
+            </w:r>
+          </w:p>
+        </w:tc>
+        <w:tc>
+          <w:tcPr>
+            <w:tcW w:type="dxa" w:w="1587"/>
+          </w:tcPr>
+          <w:p>
+            <w:r>
+              <w:rPr>
+                <w:rFonts w:ascii="宋体" w:hAnsi="宋体" w:eastAsia="宋体"/>
+                <w:sz w:val="18"/>
+              </w:rPr>
+              <w:t>—</w:t>
+            </w:r>
+          </w:p>
+        </w:tc>
+        <w:tc>
+          <w:tcPr>
+            <w:tcW w:type="dxa" w:w="680"/>
+          </w:tcPr>
+          <w:p>
+            <w:r>
+              <w:rPr>
+                <w:rFonts w:ascii="宋体" w:hAnsi="宋体" w:eastAsia="宋体"/>
+                <w:sz w:val="18"/>
+              </w:rPr>
+              <w:t>否</w:t>
+            </w:r>
+          </w:p>
+        </w:tc>
+        <w:tc>
+          <w:tcPr>
+            <w:tcW w:type="dxa" w:w="907"/>
+          </w:tcPr>
+          <w:p>
+            <w:r>
+              <w:rPr>
+                <w:rFonts w:ascii="宋体" w:hAnsi="宋体" w:eastAsia="宋体"/>
+                <w:sz w:val="18"/>
+              </w:rPr>
+              <w:t>Finance 金融学</w:t>
+            </w:r>
+          </w:p>
+        </w:tc>
+      </w:tr>
+      <w:tr>
+        <w:tc>
+          <w:tcPr>
+            <w:tcW w:type="dxa" w:w="454"/>
+          </w:tcPr>
+          <w:p>
+            <w:r>
+              <w:rPr>
+                <w:rFonts w:ascii="宋体" w:hAnsi="宋体" w:eastAsia="宋体"/>
+                <w:sz w:val="18"/>
+              </w:rPr>
+              <w:t>2</w:t>
+            </w:r>
+          </w:p>
+        </w:tc>
+        <w:tc>
+          <w:tcPr>
+            <w:tcW w:type="dxa" w:w="1134"/>
+          </w:tcPr>
+          <w:p>
+            <w:r>
+              <w:rPr>
+                <w:rFonts w:ascii="宋体" w:hAnsi="宋体" w:eastAsia="宋体"/>
+                <w:sz w:val="18"/>
+              </w:rPr>
+              <w:t>版本</w:t>
+            </w:r>
+          </w:p>
+        </w:tc>
+        <w:tc>
+          <w:tcPr>
+            <w:tcW w:type="dxa" w:w="1247"/>
+          </w:tcPr>
+          <w:p>
+            <w:r>
+              <w:rPr>
+                <w:rFonts w:ascii="宋体" w:hAnsi="宋体" w:eastAsia="宋体"/>
+                <w:sz w:val="18"/>
+              </w:rPr>
+              <w:t>Version</w:t>
+            </w:r>
+          </w:p>
+        </w:tc>
+        <w:tc>
+          <w:tcPr>
+            <w:tcW w:type="dxa" w:w="680"/>
+          </w:tcPr>
+          <w:p>
+            <w:r>
+              <w:rPr>
+                <w:rFonts w:ascii="宋体" w:hAnsi="宋体" w:eastAsia="宋体"/>
+                <w:sz w:val="18"/>
+              </w:rPr>
+              <w:t>只读</w:t>
+            </w:r>
+          </w:p>
+        </w:tc>
+        <w:tc>
+          <w:tcPr>
+            <w:tcW w:type="dxa" w:w="397"/>
+          </w:tcPr>
+          <w:p>
+            <w:r>
+              <w:rPr>
+                <w:rFonts w:ascii="宋体" w:hAnsi="宋体" w:eastAsia="宋体"/>
+                <w:sz w:val="18"/>
+              </w:rPr>
+              <w:t>—</w:t>
+            </w:r>
+          </w:p>
+        </w:tc>
+        <w:tc>
+          <w:tcPr>
+            <w:tcW w:type="dxa" w:w="1417"/>
+          </w:tcPr>
+          <w:p>
+            <w:r>
+              <w:rPr>
+                <w:rFonts w:ascii="宋体" w:hAnsi="宋体" w:eastAsia="宋体"/>
+                <w:sz w:val="18"/>
+              </w:rPr>
+              <w:t>—</w:t>
+            </w:r>
+          </w:p>
+        </w:tc>
+        <w:tc>
+          <w:tcPr>
+            <w:tcW w:type="dxa" w:w="1587"/>
+          </w:tcPr>
+          <w:p>
+            <w:r>
+              <w:rPr>
+                <w:rFonts w:ascii="宋体" w:hAnsi="宋体" w:eastAsia="宋体"/>
+                <w:sz w:val="18"/>
+              </w:rPr>
+              <w:t>—</w:t>
+            </w:r>
+          </w:p>
+        </w:tc>
+        <w:tc>
+          <w:tcPr>
+            <w:tcW w:type="dxa" w:w="680"/>
+          </w:tcPr>
+          <w:p>
+            <w:r>
+              <w:rPr>
+                <w:rFonts w:ascii="宋体" w:hAnsi="宋体" w:eastAsia="宋体"/>
+                <w:sz w:val="18"/>
+              </w:rPr>
+              <w:t>否</w:t>
+            </w:r>
+          </w:p>
+        </w:tc>
+        <w:tc>
+          <w:tcPr>
+            <w:tcW w:type="dxa" w:w="907"/>
+          </w:tcPr>
+          <w:p>
+            <w:r>
+              <w:rPr>
+                <w:rFonts w:ascii="宋体" w:hAnsi="宋体" w:eastAsia="宋体"/>
+                <w:sz w:val="18"/>
+              </w:rPr>
+              <w:t>2025/09</w:t>
+            </w:r>
+          </w:p>
+        </w:tc>
+      </w:tr>
+      <w:tr>
+        <w:tc>
+          <w:tcPr>
+            <w:tcW w:type="dxa" w:w="454"/>
+          </w:tcPr>
+          <w:p>
+            <w:r>
+              <w:rPr>
+                <w:rFonts w:ascii="宋体" w:hAnsi="宋体" w:eastAsia="宋体"/>
+                <w:sz w:val="18"/>
+              </w:rPr>
+              <w:t>3</w:t>
+            </w:r>
+          </w:p>
+        </w:tc>
+        <w:tc>
+          <w:tcPr>
+            <w:tcW w:type="dxa" w:w="1134"/>
+          </w:tcPr>
+          <w:p>
+            <w:r>
+              <w:rPr>
+                <w:rFonts w:ascii="宋体" w:hAnsi="宋体" w:eastAsia="宋体"/>
+                <w:sz w:val="18"/>
+              </w:rPr>
+              <w:t>开始批次</w:t>
+            </w:r>
+          </w:p>
+        </w:tc>
+        <w:tc>
+          <w:tcPr>
+            <w:tcW w:type="dxa" w:w="1247"/>
+          </w:tcPr>
+          <w:p>
+            <w:r>
+              <w:rPr>
+                <w:rFonts w:ascii="宋体" w:hAnsi="宋体" w:eastAsia="宋体"/>
+                <w:sz w:val="18"/>
+              </w:rPr>
+              <w:t>Start Intake</w:t>
+            </w:r>
+          </w:p>
+        </w:tc>
+        <w:tc>
+          <w:tcPr>
+            <w:tcW w:type="dxa" w:w="680"/>
+          </w:tcPr>
+          <w:p>
+            <w:r>
+              <w:rPr>
+                <w:rFonts w:ascii="宋体" w:hAnsi="宋体" w:eastAsia="宋体"/>
+                <w:sz w:val="18"/>
+              </w:rPr>
+              <w:t>只读</w:t>
+            </w:r>
+          </w:p>
+        </w:tc>
+        <w:tc>
+          <w:tcPr>
+            <w:tcW w:type="dxa" w:w="397"/>
+          </w:tcPr>
+          <w:p>
+            <w:r>
+              <w:rPr>
+                <w:rFonts w:ascii="宋体" w:hAnsi="宋体" w:eastAsia="宋体"/>
+                <w:sz w:val="18"/>
+              </w:rPr>
+              <w:t>—</w:t>
+            </w:r>
+          </w:p>
+        </w:tc>
+        <w:tc>
+          <w:tcPr>
+            <w:tcW w:type="dxa" w:w="1417"/>
+          </w:tcPr>
+          <w:p>
+            <w:r>
+              <w:rPr>
+                <w:rFonts w:ascii="宋体" w:hAnsi="宋体" w:eastAsia="宋体"/>
+                <w:sz w:val="18"/>
+              </w:rPr>
+              <w:t>—</w:t>
+            </w:r>
+          </w:p>
+        </w:tc>
+        <w:tc>
+          <w:tcPr>
+            <w:tcW w:type="dxa" w:w="1587"/>
+          </w:tcPr>
+          <w:p>
+            <w:r>
+              <w:rPr>
+                <w:rFonts w:ascii="宋体" w:hAnsi="宋体" w:eastAsia="宋体"/>
+                <w:sz w:val="18"/>
+              </w:rPr>
+              <w:t>—</w:t>
+            </w:r>
+          </w:p>
+        </w:tc>
+        <w:tc>
+          <w:tcPr>
+            <w:tcW w:type="dxa" w:w="680"/>
+          </w:tcPr>
+          <w:p>
+            <w:r>
+              <w:rPr>
+                <w:rFonts w:ascii="宋体" w:hAnsi="宋体" w:eastAsia="宋体"/>
+                <w:sz w:val="18"/>
+              </w:rPr>
+              <w:t>否</w:t>
+            </w:r>
+          </w:p>
+        </w:tc>
+        <w:tc>
+          <w:tcPr>
+            <w:tcW w:type="dxa" w:w="907"/>
+          </w:tcPr>
+          <w:p>
+            <w:r>
+              <w:rPr>
+                <w:rFonts w:ascii="宋体" w:hAnsi="宋体" w:eastAsia="宋体"/>
+                <w:sz w:val="18"/>
+              </w:rPr>
+              <w:t>2025/09</w:t>
+            </w:r>
+          </w:p>
+        </w:tc>
+      </w:tr>
+      <w:tr>
+        <w:tc>
+          <w:tcPr>
+            <w:tcW w:type="dxa" w:w="454"/>
+          </w:tcPr>
+          <w:p>
+            <w:r>
+              <w:rPr>
+                <w:rFonts w:ascii="宋体" w:hAnsi="宋体" w:eastAsia="宋体"/>
+                <w:sz w:val="18"/>
+              </w:rPr>
+              <w:t>4</w:t>
+            </w:r>
+          </w:p>
+        </w:tc>
+        <w:tc>
+          <w:tcPr>
+            <w:tcW w:type="dxa" w:w="1134"/>
+          </w:tcPr>
+          <w:p>
+            <w:r>
+              <w:rPr>
+                <w:rFonts w:ascii="宋体" w:hAnsi="宋体" w:eastAsia="宋体"/>
+                <w:sz w:val="18"/>
+              </w:rPr>
+              <w:t>截止批次</w:t>
+            </w:r>
+          </w:p>
+        </w:tc>
+        <w:tc>
+          <w:tcPr>
+            <w:tcW w:type="dxa" w:w="1247"/>
+          </w:tcPr>
+          <w:p>
+            <w:r>
+              <w:rPr>
+                <w:rFonts w:ascii="宋体" w:hAnsi="宋体" w:eastAsia="宋体"/>
+                <w:sz w:val="18"/>
+              </w:rPr>
+              <w:t>End Intake</w:t>
+            </w:r>
+          </w:p>
+        </w:tc>
+        <w:tc>
+          <w:tcPr>
+            <w:tcW w:type="dxa" w:w="680"/>
+          </w:tcPr>
+          <w:p>
+            <w:r>
+              <w:rPr>
+                <w:rFonts w:ascii="宋体" w:hAnsi="宋体" w:eastAsia="宋体"/>
+                <w:sz w:val="18"/>
+              </w:rPr>
+              <w:t>只读</w:t>
+            </w:r>
+          </w:p>
+        </w:tc>
+        <w:tc>
+          <w:tcPr>
+            <w:tcW w:type="dxa" w:w="397"/>
+          </w:tcPr>
+          <w:p>
+            <w:r>
+              <w:rPr>
+                <w:rFonts w:ascii="宋体" w:hAnsi="宋体" w:eastAsia="宋体"/>
+                <w:sz w:val="18"/>
+              </w:rPr>
+              <w:t>—</w:t>
+            </w:r>
+          </w:p>
+        </w:tc>
+        <w:tc>
+          <w:tcPr>
+            <w:tcW w:type="dxa" w:w="1417"/>
+          </w:tcPr>
+          <w:p>
+            <w:r>
+              <w:rPr>
+                <w:rFonts w:ascii="宋体" w:hAnsi="宋体" w:eastAsia="宋体"/>
+                <w:sz w:val="18"/>
+              </w:rPr>
+              <w:t>—</w:t>
+            </w:r>
+          </w:p>
+        </w:tc>
+        <w:tc>
+          <w:tcPr>
+            <w:tcW w:type="dxa" w:w="1587"/>
+          </w:tcPr>
+          <w:p>
+            <w:r>
+              <w:rPr>
+                <w:rFonts w:ascii="宋体" w:hAnsi="宋体" w:eastAsia="宋体"/>
+                <w:sz w:val="18"/>
+              </w:rPr>
+              <w:t>当前有效版本为空</w:t>
+            </w:r>
+          </w:p>
+        </w:tc>
+        <w:tc>
+          <w:tcPr>
+            <w:tcW w:type="dxa" w:w="680"/>
+          </w:tcPr>
+          <w:p>
+            <w:r>
+              <w:rPr>
+                <w:rFonts w:ascii="宋体" w:hAnsi="宋体" w:eastAsia="宋体"/>
+                <w:sz w:val="18"/>
+              </w:rPr>
+              <w:t>否</w:t>
+            </w:r>
+          </w:p>
+        </w:tc>
+        <w:tc>
+          <w:tcPr>
+            <w:tcW w:type="dxa" w:w="907"/>
+          </w:tcPr>
+          <w:p>
+            <w:r>
+              <w:rPr>
+                <w:rFonts w:ascii="宋体" w:hAnsi="宋体" w:eastAsia="宋体"/>
+                <w:sz w:val="18"/>
+              </w:rPr>
+              <w:t>—</w:t>
+            </w:r>
+          </w:p>
+        </w:tc>
+      </w:tr>
+      <w:tr>
+        <w:tc>
+          <w:tcPr>
+            <w:tcW w:type="dxa" w:w="454"/>
+          </w:tcPr>
+          <w:p>
+            <w:r>
+              <w:rPr>
+                <w:rFonts w:ascii="宋体" w:hAnsi="宋体" w:eastAsia="宋体"/>
+                <w:sz w:val="18"/>
+              </w:rPr>
+              <w:t>5</w:t>
+            </w:r>
+          </w:p>
+        </w:tc>
+        <w:tc>
+          <w:tcPr>
+            <w:tcW w:type="dxa" w:w="1134"/>
+          </w:tcPr>
+          <w:p>
+            <w:r>
+              <w:rPr>
+                <w:rFonts w:ascii="宋体" w:hAnsi="宋体" w:eastAsia="宋体"/>
+                <w:sz w:val="18"/>
+              </w:rPr>
+              <w:t>学制</w:t>
+            </w:r>
+          </w:p>
+        </w:tc>
+        <w:tc>
+          <w:tcPr>
+            <w:tcW w:type="dxa" w:w="1247"/>
+          </w:tcPr>
+          <w:p>
+            <w:r>
+              <w:rPr>
+                <w:rFonts w:ascii="宋体" w:hAnsi="宋体" w:eastAsia="宋体"/>
+                <w:sz w:val="18"/>
+              </w:rPr>
+              <w:t>Duration</w:t>
+            </w:r>
+          </w:p>
+        </w:tc>
+        <w:tc>
+          <w:tcPr>
+            <w:tcW w:type="dxa" w:w="680"/>
+          </w:tcPr>
+          <w:p>
+            <w:r>
+              <w:rPr>
+                <w:rFonts w:ascii="宋体" w:hAnsi="宋体" w:eastAsia="宋体"/>
+                <w:sz w:val="18"/>
+              </w:rPr>
+              <w:t>只读</w:t>
+            </w:r>
+          </w:p>
+        </w:tc>
+        <w:tc>
+          <w:tcPr>
+            <w:tcW w:type="dxa" w:w="397"/>
+          </w:tcPr>
+          <w:p>
+            <w:r>
+              <w:rPr>
+                <w:rFonts w:ascii="宋体" w:hAnsi="宋体" w:eastAsia="宋体"/>
+                <w:sz w:val="18"/>
+              </w:rPr>
+              <w:t>—</w:t>
+            </w:r>
+          </w:p>
+        </w:tc>
+        <w:tc>
+          <w:tcPr>
+            <w:tcW w:type="dxa" w:w="1417"/>
+          </w:tcPr>
+          <w:p>
+            <w:r>
+              <w:rPr>
+                <w:rFonts w:ascii="宋体" w:hAnsi="宋体" w:eastAsia="宋体"/>
+                <w:sz w:val="18"/>
+              </w:rPr>
+              <w:t>—</w:t>
+            </w:r>
+          </w:p>
+        </w:tc>
+        <w:tc>
+          <w:tcPr>
+            <w:tcW w:type="dxa" w:w="1587"/>
+          </w:tcPr>
+          <w:p>
+            <w:r>
+              <w:rPr>
+                <w:rFonts w:ascii="宋体" w:hAnsi="宋体" w:eastAsia="宋体"/>
+                <w:sz w:val="18"/>
+              </w:rPr>
+              <w:t>—</w:t>
+            </w:r>
+          </w:p>
+        </w:tc>
+        <w:tc>
+          <w:tcPr>
+            <w:tcW w:type="dxa" w:w="680"/>
+          </w:tcPr>
+          <w:p>
+            <w:r>
+              <w:rPr>
+                <w:rFonts w:ascii="宋体" w:hAnsi="宋体" w:eastAsia="宋体"/>
+                <w:sz w:val="18"/>
+              </w:rPr>
+              <w:t>否</w:t>
+            </w:r>
+          </w:p>
+        </w:tc>
+        <w:tc>
+          <w:tcPr>
+            <w:tcW w:type="dxa" w:w="907"/>
+          </w:tcPr>
+          <w:p>
+            <w:r>
+              <w:rPr>
+                <w:rFonts w:ascii="宋体" w:hAnsi="宋体" w:eastAsia="宋体"/>
+                <w:sz w:val="18"/>
+              </w:rPr>
+              <w:t>4 年</w:t>
+            </w:r>
+          </w:p>
+        </w:tc>
+      </w:tr>
+      <w:tr>
+        <w:tc>
+          <w:tcPr>
+            <w:tcW w:type="dxa" w:w="454"/>
+          </w:tcPr>
+          <w:p>
+            <w:r>
+              <w:rPr>
+                <w:rFonts w:ascii="宋体" w:hAnsi="宋体" w:eastAsia="宋体"/>
+                <w:sz w:val="18"/>
+              </w:rPr>
+              <w:t>6</w:t>
+            </w:r>
+          </w:p>
+        </w:tc>
+        <w:tc>
+          <w:tcPr>
+            <w:tcW w:type="dxa" w:w="1134"/>
+          </w:tcPr>
+          <w:p>
+            <w:r>
+              <w:rPr>
+                <w:rFonts w:ascii="宋体" w:hAnsi="宋体" w:eastAsia="宋体"/>
+                <w:sz w:val="18"/>
+              </w:rPr>
+              <w:t>授予学位</w:t>
+            </w:r>
+          </w:p>
+        </w:tc>
+        <w:tc>
+          <w:tcPr>
+            <w:tcW w:type="dxa" w:w="1247"/>
+          </w:tcPr>
+          <w:p>
+            <w:r>
+              <w:rPr>
+                <w:rFonts w:ascii="宋体" w:hAnsi="宋体" w:eastAsia="宋体"/>
+                <w:sz w:val="18"/>
+              </w:rPr>
+              <w:t>Degree Awarded</w:t>
+            </w:r>
+          </w:p>
+        </w:tc>
+        <w:tc>
+          <w:tcPr>
+            <w:tcW w:type="dxa" w:w="680"/>
+          </w:tcPr>
+          <w:p>
+            <w:r>
+              <w:rPr>
+                <w:rFonts w:ascii="宋体" w:hAnsi="宋体" w:eastAsia="宋体"/>
+                <w:sz w:val="18"/>
+              </w:rPr>
+              <w:t>只读</w:t>
+            </w:r>
+          </w:p>
+        </w:tc>
+        <w:tc>
+          <w:tcPr>
+            <w:tcW w:type="dxa" w:w="397"/>
+          </w:tcPr>
+          <w:p>
+            <w:r>
+              <w:rPr>
+                <w:rFonts w:ascii="宋体" w:hAnsi="宋体" w:eastAsia="宋体"/>
+                <w:sz w:val="18"/>
+              </w:rPr>
+              <w:t>—</w:t>
+            </w:r>
+          </w:p>
+        </w:tc>
+        <w:tc>
+          <w:tcPr>
+            <w:tcW w:type="dxa" w:w="1417"/>
+          </w:tcPr>
+          <w:p>
+            <w:r>
+              <w:rPr>
+                <w:rFonts w:ascii="宋体" w:hAnsi="宋体" w:eastAsia="宋体"/>
+                <w:sz w:val="18"/>
+              </w:rPr>
+              <w:t>—</w:t>
+            </w:r>
+          </w:p>
+        </w:tc>
+        <w:tc>
+          <w:tcPr>
+            <w:tcW w:type="dxa" w:w="1587"/>
+          </w:tcPr>
+          <w:p>
+            <w:r>
+              <w:rPr>
+                <w:rFonts w:ascii="宋体" w:hAnsi="宋体" w:eastAsia="宋体"/>
+                <w:sz w:val="18"/>
+              </w:rPr>
+              <w:t>—</w:t>
+            </w:r>
+          </w:p>
+        </w:tc>
+        <w:tc>
+          <w:tcPr>
+            <w:tcW w:type="dxa" w:w="680"/>
+          </w:tcPr>
+          <w:p>
+            <w:r>
+              <w:rPr>
+                <w:rFonts w:ascii="宋体" w:hAnsi="宋体" w:eastAsia="宋体"/>
+                <w:sz w:val="18"/>
+              </w:rPr>
+              <w:t>是</w:t>
+            </w:r>
+          </w:p>
+        </w:tc>
+        <w:tc>
+          <w:tcPr>
+            <w:tcW w:type="dxa" w:w="907"/>
+          </w:tcPr>
+          <w:p>
+            <w:r>
+              <w:rPr>
+                <w:rFonts w:ascii="宋体" w:hAnsi="宋体" w:eastAsia="宋体"/>
+                <w:sz w:val="18"/>
+              </w:rPr>
+              <w:t>经济学学士</w:t>
             </w:r>
           </w:p>
         </w:tc>
@@ -8470,6 +9366,67 @@
     </w:p>
     <w:p/>
     <w:p>
+      <w:r>
+        <w:rPr>
+          <w:rFonts w:ascii="宋体" w:hAnsi="宋体" w:eastAsia="宋体"/>
+          <w:b/>
+          <w:sz w:val="22"/>
+        </w:rPr>
+        <w:t>6、功能按钮——保存（英文名称：Save）</w:t>
+      </w:r>
+    </w:p>
+    <w:p>
+      <w:r>
+        <w:rPr>
+          <w:rFonts w:ascii="宋体" w:hAnsi="宋体" w:eastAsia="宋体"/>
+          <w:b w:val="0"/>
+          <w:sz w:val="22"/>
+        </w:rPr>
+        <w:t>a. 功能说明（描述、业务的事件交互、备注信息等）：</w:t>
+      </w:r>
+    </w:p>
+    <w:p>
+      <w:r>
+        <w:rPr>
+          <w:rFonts w:ascii="宋体" w:hAnsi="宋体" w:eastAsia="宋体"/>
+          <w:b w:val="0"/>
+          <w:sz w:val="22"/>
+        </w:rPr>
+        <w:t>· 描述：保存当前三 TAB 编辑内容，需二次确认后返回来源列表。</w:t>
+      </w:r>
+    </w:p>
+    <w:p>
+      <w:r>
+        <w:rPr>
+          <w:rFonts w:ascii="宋体" w:hAnsi="宋体" w:eastAsia="宋体"/>
+          <w:b w:val="0"/>
+          <w:sz w:val="22"/>
+        </w:rPr>
+        <w:t>· 业务的事件交互：编辑页点击「保存」→ modal-save-version 确认 → 写入对应 Store → 返回列表。</w:t>
+      </w:r>
+    </w:p>
+    <w:p>
+      <w:r>
+        <w:rPr>
+          <w:rFonts w:ascii="宋体" w:hAnsi="宋体" w:eastAsia="宋体"/>
+          <w:b w:val="0"/>
+          <w:sz w:val="22"/>
+        </w:rPr>
+        <w:t>· 备注信息（校验规则补充、其他说明等）：版本/变更/执行计划按场景区分提示文案；顶栏信息条不含毕业总学分（毕业总学分仅在 TAB1 chips 展示）。</w:t>
+      </w:r>
+    </w:p>
+    <w:p>
+      <w:r>
+        <w:rPr>
+          <w:rFonts w:ascii="宋体" w:hAnsi="宋体" w:eastAsia="宋体"/>
+          <w:b w:val="0"/>
+          <w:sz w:val="22"/>
+        </w:rPr>
+        <w:t>b. 下钻页面说明（备注说明）：弹窗 modal-save-version；确认后 goPage(versionEditReturnPage)。</w:t>
+      </w:r>
+    </w:p>
+    <w:p/>
+    <w:p>
       <w:pPr>
         <w:pStyle w:val="Heading4"/>
       </w:pPr>
@@ -8743,7 +9700,7 @@
                 <w:rFonts w:ascii="宋体" w:hAnsi="宋体" w:eastAsia="宋体"/>
                 <w:sz w:val="21"/>
               </w:rPr>
-              <w:t>提交后写入 APPROVAL_QUEUE；Review 更新 stages；末级 Approve → status=approved 并 syncVersionEndBatches；Reject/Update Required → status=rejected。</w:t>
+              <w:t>提交后写入 APPROVAL_QUEUE；Review 更新 stages；末级 Approve → status=approved 并 syncVersionEndBatches；Reject/Update Required → status=rejected。总学分列动态取 VERSION_CONTENT_STORE 分类树一级最低学分合计（同 TAB1「毕业总学分」chip）。</w:t>
             </w:r>
           </w:p>
         </w:tc>
@@ -12198,7 +13155,7 @@
                 <w:rFonts w:ascii="宋体" w:hAnsi="宋体" w:eastAsia="宋体"/>
                 <w:sz w:val="21"/>
               </w:rPr>
-              <w:t>变更提交后进入审批队列；Approve 通过后覆盖版本内容；Reject/Update Required 退回。</w:t>
+              <w:t>变更提交后进入审批队列；Approve 通过后覆盖版本内容；Reject/Update Required 退回。总学分列取 CHANGE_CONTENT_STORE 或目标版本快照的分类树毕业总学分。</w:t>
             </w:r>
           </w:p>
         </w:tc>
@@ -12588,7 +13545,7 @@
         <w:rPr>
           <w:rFonts w:ascii="黑体" w:hAnsi="黑体" w:eastAsia="黑体"/>
         </w:rPr>
-        <w:t>2.2.3 执行计划（英文名称：Execution Plan）（需求确认状态：已确认）</w:t>
+        <w:t>2.2.3 专业批次执行计划（英文名称：Programme Intake Execution Plan）（需求确认状态：已确认）</w:t>
       </w:r>
     </w:p>
     <w:p>
@@ -12598,7 +13555,7 @@
           <w:b w:val="0"/>
           <w:sz w:val="22"/>
         </w:rPr>
-        <w:t>模块介绍：基于已审批版本，按专业+入学批次生成执行计划副本；微调开课学期；提交后锁定；已开课不可撤回。</w:t>
+        <w:t>模块介绍：按入学批次从已审批方案版本复制生成独立执行计划；各批次单独编辑保存，不回写方案版本管理；方案版本变更审批通过后不影响已生成副本；提交后锁定，已开课不可撤回。</w:t>
       </w:r>
     </w:p>
     <w:p>
@@ -12609,7 +13566,7 @@
         <w:rPr>
           <w:rFonts w:ascii="黑体" w:hAnsi="黑体" w:eastAsia="黑体"/>
         </w:rPr>
-        <w:t>2.2.3.1 批次执行计划（英文名称：Programme Intake Execution Plan）（需求确认状态：已确认）</w:t>
+        <w:t>2.2.3.1 专业批次执行计划（英文名称：Programme Intake Execution Plan）（需求确认状态：已确认）</w:t>
       </w:r>
     </w:p>
     <w:p>
@@ -12695,7 +13652,7 @@
                 <w:rFonts w:ascii="宋体" w:hAnsi="宋体" w:eastAsia="宋体"/>
                 <w:sz w:val="21"/>
               </w:rPr>
-              <w:t>管理各专业入学批次执行计划；从 approved 版本自动匹配复制；支持生成、编辑、提交、撤回、删除及批量操作。</w:t>
+              <w:t>管理各专业入学批次执行计划；从 approved 版本自动匹配并深拷贝至 EXEC_CONTENT_STORE；各批次数据独立（如编辑 2026/02 不影响 2025/09）；支持生成、编辑、提交、撤回、删除及批量操作。</w:t>
             </w:r>
           </w:p>
         </w:tc>
@@ -12755,7 +13712,7 @@
                 <w:rFonts w:ascii="宋体" w:hAnsi="宋体" w:eastAsia="宋体"/>
                 <w:sz w:val="21"/>
               </w:rPr>
-              <w:t>勾选框、专业代码、专业、专业批次、学院、入学批次、开课状态、是否提交、操作。</w:t>
+              <w:t>勾选框、专业代码、专业、专业批次、学院（School）、入学批次、总学分、开课状态、是否提交、操作。</w:t>
             </w:r>
           </w:p>
         </w:tc>
@@ -12875,7 +13832,7 @@
                 <w:rFonts w:ascii="宋体" w:hAnsi="宋体" w:eastAsia="宋体"/>
                 <w:sz w:val="21"/>
               </w:rPr>
-              <w:t>选专业+入学批次 → 自动匹配 approved 版本 → 复制 EXEC_CONTENT_STORE → draft → 提交 isLocked=true。</w:t>
+              <w:t>选专业+入学批次 → 自动匹配 approved 版本 → initExecContentStore 深拷贝至 EXEC_CONTENT_STORE[planId] → 编辑仅写入当前 planId，不回写 VERSION_CONTENT_STORE → 提交 isLocked=true。总学分列取当前批次 EXEC_CONTENT_STORE 分类树毕业总学分。</w:t>
             </w:r>
           </w:p>
         </w:tc>
@@ -12906,7 +13863,7 @@
                 <w:rFonts w:ascii="宋体" w:hAnsi="宋体" w:eastAsia="宋体"/>
                 <w:sz w:val="21"/>
               </w:rPr>
-              <w:t>存在覆盖批次的 approved 版本；同专业同批次不可重复。</w:t>
+              <w:t>存在覆盖批次的 approved 版本；同专业同入学批次不可重复生成。</w:t>
             </w:r>
           </w:p>
         </w:tc>
@@ -12937,7 +13894,7 @@
                 <w:rFonts w:ascii="宋体" w:hAnsi="宋体" w:eastAsia="宋体"/>
                 <w:sz w:val="21"/>
               </w:rPr>
-              <w:t>执行计划独立副本；版本引用数来源。</w:t>
+              <w:t>执行计划独立副本，不受后续版本变更影响；版本引用数统计来源；开课数据来源。</w:t>
             </w:r>
           </w:p>
         </w:tc>
@@ -12997,7 +13954,7 @@
                 <w:rFonts w:ascii="宋体" w:hAnsi="宋体" w:eastAsia="宋体"/>
                 <w:sz w:val="21"/>
               </w:rPr>
-              <w:t>【批次执行计划】→ 生成 → 编辑三 TAB → 提交 → 开课。</w:t>
+              <w:t>【专业批次执行计划】→ 生成 → 编辑三 TAB → 保存（确认返回）→ 提交 → 开课。</w:t>
             </w:r>
           </w:p>
         </w:tc>
@@ -13917,6 +14874,67 @@
     </w:p>
     <w:p/>
     <w:p>
+      <w:r>
+        <w:rPr>
+          <w:rFonts w:ascii="宋体" w:hAnsi="宋体" w:eastAsia="宋体"/>
+          <w:b/>
+          <w:sz w:val="22"/>
+        </w:rPr>
+        <w:t>5、功能按钮——编辑/查看（英文名称：Edit / View）</w:t>
+      </w:r>
+    </w:p>
+    <w:p>
+      <w:r>
+        <w:rPr>
+          <w:rFonts w:ascii="宋体" w:hAnsi="宋体" w:eastAsia="宋体"/>
+          <w:b w:val="0"/>
+          <w:sz w:val="22"/>
+        </w:rPr>
+        <w:t>a. 功能说明（描述、业务的事件交互、备注信息等）：</w:t>
+      </w:r>
+    </w:p>
+    <w:p>
+      <w:r>
+        <w:rPr>
+          <w:rFonts w:ascii="宋体" w:hAnsi="宋体" w:eastAsia="宋体"/>
+          <w:b w:val="0"/>
+          <w:sz w:val="22"/>
+        </w:rPr>
+        <w:t>· 描述：进入三 TAB 编辑或只读查看当前批次执行计划副本。</w:t>
+      </w:r>
+    </w:p>
+    <w:p>
+      <w:r>
+        <w:rPr>
+          <w:rFonts w:ascii="宋体" w:hAnsi="宋体" w:eastAsia="宋体"/>
+          <w:b w:val="0"/>
+          <w:sz w:val="22"/>
+        </w:rPr>
+        <w:t>· 业务的事件交互：行内「编辑」/「查看」→ page-version-edit 执行计划模式。</w:t>
+      </w:r>
+    </w:p>
+    <w:p>
+      <w:r>
+        <w:rPr>
+          <w:rFonts w:ascii="宋体" w:hAnsi="宋体" w:eastAsia="宋体"/>
+          <w:b w:val="0"/>
+          <w:sz w:val="22"/>
+        </w:rPr>
+        <w:t>· 备注信息（校验规则补充、其他说明等）：保存不回写方案版本管理；横幅说明数据隔离规则。</w:t>
+      </w:r>
+    </w:p>
+    <w:p>
+      <w:r>
+        <w:rPr>
+          <w:rFonts w:ascii="宋体" w:hAnsi="宋体" w:eastAsia="宋体"/>
+          <w:b w:val="0"/>
+          <w:sz w:val="22"/>
+        </w:rPr>
+        <w:t>b. 下钻页面说明（备注说明）：共用 page-version-edit；横幅 exec-edit-banner。</w:t>
+      </w:r>
+    </w:p>
+    <w:p/>
+    <w:p>
       <w:pPr>
         <w:pStyle w:val="Heading3"/>
       </w:pPr>
@@ -13934,7 +14952,7 @@
           <w:b w:val="0"/>
           <w:sz w:val="22"/>
         </w:rPr>
-        <w:t>模块介绍：按学院→专业→年份→入学批次统计 CLO 的 Bloom 分布及 CLO→PLO 对齐贡献。</w:t>
+        <w:t>模块介绍：按学院→专业→年份→入学批次统计 CLO 的 Bloom 分布。（Alignment Charts 已移除，暂不提供）</w:t>
       </w:r>
     </w:p>
     <w:p>
@@ -14458,540 +15476,6 @@
           <w:sz w:val="22"/>
         </w:rPr>
         <w:t>· 备注信息（校验规则补充、其他说明等）：原型 alert 占位。</w:t>
-      </w:r>
-    </w:p>
-    <w:p>
-      <w:r>
-        <w:rPr>
-          <w:rFonts w:ascii="宋体" w:hAnsi="宋体" w:eastAsia="宋体"/>
-          <w:b w:val="0"/>
-          <w:sz w:val="22"/>
-        </w:rPr>
-        <w:t>b. 下钻页面说明（备注说明）：无下钻页面。</w:t>
-      </w:r>
-    </w:p>
-    <w:p/>
-    <w:p>
-      <w:pPr>
-        <w:pStyle w:val="Heading4"/>
-      </w:pPr>
-      <w:r>
-        <w:rPr>
-          <w:rFonts w:ascii="黑体" w:hAnsi="黑体" w:eastAsia="黑体"/>
-        </w:rPr>
-        <w:t>2.2.4.2 Alignment Charts（英文名：Alignment Charts）（需求确认状态：已确认）</w:t>
-      </w:r>
-    </w:p>
-    <w:p>
-      <w:r>
-        <w:rPr>
-          <w:rFonts w:ascii="宋体" w:hAnsi="宋体" w:eastAsia="宋体"/>
-          <w:b/>
-          <w:sz w:val="22"/>
-        </w:rPr>
-        <w:t>菜单介绍</w:t>
-      </w:r>
-    </w:p>
-    <w:tbl>
-      <w:tblPr>
-        <w:tblW w:type="auto" w:w="0"/>
-        <w:tblLook w:firstColumn="1" w:firstRow="1" w:lastColumn="0" w:lastRow="0" w:noHBand="0" w:noVBand="1" w:val="04A0"/>
-        <w:tblBorders>
-          <w:top w:val="single" w:sz="4" w:space="0" w:color="000000"/>
-          <w:left w:val="single" w:sz="4" w:space="0" w:color="000000"/>
-          <w:bottom w:val="single" w:sz="4" w:space="0" w:color="000000"/>
-          <w:right w:val="single" w:sz="4" w:space="0" w:color="000000"/>
-          <w:insideH w:val="single" w:sz="4" w:space="0" w:color="000000"/>
-          <w:insideV w:val="single" w:sz="4" w:space="0" w:color="000000"/>
-        </w:tblBorders>
-      </w:tblPr>
-      <w:tblGrid>
-        <w:gridCol w:w="4536"/>
-        <w:gridCol w:w="4536"/>
-      </w:tblGrid>
-      <w:tr>
-        <w:tc>
-          <w:tcPr>
-            <w:tcW w:type="dxa" w:w="2268"/>
-          </w:tcPr>
-          <w:p>
-            <w:r>
-              <w:rPr>
-                <w:rFonts w:ascii="宋体" w:hAnsi="宋体" w:eastAsia="宋体"/>
-                <w:b/>
-                <w:sz w:val="21"/>
-              </w:rPr>
-              <w:t>菜单介绍</w:t>
-            </w:r>
-          </w:p>
-        </w:tc>
-        <w:tc>
-          <w:tcPr>
-            <w:tcW w:type="dxa" w:w="6803"/>
-          </w:tcPr>
-          <w:p>
-            <w:r>
-              <w:rPr>
-                <w:rFonts w:ascii="宋体" w:hAnsi="宋体" w:eastAsia="宋体"/>
-                <w:sz w:val="21"/>
-              </w:rPr>
-            </w:r>
-          </w:p>
-        </w:tc>
-      </w:tr>
-      <w:tr>
-        <w:tc>
-          <w:tcPr>
-            <w:tcW w:type="dxa" w:w="2268"/>
-          </w:tcPr>
-          <w:p>
-            <w:r>
-              <w:rPr>
-                <w:rFonts w:ascii="宋体" w:hAnsi="宋体" w:eastAsia="宋体"/>
-                <w:b/>
-                <w:sz w:val="21"/>
-              </w:rPr>
-              <w:t>菜单内容简介</w:t>
-            </w:r>
-          </w:p>
-        </w:tc>
-        <w:tc>
-          <w:tcPr>
-            <w:tcW w:type="dxa" w:w="6803"/>
-          </w:tcPr>
-          <w:p>
-            <w:r>
-              <w:rPr>
-                <w:rFonts w:ascii="宋体" w:hAnsi="宋体" w:eastAsia="宋体"/>
-                <w:sz w:val="21"/>
-              </w:rPr>
-              <w:t>CLO→PLO 贡献表（PLO1–PLO11）、Bloom Domain 行、贡献折线图。</w:t>
-            </w:r>
-          </w:p>
-        </w:tc>
-      </w:tr>
-    </w:tbl>
-    <w:p/>
-    <w:p>
-      <w:r>
-        <w:rPr>
-          <w:rFonts w:ascii="宋体" w:hAnsi="宋体" w:eastAsia="宋体"/>
-          <w:b/>
-          <w:sz w:val="22"/>
-        </w:rPr>
-        <w:t>页面展示字段信息</w:t>
-      </w:r>
-    </w:p>
-    <w:tbl>
-      <w:tblPr>
-        <w:tblW w:type="auto" w:w="0"/>
-        <w:tblLook w:firstColumn="1" w:firstRow="1" w:lastColumn="0" w:lastRow="0" w:noHBand="0" w:noVBand="1" w:val="04A0"/>
-        <w:tblBorders>
-          <w:top w:val="single" w:sz="4" w:space="0" w:color="000000"/>
-          <w:left w:val="single" w:sz="4" w:space="0" w:color="000000"/>
-          <w:bottom w:val="single" w:sz="4" w:space="0" w:color="000000"/>
-          <w:right w:val="single" w:sz="4" w:space="0" w:color="000000"/>
-          <w:insideH w:val="single" w:sz="4" w:space="0" w:color="000000"/>
-          <w:insideV w:val="single" w:sz="4" w:space="0" w:color="000000"/>
-        </w:tblBorders>
-      </w:tblPr>
-      <w:tblGrid>
-        <w:gridCol w:w="4536"/>
-        <w:gridCol w:w="4536"/>
-      </w:tblGrid>
-      <w:tr>
-        <w:tc>
-          <w:tcPr>
-            <w:tcW w:type="dxa" w:w="2268"/>
-          </w:tcPr>
-          <w:p>
-            <w:r>
-              <w:rPr>
-                <w:rFonts w:ascii="宋体" w:hAnsi="宋体" w:eastAsia="宋体"/>
-                <w:b/>
-                <w:sz w:val="21"/>
-              </w:rPr>
-              <w:t>页面展示字段信息</w:t>
-            </w:r>
-          </w:p>
-        </w:tc>
-        <w:tc>
-          <w:tcPr>
-            <w:tcW w:type="dxa" w:w="6803"/>
-          </w:tcPr>
-          <w:p>
-            <w:r>
-              <w:rPr>
-                <w:rFonts w:ascii="宋体" w:hAnsi="宋体" w:eastAsia="宋体"/>
-                <w:sz w:val="21"/>
-              </w:rPr>
-              <w:t>PLO 贡献矩阵、Domain 行、折线图。</w:t>
-            </w:r>
-          </w:p>
-        </w:tc>
-      </w:tr>
-    </w:tbl>
-    <w:p/>
-    <w:p>
-      <w:r>
-        <w:rPr>
-          <w:rFonts w:ascii="宋体" w:hAnsi="宋体" w:eastAsia="宋体"/>
-          <w:b/>
-          <w:sz w:val="22"/>
-        </w:rPr>
-        <w:t>支持查询检索的字段信息</w:t>
-      </w:r>
-    </w:p>
-    <w:tbl>
-      <w:tblPr>
-        <w:tblW w:type="auto" w:w="0"/>
-        <w:tblLook w:firstColumn="1" w:firstRow="1" w:lastColumn="0" w:lastRow="0" w:noHBand="0" w:noVBand="1" w:val="04A0"/>
-        <w:tblBorders>
-          <w:top w:val="single" w:sz="4" w:space="0" w:color="000000"/>
-          <w:left w:val="single" w:sz="4" w:space="0" w:color="000000"/>
-          <w:bottom w:val="single" w:sz="4" w:space="0" w:color="000000"/>
-          <w:right w:val="single" w:sz="4" w:space="0" w:color="000000"/>
-          <w:insideH w:val="single" w:sz="4" w:space="0" w:color="000000"/>
-          <w:insideV w:val="single" w:sz="4" w:space="0" w:color="000000"/>
-        </w:tblBorders>
-      </w:tblPr>
-      <w:tblGrid>
-        <w:gridCol w:w="4536"/>
-        <w:gridCol w:w="4536"/>
-      </w:tblGrid>
-      <w:tr>
-        <w:tc>
-          <w:tcPr>
-            <w:tcW w:type="dxa" w:w="2268"/>
-          </w:tcPr>
-          <w:p>
-            <w:r>
-              <w:rPr>
-                <w:rFonts w:ascii="宋体" w:hAnsi="宋体" w:eastAsia="宋体"/>
-                <w:b/>
-                <w:sz w:val="21"/>
-              </w:rPr>
-              <w:t>支持查询检索的字段信息</w:t>
-            </w:r>
-          </w:p>
-        </w:tc>
-        <w:tc>
-          <w:tcPr>
-            <w:tcW w:type="dxa" w:w="6803"/>
-          </w:tcPr>
-          <w:p>
-            <w:r>
-              <w:rPr>
-                <w:rFonts w:ascii="宋体" w:hAnsi="宋体" w:eastAsia="宋体"/>
-                <w:sz w:val="21"/>
-              </w:rPr>
-              <w:t>左侧树 Search。</w:t>
-            </w:r>
-          </w:p>
-        </w:tc>
-      </w:tr>
-    </w:tbl>
-    <w:p/>
-    <w:p>
-      <w:r>
-        <w:rPr>
-          <w:rFonts w:ascii="宋体" w:hAnsi="宋体" w:eastAsia="宋体"/>
-          <w:b/>
-          <w:sz w:val="22"/>
-        </w:rPr>
-        <w:t>数据前后流转关系（说明、前置条件、下游输出等）</w:t>
-      </w:r>
-    </w:p>
-    <w:tbl>
-      <w:tblPr>
-        <w:tblW w:type="auto" w:w="0"/>
-        <w:tblLook w:firstColumn="1" w:firstRow="1" w:lastColumn="0" w:lastRow="0" w:noHBand="0" w:noVBand="1" w:val="04A0"/>
-        <w:tblBorders>
-          <w:top w:val="single" w:sz="4" w:space="0" w:color="000000"/>
-          <w:left w:val="single" w:sz="4" w:space="0" w:color="000000"/>
-          <w:bottom w:val="single" w:sz="4" w:space="0" w:color="000000"/>
-          <w:right w:val="single" w:sz="4" w:space="0" w:color="000000"/>
-          <w:insideH w:val="single" w:sz="4" w:space="0" w:color="000000"/>
-          <w:insideV w:val="single" w:sz="4" w:space="0" w:color="000000"/>
-        </w:tblBorders>
-      </w:tblPr>
-      <w:tblGrid>
-        <w:gridCol w:w="4536"/>
-        <w:gridCol w:w="4536"/>
-      </w:tblGrid>
-      <w:tr>
-        <w:tc>
-          <w:tcPr>
-            <w:tcW w:type="dxa" w:w="2268"/>
-          </w:tcPr>
-          <w:p>
-            <w:r>
-              <w:rPr>
-                <w:rFonts w:ascii="宋体" w:hAnsi="宋体" w:eastAsia="宋体"/>
-                <w:b/>
-                <w:sz w:val="21"/>
-              </w:rPr>
-              <w:t>1）关系说明</w:t>
-            </w:r>
-          </w:p>
-        </w:tc>
-        <w:tc>
-          <w:tcPr>
-            <w:tcW w:type="dxa" w:w="6803"/>
-          </w:tcPr>
-          <w:p>
-            <w:r>
-              <w:rPr>
-                <w:rFonts w:ascii="宋体" w:hAnsi="宋体" w:eastAsia="宋体"/>
-                <w:sz w:val="21"/>
-              </w:rPr>
-              <w:t>读取 CLO 与 PLO 对齐关系聚合。</w:t>
-            </w:r>
-          </w:p>
-        </w:tc>
-      </w:tr>
-      <w:tr>
-        <w:tc>
-          <w:tcPr>
-            <w:tcW w:type="dxa" w:w="2268"/>
-          </w:tcPr>
-          <w:p>
-            <w:r>
-              <w:rPr>
-                <w:rFonts w:ascii="宋体" w:hAnsi="宋体" w:eastAsia="宋体"/>
-                <w:b/>
-                <w:sz w:val="21"/>
-              </w:rPr>
-              <w:t>2）前置条件</w:t>
-            </w:r>
-          </w:p>
-        </w:tc>
-        <w:tc>
-          <w:tcPr>
-            <w:tcW w:type="dxa" w:w="6803"/>
-          </w:tcPr>
-          <w:p>
-            <w:r>
-              <w:rPr>
-                <w:rFonts w:ascii="宋体" w:hAnsi="宋体" w:eastAsia="宋体"/>
-                <w:sz w:val="21"/>
-              </w:rPr>
-              <w:t>同 Bloom 统计。</w:t>
-            </w:r>
-          </w:p>
-        </w:tc>
-      </w:tr>
-      <w:tr>
-        <w:tc>
-          <w:tcPr>
-            <w:tcW w:type="dxa" w:w="2268"/>
-          </w:tcPr>
-          <w:p>
-            <w:r>
-              <w:rPr>
-                <w:rFonts w:ascii="宋体" w:hAnsi="宋体" w:eastAsia="宋体"/>
-                <w:b/>
-                <w:sz w:val="21"/>
-              </w:rPr>
-              <w:t>3）下游输出</w:t>
-            </w:r>
-          </w:p>
-        </w:tc>
-        <w:tc>
-          <w:tcPr>
-            <w:tcW w:type="dxa" w:w="6803"/>
-          </w:tcPr>
-          <w:p>
-            <w:r>
-              <w:rPr>
-                <w:rFonts w:ascii="宋体" w:hAnsi="宋体" w:eastAsia="宋体"/>
-                <w:sz w:val="21"/>
-              </w:rPr>
-              <w:t>Export（待实现）。</w:t>
-            </w:r>
-          </w:p>
-        </w:tc>
-      </w:tr>
-    </w:tbl>
-    <w:p/>
-    <w:p>
-      <w:r>
-        <w:rPr>
-          <w:rFonts w:ascii="宋体" w:hAnsi="宋体" w:eastAsia="宋体"/>
-          <w:b/>
-          <w:sz w:val="22"/>
-        </w:rPr>
-        <w:t>5、业务流关系（操作流程）</w:t>
-      </w:r>
-    </w:p>
-    <w:tbl>
-      <w:tblPr>
-        <w:tblW w:type="auto" w:w="0"/>
-        <w:tblLook w:firstColumn="1" w:firstRow="1" w:lastColumn="0" w:lastRow="0" w:noHBand="0" w:noVBand="1" w:val="04A0"/>
-        <w:tblBorders>
-          <w:top w:val="single" w:sz="4" w:space="0" w:color="000000"/>
-          <w:left w:val="single" w:sz="4" w:space="0" w:color="000000"/>
-          <w:bottom w:val="single" w:sz="4" w:space="0" w:color="000000"/>
-          <w:right w:val="single" w:sz="4" w:space="0" w:color="000000"/>
-          <w:insideH w:val="single" w:sz="4" w:space="0" w:color="000000"/>
-          <w:insideV w:val="single" w:sz="4" w:space="0" w:color="000000"/>
-        </w:tblBorders>
-      </w:tblPr>
-      <w:tblGrid>
-        <w:gridCol w:w="4536"/>
-        <w:gridCol w:w="4536"/>
-      </w:tblGrid>
-      <w:tr>
-        <w:tc>
-          <w:tcPr>
-            <w:tcW w:type="dxa" w:w="2268"/>
-          </w:tcPr>
-          <w:p>
-            <w:r>
-              <w:rPr>
-                <w:rFonts w:ascii="宋体" w:hAnsi="宋体" w:eastAsia="宋体"/>
-                <w:b/>
-                <w:sz w:val="21"/>
-              </w:rPr>
-              <w:t>5、业务流关系（操作流程）</w:t>
-            </w:r>
-          </w:p>
-        </w:tc>
-        <w:tc>
-          <w:tcPr>
-            <w:tcW w:type="dxa" w:w="6803"/>
-          </w:tcPr>
-          <w:p>
-            <w:r>
-              <w:rPr>
-                <w:rFonts w:ascii="宋体" w:hAnsi="宋体" w:eastAsia="宋体"/>
-                <w:sz w:val="21"/>
-              </w:rPr>
-              <w:t>进入页面 → 选树节点 → 查看对齐表。</w:t>
-            </w:r>
-          </w:p>
-        </w:tc>
-      </w:tr>
-    </w:tbl>
-    <w:p/>
-    <w:p>
-      <w:r>
-        <w:rPr>
-          <w:rFonts w:ascii="宋体" w:hAnsi="宋体" w:eastAsia="宋体"/>
-          <w:b/>
-          <w:sz w:val="22"/>
-        </w:rPr>
-        <w:t>6、原型参考链接</w:t>
-      </w:r>
-    </w:p>
-    <w:tbl>
-      <w:tblPr>
-        <w:tblW w:type="auto" w:w="0"/>
-        <w:tblLook w:firstColumn="1" w:firstRow="1" w:lastColumn="0" w:lastRow="0" w:noHBand="0" w:noVBand="1" w:val="04A0"/>
-        <w:tblBorders>
-          <w:top w:val="single" w:sz="4" w:space="0" w:color="000000"/>
-          <w:left w:val="single" w:sz="4" w:space="0" w:color="000000"/>
-          <w:bottom w:val="single" w:sz="4" w:space="0" w:color="000000"/>
-          <w:right w:val="single" w:sz="4" w:space="0" w:color="000000"/>
-          <w:insideH w:val="single" w:sz="4" w:space="0" w:color="000000"/>
-          <w:insideV w:val="single" w:sz="4" w:space="0" w:color="000000"/>
-        </w:tblBorders>
-      </w:tblPr>
-      <w:tblGrid>
-        <w:gridCol w:w="4536"/>
-        <w:gridCol w:w="4536"/>
-      </w:tblGrid>
-      <w:tr>
-        <w:tc>
-          <w:tcPr>
-            <w:tcW w:type="dxa" w:w="2268"/>
-          </w:tcPr>
-          <w:p>
-            <w:r>
-              <w:rPr>
-                <w:rFonts w:ascii="宋体" w:hAnsi="宋体" w:eastAsia="宋体"/>
-                <w:b/>
-                <w:sz w:val="21"/>
-              </w:rPr>
-              <w:t>6、原型参考链接</w:t>
-            </w:r>
-          </w:p>
-        </w:tc>
-        <w:tc>
-          <w:tcPr>
-            <w:tcW w:type="dxa" w:w="6803"/>
-          </w:tcPr>
-          <w:p>
-            <w:r>
-              <w:rPr>
-                <w:rFonts w:ascii="宋体" w:hAnsi="宋体" w:eastAsia="宋体"/>
-                <w:sz w:val="21"/>
-              </w:rPr>
-              <w:t>prototype/index.html#page-stats-alignment（侧栏暂未挂菜单，待确认）</w:t>
-            </w:r>
-          </w:p>
-        </w:tc>
-      </w:tr>
-    </w:tbl>
-    <w:p/>
-    <w:p>
-      <w:r>
-        <w:rPr>
-          <w:rFonts w:ascii="宋体" w:hAnsi="宋体" w:eastAsia="宋体"/>
-          <w:b/>
-          <w:sz w:val="22"/>
-        </w:rPr>
-        <w:t>（3）菜单功能清单</w:t>
-      </w:r>
-    </w:p>
-    <w:p>
-      <w:r>
-        <w:rPr>
-          <w:rFonts w:ascii="宋体" w:hAnsi="宋体" w:eastAsia="宋体"/>
-          <w:b/>
-          <w:sz w:val="22"/>
-        </w:rPr>
-        <w:t>1、功能按钮——Export（英文名称：Export）</w:t>
-      </w:r>
-    </w:p>
-    <w:p>
-      <w:r>
-        <w:rPr>
-          <w:rFonts w:ascii="宋体" w:hAnsi="宋体" w:eastAsia="宋体"/>
-          <w:b w:val="0"/>
-          <w:sz w:val="22"/>
-        </w:rPr>
-        <w:t>a. 功能说明（描述、业务的事件交互、备注信息等）：</w:t>
-      </w:r>
-    </w:p>
-    <w:p>
-      <w:r>
-        <w:rPr>
-          <w:rFonts w:ascii="宋体" w:hAnsi="宋体" w:eastAsia="宋体"/>
-          <w:b w:val="0"/>
-          <w:sz w:val="22"/>
-        </w:rPr>
-        <w:t>· 描述：导出对齐数据。</w:t>
-      </w:r>
-    </w:p>
-    <w:p>
-      <w:r>
-        <w:rPr>
-          <w:rFonts w:ascii="宋体" w:hAnsi="宋体" w:eastAsia="宋体"/>
-          <w:b w:val="0"/>
-          <w:sz w:val="22"/>
-        </w:rPr>
-        <w:t>· 业务的事件交互：点击 Export。</w:t>
-      </w:r>
-    </w:p>
-    <w:p>
-      <w:r>
-        <w:rPr>
-          <w:rFonts w:ascii="宋体" w:hAnsi="宋体" w:eastAsia="宋体"/>
-          <w:b w:val="0"/>
-          <w:sz w:val="22"/>
-        </w:rPr>
-        <w:t>· 备注信息（校验规则补充、其他说明等）：原型占位。</w:t>
       </w:r>
     </w:p>
     <w:p>
@@ -15883,7 +16367,51 @@
                 <w:rFonts w:ascii="宋体" w:hAnsi="宋体" w:eastAsia="宋体"/>
                 <w:sz w:val="18"/>
               </w:rPr>
-              <w:t>执行计划</w:t>
+              <w:t>专业批次执行计划</w:t>
+            </w:r>
+          </w:p>
+        </w:tc>
+      </w:tr>
+      <w:tr>
+        <w:tc>
+          <w:tcPr>
+            <w:tcW w:type="dxa" w:w="1984"/>
+          </w:tcPr>
+          <w:p>
+            <w:r>
+              <w:rPr>
+                <w:rFonts w:ascii="宋体" w:hAnsi="宋体" w:eastAsia="宋体"/>
+                <w:sz w:val="18"/>
+              </w:rPr>
+              <w:t>EXEC_CONTENT_STORE</w:t>
+            </w:r>
+          </w:p>
+        </w:tc>
+        <w:tc>
+          <w:tcPr>
+            <w:tcW w:type="dxa" w:w="3685"/>
+          </w:tcPr>
+          <w:p>
+            <w:r>
+              <w:rPr>
+                <w:rFonts w:ascii="宋体" w:hAnsi="宋体" w:eastAsia="宋体"/>
+                <w:sz w:val="18"/>
+              </w:rPr>
+              <w:t>classificationTree, programCourses, electiveSemesterRequirements</w:t>
+            </w:r>
+          </w:p>
+        </w:tc>
+        <w:tc>
+          <w:tcPr>
+            <w:tcW w:type="dxa" w:w="3402"/>
+          </w:tcPr>
+          <w:p>
+            <w:r>
+              <w:rPr>
+                <w:rFonts w:ascii="宋体" w:hAnsi="宋体" w:eastAsia="宋体"/>
+                <w:sz w:val="18"/>
+              </w:rPr>
+              <w:t>各批次执行计划独立副本</w:t>
             </w:r>
           </w:p>
         </w:tc>
@@ -15986,7 +16514,7 @@
         <w:rPr>
           <w:rFonts w:ascii="黑体" w:hAnsi="黑体" w:eastAsia="黑体"/>
         </w:rPr>
-        <w:t>附录 B：原型占位功能（正式开发需实现）</w:t>
+        <w:t>附录 B：数据隔离规则</w:t>
       </w:r>
     </w:p>
     <w:tbl>
@@ -16010,7 +16538,7 @@
       <w:tr>
         <w:tc>
           <w:tcPr>
-            <w:tcW w:type="dxa" w:w="2268"/>
+            <w:tcW w:type="dxa" w:w="2551"/>
           </w:tcPr>
           <w:p>
             <w:pPr>
@@ -16022,13 +16550,13 @@
                 <w:b/>
                 <w:sz w:val="18"/>
               </w:rPr>
-              <w:t>功能</w:t>
-            </w:r>
-          </w:p>
-        </w:tc>
-        <w:tc>
-          <w:tcPr>
-            <w:tcW w:type="dxa" w:w="3969"/>
+              <w:t>场景</w:t>
+            </w:r>
+          </w:p>
+        </w:tc>
+        <w:tc>
+          <w:tcPr>
+            <w:tcW w:type="dxa" w:w="3118"/>
           </w:tcPr>
           <w:p>
             <w:pPr>
@@ -16040,13 +16568,13 @@
                 <w:b/>
                 <w:sz w:val="18"/>
               </w:rPr>
-              <w:t>当前原型行为</w:t>
-            </w:r>
-          </w:p>
-        </w:tc>
-        <w:tc>
-          <w:tcPr>
-            <w:tcW w:type="dxa" w:w="1134"/>
+              <w:t>写入 Store</w:t>
+            </w:r>
+          </w:p>
+        </w:tc>
+        <w:tc>
+          <w:tcPr>
+            <w:tcW w:type="dxa" w:w="2835"/>
           </w:tcPr>
           <w:p>
             <w:pPr>
@@ -16058,7 +16586,7 @@
                 <w:b/>
                 <w:sz w:val="18"/>
               </w:rPr>
-              <w:t>优先级</w:t>
+              <w:t>是否影响其他数据</w:t>
             </w:r>
           </w:p>
         </w:tc>
@@ -16066,43 +16594,43 @@
       <w:tr>
         <w:tc>
           <w:tcPr>
-            <w:tcW w:type="dxa" w:w="2268"/>
-          </w:tcPr>
-          <w:p>
-            <w:r>
-              <w:rPr>
-                <w:rFonts w:ascii="宋体" w:hAnsi="宋体" w:eastAsia="宋体"/>
-                <w:sz w:val="18"/>
-              </w:rPr>
-              <w:t>版本导出</w:t>
-            </w:r>
-          </w:p>
-        </w:tc>
-        <w:tc>
-          <w:tcPr>
-            <w:tcW w:type="dxa" w:w="3969"/>
-          </w:tcPr>
-          <w:p>
-            <w:r>
-              <w:rPr>
-                <w:rFonts w:ascii="宋体" w:hAnsi="宋体" w:eastAsia="宋体"/>
-                <w:sz w:val="18"/>
-              </w:rPr>
-              <w:t>alert 占位，模板待定</w:t>
-            </w:r>
-          </w:p>
-        </w:tc>
-        <w:tc>
-          <w:tcPr>
-            <w:tcW w:type="dxa" w:w="1134"/>
-          </w:tcPr>
-          <w:p>
-            <w:r>
-              <w:rPr>
-                <w:rFonts w:ascii="宋体" w:hAnsi="宋体" w:eastAsia="宋体"/>
-                <w:sz w:val="18"/>
-              </w:rPr>
-              <w:t>高</w:t>
+            <w:tcW w:type="dxa" w:w="2551"/>
+          </w:tcPr>
+          <w:p>
+            <w:r>
+              <w:rPr>
+                <w:rFonts w:ascii="宋体" w:hAnsi="宋体" w:eastAsia="宋体"/>
+                <w:sz w:val="18"/>
+              </w:rPr>
+              <w:t>编辑方案版本并保存</w:t>
+            </w:r>
+          </w:p>
+        </w:tc>
+        <w:tc>
+          <w:tcPr>
+            <w:tcW w:type="dxa" w:w="3118"/>
+          </w:tcPr>
+          <w:p>
+            <w:r>
+              <w:rPr>
+                <w:rFonts w:ascii="宋体" w:hAnsi="宋体" w:eastAsia="宋体"/>
+                <w:sz w:val="18"/>
+              </w:rPr>
+              <w:t>VERSION_CONTENT_STORE[versionId]</w:t>
+            </w:r>
+          </w:p>
+        </w:tc>
+        <w:tc>
+          <w:tcPr>
+            <w:tcW w:type="dxa" w:w="2835"/>
+          </w:tcPr>
+          <w:p>
+            <w:r>
+              <w:rPr>
+                <w:rFonts w:ascii="宋体" w:hAnsi="宋体" w:eastAsia="宋体"/>
+                <w:sz w:val="18"/>
+              </w:rPr>
+              <w:t>不影响已有 EXEC_CONTENT_STORE</w:t>
             </w:r>
           </w:p>
         </w:tc>
@@ -16110,43 +16638,43 @@
       <w:tr>
         <w:tc>
           <w:tcPr>
-            <w:tcW w:type="dxa" w:w="2268"/>
-          </w:tcPr>
-          <w:p>
-            <w:r>
-              <w:rPr>
-                <w:rFonts w:ascii="宋体" w:hAnsi="宋体" w:eastAsia="宋体"/>
-                <w:sz w:val="18"/>
-              </w:rPr>
-              <w:t>保存</w:t>
-            </w:r>
-          </w:p>
-        </w:tc>
-        <w:tc>
-          <w:tcPr>
-            <w:tcW w:type="dxa" w:w="3969"/>
-          </w:tcPr>
-          <w:p>
-            <w:r>
-              <w:rPr>
-                <w:rFonts w:ascii="宋体" w:hAnsi="宋体" w:eastAsia="宋体"/>
-                <w:sz w:val="18"/>
-              </w:rPr>
-              <w:t>alert('保存成功（原型）')</w:t>
-            </w:r>
-          </w:p>
-        </w:tc>
-        <w:tc>
-          <w:tcPr>
-            <w:tcW w:type="dxa" w:w="1134"/>
-          </w:tcPr>
-          <w:p>
-            <w:r>
-              <w:rPr>
-                <w:rFonts w:ascii="宋体" w:hAnsi="宋体" w:eastAsia="宋体"/>
-                <w:sz w:val="18"/>
-              </w:rPr>
-              <w:t>高</w:t>
+            <w:tcW w:type="dxa" w:w="2551"/>
+          </w:tcPr>
+          <w:p>
+            <w:r>
+              <w:rPr>
+                <w:rFonts w:ascii="宋体" w:hAnsi="宋体" w:eastAsia="宋体"/>
+                <w:sz w:val="18"/>
+              </w:rPr>
+              <w:t>编辑专业批次执行计划并保存</w:t>
+            </w:r>
+          </w:p>
+        </w:tc>
+        <w:tc>
+          <w:tcPr>
+            <w:tcW w:type="dxa" w:w="3118"/>
+          </w:tcPr>
+          <w:p>
+            <w:r>
+              <w:rPr>
+                <w:rFonts w:ascii="宋体" w:hAnsi="宋体" w:eastAsia="宋体"/>
+                <w:sz w:val="18"/>
+              </w:rPr>
+              <w:t>EXEC_CONTENT_STORE[planId]</w:t>
+            </w:r>
+          </w:p>
+        </w:tc>
+        <w:tc>
+          <w:tcPr>
+            <w:tcW w:type="dxa" w:w="2835"/>
+          </w:tcPr>
+          <w:p>
+            <w:r>
+              <w:rPr>
+                <w:rFonts w:ascii="宋体" w:hAnsi="宋体" w:eastAsia="宋体"/>
+                <w:sz w:val="18"/>
+              </w:rPr>
+              <w:t>不回写 VERSION_CONTENT_STORE；不影响其他 planId</w:t>
             </w:r>
           </w:p>
         </w:tc>
@@ -16154,43 +16682,43 @@
       <w:tr>
         <w:tc>
           <w:tcPr>
-            <w:tcW w:type="dxa" w:w="2268"/>
-          </w:tcPr>
-          <w:p>
-            <w:r>
-              <w:rPr>
-                <w:rFonts w:ascii="宋体" w:hAnsi="宋体" w:eastAsia="宋体"/>
-                <w:sz w:val="18"/>
-              </w:rPr>
-              <w:t>TAB3 导出 PDF/打印</w:t>
-            </w:r>
-          </w:p>
-        </w:tc>
-        <w:tc>
-          <w:tcPr>
-            <w:tcW w:type="dxa" w:w="3969"/>
-          </w:tcPr>
-          <w:p>
-            <w:r>
-              <w:rPr>
-                <w:rFonts w:ascii="宋体" w:hAnsi="宋体" w:eastAsia="宋体"/>
-                <w:sz w:val="18"/>
-              </w:rPr>
-              <w:t>按钮占位</w:t>
-            </w:r>
-          </w:p>
-        </w:tc>
-        <w:tc>
-          <w:tcPr>
-            <w:tcW w:type="dxa" w:w="1134"/>
-          </w:tcPr>
-          <w:p>
-            <w:r>
-              <w:rPr>
-                <w:rFonts w:ascii="宋体" w:hAnsi="宋体" w:eastAsia="宋体"/>
-                <w:sz w:val="18"/>
-              </w:rPr>
-              <w:t>中</w:t>
+            <w:tcW w:type="dxa" w:w="2551"/>
+          </w:tcPr>
+          <w:p>
+            <w:r>
+              <w:rPr>
+                <w:rFonts w:ascii="宋体" w:hAnsi="宋体" w:eastAsia="宋体"/>
+                <w:sz w:val="18"/>
+              </w:rPr>
+              <w:t>方案版本变更审批通过</w:t>
+            </w:r>
+          </w:p>
+        </w:tc>
+        <w:tc>
+          <w:tcPr>
+            <w:tcW w:type="dxa" w:w="3118"/>
+          </w:tcPr>
+          <w:p>
+            <w:r>
+              <w:rPr>
+                <w:rFonts w:ascii="宋体" w:hAnsi="宋体" w:eastAsia="宋体"/>
+                <w:sz w:val="18"/>
+              </w:rPr>
+              <w:t>VERSION_CONTENT_STORE[versionId]</w:t>
+            </w:r>
+          </w:p>
+        </w:tc>
+        <w:tc>
+          <w:tcPr>
+            <w:tcW w:type="dxa" w:w="2835"/>
+          </w:tcPr>
+          <w:p>
+            <w:r>
+              <w:rPr>
+                <w:rFonts w:ascii="宋体" w:hAnsi="宋体" w:eastAsia="宋体"/>
+                <w:sz w:val="18"/>
+              </w:rPr>
+              <w:t>已生成 EXEC_CONTENT_STORE 副本保持不变</w:t>
             </w:r>
           </w:p>
         </w:tc>
@@ -16198,43 +16726,104 @@
       <w:tr>
         <w:tc>
           <w:tcPr>
-            <w:tcW w:type="dxa" w:w="2268"/>
-          </w:tcPr>
-          <w:p>
-            <w:r>
-              <w:rPr>
-                <w:rFonts w:ascii="宋体" w:hAnsi="宋体" w:eastAsia="宋体"/>
-                <w:sz w:val="18"/>
-              </w:rPr>
-              <w:t>统计 Export</w:t>
-            </w:r>
-          </w:p>
-        </w:tc>
-        <w:tc>
-          <w:tcPr>
-            <w:tcW w:type="dxa" w:w="3969"/>
-          </w:tcPr>
-          <w:p>
-            <w:r>
-              <w:rPr>
-                <w:rFonts w:ascii="宋体" w:hAnsi="宋体" w:eastAsia="宋体"/>
-                <w:sz w:val="18"/>
-              </w:rPr>
-              <w:t>alert 占位</w:t>
-            </w:r>
-          </w:p>
-        </w:tc>
-        <w:tc>
-          <w:tcPr>
-            <w:tcW w:type="dxa" w:w="1134"/>
-          </w:tcPr>
-          <w:p>
-            <w:r>
-              <w:rPr>
-                <w:rFonts w:ascii="宋体" w:hAnsi="宋体" w:eastAsia="宋体"/>
-                <w:sz w:val="18"/>
-              </w:rPr>
-              <w:t>中</w:t>
+            <w:tcW w:type="dxa" w:w="2551"/>
+          </w:tcPr>
+          <w:p>
+            <w:r>
+              <w:rPr>
+                <w:rFonts w:ascii="宋体" w:hAnsi="宋体" w:eastAsia="宋体"/>
+                <w:sz w:val="18"/>
+              </w:rPr>
+              <w:t>新建执行计划（未生成批次）</w:t>
+            </w:r>
+          </w:p>
+        </w:tc>
+        <w:tc>
+          <w:tcPr>
+            <w:tcW w:type="dxa" w:w="3118"/>
+          </w:tcPr>
+          <w:p>
+            <w:r>
+              <w:rPr>
+                <w:rFonts w:ascii="宋体" w:hAnsi="宋体" w:eastAsia="宋体"/>
+                <w:sz w:val="18"/>
+              </w:rPr>
+              <w:t>新建 EXEC_CONTENT_STORE[planId]</w:t>
+            </w:r>
+          </w:p>
+        </w:tc>
+        <w:tc>
+          <w:tcPr>
+            <w:tcW w:type="dxa" w:w="2835"/>
+          </w:tcPr>
+          <w:p>
+            <w:r>
+              <w:rPr>
+                <w:rFonts w:ascii="宋体" w:hAnsi="宋体" w:eastAsia="宋体"/>
+                <w:sz w:val="18"/>
+              </w:rPr>
+              <w:t>引用当时最新版本快照</w:t>
+            </w:r>
+          </w:p>
+        </w:tc>
+      </w:tr>
+    </w:tbl>
+    <w:p/>
+    <w:p>
+      <w:pPr>
+        <w:pStyle w:val="Heading2"/>
+      </w:pPr>
+      <w:r>
+        <w:rPr>
+          <w:rFonts w:ascii="黑体" w:hAnsi="黑体" w:eastAsia="黑体"/>
+        </w:rPr>
+        <w:t>附录 C：总学分取值规则</w:t>
+      </w:r>
+    </w:p>
+    <w:tbl>
+      <w:tblPr>
+        <w:tblW w:type="auto" w:w="0"/>
+        <w:tblLook w:firstColumn="1" w:firstRow="1" w:lastColumn="0" w:lastRow="0" w:noHBand="0" w:noVBand="1" w:val="04A0"/>
+        <w:tblBorders>
+          <w:top w:val="single" w:sz="4" w:space="0" w:color="000000"/>
+          <w:left w:val="single" w:sz="4" w:space="0" w:color="000000"/>
+          <w:bottom w:val="single" w:sz="4" w:space="0" w:color="000000"/>
+          <w:right w:val="single" w:sz="4" w:space="0" w:color="000000"/>
+          <w:insideH w:val="single" w:sz="4" w:space="0" w:color="000000"/>
+          <w:insideV w:val="single" w:sz="4" w:space="0" w:color="000000"/>
+        </w:tblBorders>
+      </w:tblPr>
+      <w:tblGrid>
+        <w:gridCol w:w="4536"/>
+        <w:gridCol w:w="4536"/>
+      </w:tblGrid>
+      <w:tr>
+        <w:tc>
+          <w:tcPr>
+            <w:tcW w:type="dxa" w:w="1984"/>
+          </w:tcPr>
+          <w:p>
+            <w:r>
+              <w:rPr>
+                <w:rFonts w:ascii="宋体" w:hAnsi="宋体" w:eastAsia="宋体"/>
+                <w:b/>
+                <w:sz w:val="21"/>
+              </w:rPr>
+              <w:t>计算规则</w:t>
+            </w:r>
+          </w:p>
+        </w:tc>
+        <w:tc>
+          <w:tcPr>
+            <w:tcW w:type="dxa" w:w="7087"/>
+          </w:tcPr>
+          <w:p>
+            <w:r>
+              <w:rPr>
+                <w:rFonts w:ascii="宋体" w:hAnsi="宋体" w:eastAsia="宋体"/>
+                <w:sz w:val="21"/>
+              </w:rPr>
+              <w:t>TAB1 分类树各一级分类最低学分之和（calcGraduationTotalCredits），与 chips「毕业总学分」一致</w:t>
             </w:r>
           </w:p>
         </w:tc>
@@ -16242,43 +16831,30 @@
       <w:tr>
         <w:tc>
           <w:tcPr>
-            <w:tcW w:type="dxa" w:w="2268"/>
-          </w:tcPr>
-          <w:p>
-            <w:r>
-              <w:rPr>
-                <w:rFonts w:ascii="宋体" w:hAnsi="宋体" w:eastAsia="宋体"/>
-                <w:sz w:val="18"/>
-              </w:rPr>
-              <w:t>执行计划列表过滤器</w:t>
-            </w:r>
-          </w:p>
-        </w:tc>
-        <w:tc>
-          <w:tcPr>
-            <w:tcW w:type="dxa" w:w="3969"/>
-          </w:tcPr>
-          <w:p>
-            <w:r>
-              <w:rPr>
-                <w:rFonts w:ascii="宋体" w:hAnsi="宋体" w:eastAsia="宋体"/>
-                <w:sz w:val="18"/>
-              </w:rPr>
-              <w:t>UI 存在，逻辑未接</w:t>
-            </w:r>
-          </w:p>
-        </w:tc>
-        <w:tc>
-          <w:tcPr>
-            <w:tcW w:type="dxa" w:w="1134"/>
-          </w:tcPr>
-          <w:p>
-            <w:r>
-              <w:rPr>
-                <w:rFonts w:ascii="宋体" w:hAnsi="宋体" w:eastAsia="宋体"/>
-                <w:sz w:val="18"/>
-              </w:rPr>
-              <w:t>中</w:t>
+            <w:tcW w:type="dxa" w:w="1984"/>
+          </w:tcPr>
+          <w:p>
+            <w:r>
+              <w:rPr>
+                <w:rFonts w:ascii="宋体" w:hAnsi="宋体" w:eastAsia="宋体"/>
+                <w:b/>
+                <w:sz w:val="21"/>
+              </w:rPr>
+              <w:t>版本审批列表</w:t>
+            </w:r>
+          </w:p>
+        </w:tc>
+        <w:tc>
+          <w:tcPr>
+            <w:tcW w:type="dxa" w:w="7087"/>
+          </w:tcPr>
+          <w:p>
+            <w:r>
+              <w:rPr>
+                <w:rFonts w:ascii="宋体" w:hAnsi="宋体" w:eastAsia="宋体"/>
+                <w:sz w:val="21"/>
+              </w:rPr>
+              <w:t>getApprovalItemTotalCredits ← VERSION_CONTENT_STORE / 版本快照</w:t>
             </w:r>
           </w:p>
         </w:tc>
@@ -16286,43 +16862,30 @@
       <w:tr>
         <w:tc>
           <w:tcPr>
-            <w:tcW w:type="dxa" w:w="2268"/>
-          </w:tcPr>
-          <w:p>
-            <w:r>
-              <w:rPr>
-                <w:rFonts w:ascii="宋体" w:hAnsi="宋体" w:eastAsia="宋体"/>
-                <w:sz w:val="18"/>
-              </w:rPr>
-              <w:t>TAB2 分类筛选/搜索/移除</w:t>
-            </w:r>
-          </w:p>
-        </w:tc>
-        <w:tc>
-          <w:tcPr>
-            <w:tcW w:type="dxa" w:w="3969"/>
-          </w:tcPr>
-          <w:p>
-            <w:r>
-              <w:rPr>
-                <w:rFonts w:ascii="宋体" w:hAnsi="宋体" w:eastAsia="宋体"/>
-                <w:sz w:val="18"/>
-              </w:rPr>
-              <w:t>部分 UI 占位</w:t>
-            </w:r>
-          </w:p>
-        </w:tc>
-        <w:tc>
-          <w:tcPr>
-            <w:tcW w:type="dxa" w:w="1134"/>
-          </w:tcPr>
-          <w:p>
-            <w:r>
-              <w:rPr>
-                <w:rFonts w:ascii="宋体" w:hAnsi="宋体" w:eastAsia="宋体"/>
-                <w:sz w:val="18"/>
-              </w:rPr>
-              <w:t>中</w:t>
+            <w:tcW w:type="dxa" w:w="1984"/>
+          </w:tcPr>
+          <w:p>
+            <w:r>
+              <w:rPr>
+                <w:rFonts w:ascii="宋体" w:hAnsi="宋体" w:eastAsia="宋体"/>
+                <w:b/>
+                <w:sz w:val="21"/>
+              </w:rPr>
+              <w:t>方案版本变更审核列表</w:t>
+            </w:r>
+          </w:p>
+        </w:tc>
+        <w:tc>
+          <w:tcPr>
+            <w:tcW w:type="dxa" w:w="7087"/>
+          </w:tcPr>
+          <w:p>
+            <w:r>
+              <w:rPr>
+                <w:rFonts w:ascii="宋体" w:hAnsi="宋体" w:eastAsia="宋体"/>
+                <w:sz w:val="21"/>
+              </w:rPr>
+              <w:t>getChangeApplicationTotalCredits ← CHANGE_CONTENT_STORE / 版本快照</w:t>
             </w:r>
           </w:p>
         </w:tc>
@@ -16330,15 +16893,112 @@
       <w:tr>
         <w:tc>
           <w:tcPr>
+            <w:tcW w:type="dxa" w:w="1984"/>
+          </w:tcPr>
+          <w:p>
+            <w:r>
+              <w:rPr>
+                <w:rFonts w:ascii="宋体" w:hAnsi="宋体" w:eastAsia="宋体"/>
+                <w:b/>
+                <w:sz w:val="21"/>
+              </w:rPr>
+              <w:t>专业批次执行计划列表</w:t>
+            </w:r>
+          </w:p>
+        </w:tc>
+        <w:tc>
+          <w:tcPr>
+            <w:tcW w:type="dxa" w:w="7087"/>
+          </w:tcPr>
+          <w:p>
+            <w:r>
+              <w:rPr>
+                <w:rFonts w:ascii="宋体" w:hAnsi="宋体" w:eastAsia="宋体"/>
+                <w:sz w:val="21"/>
+              </w:rPr>
+              <w:t>getExecPlanTotalCredits ← EXEC_CONTENT_STORE[planId]</w:t>
+            </w:r>
+          </w:p>
+        </w:tc>
+      </w:tr>
+      <w:tr>
+        <w:tc>
+          <w:tcPr>
+            <w:tcW w:type="dxa" w:w="1984"/>
+          </w:tcPr>
+          <w:p>
+            <w:r>
+              <w:rPr>
+                <w:rFonts w:ascii="宋体" w:hAnsi="宋体" w:eastAsia="宋体"/>
+                <w:b/>
+                <w:sz w:val="21"/>
+              </w:rPr>
+              <w:t>顶栏信息条</w:t>
+            </w:r>
+          </w:p>
+        </w:tc>
+        <w:tc>
+          <w:tcPr>
+            <w:tcW w:type="dxa" w:w="7087"/>
+          </w:tcPr>
+          <w:p>
+            <w:r>
+              <w:rPr>
+                <w:rFonts w:ascii="宋体" w:hAnsi="宋体" w:eastAsia="宋体"/>
+                <w:sz w:val="21"/>
+              </w:rPr>
+              <w:t>不展示毕业总学分（已移除）</w:t>
+            </w:r>
+          </w:p>
+        </w:tc>
+      </w:tr>
+    </w:tbl>
+    <w:p/>
+    <w:p>
+      <w:pPr>
+        <w:pStyle w:val="Heading2"/>
+      </w:pPr>
+      <w:r>
+        <w:rPr>
+          <w:rFonts w:ascii="黑体" w:hAnsi="黑体" w:eastAsia="黑体"/>
+        </w:rPr>
+        <w:t>附录 D：原型占位功能（正式开发需实现）</w:t>
+      </w:r>
+    </w:p>
+    <w:tbl>
+      <w:tblPr>
+        <w:tblW w:type="auto" w:w="0"/>
+        <w:tblLook w:firstColumn="1" w:firstRow="1" w:lastColumn="0" w:lastRow="0" w:noHBand="0" w:noVBand="1" w:val="04A0"/>
+        <w:tblBorders>
+          <w:top w:val="single" w:sz="4" w:space="0" w:color="000000"/>
+          <w:left w:val="single" w:sz="4" w:space="0" w:color="000000"/>
+          <w:bottom w:val="single" w:sz="4" w:space="0" w:color="000000"/>
+          <w:right w:val="single" w:sz="4" w:space="0" w:color="000000"/>
+          <w:insideH w:val="single" w:sz="4" w:space="0" w:color="000000"/>
+          <w:insideV w:val="single" w:sz="4" w:space="0" w:color="000000"/>
+        </w:tblBorders>
+      </w:tblPr>
+      <w:tblGrid>
+        <w:gridCol w:w="3024"/>
+        <w:gridCol w:w="3024"/>
+        <w:gridCol w:w="3024"/>
+      </w:tblGrid>
+      <w:tr>
+        <w:tc>
+          <w:tcPr>
             <w:tcW w:type="dxa" w:w="2268"/>
           </w:tcPr>
           <w:p>
-            <w:r>
-              <w:rPr>
-                <w:rFonts w:ascii="宋体" w:hAnsi="宋体" w:eastAsia="宋体"/>
-                <w:sz w:val="18"/>
-              </w:rPr>
-              <w:t>Alignment Charts 侧栏入口</w:t>
+            <w:pPr>
+              <w:jc w:val="center"/>
+            </w:pPr>
+            <w:r>
+              <w:rPr>
+                <w:rFonts w:ascii="宋体" w:hAnsi="宋体" w:eastAsia="宋体"/>
+                <w:b/>
+                <w:sz w:val="18"/>
+              </w:rPr>
+              <w:t>功能</w:t>
             </w:r>
           </w:p>
         </w:tc>
@@ -16347,12 +17007,16 @@
             <w:tcW w:type="dxa" w:w="3969"/>
           </w:tcPr>
           <w:p>
-            <w:r>
-              <w:rPr>
-                <w:rFonts w:ascii="宋体" w:hAnsi="宋体" w:eastAsia="宋体"/>
-                <w:sz w:val="18"/>
-              </w:rPr>
-              <w:t>页面存在，菜单未挂</w:t>
+            <w:pPr>
+              <w:jc w:val="center"/>
+            </w:pPr>
+            <w:r>
+              <w:rPr>
+                <w:rFonts w:ascii="宋体" w:hAnsi="宋体" w:eastAsia="宋体"/>
+                <w:b/>
+                <w:sz w:val="18"/>
+              </w:rPr>
+              <w:t>当前原型行为</w:t>
             </w:r>
           </w:p>
         </w:tc>
@@ -16361,12 +17025,236 @@
             <w:tcW w:type="dxa" w:w="1134"/>
           </w:tcPr>
           <w:p>
-            <w:r>
-              <w:rPr>
-                <w:rFonts w:ascii="宋体" w:hAnsi="宋体" w:eastAsia="宋体"/>
-                <w:sz w:val="18"/>
-              </w:rPr>
-              <w:t>低</w:t>
+            <w:pPr>
+              <w:jc w:val="center"/>
+            </w:pPr>
+            <w:r>
+              <w:rPr>
+                <w:rFonts w:ascii="宋体" w:hAnsi="宋体" w:eastAsia="宋体"/>
+                <w:b/>
+                <w:sz w:val="18"/>
+              </w:rPr>
+              <w:t>优先级</w:t>
+            </w:r>
+          </w:p>
+        </w:tc>
+      </w:tr>
+      <w:tr>
+        <w:tc>
+          <w:tcPr>
+            <w:tcW w:type="dxa" w:w="2268"/>
+          </w:tcPr>
+          <w:p>
+            <w:r>
+              <w:rPr>
+                <w:rFonts w:ascii="宋体" w:hAnsi="宋体" w:eastAsia="宋体"/>
+                <w:sz w:val="18"/>
+              </w:rPr>
+              <w:t>版本导出</w:t>
+            </w:r>
+          </w:p>
+        </w:tc>
+        <w:tc>
+          <w:tcPr>
+            <w:tcW w:type="dxa" w:w="3969"/>
+          </w:tcPr>
+          <w:p>
+            <w:r>
+              <w:rPr>
+                <w:rFonts w:ascii="宋体" w:hAnsi="宋体" w:eastAsia="宋体"/>
+                <w:sz w:val="18"/>
+              </w:rPr>
+              <w:t>alert 占位，模板待定</w:t>
+            </w:r>
+          </w:p>
+        </w:tc>
+        <w:tc>
+          <w:tcPr>
+            <w:tcW w:type="dxa" w:w="1134"/>
+          </w:tcPr>
+          <w:p>
+            <w:r>
+              <w:rPr>
+                <w:rFonts w:ascii="宋体" w:hAnsi="宋体" w:eastAsia="宋体"/>
+                <w:sz w:val="18"/>
+              </w:rPr>
+              <w:t>高</w:t>
+            </w:r>
+          </w:p>
+        </w:tc>
+      </w:tr>
+      <w:tr>
+        <w:tc>
+          <w:tcPr>
+            <w:tcW w:type="dxa" w:w="2268"/>
+          </w:tcPr>
+          <w:p>
+            <w:r>
+              <w:rPr>
+                <w:rFonts w:ascii="宋体" w:hAnsi="宋体" w:eastAsia="宋体"/>
+                <w:sz w:val="18"/>
+              </w:rPr>
+              <w:t>TAB3 导出 PDF/打印</w:t>
+            </w:r>
+          </w:p>
+        </w:tc>
+        <w:tc>
+          <w:tcPr>
+            <w:tcW w:type="dxa" w:w="3969"/>
+          </w:tcPr>
+          <w:p>
+            <w:r>
+              <w:rPr>
+                <w:rFonts w:ascii="宋体" w:hAnsi="宋体" w:eastAsia="宋体"/>
+                <w:sz w:val="18"/>
+              </w:rPr>
+              <w:t>按钮占位</w:t>
+            </w:r>
+          </w:p>
+        </w:tc>
+        <w:tc>
+          <w:tcPr>
+            <w:tcW w:type="dxa" w:w="1134"/>
+          </w:tcPr>
+          <w:p>
+            <w:r>
+              <w:rPr>
+                <w:rFonts w:ascii="宋体" w:hAnsi="宋体" w:eastAsia="宋体"/>
+                <w:sz w:val="18"/>
+              </w:rPr>
+              <w:t>中</w:t>
+            </w:r>
+          </w:p>
+        </w:tc>
+      </w:tr>
+      <w:tr>
+        <w:tc>
+          <w:tcPr>
+            <w:tcW w:type="dxa" w:w="2268"/>
+          </w:tcPr>
+          <w:p>
+            <w:r>
+              <w:rPr>
+                <w:rFonts w:ascii="宋体" w:hAnsi="宋体" w:eastAsia="宋体"/>
+                <w:sz w:val="18"/>
+              </w:rPr>
+              <w:t>统计 Export</w:t>
+            </w:r>
+          </w:p>
+        </w:tc>
+        <w:tc>
+          <w:tcPr>
+            <w:tcW w:type="dxa" w:w="3969"/>
+          </w:tcPr>
+          <w:p>
+            <w:r>
+              <w:rPr>
+                <w:rFonts w:ascii="宋体" w:hAnsi="宋体" w:eastAsia="宋体"/>
+                <w:sz w:val="18"/>
+              </w:rPr>
+              <w:t>alert 占位</w:t>
+            </w:r>
+          </w:p>
+        </w:tc>
+        <w:tc>
+          <w:tcPr>
+            <w:tcW w:type="dxa" w:w="1134"/>
+          </w:tcPr>
+          <w:p>
+            <w:r>
+              <w:rPr>
+                <w:rFonts w:ascii="宋体" w:hAnsi="宋体" w:eastAsia="宋体"/>
+                <w:sz w:val="18"/>
+              </w:rPr>
+              <w:t>中</w:t>
+            </w:r>
+          </w:p>
+        </w:tc>
+      </w:tr>
+      <w:tr>
+        <w:tc>
+          <w:tcPr>
+            <w:tcW w:type="dxa" w:w="2268"/>
+          </w:tcPr>
+          <w:p>
+            <w:r>
+              <w:rPr>
+                <w:rFonts w:ascii="宋体" w:hAnsi="宋体" w:eastAsia="宋体"/>
+                <w:sz w:val="18"/>
+              </w:rPr>
+              <w:t>执行计划列表过滤器</w:t>
+            </w:r>
+          </w:p>
+        </w:tc>
+        <w:tc>
+          <w:tcPr>
+            <w:tcW w:type="dxa" w:w="3969"/>
+          </w:tcPr>
+          <w:p>
+            <w:r>
+              <w:rPr>
+                <w:rFonts w:ascii="宋体" w:hAnsi="宋体" w:eastAsia="宋体"/>
+                <w:sz w:val="18"/>
+              </w:rPr>
+              <w:t>UI 存在，逻辑未接</w:t>
+            </w:r>
+          </w:p>
+        </w:tc>
+        <w:tc>
+          <w:tcPr>
+            <w:tcW w:type="dxa" w:w="1134"/>
+          </w:tcPr>
+          <w:p>
+            <w:r>
+              <w:rPr>
+                <w:rFonts w:ascii="宋体" w:hAnsi="宋体" w:eastAsia="宋体"/>
+                <w:sz w:val="18"/>
+              </w:rPr>
+              <w:t>中</w:t>
+            </w:r>
+          </w:p>
+        </w:tc>
+      </w:tr>
+      <w:tr>
+        <w:tc>
+          <w:tcPr>
+            <w:tcW w:type="dxa" w:w="2268"/>
+          </w:tcPr>
+          <w:p>
+            <w:r>
+              <w:rPr>
+                <w:rFonts w:ascii="宋体" w:hAnsi="宋体" w:eastAsia="宋体"/>
+                <w:sz w:val="18"/>
+              </w:rPr>
+              <w:t>TAB2 分类筛选/搜索/移除</w:t>
+            </w:r>
+          </w:p>
+        </w:tc>
+        <w:tc>
+          <w:tcPr>
+            <w:tcW w:type="dxa" w:w="3969"/>
+          </w:tcPr>
+          <w:p>
+            <w:r>
+              <w:rPr>
+                <w:rFonts w:ascii="宋体" w:hAnsi="宋体" w:eastAsia="宋体"/>
+                <w:sz w:val="18"/>
+              </w:rPr>
+              <w:t>部分 UI 占位</w:t>
+            </w:r>
+          </w:p>
+        </w:tc>
+        <w:tc>
+          <w:tcPr>
+            <w:tcW w:type="dxa" w:w="1134"/>
+          </w:tcPr>
+          <w:p>
+            <w:r>
+              <w:rPr>
+                <w:rFonts w:ascii="宋体" w:hAnsi="宋体" w:eastAsia="宋体"/>
+                <w:sz w:val="18"/>
+              </w:rPr>
+              <w:t>中</w:t>
             </w:r>
           </w:p>
         </w:tc>

--- a/prototype/参考文档/培养方案管理系统产品需求文档.docx
+++ b/prototype/参考文档/培养方案管理系统产品需求文档.docx
@@ -20,7 +20,7 @@
           <w:b w:val="0"/>
           <w:sz w:val="22"/>
         </w:rPr>
-        <w:t>文档版本：V1.2</w:t>
+        <w:t>文档版本：V1.3</w:t>
       </w:r>
     </w:p>
     <w:p>
@@ -40,7 +40,7 @@
           <w:b w:val="0"/>
           <w:sz w:val="22"/>
         </w:rPr>
-        <w:t>修订说明：V1.2 同步原型规则——开课学期/实际学期映射、学分校验、筛选条件、Bloom 统计、执行计划 TAB2 实际开课学期列等</w:t>
+        <w:t>修订说明：V1.3 同步当前原型——列表列对齐、状态英文化；术语「专业」= Programme、「入学批次」= Intake；底层 programmeKey/intake/startIntake/endIntake 等</w:t>
       </w:r>
     </w:p>
     <w:p>
@@ -1355,7 +1355,7 @@
                 <w:rFonts w:ascii="宋体" w:hAnsi="宋体" w:eastAsia="宋体"/>
                 <w:sz w:val="21"/>
               </w:rPr>
-              <w:t>勾选框、培养方案版本、审批状态、专业代码、学制、版本、开始批次、截止批次、授予学位、版本引用情况、操作。</w:t>
+              <w:t>勾选框、培养方案版本、审批状态、专业代码、学制、版本、开始批次、截止批次、授予学位、版本引用情况、操作。列对齐：审批状态/专业代码/学制/版本/开始批次/截止批次/授予学位/版本引用情况居中；当前有效版本行绿底高亮。状态标签英文：Draft / In Progress / Approved / Rejected。</w:t>
             </w:r>
           </w:p>
         </w:tc>
@@ -1415,7 +1415,7 @@
                 <w:rFonts w:ascii="宋体" w:hAnsi="宋体" w:eastAsia="宋体"/>
                 <w:sz w:val="21"/>
               </w:rPr>
-              <w:t>专业（Major）、审批状态（draft/pending/approved/rejected）。</w:t>
+              <w:t>专业（Programme）、审批状态（draft/pending/approved/rejected）；过滤栏标签「过滤」。</w:t>
             </w:r>
           </w:p>
         </w:tc>
@@ -1915,7 +1915,7 @@
                 <w:rFonts w:ascii="宋体" w:hAnsi="宋体" w:eastAsia="宋体"/>
                 <w:sz w:val="18"/>
               </w:rPr>
-              <w:t>Major</w:t>
+              <w:t>Programme</w:t>
             </w:r>
           </w:p>
         </w:tc>
@@ -3128,7 +3128,7 @@
                 <w:rFonts w:ascii="宋体" w:hAnsi="宋体" w:eastAsia="宋体"/>
                 <w:sz w:val="18"/>
               </w:rPr>
-              <w:t>修读类型</w:t>
+              <w:t>课程性质</w:t>
             </w:r>
           </w:p>
         </w:tc>
@@ -3142,7 +3142,7 @@
                 <w:rFonts w:ascii="宋体" w:hAnsi="宋体" w:eastAsia="宋体"/>
                 <w:sz w:val="18"/>
               </w:rPr>
-              <w:t>Study Type</w:t>
+              <w:t>Course Nature / Study Type</w:t>
             </w:r>
           </w:p>
         </w:tc>
@@ -3198,7 +3198,7 @@
                 <w:rFonts w:ascii="宋体" w:hAnsi="宋体" w:eastAsia="宋体"/>
                 <w:sz w:val="18"/>
               </w:rPr>
-              <w:t>必修/选修</w:t>
+              <w:t>分类树表头显示「课程性质」；新增分类弹窗字段仍为修读类型</w:t>
             </w:r>
           </w:p>
         </w:tc>
@@ -6165,7 +6165,7 @@
                 <w:rFonts w:ascii="宋体" w:hAnsi="宋体" w:eastAsia="宋体"/>
                 <w:sz w:val="18"/>
               </w:rPr>
-              <w:t>修读类型</w:t>
+              <w:t>课程性质</w:t>
             </w:r>
           </w:p>
         </w:tc>
@@ -6179,7 +6179,7 @@
                 <w:rFonts w:ascii="宋体" w:hAnsi="宋体" w:eastAsia="宋体"/>
                 <w:sz w:val="18"/>
               </w:rPr>
-              <w:t>Study Type</w:t>
+              <w:t>Course Nature</w:t>
             </w:r>
           </w:p>
         </w:tc>
@@ -6193,7 +6193,7 @@
                 <w:rFonts w:ascii="宋体" w:hAnsi="宋体" w:eastAsia="宋体"/>
                 <w:sz w:val="18"/>
               </w:rPr>
-              <w:t>下拉框</w:t>
+              <w:t>只读</w:t>
             </w:r>
           </w:p>
         </w:tc>
@@ -6235,7 +6235,7 @@
                 <w:rFonts w:ascii="宋体" w:hAnsi="宋体" w:eastAsia="宋体"/>
                 <w:sz w:val="18"/>
               </w:rPr>
-              <w:t>—</w:t>
+              <w:t>根据 H1 分类自动判定；显示必修/选修</w:t>
             </w:r>
           </w:p>
         </w:tc>
@@ -6263,6 +6263,7 @@
                 <w:rFonts w:ascii="宋体" w:hAnsi="宋体" w:eastAsia="宋体"/>
                 <w:sz w:val="18"/>
               </w:rPr>
+              <w:t>必修</w:t>
             </w:r>
           </w:p>
         </w:tc>
@@ -9754,6 +9755,260 @@
           </w:p>
         </w:tc>
       </w:tr>
+      <w:tr>
+        <w:tc>
+          <w:tcPr>
+            <w:tcW w:type="dxa" w:w="680"/>
+          </w:tcPr>
+          <w:p>
+            <w:r>
+              <w:rPr>
+                <w:rFonts w:ascii="宋体" w:hAnsi="宋体" w:eastAsia="宋体"/>
+                <w:sz w:val="18"/>
+              </w:rPr>
+              <w:t>6</w:t>
+            </w:r>
+          </w:p>
+        </w:tc>
+        <w:tc>
+          <w:tcPr>
+            <w:tcW w:type="dxa" w:w="1757"/>
+          </w:tcPr>
+          <w:p>
+            <w:r>
+              <w:rPr>
+                <w:rFonts w:ascii="宋体" w:hAnsi="宋体" w:eastAsia="宋体"/>
+                <w:sz w:val="18"/>
+              </w:rPr>
+              <w:t>TAB2 列对齐</w:t>
+            </w:r>
+          </w:p>
+        </w:tc>
+        <w:tc>
+          <w:tcPr>
+            <w:tcW w:type="dxa" w:w="1928"/>
+          </w:tcPr>
+          <w:p>
+            <w:r>
+              <w:rPr>
+                <w:rFonts w:ascii="宋体" w:hAnsi="宋体" w:eastAsia="宋体"/>
+                <w:sz w:val="18"/>
+              </w:rPr>
+              <w:t>—</w:t>
+            </w:r>
+          </w:p>
+        </w:tc>
+        <w:tc>
+          <w:tcPr>
+            <w:tcW w:type="dxa" w:w="1077"/>
+          </w:tcPr>
+          <w:p>
+            <w:r>
+              <w:rPr>
+                <w:rFonts w:ascii="宋体" w:hAnsi="宋体" w:eastAsia="宋体"/>
+                <w:sz w:val="18"/>
+              </w:rPr>
+              <w:t>—</w:t>
+            </w:r>
+          </w:p>
+        </w:tc>
+        <w:tc>
+          <w:tcPr>
+            <w:tcW w:type="dxa" w:w="624"/>
+          </w:tcPr>
+          <w:p>
+            <w:r>
+              <w:rPr>
+                <w:rFonts w:ascii="宋体" w:hAnsi="宋体" w:eastAsia="宋体"/>
+                <w:sz w:val="18"/>
+              </w:rPr>
+              <w:t>—</w:t>
+            </w:r>
+          </w:p>
+        </w:tc>
+        <w:tc>
+          <w:tcPr>
+            <w:tcW w:type="dxa" w:w="2211"/>
+          </w:tcPr>
+          <w:p>
+            <w:r>
+              <w:rPr>
+                <w:rFonts w:ascii="宋体" w:hAnsi="宋体" w:eastAsia="宋体"/>
+                <w:sz w:val="18"/>
+              </w:rPr>
+              <w:t>—</w:t>
+            </w:r>
+          </w:p>
+        </w:tc>
+        <w:tc>
+          <w:tcPr>
+            <w:tcW w:type="dxa" w:w="2494"/>
+          </w:tcPr>
+          <w:p>
+            <w:r>
+              <w:rPr>
+                <w:rFonts w:ascii="宋体" w:hAnsi="宋体" w:eastAsia="宋体"/>
+                <w:sz w:val="18"/>
+              </w:rPr>
+              <w:t>学分/开课学期/课程性质居中；执行计划另加实际开课学期居中</w:t>
+            </w:r>
+          </w:p>
+        </w:tc>
+        <w:tc>
+          <w:tcPr>
+            <w:tcW w:type="dxa" w:w="1077"/>
+          </w:tcPr>
+          <w:p>
+            <w:r>
+              <w:rPr>
+                <w:rFonts w:ascii="宋体" w:hAnsi="宋体" w:eastAsia="宋体"/>
+                <w:sz w:val="18"/>
+              </w:rPr>
+              <w:t>否</w:t>
+            </w:r>
+          </w:p>
+        </w:tc>
+        <w:tc>
+          <w:tcPr>
+            <w:tcW w:type="dxa" w:w="1417"/>
+          </w:tcPr>
+          <w:p>
+            <w:r>
+              <w:rPr>
+                <w:rFonts w:ascii="宋体" w:hAnsi="宋体" w:eastAsia="宋体"/>
+                <w:sz w:val="18"/>
+              </w:rPr>
+            </w:r>
+          </w:p>
+        </w:tc>
+      </w:tr>
+      <w:tr>
+        <w:tc>
+          <w:tcPr>
+            <w:tcW w:type="dxa" w:w="680"/>
+          </w:tcPr>
+          <w:p>
+            <w:r>
+              <w:rPr>
+                <w:rFonts w:ascii="宋体" w:hAnsi="宋体" w:eastAsia="宋体"/>
+                <w:sz w:val="18"/>
+              </w:rPr>
+              <w:t>7</w:t>
+            </w:r>
+          </w:p>
+        </w:tc>
+        <w:tc>
+          <w:tcPr>
+            <w:tcW w:type="dxa" w:w="1757"/>
+          </w:tcPr>
+          <w:p>
+            <w:r>
+              <w:rPr>
+                <w:rFonts w:ascii="宋体" w:hAnsi="宋体" w:eastAsia="宋体"/>
+                <w:sz w:val="18"/>
+              </w:rPr>
+              <w:t>指定学期（查看模式）</w:t>
+            </w:r>
+          </w:p>
+        </w:tc>
+        <w:tc>
+          <w:tcPr>
+            <w:tcW w:type="dxa" w:w="1928"/>
+          </w:tcPr>
+          <w:p>
+            <w:r>
+              <w:rPr>
+                <w:rFonts w:ascii="宋体" w:hAnsi="宋体" w:eastAsia="宋体"/>
+                <w:sz w:val="18"/>
+              </w:rPr>
+              <w:t>Offering Semester Toggle</w:t>
+            </w:r>
+          </w:p>
+        </w:tc>
+        <w:tc>
+          <w:tcPr>
+            <w:tcW w:type="dxa" w:w="1077"/>
+          </w:tcPr>
+          <w:p>
+            <w:r>
+              <w:rPr>
+                <w:rFonts w:ascii="宋体" w:hAnsi="宋体" w:eastAsia="宋体"/>
+                <w:sz w:val="18"/>
+              </w:rPr>
+              <w:t>开关</w:t>
+            </w:r>
+          </w:p>
+        </w:tc>
+        <w:tc>
+          <w:tcPr>
+            <w:tcW w:type="dxa" w:w="624"/>
+          </w:tcPr>
+          <w:p>
+            <w:r>
+              <w:rPr>
+                <w:rFonts w:ascii="宋体" w:hAnsi="宋体" w:eastAsia="宋体"/>
+                <w:sz w:val="18"/>
+              </w:rPr>
+              <w:t>—</w:t>
+            </w:r>
+          </w:p>
+        </w:tc>
+        <w:tc>
+          <w:tcPr>
+            <w:tcW w:type="dxa" w:w="2211"/>
+          </w:tcPr>
+          <w:p>
+            <w:r>
+              <w:rPr>
+                <w:rFonts w:ascii="宋体" w:hAnsi="宋体" w:eastAsia="宋体"/>
+                <w:sz w:val="18"/>
+              </w:rPr>
+              <w:t>—</w:t>
+            </w:r>
+          </w:p>
+        </w:tc>
+        <w:tc>
+          <w:tcPr>
+            <w:tcW w:type="dxa" w:w="2494"/>
+          </w:tcPr>
+          <w:p>
+            <w:r>
+              <w:rPr>
+                <w:rFonts w:ascii="宋体" w:hAnsi="宋体" w:eastAsia="宋体"/>
+                <w:sz w:val="18"/>
+              </w:rPr>
+              <w:t>查看模式下开关与下拉不可操作（not-allowed）</w:t>
+            </w:r>
+          </w:p>
+        </w:tc>
+        <w:tc>
+          <w:tcPr>
+            <w:tcW w:type="dxa" w:w="1077"/>
+          </w:tcPr>
+          <w:p>
+            <w:r>
+              <w:rPr>
+                <w:rFonts w:ascii="宋体" w:hAnsi="宋体" w:eastAsia="宋体"/>
+                <w:sz w:val="18"/>
+              </w:rPr>
+              <w:t>否</w:t>
+            </w:r>
+          </w:p>
+        </w:tc>
+        <w:tc>
+          <w:tcPr>
+            <w:tcW w:type="dxa" w:w="1417"/>
+          </w:tcPr>
+          <w:p>
+            <w:r>
+              <w:rPr>
+                <w:rFonts w:ascii="宋体" w:hAnsi="宋体" w:eastAsia="宋体"/>
+                <w:sz w:val="18"/>
+              </w:rPr>
+            </w:r>
+          </w:p>
+        </w:tc>
+      </w:tr>
     </w:tbl>
     <w:p/>
     <w:p>
@@ -9997,7 +10252,7 @@
                 <w:rFonts w:ascii="宋体" w:hAnsi="宋体" w:eastAsia="宋体"/>
                 <w:sz w:val="18"/>
               </w:rPr>
-              <w:t>Major</w:t>
+              <w:t>Programme</w:t>
             </w:r>
           </w:p>
         </w:tc>
@@ -11258,7 +11513,7 @@
                 <w:rFonts w:ascii="宋体" w:hAnsi="宋体" w:eastAsia="宋体"/>
                 <w:sz w:val="21"/>
               </w:rPr>
-              <w:t>勾选框（Pending 可审项）、培养方案、Status、Stage、专业、开始批次、总学分、提交人、提交时间、操作。</w:t>
+              <w:t>勾选框（Pending 可审项）、培养方案、Status、Stage、专业、开始批次、总学分、提交人、提交时间、操作。列对齐：Status/开始批次/总学分居中；Stage/专业靠左。Status 标签：Approved / Rejected / In Progress / Update Required / Cancelled；Approved 绿底白字、Rejected 红底白字、Cancelled 灰底白字。</w:t>
             </w:r>
           </w:p>
         </w:tc>
@@ -13033,7 +13288,7 @@
                 <w:rFonts w:ascii="宋体" w:hAnsi="宋体" w:eastAsia="宋体"/>
                 <w:sz w:val="21"/>
               </w:rPr>
-              <w:t>培养方案版本、审批状态、专业代码、学制、版本、开始批次、截止批次、授予学位、版本引用情况、操作（查看）。</w:t>
+              <w:t>培养方案版本、审批状态、专业代码、学制、版本、开始批次、截止批次、授予学位、版本引用情况、操作（查看）。列对齐同方案版本管理（无勾选列）。</w:t>
             </w:r>
           </w:p>
         </w:tc>
@@ -13093,7 +13348,7 @@
                 <w:rFonts w:ascii="宋体" w:hAnsi="宋体" w:eastAsia="宋体"/>
                 <w:sz w:val="21"/>
               </w:rPr>
-              <w:t>专业（Major）；列表固定仅展示 approved 版本。</w:t>
+              <w:t>专业（Programme）；列表固定仅展示 approved 版本。</w:t>
             </w:r>
           </w:p>
         </w:tc>
@@ -13588,7 +13843,7 @@
                 <w:rFonts w:ascii="宋体" w:hAnsi="宋体" w:eastAsia="宋体"/>
                 <w:sz w:val="21"/>
               </w:rPr>
-              <w:t>目标培养方案版本、专业、版本、状态、提交人、提交时间、操作。</w:t>
+              <w:t>目标培养方案版本、专业、版本、状态、提交人、提交时间、操作。列对齐：专业靠左；版本/状态居中。状态标签：Draft / In Progress / Approved / Rejected；只读草稿显示 View Mode。</w:t>
             </w:r>
           </w:p>
         </w:tc>
@@ -14148,7 +14403,7 @@
                 <w:rFonts w:ascii="宋体" w:hAnsi="宋体" w:eastAsia="宋体"/>
                 <w:sz w:val="18"/>
               </w:rPr>
-              <w:t>Major</w:t>
+              <w:t>Programme</w:t>
             </w:r>
           </w:p>
         </w:tc>
@@ -14713,7 +14968,7 @@
                 <w:rFonts w:ascii="宋体" w:hAnsi="宋体" w:eastAsia="宋体"/>
                 <w:sz w:val="21"/>
               </w:rPr>
-              <w:t>勾选框、培养方案、Status、Stage、专业、开始批次、总学分、提交人、提交时间、操作。</w:t>
+              <w:t>勾选框、培养方案、Status、Stage、专业、版本、开始批次、总学分、提交人、提交时间、操作。列对齐：Status/版本/开始批次/总学分居中；Stage/专业靠左。Status 标签 In Progress（无连字符）。</w:t>
             </w:r>
           </w:p>
         </w:tc>
@@ -15390,7 +15645,7 @@
                 <w:rFonts w:ascii="宋体" w:hAnsi="宋体" w:eastAsia="宋体"/>
                 <w:sz w:val="21"/>
               </w:rPr>
-              <w:t>勾选框、专业代码、专业、专业批次、学院（School）、入学批次、总学分、开课状态、是否提交、操作。</w:t>
+              <w:t>勾选框、专业代码、专业、专业批次、学院（School）、入学批次、总学分、开课状态、是否提交、操作。列对齐：专业代码/总学分/开课状态/是否提交居中。legend-bar 左对齐展示数据隔离说明。</w:t>
             </w:r>
           </w:p>
         </w:tc>
@@ -15950,7 +16205,7 @@
                 <w:rFonts w:ascii="宋体" w:hAnsi="宋体" w:eastAsia="宋体"/>
                 <w:sz w:val="18"/>
               </w:rPr>
-              <w:t>Major</w:t>
+              <w:t>Programme</w:t>
             </w:r>
           </w:p>
         </w:tc>
@@ -16078,7 +16333,7 @@
                 <w:rFonts w:ascii="宋体" w:hAnsi="宋体" w:eastAsia="宋体"/>
                 <w:sz w:val="18"/>
               </w:rPr>
-              <w:t>Intake Batch</w:t>
+              <w:t>Intake</w:t>
             </w:r>
           </w:p>
         </w:tc>
@@ -16134,7 +16389,7 @@
                 <w:rFonts w:ascii="宋体" w:hAnsi="宋体" w:eastAsia="宋体"/>
                 <w:sz w:val="18"/>
               </w:rPr>
-              <w:t>仅显示尚未生成且可匹配版本的批次</w:t>
+              <w:t>仅显示尚未生成且可匹配版本的 Intake</w:t>
             </w:r>
           </w:p>
         </w:tc>
@@ -16907,7 +17162,7 @@
                 <w:rFonts w:ascii="宋体" w:hAnsi="宋体" w:eastAsia="宋体"/>
                 <w:sz w:val="18"/>
               </w:rPr>
-              <w:t>修读类型</w:t>
+              <w:t>课程性质</w:t>
             </w:r>
           </w:p>
         </w:tc>
@@ -16921,7 +17176,7 @@
                 <w:rFonts w:ascii="宋体" w:hAnsi="宋体" w:eastAsia="宋体"/>
                 <w:sz w:val="18"/>
               </w:rPr>
-              <w:t>Study Type</w:t>
+              <w:t>Course Nature</w:t>
             </w:r>
           </w:p>
         </w:tc>
@@ -16935,13 +17190,41 @@
                 <w:rFonts w:ascii="宋体" w:hAnsi="宋体" w:eastAsia="宋体"/>
                 <w:sz w:val="18"/>
               </w:rPr>
+              <w:t>只读</w:t>
+            </w:r>
+          </w:p>
+        </w:tc>
+        <w:tc>
+          <w:tcPr>
+            <w:tcW w:type="dxa" w:w="624"/>
+          </w:tcPr>
+          <w:p>
+            <w:r>
+              <w:rPr>
+                <w:rFonts w:ascii="宋体" w:hAnsi="宋体" w:eastAsia="宋体"/>
+                <w:sz w:val="18"/>
+              </w:rPr>
               <w:t>—</w:t>
             </w:r>
           </w:p>
         </w:tc>
         <w:tc>
           <w:tcPr>
-            <w:tcW w:type="dxa" w:w="624"/>
+            <w:tcW w:type="dxa" w:w="2211"/>
+          </w:tcPr>
+          <w:p>
+            <w:r>
+              <w:rPr>
+                <w:rFonts w:ascii="宋体" w:hAnsi="宋体" w:eastAsia="宋体"/>
+                <w:sz w:val="18"/>
+              </w:rPr>
+              <w:t>必修/选修</w:t>
+            </w:r>
+          </w:p>
+        </w:tc>
+        <w:tc>
+          <w:tcPr>
+            <w:tcW w:type="dxa" w:w="2494"/>
           </w:tcPr>
           <w:p>
             <w:r>
@@ -16955,34 +17238,6 @@
         </w:tc>
         <w:tc>
           <w:tcPr>
-            <w:tcW w:type="dxa" w:w="2211"/>
-          </w:tcPr>
-          <w:p>
-            <w:r>
-              <w:rPr>
-                <w:rFonts w:ascii="宋体" w:hAnsi="宋体" w:eastAsia="宋体"/>
-                <w:sz w:val="18"/>
-              </w:rPr>
-              <w:t>—</w:t>
-            </w:r>
-          </w:p>
-        </w:tc>
-        <w:tc>
-          <w:tcPr>
-            <w:tcW w:type="dxa" w:w="2494"/>
-          </w:tcPr>
-          <w:p>
-            <w:r>
-              <w:rPr>
-                <w:rFonts w:ascii="宋体" w:hAnsi="宋体" w:eastAsia="宋体"/>
-                <w:sz w:val="18"/>
-              </w:rPr>
-              <w:t>—</w:t>
-            </w:r>
-          </w:p>
-        </w:tc>
-        <w:tc>
-          <w:tcPr>
             <w:tcW w:type="dxa" w:w="1077"/>
           </w:tcPr>
           <w:p>
@@ -17005,6 +17260,7 @@
                 <w:rFonts w:ascii="宋体" w:hAnsi="宋体" w:eastAsia="宋体"/>
                 <w:sz w:val="18"/>
               </w:rPr>
+              <w:t>必修</w:t>
             </w:r>
           </w:p>
         </w:tc>
@@ -19951,7 +20207,7 @@
                 <w:rFonts w:ascii="宋体" w:hAnsi="宋体" w:eastAsia="宋体"/>
                 <w:sz w:val="18"/>
               </w:rPr>
-              <w:t>MAJORS</w:t>
+              <w:t>PROGRAMMES</w:t>
             </w:r>
           </w:p>
         </w:tc>
@@ -19979,7 +20235,7 @@
                 <w:rFonts w:ascii="宋体" w:hAnsi="宋体" w:eastAsia="宋体"/>
                 <w:sz w:val="18"/>
               </w:rPr>
-              <w:t>专业主数据</w:t>
+              <w:t>专业（Programme）主数据</w:t>
             </w:r>
           </w:p>
         </w:tc>
@@ -20009,7 +20265,7 @@
                 <w:rFonts w:ascii="宋体" w:hAnsi="宋体" w:eastAsia="宋体"/>
                 <w:sz w:val="18"/>
               </w:rPr>
-              <w:t>id, majorKey, name, version, startBatch, endBatch, status</w:t>
+              <w:t>id, programmeKey, name, version, startIntake, endIntake, status</w:t>
             </w:r>
           </w:p>
         </w:tc>
@@ -20185,7 +20441,7 @@
                 <w:rFonts w:ascii="宋体" w:hAnsi="宋体" w:eastAsia="宋体"/>
                 <w:sz w:val="18"/>
               </w:rPr>
-              <w:t>planCode, majorKey, intakeBatch, versionId, isLocked, isOffering</w:t>
+              <w:t>planCode, programmeKey, intake, versionId, isLocked, isOffering</w:t>
             </w:r>
           </w:p>
         </w:tc>
@@ -20794,7 +21050,665 @@
         <w:rPr>
           <w:rFonts w:ascii="黑体" w:hAnsi="黑体" w:eastAsia="黑体"/>
         </w:rPr>
-        <w:t>附录 D：原型占位功能（正式开发需实现）</w:t>
+        <w:t>附录 D：列表列对齐规范（V1.3）</w:t>
+      </w:r>
+    </w:p>
+    <w:tbl>
+      <w:tblPr>
+        <w:tblW w:type="auto" w:w="0"/>
+        <w:tblLook w:firstColumn="1" w:firstRow="1" w:lastColumn="0" w:lastRow="0" w:noHBand="0" w:noVBand="1" w:val="04A0"/>
+        <w:tblBorders>
+          <w:top w:val="single" w:sz="4" w:space="0" w:color="000000"/>
+          <w:left w:val="single" w:sz="4" w:space="0" w:color="000000"/>
+          <w:bottom w:val="single" w:sz="4" w:space="0" w:color="000000"/>
+          <w:right w:val="single" w:sz="4" w:space="0" w:color="000000"/>
+          <w:insideH w:val="single" w:sz="4" w:space="0" w:color="000000"/>
+          <w:insideV w:val="single" w:sz="4" w:space="0" w:color="000000"/>
+        </w:tblBorders>
+      </w:tblPr>
+      <w:tblGrid>
+        <w:gridCol w:w="4857"/>
+        <w:gridCol w:w="4857"/>
+        <w:gridCol w:w="4857"/>
+      </w:tblGrid>
+      <w:tr>
+        <w:tc>
+          <w:tcPr>
+            <w:tcW w:type="dxa" w:w="3061"/>
+          </w:tcPr>
+          <w:p>
+            <w:pPr>
+              <w:jc w:val="center"/>
+            </w:pPr>
+            <w:r>
+              <w:rPr>
+                <w:rFonts w:ascii="宋体" w:hAnsi="宋体" w:eastAsia="宋体"/>
+                <w:b/>
+                <w:sz w:val="18"/>
+              </w:rPr>
+              <w:t>页面</w:t>
+            </w:r>
+          </w:p>
+        </w:tc>
+        <w:tc>
+          <w:tcPr>
+            <w:tcW w:type="dxa" w:w="5726"/>
+          </w:tcPr>
+          <w:p>
+            <w:pPr>
+              <w:jc w:val="center"/>
+            </w:pPr>
+            <w:r>
+              <w:rPr>
+                <w:rFonts w:ascii="宋体" w:hAnsi="宋体" w:eastAsia="宋体"/>
+                <w:b/>
+                <w:sz w:val="18"/>
+              </w:rPr>
+              <w:t>居中列</w:t>
+            </w:r>
+          </w:p>
+        </w:tc>
+        <w:tc>
+          <w:tcPr>
+            <w:tcW w:type="dxa" w:w="4422"/>
+          </w:tcPr>
+          <w:p>
+            <w:pPr>
+              <w:jc w:val="center"/>
+            </w:pPr>
+            <w:r>
+              <w:rPr>
+                <w:rFonts w:ascii="宋体" w:hAnsi="宋体" w:eastAsia="宋体"/>
+                <w:b/>
+                <w:sz w:val="18"/>
+              </w:rPr>
+              <w:t>靠左列（其余默认）</w:t>
+            </w:r>
+          </w:p>
+        </w:tc>
+      </w:tr>
+      <w:tr>
+        <w:tc>
+          <w:tcPr>
+            <w:tcW w:type="dxa" w:w="3061"/>
+          </w:tcPr>
+          <w:p>
+            <w:r>
+              <w:rPr>
+                <w:rFonts w:ascii="宋体" w:hAnsi="宋体" w:eastAsia="宋体"/>
+                <w:sz w:val="18"/>
+              </w:rPr>
+              <w:t>方案版本管理 / 版本查询</w:t>
+            </w:r>
+          </w:p>
+        </w:tc>
+        <w:tc>
+          <w:tcPr>
+            <w:tcW w:type="dxa" w:w="5726"/>
+          </w:tcPr>
+          <w:p>
+            <w:r>
+              <w:rPr>
+                <w:rFonts w:ascii="宋体" w:hAnsi="宋体" w:eastAsia="宋体"/>
+                <w:sz w:val="18"/>
+              </w:rPr>
+              <w:t>审批状态、专业代码、学制、版本、开始批次、截止批次、授予学位、版本引用情况</w:t>
+            </w:r>
+          </w:p>
+        </w:tc>
+        <w:tc>
+          <w:tcPr>
+            <w:tcW w:type="dxa" w:w="4422"/>
+          </w:tcPr>
+          <w:p>
+            <w:r>
+              <w:rPr>
+                <w:rFonts w:ascii="宋体" w:hAnsi="宋体" w:eastAsia="宋体"/>
+                <w:sz w:val="18"/>
+              </w:rPr>
+              <w:t>培养方案版本、操作</w:t>
+            </w:r>
+          </w:p>
+        </w:tc>
+      </w:tr>
+      <w:tr>
+        <w:tc>
+          <w:tcPr>
+            <w:tcW w:type="dxa" w:w="3061"/>
+          </w:tcPr>
+          <w:p>
+            <w:r>
+              <w:rPr>
+                <w:rFonts w:ascii="宋体" w:hAnsi="宋体" w:eastAsia="宋体"/>
+                <w:sz w:val="18"/>
+              </w:rPr>
+              <w:t>版本审批</w:t>
+            </w:r>
+          </w:p>
+        </w:tc>
+        <w:tc>
+          <w:tcPr>
+            <w:tcW w:type="dxa" w:w="5726"/>
+          </w:tcPr>
+          <w:p>
+            <w:r>
+              <w:rPr>
+                <w:rFonts w:ascii="宋体" w:hAnsi="宋体" w:eastAsia="宋体"/>
+                <w:sz w:val="18"/>
+              </w:rPr>
+              <w:t>Status、开始批次、总学分</w:t>
+            </w:r>
+          </w:p>
+        </w:tc>
+        <w:tc>
+          <w:tcPr>
+            <w:tcW w:type="dxa" w:w="4422"/>
+          </w:tcPr>
+          <w:p>
+            <w:r>
+              <w:rPr>
+                <w:rFonts w:ascii="宋体" w:hAnsi="宋体" w:eastAsia="宋体"/>
+                <w:sz w:val="18"/>
+              </w:rPr>
+              <w:t>培养方案、Stage、专业、提交人、提交时间、操作</w:t>
+            </w:r>
+          </w:p>
+        </w:tc>
+      </w:tr>
+      <w:tr>
+        <w:tc>
+          <w:tcPr>
+            <w:tcW w:type="dxa" w:w="3061"/>
+          </w:tcPr>
+          <w:p>
+            <w:r>
+              <w:rPr>
+                <w:rFonts w:ascii="宋体" w:hAnsi="宋体" w:eastAsia="宋体"/>
+                <w:sz w:val="18"/>
+              </w:rPr>
+              <w:t>变更申请</w:t>
+            </w:r>
+          </w:p>
+        </w:tc>
+        <w:tc>
+          <w:tcPr>
+            <w:tcW w:type="dxa" w:w="5726"/>
+          </w:tcPr>
+          <w:p>
+            <w:r>
+              <w:rPr>
+                <w:rFonts w:ascii="宋体" w:hAnsi="宋体" w:eastAsia="宋体"/>
+                <w:sz w:val="18"/>
+              </w:rPr>
+              <w:t>版本、状态</w:t>
+            </w:r>
+          </w:p>
+        </w:tc>
+        <w:tc>
+          <w:tcPr>
+            <w:tcW w:type="dxa" w:w="4422"/>
+          </w:tcPr>
+          <w:p>
+            <w:r>
+              <w:rPr>
+                <w:rFonts w:ascii="宋体" w:hAnsi="宋体" w:eastAsia="宋体"/>
+                <w:sz w:val="18"/>
+              </w:rPr>
+              <w:t>目标培养方案版本、专业、提交人、提交时间、操作</w:t>
+            </w:r>
+          </w:p>
+        </w:tc>
+      </w:tr>
+      <w:tr>
+        <w:tc>
+          <w:tcPr>
+            <w:tcW w:type="dxa" w:w="3061"/>
+          </w:tcPr>
+          <w:p>
+            <w:r>
+              <w:rPr>
+                <w:rFonts w:ascii="宋体" w:hAnsi="宋体" w:eastAsia="宋体"/>
+                <w:sz w:val="18"/>
+              </w:rPr>
+              <w:t>变更审核</w:t>
+            </w:r>
+          </w:p>
+        </w:tc>
+        <w:tc>
+          <w:tcPr>
+            <w:tcW w:type="dxa" w:w="5726"/>
+          </w:tcPr>
+          <w:p>
+            <w:r>
+              <w:rPr>
+                <w:rFonts w:ascii="宋体" w:hAnsi="宋体" w:eastAsia="宋体"/>
+                <w:sz w:val="18"/>
+              </w:rPr>
+              <w:t>Status、版本、开始批次、总学分</w:t>
+            </w:r>
+          </w:p>
+        </w:tc>
+        <w:tc>
+          <w:tcPr>
+            <w:tcW w:type="dxa" w:w="4422"/>
+          </w:tcPr>
+          <w:p>
+            <w:r>
+              <w:rPr>
+                <w:rFonts w:ascii="宋体" w:hAnsi="宋体" w:eastAsia="宋体"/>
+                <w:sz w:val="18"/>
+              </w:rPr>
+              <w:t>培养方案、Stage、专业、提交人、提交时间、操作</w:t>
+            </w:r>
+          </w:p>
+        </w:tc>
+      </w:tr>
+      <w:tr>
+        <w:tc>
+          <w:tcPr>
+            <w:tcW w:type="dxa" w:w="3061"/>
+          </w:tcPr>
+          <w:p>
+            <w:r>
+              <w:rPr>
+                <w:rFonts w:ascii="宋体" w:hAnsi="宋体" w:eastAsia="宋体"/>
+                <w:sz w:val="18"/>
+              </w:rPr>
+              <w:t>执行计划列表</w:t>
+            </w:r>
+          </w:p>
+        </w:tc>
+        <w:tc>
+          <w:tcPr>
+            <w:tcW w:type="dxa" w:w="5726"/>
+          </w:tcPr>
+          <w:p>
+            <w:r>
+              <w:rPr>
+                <w:rFonts w:ascii="宋体" w:hAnsi="宋体" w:eastAsia="宋体"/>
+                <w:sz w:val="18"/>
+              </w:rPr>
+              <w:t>专业代码、总学分、开课状态、是否提交</w:t>
+            </w:r>
+          </w:p>
+        </w:tc>
+        <w:tc>
+          <w:tcPr>
+            <w:tcW w:type="dxa" w:w="4422"/>
+          </w:tcPr>
+          <w:p>
+            <w:r>
+              <w:rPr>
+                <w:rFonts w:ascii="宋体" w:hAnsi="宋体" w:eastAsia="宋体"/>
+                <w:sz w:val="18"/>
+              </w:rPr>
+              <w:t>专业、专业批次、学院、入学批次、操作</w:t>
+            </w:r>
+          </w:p>
+        </w:tc>
+      </w:tr>
+      <w:tr>
+        <w:tc>
+          <w:tcPr>
+            <w:tcW w:type="dxa" w:w="3061"/>
+          </w:tcPr>
+          <w:p>
+            <w:r>
+              <w:rPr>
+                <w:rFonts w:ascii="宋体" w:hAnsi="宋体" w:eastAsia="宋体"/>
+                <w:sz w:val="18"/>
+              </w:rPr>
+              <w:t>TAB1 分类树</w:t>
+            </w:r>
+          </w:p>
+        </w:tc>
+        <w:tc>
+          <w:tcPr>
+            <w:tcW w:type="dxa" w:w="5726"/>
+          </w:tcPr>
+          <w:p>
+            <w:r>
+              <w:rPr>
+                <w:rFonts w:ascii="宋体" w:hAnsi="宋体" w:eastAsia="宋体"/>
+                <w:sz w:val="18"/>
+              </w:rPr>
+              <w:t>课程性质</w:t>
+            </w:r>
+          </w:p>
+        </w:tc>
+        <w:tc>
+          <w:tcPr>
+            <w:tcW w:type="dxa" w:w="4422"/>
+          </w:tcPr>
+          <w:p>
+            <w:r>
+              <w:rPr>
+                <w:rFonts w:ascii="宋体" w:hAnsi="宋体" w:eastAsia="宋体"/>
+                <w:sz w:val="18"/>
+              </w:rPr>
+              <w:t>课程分类、最低/最高学分、课程数、操作</w:t>
+            </w:r>
+          </w:p>
+        </w:tc>
+      </w:tr>
+      <w:tr>
+        <w:tc>
+          <w:tcPr>
+            <w:tcW w:type="dxa" w:w="3061"/>
+          </w:tcPr>
+          <w:p>
+            <w:r>
+              <w:rPr>
+                <w:rFonts w:ascii="宋体" w:hAnsi="宋体" w:eastAsia="宋体"/>
+                <w:sz w:val="18"/>
+              </w:rPr>
+              <w:t>TAB2 课程表</w:t>
+            </w:r>
+          </w:p>
+        </w:tc>
+        <w:tc>
+          <w:tcPr>
+            <w:tcW w:type="dxa" w:w="5726"/>
+          </w:tcPr>
+          <w:p>
+            <w:r>
+              <w:rPr>
+                <w:rFonts w:ascii="宋体" w:hAnsi="宋体" w:eastAsia="宋体"/>
+                <w:sz w:val="18"/>
+              </w:rPr>
+              <w:t>学分、开课学期、课程性质（执行计划加实际开课学期）</w:t>
+            </w:r>
+          </w:p>
+        </w:tc>
+        <w:tc>
+          <w:tcPr>
+            <w:tcW w:type="dxa" w:w="4422"/>
+          </w:tcPr>
+          <w:p>
+            <w:r>
+              <w:rPr>
+                <w:rFonts w:ascii="宋体" w:hAnsi="宋体" w:eastAsia="宋体"/>
+                <w:sz w:val="18"/>
+              </w:rPr>
+              <w:t>课号、课名、Classification 列、操作</w:t>
+            </w:r>
+          </w:p>
+        </w:tc>
+      </w:tr>
+    </w:tbl>
+    <w:p/>
+    <w:p>
+      <w:pPr>
+        <w:pStyle w:val="Heading2"/>
+      </w:pPr>
+      <w:r>
+        <w:rPr>
+          <w:rFonts w:ascii="黑体" w:hAnsi="黑体" w:eastAsia="黑体"/>
+        </w:rPr>
+        <w:t>附录 E：状态标签与样式（V1.3）</w:t>
+      </w:r>
+    </w:p>
+    <w:tbl>
+      <w:tblPr>
+        <w:tblW w:type="auto" w:w="0"/>
+        <w:tblLook w:firstColumn="1" w:firstRow="1" w:lastColumn="0" w:lastRow="0" w:noHBand="0" w:noVBand="1" w:val="04A0"/>
+        <w:tblBorders>
+          <w:top w:val="single" w:sz="4" w:space="0" w:color="000000"/>
+          <w:left w:val="single" w:sz="4" w:space="0" w:color="000000"/>
+          <w:bottom w:val="single" w:sz="4" w:space="0" w:color="000000"/>
+          <w:right w:val="single" w:sz="4" w:space="0" w:color="000000"/>
+          <w:insideH w:val="single" w:sz="4" w:space="0" w:color="000000"/>
+          <w:insideV w:val="single" w:sz="4" w:space="0" w:color="000000"/>
+        </w:tblBorders>
+      </w:tblPr>
+      <w:tblGrid>
+        <w:gridCol w:w="4857"/>
+        <w:gridCol w:w="4857"/>
+        <w:gridCol w:w="4857"/>
+      </w:tblGrid>
+      <w:tr>
+        <w:tc>
+          <w:tcPr>
+            <w:tcW w:type="dxa" w:w="3515"/>
+          </w:tcPr>
+          <w:p>
+            <w:pPr>
+              <w:jc w:val="center"/>
+            </w:pPr>
+            <w:r>
+              <w:rPr>
+                <w:rFonts w:ascii="宋体" w:hAnsi="宋体" w:eastAsia="宋体"/>
+                <w:b/>
+                <w:sz w:val="18"/>
+              </w:rPr>
+              <w:t>场景</w:t>
+            </w:r>
+          </w:p>
+        </w:tc>
+        <w:tc>
+          <w:tcPr>
+            <w:tcW w:type="dxa" w:w="4819"/>
+          </w:tcPr>
+          <w:p>
+            <w:pPr>
+              <w:jc w:val="center"/>
+            </w:pPr>
+            <w:r>
+              <w:rPr>
+                <w:rFonts w:ascii="宋体" w:hAnsi="宋体" w:eastAsia="宋体"/>
+                <w:b/>
+                <w:sz w:val="18"/>
+              </w:rPr>
+              <w:t>标签</w:t>
+            </w:r>
+          </w:p>
+        </w:tc>
+        <w:tc>
+          <w:tcPr>
+            <w:tcW w:type="dxa" w:w="4819"/>
+          </w:tcPr>
+          <w:p>
+            <w:pPr>
+              <w:jc w:val="center"/>
+            </w:pPr>
+            <w:r>
+              <w:rPr>
+                <w:rFonts w:ascii="宋体" w:hAnsi="宋体" w:eastAsia="宋体"/>
+                <w:b/>
+                <w:sz w:val="18"/>
+              </w:rPr>
+              <w:t>说明</w:t>
+            </w:r>
+          </w:p>
+        </w:tc>
+      </w:tr>
+      <w:tr>
+        <w:tc>
+          <w:tcPr>
+            <w:tcW w:type="dxa" w:w="3515"/>
+          </w:tcPr>
+          <w:p>
+            <w:r>
+              <w:rPr>
+                <w:rFonts w:ascii="宋体" w:hAnsi="宋体" w:eastAsia="宋体"/>
+                <w:sz w:val="18"/>
+              </w:rPr>
+              <w:t>版本列表 statusLabel</w:t>
+            </w:r>
+          </w:p>
+        </w:tc>
+        <w:tc>
+          <w:tcPr>
+            <w:tcW w:type="dxa" w:w="4819"/>
+          </w:tcPr>
+          <w:p>
+            <w:r>
+              <w:rPr>
+                <w:rFonts w:ascii="宋体" w:hAnsi="宋体" w:eastAsia="宋体"/>
+                <w:sz w:val="18"/>
+              </w:rPr>
+              <w:t>Draft / In Progress / Approved / Rejected</w:t>
+            </w:r>
+          </w:p>
+        </w:tc>
+        <w:tc>
+          <w:tcPr>
+            <w:tcW w:type="dxa" w:w="4819"/>
+          </w:tcPr>
+          <w:p>
+            <w:r>
+              <w:rPr>
+                <w:rFonts w:ascii="宋体" w:hAnsi="宋体" w:eastAsia="宋体"/>
+                <w:sz w:val="18"/>
+              </w:rPr>
+              <w:t>方案版本管理、版本查询</w:t>
+            </w:r>
+          </w:p>
+        </w:tc>
+      </w:tr>
+      <w:tr>
+        <w:tc>
+          <w:tcPr>
+            <w:tcW w:type="dxa" w:w="3515"/>
+          </w:tcPr>
+          <w:p>
+            <w:r>
+              <w:rPr>
+                <w:rFonts w:ascii="宋体" w:hAnsi="宋体" w:eastAsia="宋体"/>
+                <w:sz w:val="18"/>
+              </w:rPr>
+              <w:t>变更申请 getChangeApplicationStatusLabel</w:t>
+            </w:r>
+          </w:p>
+        </w:tc>
+        <w:tc>
+          <w:tcPr>
+            <w:tcW w:type="dxa" w:w="4819"/>
+          </w:tcPr>
+          <w:p>
+            <w:r>
+              <w:rPr>
+                <w:rFonts w:ascii="宋体" w:hAnsi="宋体" w:eastAsia="宋体"/>
+                <w:sz w:val="18"/>
+              </w:rPr>
+              <w:t>Draft / In Progress / Approved / Rejected / View Mode</w:t>
+            </w:r>
+          </w:p>
+        </w:tc>
+        <w:tc>
+          <w:tcPr>
+            <w:tcW w:type="dxa" w:w="4819"/>
+          </w:tcPr>
+          <w:p>
+            <w:r>
+              <w:rPr>
+                <w:rFonts w:ascii="宋体" w:hAnsi="宋体" w:eastAsia="宋体"/>
+                <w:sz w:val="18"/>
+              </w:rPr>
+              <w:t>只读草稿为 View Mode</w:t>
+            </w:r>
+          </w:p>
+        </w:tc>
+      </w:tr>
+      <w:tr>
+        <w:tc>
+          <w:tcPr>
+            <w:tcW w:type="dxa" w:w="3515"/>
+          </w:tcPr>
+          <w:p>
+            <w:r>
+              <w:rPr>
+                <w:rFonts w:ascii="宋体" w:hAnsi="宋体" w:eastAsia="宋体"/>
+                <w:sz w:val="18"/>
+              </w:rPr>
+              <w:t>审批/变更审核 Status</w:t>
+            </w:r>
+          </w:p>
+        </w:tc>
+        <w:tc>
+          <w:tcPr>
+            <w:tcW w:type="dxa" w:w="4819"/>
+          </w:tcPr>
+          <w:p>
+            <w:r>
+              <w:rPr>
+                <w:rFonts w:ascii="宋体" w:hAnsi="宋体" w:eastAsia="宋体"/>
+                <w:sz w:val="18"/>
+              </w:rPr>
+              <w:t>Approved / Rejected / In Progress / Update Required / Cancelled</w:t>
+            </w:r>
+          </w:p>
+        </w:tc>
+        <w:tc>
+          <w:tcPr>
+            <w:tcW w:type="dxa" w:w="4819"/>
+          </w:tcPr>
+          <w:p>
+            <w:r>
+              <w:rPr>
+                <w:rFonts w:ascii="宋体" w:hAnsi="宋体" w:eastAsia="宋体"/>
+                <w:sz w:val="18"/>
+              </w:rPr>
+              <w:t>getApprovalOverallStatus / getChangeReviewOverallStatus</w:t>
+            </w:r>
+          </w:p>
+        </w:tc>
+      </w:tr>
+      <w:tr>
+        <w:tc>
+          <w:tcPr>
+            <w:tcW w:type="dxa" w:w="3515"/>
+          </w:tcPr>
+          <w:p>
+            <w:r>
+              <w:rPr>
+                <w:rFonts w:ascii="宋体" w:hAnsi="宋体" w:eastAsia="宋体"/>
+                <w:sz w:val="18"/>
+              </w:rPr>
+              <w:t>Status 徽章配色</w:t>
+            </w:r>
+          </w:p>
+        </w:tc>
+        <w:tc>
+          <w:tcPr>
+            <w:tcW w:type="dxa" w:w="4819"/>
+          </w:tcPr>
+          <w:p>
+            <w:r>
+              <w:rPr>
+                <w:rFonts w:ascii="宋体" w:hAnsi="宋体" w:eastAsia="宋体"/>
+                <w:sz w:val="18"/>
+              </w:rPr>
+              <w:t>approved 绿底白字；rejected 红底白字；cancelled 灰底白字</w:t>
+            </w:r>
+          </w:p>
+        </w:tc>
+        <w:tc>
+          <w:tcPr>
+            <w:tcW w:type="dxa" w:w="4819"/>
+          </w:tcPr>
+          <w:p>
+            <w:r>
+              <w:rPr>
+                <w:rFonts w:ascii="宋体" w:hAnsi="宋体" w:eastAsia="宋体"/>
+                <w:sz w:val="18"/>
+              </w:rPr>
+              <w:t>作用域：.approval-table、.change-review-table、.approval-log-list</w:t>
+            </w:r>
+          </w:p>
+        </w:tc>
+      </w:tr>
+    </w:tbl>
+    <w:p/>
+    <w:p>
+      <w:pPr>
+        <w:pStyle w:val="Heading2"/>
+      </w:pPr>
+      <w:r>
+        <w:rPr>
+          <w:rFonts w:ascii="黑体" w:hAnsi="黑体" w:eastAsia="黑体"/>
+        </w:rPr>
+        <w:t>附录 F：原型占位功能（正式开发需实现）</w:t>
       </w:r>
     </w:p>
     <w:tbl>

--- a/prototype/参考文档/培养方案管理系统产品需求文档.docx
+++ b/prototype/参考文档/培养方案管理系统产品需求文档.docx
@@ -20,7 +20,7 @@
           <w:b w:val="0"/>
           <w:sz w:val="22"/>
         </w:rPr>
-        <w:t>文档版本：V1.9</w:t>
+        <w:t>文档版本：V2.0</w:t>
       </w:r>
     </w:p>
     <w:p>
@@ -40,7 +40,7 @@
           <w:b w:val="0"/>
           <w:sz w:val="22"/>
         </w:rPr>
-        <w:t>修订说明：V1.9 对齐参考文档版式与章节顺序；功能按钮保留「英文名称」子标题；业务说明纯中文；技术标识统一后置至 b 节「下钻页面说明」圆括号中</w:t>
+        <w:t>修订说明：V2.0 依据当前原型全面更新：四标签页（TAB3 课程组 + TAB4 方案进程表）、四级审批流、学院级联筛选与列表排序分页、复制版本、变更申请批量操作、执行计划统计、布鲁姆统计学院层级、25 专业/9 学院主数据对齐对照表；不含开课模块需求</w:t>
       </w:r>
     </w:p>
     <w:p>
@@ -212,7 +212,7 @@
                 <w:rFonts w:ascii="宋体" w:hAnsi="宋体" w:eastAsia="宋体"/>
                 <w:sz w:val="21"/>
               </w:rPr>
-              <w:t>本科生培养方案版本制定、审批、变更、执行计划及数据统计</w:t>
+              <w:t>本科生培养方案版本制定、四级审批、变更、专业批次执行计划及数据统计（不含开课模块）</w:t>
             </w:r>
           </w:p>
         </w:tc>
@@ -237,7 +237,7 @@
           <w:b w:val="0"/>
           <w:sz w:val="22"/>
         </w:rPr>
-        <w:t>本文档依据现有原型逆向整理；已确认需求标记为「已确认」；导出模板等待补充标记为「待确认」。入学批次编码：每年 02→04→09。专业（Programme）、入学批次（Intake）等业务英文名称见附录 F。</w:t>
+        <w:t>本文档依据现有原型逆向整理；已确认需求标记为「已确认」；导出模板等待补充标记为「待确认」。入学批次编码：每年 02→04→09。专业主数据 25 个、学院 9 个，严格对照 UG 本科学院专业代码对照表。专业（Programme）、入学批次（Intake）等业务英文名称见附录 F。</w:t>
       </w:r>
     </w:p>
     <w:p>
@@ -474,7 +474,7 @@
                 <w:rFonts w:ascii="宋体" w:hAnsi="宋体" w:eastAsia="宋体"/>
                 <w:sz w:val="18"/>
               </w:rPr>
-              <w:t>嵌入主业务流程图，支持缩放；图例靠左</w:t>
+              <w:t>嵌入主业务流程图，支持缩放；图例靠左；四 TAB + 四级审批</w:t>
             </w:r>
           </w:p>
         </w:tc>
@@ -560,7 +560,7 @@
                 <w:rFonts w:ascii="宋体" w:hAnsi="宋体" w:eastAsia="宋体"/>
                 <w:sz w:val="18"/>
               </w:rPr>
-              <w:t>多版本增删改查、批量提交/导出</w:t>
+              <w:t>多版本增删改查、复制版本、批量提交/导出</w:t>
             </w:r>
           </w:p>
         </w:tc>
@@ -646,7 +646,7 @@
                 <w:rFonts w:ascii="宋体" w:hAnsi="宋体" w:eastAsia="宋体"/>
                 <w:sz w:val="18"/>
               </w:rPr>
-              <w:t>三级审批待办/进行中/历史</w:t>
+              <w:t>四级审批；Pending/In Progress/History 三视角</w:t>
             </w:r>
           </w:p>
         </w:tc>
@@ -804,7 +804,7 @@
                 <w:rFonts w:ascii="宋体" w:hAnsi="宋体" w:eastAsia="宋体"/>
                 <w:sz w:val="18"/>
               </w:rPr>
-              <w:t>TAB1/TAB2/TAB3</w:t>
+              <w:t>TAB1~TAB4</w:t>
             </w:r>
           </w:p>
         </w:tc>
@@ -818,7 +818,7 @@
                 <w:rFonts w:ascii="宋体" w:hAnsi="宋体" w:eastAsia="宋体"/>
                 <w:sz w:val="18"/>
               </w:rPr>
-              <w:t>制定/查看/变更/执行计划共用</w:t>
+              <w:t>制定/查看/变更/执行计划共用四标签页</w:t>
             </w:r>
           </w:p>
         </w:tc>
@@ -904,7 +904,7 @@
                 <w:rFonts w:ascii="宋体" w:hAnsi="宋体" w:eastAsia="宋体"/>
                 <w:sz w:val="18"/>
               </w:rPr>
-              <w:t>对已审批版本发起变更</w:t>
+              <w:t>对已审批版本发起变更；支持批量提交/删除</w:t>
             </w:r>
           </w:p>
         </w:tc>
@@ -990,7 +990,7 @@
                 <w:rFonts w:ascii="宋体" w:hAnsi="宋体" w:eastAsia="宋体"/>
                 <w:sz w:val="18"/>
               </w:rPr>
-              <w:t>变更三级审批</w:t>
+              <w:t>变更四级审批</w:t>
             </w:r>
           </w:p>
         </w:tc>
@@ -1162,7 +1162,93 @@
                 <w:rFonts w:ascii="宋体" w:hAnsi="宋体" w:eastAsia="宋体"/>
                 <w:sz w:val="18"/>
               </w:rPr>
-              <w:t>布鲁姆分布统计</w:t>
+              <w:t>布鲁姆分布；学院→专业→年份→批次</w:t>
+            </w:r>
+          </w:p>
+        </w:tc>
+      </w:tr>
+      <w:tr>
+        <w:tc>
+          <w:tcPr>
+            <w:tcW w:type="dxa" w:w="1757"/>
+          </w:tcPr>
+          <w:p>
+            <w:r>
+              <w:rPr>
+                <w:rFonts w:ascii="宋体" w:hAnsi="宋体" w:eastAsia="宋体"/>
+                <w:sz w:val="18"/>
+              </w:rPr>
+              <w:t>数据统计</w:t>
+            </w:r>
+          </w:p>
+        </w:tc>
+        <w:tc>
+          <w:tcPr>
+            <w:tcW w:type="dxa" w:w="2211"/>
+          </w:tcPr>
+          <w:p>
+            <w:r>
+              <w:rPr>
+                <w:rFonts w:ascii="宋体" w:hAnsi="宋体" w:eastAsia="宋体"/>
+                <w:sz w:val="18"/>
+              </w:rPr>
+              <w:t>Statistics</w:t>
+            </w:r>
+          </w:p>
+        </w:tc>
+        <w:tc>
+          <w:tcPr>
+            <w:tcW w:type="dxa" w:w="2211"/>
+          </w:tcPr>
+          <w:p>
+            <w:r>
+              <w:rPr>
+                <w:rFonts w:ascii="宋体" w:hAnsi="宋体" w:eastAsia="宋体"/>
+                <w:sz w:val="18"/>
+              </w:rPr>
+              <w:t>执行计划统计</w:t>
+            </w:r>
+          </w:p>
+        </w:tc>
+        <w:tc>
+          <w:tcPr>
+            <w:tcW w:type="dxa" w:w="2835"/>
+          </w:tcPr>
+          <w:p>
+            <w:r>
+              <w:rPr>
+                <w:rFonts w:ascii="宋体" w:hAnsi="宋体" w:eastAsia="宋体"/>
+                <w:sz w:val="18"/>
+              </w:rPr>
+              <w:t>Execution Plan Statistics</w:t>
+            </w:r>
+          </w:p>
+        </w:tc>
+        <w:tc>
+          <w:tcPr>
+            <w:tcW w:type="dxa" w:w="1757"/>
+          </w:tcPr>
+          <w:p>
+            <w:r>
+              <w:rPr>
+                <w:rFonts w:ascii="宋体" w:hAnsi="宋体" w:eastAsia="宋体"/>
+                <w:sz w:val="18"/>
+              </w:rPr>
+              <w:t>—</w:t>
+            </w:r>
+          </w:p>
+        </w:tc>
+        <w:tc>
+          <w:tcPr>
+            <w:tcW w:type="dxa" w:w="3798"/>
+          </w:tcPr>
+          <w:p>
+            <w:r>
+              <w:rPr>
+                <w:rFonts w:ascii="宋体" w:hAnsi="宋体" w:eastAsia="宋体"/>
+                <w:sz w:val="18"/>
+              </w:rPr>
+              <w:t>专业×入学批次生成覆盖率矩阵</w:t>
             </w:r>
           </w:p>
         </w:tc>
@@ -1198,7 +1284,7 @@
           <w:b w:val="0"/>
           <w:sz w:val="22"/>
         </w:rPr>
-        <w:t>模块介绍：管理各专业不同入学批次的培养方案版本全生命周期，包括版本制定、三级审批、只读查询、版本导出及批次链衔接；是执行计划与方案版本变更的上游数据源。</w:t>
+        <w:t>模块介绍：管理各专业不同入学批次的培养方案版本全生命周期，包括版本制定、四级审批、只读查询、版本复制/导出及批次链衔接；是执行计划与方案版本变更的上游数据源。</w:t>
       </w:r>
     </w:p>
     <w:p>
@@ -1295,7 +1381,7 @@
                 <w:rFonts w:ascii="宋体" w:hAnsi="宋体" w:eastAsia="宋体"/>
                 <w:sz w:val="21"/>
               </w:rPr>
-              <w:t>用于管理各专业培养方案版本的创建、编辑、删除、提交审批、批量导出及版本引用查询。同一专业可存在多个按批次链衔接的版本；支持按专业、版本过滤；列表展示审批状态、批次区间、引用情况。</w:t>
+              <w:t>用于管理各专业培养方案版本的创建、编辑、删除、复制、提交审批、批量导出及版本引用查询。同一专业可存在多个按批次链衔接的版本；支持学院→专业级联筛选、列排序与分页；列表展示审批状态、批次区间、引用情况。</w:t>
             </w:r>
           </w:p>
         </w:tc>
@@ -1355,9 +1441,9 @@
                 <w:rFonts w:ascii="宋体" w:hAnsi="宋体" w:eastAsia="宋体"/>
                 <w:sz w:val="21"/>
               </w:rPr>
-              <w:t>页面展示字段信息：勾选框、培养方案版本、审批状态、专业代码、学制、版本、开始入学批次、截止入学批次、授予学位、版本引用情况、操作。</w:t>
+              <w:t>页面展示字段信息：勾选框、培养方案版本、审批状态、专业代码、学院代码、学制、版本、开始入学批次、截止入学批次、授予学位、版本引用情况、操作。</w:t>
               <w:br/>
-              <w:t>列对齐：审批状态/专业代码/学制/版本/开始入学批次/截止入学批次/授予学位/版本引用情况居中；</w:t>
+              <w:t>列对齐：审批状态/专业代码/学院代码/学制/版本/开始入学批次/截止入学批次/授予学位/版本引用情况居中；</w:t>
               <w:br/>
               <w:t>当前有效版本行绿底高亮（审批状态：草稿/审批中/已通过/已驳回）。</w:t>
             </w:r>
@@ -1419,7 +1505,7 @@
                 <w:rFonts w:ascii="宋体" w:hAnsi="宋体" w:eastAsia="宋体"/>
                 <w:sz w:val="21"/>
               </w:rPr>
-              <w:t>专业、审批状态（草稿/审批中/已通过/已驳回）；过滤栏「过滤」+「查询」。</w:t>
+              <w:t>学院代码（级联）、专业代码、审批状态（草稿/审批中/已通过/已驳回）；过滤栏选择后点击「查询」生效；支持列头排序与分页（10~200 条/页，默认 20）。</w:t>
             </w:r>
           </w:p>
         </w:tc>
@@ -1479,7 +1565,7 @@
                 <w:rFonts w:ascii="宋体" w:hAnsi="宋体" w:eastAsia="宋体"/>
                 <w:sz w:val="21"/>
               </w:rPr>
-              <w:t>用户在列表页发起增删改查、提交、导出；新增时校验批次链后创建草稿并进入三标签页编辑；提交时校验必修最低学分后写入审批队列；审批通过后状态变为已通过并回填上一版本截止入学批次；导出汇总所选版本方案内容（模板待确认）。</w:t>
+              <w:t>用户在列表页发起增删改查、复制、提交、导出；新增时校验批次链后创建草稿并进入四标签页编辑；提交时校验分类学分结构后写入审批队列；审批通过后状态变为已通过并回填上一版本截止入学批次；复制版本将来源版本完整内容复制到目标专业新草稿。</w:t>
             </w:r>
           </w:p>
         </w:tc>
@@ -1510,7 +1596,7 @@
                 <w:rFonts w:ascii="宋体" w:hAnsi="宋体" w:eastAsia="宋体"/>
                 <w:sz w:val="21"/>
               </w:rPr>
-              <w:t>已维护专业主数据（代码、学制、学位）；已维护入学批次代码集（02/04/09）；课程库可用于标签页二选课。</w:t>
+              <w:t>已维护专业主数据（25 专业、9 学院、代码、学制、学位）；已维护入学批次代码集（02/04/09）；课程库可用于标签页二选课。</w:t>
             </w:r>
           </w:p>
         </w:tc>
@@ -1601,7 +1687,7 @@
                 <w:rFonts w:ascii="宋体" w:hAnsi="宋体" w:eastAsia="宋体"/>
                 <w:sz w:val="21"/>
               </w:rPr>
-              <w:t>操作流程：进入【方案版本管理】→ 过滤查询 → 新增版本 → 标签页一分类 → 标签页二课程 → 标签页三进程表 → 保存（二次确认后返回列表）→ 提交审批 → 【版本审批】三级流程 → 通过后查询/执行计划/变更。</w:t>
+              <w:t>操作流程：进入【方案版本管理】→ 学院/专业过滤查询 → 新增或复制版本 → 标签页一分类 → 标签页二课程 → 标签页三课程组 → 标签页四进程表 → 保存（二次确认后返回列表）→ 提交审批 → 【版本审批】四级流程 → 通过后查询/执行计划/变更。</w:t>
             </w:r>
           </w:p>
         </w:tc>
@@ -4633,7 +4719,7 @@
                 <w:rFonts w:ascii="宋体" w:hAnsi="宋体" w:eastAsia="宋体"/>
                 <w:sz w:val="18"/>
               </w:rPr>
-              <w:t>4 学年×3 学期；执行计划生成时同步旋转</w:t>
+              <w:t>学制年数×3 学期（如 4 年制 Y1S1~Y4S3）；执行计划生成时同步旋转</w:t>
             </w:r>
           </w:p>
         </w:tc>
@@ -6756,7 +6842,7 @@
                 <w:rFonts w:ascii="宋体" w:hAnsi="宋体" w:eastAsia="宋体"/>
                 <w:sz w:val="18"/>
               </w:rPr>
-              <w:t>课程性质</w:t>
+              <w:t>合并课程选择</w:t>
             </w:r>
           </w:p>
         </w:tc>
@@ -6770,7 +6856,7 @@
                 <w:rFonts w:ascii="宋体" w:hAnsi="宋体" w:eastAsia="宋体"/>
                 <w:sz w:val="18"/>
               </w:rPr>
-              <w:t>Course Nature</w:t>
+              <w:t>Merged Course</w:t>
             </w:r>
           </w:p>
         </w:tc>
@@ -6784,7 +6870,7 @@
                 <w:rFonts w:ascii="宋体" w:hAnsi="宋体" w:eastAsia="宋体"/>
                 <w:sz w:val="18"/>
               </w:rPr>
-              <w:t>只读</w:t>
+              <w:t>选择器</w:t>
             </w:r>
           </w:p>
         </w:tc>
@@ -6798,7 +6884,7 @@
                 <w:rFonts w:ascii="宋体" w:hAnsi="宋体" w:eastAsia="宋体"/>
                 <w:sz w:val="18"/>
               </w:rPr>
-              <w:t>是</w:t>
+              <w:t>否</w:t>
             </w:r>
           </w:p>
         </w:tc>
@@ -6812,7 +6898,7 @@
                 <w:rFonts w:ascii="宋体" w:hAnsi="宋体" w:eastAsia="宋体"/>
                 <w:sz w:val="18"/>
               </w:rPr>
-              <w:t>compulsory/elective</w:t>
+              <w:t>须与开课学期、二级分类、学分相同</w:t>
             </w:r>
           </w:p>
         </w:tc>
@@ -6826,7 +6912,7 @@
                 <w:rFonts w:ascii="宋体" w:hAnsi="宋体" w:eastAsia="宋体"/>
                 <w:sz w:val="18"/>
               </w:rPr>
-              <w:t>根据 H1 分类自动判定；显示必修/选修</w:t>
+              <w:t>仅影响 TAB3 课程组与 TAB4 进程表展示；执行计划编辑只读展示</w:t>
             </w:r>
           </w:p>
         </w:tc>
@@ -6840,7 +6926,7 @@
                 <w:rFonts w:ascii="宋体" w:hAnsi="宋体" w:eastAsia="宋体"/>
                 <w:sz w:val="18"/>
               </w:rPr>
-              <w:t>是</w:t>
+              <w:t>否</w:t>
             </w:r>
           </w:p>
         </w:tc>
@@ -6854,7 +6940,6 @@
                 <w:rFonts w:ascii="宋体" w:hAnsi="宋体" w:eastAsia="宋体"/>
                 <w:sz w:val="18"/>
               </w:rPr>
-              <w:t>必修/选修</w:t>
             </w:r>
           </w:p>
         </w:tc>
@@ -6884,7 +6969,7 @@
                 <w:rFonts w:ascii="宋体" w:hAnsi="宋体" w:eastAsia="宋体"/>
                 <w:sz w:val="18"/>
               </w:rPr>
-              <w:t>授课语种</w:t>
+              <w:t>授课对象范围</w:t>
             </w:r>
           </w:p>
         </w:tc>
@@ -6898,7 +6983,7 @@
                 <w:rFonts w:ascii="宋体" w:hAnsi="宋体" w:eastAsia="宋体"/>
                 <w:sz w:val="18"/>
               </w:rPr>
-              <w:t>Medium of Instruction</w:t>
+              <w:t>Teaching Audience</w:t>
             </w:r>
           </w:p>
         </w:tc>
@@ -6926,54 +7011,54 @@
                 <w:rFonts w:ascii="宋体" w:hAnsi="宋体" w:eastAsia="宋体"/>
                 <w:sz w:val="18"/>
               </w:rPr>
+              <w:t>否</w:t>
+            </w:r>
+          </w:p>
+        </w:tc>
+        <w:tc>
+          <w:tcPr>
+            <w:tcW w:type="dxa" w:w="2211"/>
+          </w:tcPr>
+          <w:p>
+            <w:r>
+              <w:rPr>
+                <w:rFonts w:ascii="宋体" w:hAnsi="宋体" w:eastAsia="宋体"/>
+                <w:sz w:val="18"/>
+              </w:rPr>
+              <w:t>—</w:t>
+            </w:r>
+          </w:p>
+        </w:tc>
+        <w:tc>
+          <w:tcPr>
+            <w:tcW w:type="dxa" w:w="2494"/>
+          </w:tcPr>
+          <w:p>
+            <w:r>
+              <w:rPr>
+                <w:rFonts w:ascii="宋体" w:hAnsi="宋体" w:eastAsia="宋体"/>
+                <w:sz w:val="18"/>
+              </w:rPr>
+              <w:t>Chinese / Local / International</w:t>
+            </w:r>
+          </w:p>
+        </w:tc>
+        <w:tc>
+          <w:tcPr>
+            <w:tcW w:type="dxa" w:w="1077"/>
+          </w:tcPr>
+          <w:p>
+            <w:r>
+              <w:rPr>
+                <w:rFonts w:ascii="宋体" w:hAnsi="宋体" w:eastAsia="宋体"/>
+                <w:sz w:val="18"/>
+              </w:rPr>
               <w:t>是</w:t>
             </w:r>
           </w:p>
         </w:tc>
         <w:tc>
           <w:tcPr>
-            <w:tcW w:type="dxa" w:w="2211"/>
-          </w:tcPr>
-          <w:p>
-            <w:r>
-              <w:rPr>
-                <w:rFonts w:ascii="宋体" w:hAnsi="宋体" w:eastAsia="宋体"/>
-                <w:sz w:val="18"/>
-              </w:rPr>
-              <w:t>—</w:t>
-            </w:r>
-          </w:p>
-        </w:tc>
-        <w:tc>
-          <w:tcPr>
-            <w:tcW w:type="dxa" w:w="2494"/>
-          </w:tcPr>
-          <w:p>
-            <w:r>
-              <w:rPr>
-                <w:rFonts w:ascii="宋体" w:hAnsi="宋体" w:eastAsia="宋体"/>
-                <w:sz w:val="18"/>
-              </w:rPr>
-              <w:t>—</w:t>
-            </w:r>
-          </w:p>
-        </w:tc>
-        <w:tc>
-          <w:tcPr>
-            <w:tcW w:type="dxa" w:w="1077"/>
-          </w:tcPr>
-          <w:p>
-            <w:r>
-              <w:rPr>
-                <w:rFonts w:ascii="宋体" w:hAnsi="宋体" w:eastAsia="宋体"/>
-                <w:sz w:val="18"/>
-              </w:rPr>
-              <w:t>是</w:t>
-            </w:r>
-          </w:p>
-        </w:tc>
-        <w:tc>
-          <w:tcPr>
             <w:tcW w:type="dxa" w:w="1417"/>
           </w:tcPr>
           <w:p>
@@ -6982,7 +7067,7 @@
                 <w:rFonts w:ascii="宋体" w:hAnsi="宋体" w:eastAsia="宋体"/>
                 <w:sz w:val="18"/>
               </w:rPr>
-              <w:t>English</w:t>
+              <w:t>Chinese</w:t>
             </w:r>
           </w:p>
         </w:tc>
@@ -7012,7 +7097,7 @@
                 <w:rFonts w:ascii="宋体" w:hAnsi="宋体" w:eastAsia="宋体"/>
                 <w:sz w:val="18"/>
               </w:rPr>
-              <w:t>课程简介</w:t>
+              <w:t>延迟开课</w:t>
             </w:r>
           </w:p>
         </w:tc>
@@ -7026,7 +7111,7 @@
                 <w:rFonts w:ascii="宋体" w:hAnsi="宋体" w:eastAsia="宋体"/>
                 <w:sz w:val="18"/>
               </w:rPr>
-              <w:t>Synopsis</w:t>
+              <w:t>Delayed Offering</w:t>
             </w:r>
           </w:p>
         </w:tc>
@@ -7040,7 +7125,7 @@
                 <w:rFonts w:ascii="宋体" w:hAnsi="宋体" w:eastAsia="宋体"/>
                 <w:sz w:val="18"/>
               </w:rPr>
-              <w:t>文本域</w:t>
+              <w:t>开关</w:t>
             </w:r>
           </w:p>
         </w:tc>
@@ -7082,7 +7167,7 @@
                 <w:rFonts w:ascii="宋体" w:hAnsi="宋体" w:eastAsia="宋体"/>
                 <w:sz w:val="18"/>
               </w:rPr>
-              <w:t>—</w:t>
+              <w:t>仅专业批次执行计划 TAB2 编辑未开课课程时可见；版本/变更不展示</w:t>
             </w:r>
           </w:p>
         </w:tc>
@@ -7126,6 +7211,389 @@
                 <w:sz w:val="18"/>
               </w:rPr>
               <w:t>9</w:t>
+            </w:r>
+          </w:p>
+        </w:tc>
+        <w:tc>
+          <w:tcPr>
+            <w:tcW w:type="dxa" w:w="1757"/>
+          </w:tcPr>
+          <w:p>
+            <w:r>
+              <w:rPr>
+                <w:rFonts w:ascii="宋体" w:hAnsi="宋体" w:eastAsia="宋体"/>
+                <w:sz w:val="18"/>
+              </w:rPr>
+              <w:t>课程性质</w:t>
+            </w:r>
+          </w:p>
+        </w:tc>
+        <w:tc>
+          <w:tcPr>
+            <w:tcW w:type="dxa" w:w="1928"/>
+          </w:tcPr>
+          <w:p>
+            <w:r>
+              <w:rPr>
+                <w:rFonts w:ascii="宋体" w:hAnsi="宋体" w:eastAsia="宋体"/>
+                <w:sz w:val="18"/>
+              </w:rPr>
+              <w:t>Course Nature</w:t>
+            </w:r>
+          </w:p>
+        </w:tc>
+        <w:tc>
+          <w:tcPr>
+            <w:tcW w:type="dxa" w:w="1077"/>
+          </w:tcPr>
+          <w:p>
+            <w:r>
+              <w:rPr>
+                <w:rFonts w:ascii="宋体" w:hAnsi="宋体" w:eastAsia="宋体"/>
+                <w:sz w:val="18"/>
+              </w:rPr>
+              <w:t>只读</w:t>
+            </w:r>
+          </w:p>
+        </w:tc>
+        <w:tc>
+          <w:tcPr>
+            <w:tcW w:type="dxa" w:w="624"/>
+          </w:tcPr>
+          <w:p>
+            <w:r>
+              <w:rPr>
+                <w:rFonts w:ascii="宋体" w:hAnsi="宋体" w:eastAsia="宋体"/>
+                <w:sz w:val="18"/>
+              </w:rPr>
+              <w:t>是</w:t>
+            </w:r>
+          </w:p>
+        </w:tc>
+        <w:tc>
+          <w:tcPr>
+            <w:tcW w:type="dxa" w:w="2211"/>
+          </w:tcPr>
+          <w:p>
+            <w:r>
+              <w:rPr>
+                <w:rFonts w:ascii="宋体" w:hAnsi="宋体" w:eastAsia="宋体"/>
+                <w:sz w:val="18"/>
+              </w:rPr>
+              <w:t>compulsory/elective</w:t>
+            </w:r>
+          </w:p>
+        </w:tc>
+        <w:tc>
+          <w:tcPr>
+            <w:tcW w:type="dxa" w:w="2494"/>
+          </w:tcPr>
+          <w:p>
+            <w:r>
+              <w:rPr>
+                <w:rFonts w:ascii="宋体" w:hAnsi="宋体" w:eastAsia="宋体"/>
+                <w:sz w:val="18"/>
+              </w:rPr>
+              <w:t>根据 H1 分类自动判定；显示必修/选修</w:t>
+            </w:r>
+          </w:p>
+        </w:tc>
+        <w:tc>
+          <w:tcPr>
+            <w:tcW w:type="dxa" w:w="1077"/>
+          </w:tcPr>
+          <w:p>
+            <w:r>
+              <w:rPr>
+                <w:rFonts w:ascii="宋体" w:hAnsi="宋体" w:eastAsia="宋体"/>
+                <w:sz w:val="18"/>
+              </w:rPr>
+              <w:t>是</w:t>
+            </w:r>
+          </w:p>
+        </w:tc>
+        <w:tc>
+          <w:tcPr>
+            <w:tcW w:type="dxa" w:w="1417"/>
+          </w:tcPr>
+          <w:p>
+            <w:r>
+              <w:rPr>
+                <w:rFonts w:ascii="宋体" w:hAnsi="宋体" w:eastAsia="宋体"/>
+                <w:sz w:val="18"/>
+              </w:rPr>
+              <w:t>必修/选修</w:t>
+            </w:r>
+          </w:p>
+        </w:tc>
+      </w:tr>
+      <w:tr>
+        <w:tc>
+          <w:tcPr>
+            <w:tcW w:type="dxa" w:w="680"/>
+          </w:tcPr>
+          <w:p>
+            <w:r>
+              <w:rPr>
+                <w:rFonts w:ascii="宋体" w:hAnsi="宋体" w:eastAsia="宋体"/>
+                <w:sz w:val="18"/>
+              </w:rPr>
+              <w:t>10</w:t>
+            </w:r>
+          </w:p>
+        </w:tc>
+        <w:tc>
+          <w:tcPr>
+            <w:tcW w:type="dxa" w:w="1757"/>
+          </w:tcPr>
+          <w:p>
+            <w:r>
+              <w:rPr>
+                <w:rFonts w:ascii="宋体" w:hAnsi="宋体" w:eastAsia="宋体"/>
+                <w:sz w:val="18"/>
+              </w:rPr>
+              <w:t>授课语种</w:t>
+            </w:r>
+          </w:p>
+        </w:tc>
+        <w:tc>
+          <w:tcPr>
+            <w:tcW w:type="dxa" w:w="1928"/>
+          </w:tcPr>
+          <w:p>
+            <w:r>
+              <w:rPr>
+                <w:rFonts w:ascii="宋体" w:hAnsi="宋体" w:eastAsia="宋体"/>
+                <w:sz w:val="18"/>
+              </w:rPr>
+              <w:t>Medium of Instruction</w:t>
+            </w:r>
+          </w:p>
+        </w:tc>
+        <w:tc>
+          <w:tcPr>
+            <w:tcW w:type="dxa" w:w="1077"/>
+          </w:tcPr>
+          <w:p>
+            <w:r>
+              <w:rPr>
+                <w:rFonts w:ascii="宋体" w:hAnsi="宋体" w:eastAsia="宋体"/>
+                <w:sz w:val="18"/>
+              </w:rPr>
+              <w:t>下拉框</w:t>
+            </w:r>
+          </w:p>
+        </w:tc>
+        <w:tc>
+          <w:tcPr>
+            <w:tcW w:type="dxa" w:w="624"/>
+          </w:tcPr>
+          <w:p>
+            <w:r>
+              <w:rPr>
+                <w:rFonts w:ascii="宋体" w:hAnsi="宋体" w:eastAsia="宋体"/>
+                <w:sz w:val="18"/>
+              </w:rPr>
+              <w:t>是</w:t>
+            </w:r>
+          </w:p>
+        </w:tc>
+        <w:tc>
+          <w:tcPr>
+            <w:tcW w:type="dxa" w:w="2211"/>
+          </w:tcPr>
+          <w:p>
+            <w:r>
+              <w:rPr>
+                <w:rFonts w:ascii="宋体" w:hAnsi="宋体" w:eastAsia="宋体"/>
+                <w:sz w:val="18"/>
+              </w:rPr>
+              <w:t>—</w:t>
+            </w:r>
+          </w:p>
+        </w:tc>
+        <w:tc>
+          <w:tcPr>
+            <w:tcW w:type="dxa" w:w="2494"/>
+          </w:tcPr>
+          <w:p>
+            <w:r>
+              <w:rPr>
+                <w:rFonts w:ascii="宋体" w:hAnsi="宋体" w:eastAsia="宋体"/>
+                <w:sz w:val="18"/>
+              </w:rPr>
+              <w:t>—</w:t>
+            </w:r>
+          </w:p>
+        </w:tc>
+        <w:tc>
+          <w:tcPr>
+            <w:tcW w:type="dxa" w:w="1077"/>
+          </w:tcPr>
+          <w:p>
+            <w:r>
+              <w:rPr>
+                <w:rFonts w:ascii="宋体" w:hAnsi="宋体" w:eastAsia="宋体"/>
+                <w:sz w:val="18"/>
+              </w:rPr>
+              <w:t>是</w:t>
+            </w:r>
+          </w:p>
+        </w:tc>
+        <w:tc>
+          <w:tcPr>
+            <w:tcW w:type="dxa" w:w="1417"/>
+          </w:tcPr>
+          <w:p>
+            <w:r>
+              <w:rPr>
+                <w:rFonts w:ascii="宋体" w:hAnsi="宋体" w:eastAsia="宋体"/>
+                <w:sz w:val="18"/>
+              </w:rPr>
+              <w:t>English</w:t>
+            </w:r>
+          </w:p>
+        </w:tc>
+      </w:tr>
+      <w:tr>
+        <w:tc>
+          <w:tcPr>
+            <w:tcW w:type="dxa" w:w="680"/>
+          </w:tcPr>
+          <w:p>
+            <w:r>
+              <w:rPr>
+                <w:rFonts w:ascii="宋体" w:hAnsi="宋体" w:eastAsia="宋体"/>
+                <w:sz w:val="18"/>
+              </w:rPr>
+              <w:t>11</w:t>
+            </w:r>
+          </w:p>
+        </w:tc>
+        <w:tc>
+          <w:tcPr>
+            <w:tcW w:type="dxa" w:w="1757"/>
+          </w:tcPr>
+          <w:p>
+            <w:r>
+              <w:rPr>
+                <w:rFonts w:ascii="宋体" w:hAnsi="宋体" w:eastAsia="宋体"/>
+                <w:sz w:val="18"/>
+              </w:rPr>
+              <w:t>课程简介</w:t>
+            </w:r>
+          </w:p>
+        </w:tc>
+        <w:tc>
+          <w:tcPr>
+            <w:tcW w:type="dxa" w:w="1928"/>
+          </w:tcPr>
+          <w:p>
+            <w:r>
+              <w:rPr>
+                <w:rFonts w:ascii="宋体" w:hAnsi="宋体" w:eastAsia="宋体"/>
+                <w:sz w:val="18"/>
+              </w:rPr>
+              <w:t>Synopsis</w:t>
+            </w:r>
+          </w:p>
+        </w:tc>
+        <w:tc>
+          <w:tcPr>
+            <w:tcW w:type="dxa" w:w="1077"/>
+          </w:tcPr>
+          <w:p>
+            <w:r>
+              <w:rPr>
+                <w:rFonts w:ascii="宋体" w:hAnsi="宋体" w:eastAsia="宋体"/>
+                <w:sz w:val="18"/>
+              </w:rPr>
+              <w:t>文本域</w:t>
+            </w:r>
+          </w:p>
+        </w:tc>
+        <w:tc>
+          <w:tcPr>
+            <w:tcW w:type="dxa" w:w="624"/>
+          </w:tcPr>
+          <w:p>
+            <w:r>
+              <w:rPr>
+                <w:rFonts w:ascii="宋体" w:hAnsi="宋体" w:eastAsia="宋体"/>
+                <w:sz w:val="18"/>
+              </w:rPr>
+              <w:t>否</w:t>
+            </w:r>
+          </w:p>
+        </w:tc>
+        <w:tc>
+          <w:tcPr>
+            <w:tcW w:type="dxa" w:w="2211"/>
+          </w:tcPr>
+          <w:p>
+            <w:r>
+              <w:rPr>
+                <w:rFonts w:ascii="宋体" w:hAnsi="宋体" w:eastAsia="宋体"/>
+                <w:sz w:val="18"/>
+              </w:rPr>
+              <w:t>—</w:t>
+            </w:r>
+          </w:p>
+        </w:tc>
+        <w:tc>
+          <w:tcPr>
+            <w:tcW w:type="dxa" w:w="2494"/>
+          </w:tcPr>
+          <w:p>
+            <w:r>
+              <w:rPr>
+                <w:rFonts w:ascii="宋体" w:hAnsi="宋体" w:eastAsia="宋体"/>
+                <w:sz w:val="18"/>
+              </w:rPr>
+              <w:t>—</w:t>
+            </w:r>
+          </w:p>
+        </w:tc>
+        <w:tc>
+          <w:tcPr>
+            <w:tcW w:type="dxa" w:w="1077"/>
+          </w:tcPr>
+          <w:p>
+            <w:r>
+              <w:rPr>
+                <w:rFonts w:ascii="宋体" w:hAnsi="宋体" w:eastAsia="宋体"/>
+                <w:sz w:val="18"/>
+              </w:rPr>
+              <w:t>否</w:t>
+            </w:r>
+          </w:p>
+        </w:tc>
+        <w:tc>
+          <w:tcPr>
+            <w:tcW w:type="dxa" w:w="1417"/>
+          </w:tcPr>
+          <w:p>
+            <w:r>
+              <w:rPr>
+                <w:rFonts w:ascii="宋体" w:hAnsi="宋体" w:eastAsia="宋体"/>
+                <w:sz w:val="18"/>
+              </w:rPr>
+            </w:r>
+          </w:p>
+        </w:tc>
+      </w:tr>
+      <w:tr>
+        <w:tc>
+          <w:tcPr>
+            <w:tcW w:type="dxa" w:w="680"/>
+          </w:tcPr>
+          <w:p>
+            <w:r>
+              <w:rPr>
+                <w:rFonts w:ascii="宋体" w:hAnsi="宋体" w:eastAsia="宋体"/>
+                <w:sz w:val="18"/>
+              </w:rPr>
+              <w:t>12</w:t>
             </w:r>
           </w:p>
         </w:tc>
@@ -12472,7 +12940,7 @@
           <w:b/>
           <w:sz w:val="22"/>
         </w:rPr>
-        <w:t>版本编辑——TAB3 方案进程表（Programme Structure，V1.4）</w:t>
+        <w:t>版本编辑——TAB4 方案进程表（Programme Structure，V2.0）</w:t>
       </w:r>
     </w:p>
     <w:tbl>
@@ -12889,7 +13357,7 @@
                 <w:rFonts w:ascii="宋体" w:hAnsi="宋体" w:eastAsia="宋体"/>
                 <w:sz w:val="18"/>
               </w:rPr>
-              <w:t>按 TAB2 已指定开课学期课程自动生成</w:t>
+              <w:t>由 TAB1+TAB2+TAB3 自动生成；含课程组合并与合并课程展示规则</w:t>
             </w:r>
           </w:p>
         </w:tc>
@@ -13272,6 +13740,3756 @@
                 <w:sz w:val="18"/>
               </w:rPr>
               <w:t>无指定学期课程时提示去 TAB2 配置</w:t>
+            </w:r>
+          </w:p>
+        </w:tc>
+        <w:tc>
+          <w:tcPr>
+            <w:tcW w:type="dxa" w:w="1077"/>
+          </w:tcPr>
+          <w:p>
+            <w:r>
+              <w:rPr>
+                <w:rFonts w:ascii="宋体" w:hAnsi="宋体" w:eastAsia="宋体"/>
+                <w:sz w:val="18"/>
+              </w:rPr>
+              <w:t>否</w:t>
+            </w:r>
+          </w:p>
+        </w:tc>
+        <w:tc>
+          <w:tcPr>
+            <w:tcW w:type="dxa" w:w="1417"/>
+          </w:tcPr>
+          <w:p>
+            <w:r>
+              <w:rPr>
+                <w:rFonts w:ascii="宋体" w:hAnsi="宋体" w:eastAsia="宋体"/>
+                <w:sz w:val="18"/>
+              </w:rPr>
+            </w:r>
+          </w:p>
+        </w:tc>
+      </w:tr>
+    </w:tbl>
+    <w:p/>
+    <w:p>
+      <w:r>
+        <w:rPr>
+          <w:rFonts w:ascii="宋体" w:hAnsi="宋体" w:eastAsia="宋体"/>
+          <w:b/>
+          <w:sz w:val="22"/>
+        </w:rPr>
+        <w:t>复制版本——弹窗</w:t>
+      </w:r>
+    </w:p>
+    <w:tbl>
+      <w:tblPr>
+        <w:tblW w:type="auto" w:w="0"/>
+        <w:tblLook w:firstColumn="1" w:firstRow="1" w:lastColumn="0" w:lastRow="0" w:noHBand="0" w:noVBand="1" w:val="04A0"/>
+        <w:tblBorders>
+          <w:top w:val="single" w:sz="4" w:space="0" w:color="000000"/>
+          <w:left w:val="single" w:sz="4" w:space="0" w:color="000000"/>
+          <w:bottom w:val="single" w:sz="4" w:space="0" w:color="000000"/>
+          <w:right w:val="single" w:sz="4" w:space="0" w:color="000000"/>
+          <w:insideH w:val="single" w:sz="4" w:space="0" w:color="000000"/>
+          <w:insideV w:val="single" w:sz="4" w:space="0" w:color="000000"/>
+        </w:tblBorders>
+      </w:tblPr>
+      <w:tblGrid>
+        <w:gridCol w:w="1619"/>
+        <w:gridCol w:w="1619"/>
+        <w:gridCol w:w="1619"/>
+        <w:gridCol w:w="1619"/>
+        <w:gridCol w:w="1619"/>
+        <w:gridCol w:w="1619"/>
+        <w:gridCol w:w="1619"/>
+        <w:gridCol w:w="1619"/>
+        <w:gridCol w:w="1619"/>
+      </w:tblGrid>
+      <w:tr>
+        <w:tc>
+          <w:tcPr>
+            <w:tcW w:type="dxa" w:w="680"/>
+          </w:tcPr>
+          <w:p>
+            <w:pPr>
+              <w:jc w:val="center"/>
+            </w:pPr>
+            <w:r>
+              <w:rPr>
+                <w:rFonts w:ascii="宋体" w:hAnsi="宋体" w:eastAsia="宋体"/>
+                <w:b/>
+                <w:sz w:val="18"/>
+              </w:rPr>
+              <w:t>序号</w:t>
+            </w:r>
+          </w:p>
+        </w:tc>
+        <w:tc>
+          <w:tcPr>
+            <w:tcW w:type="dxa" w:w="1757"/>
+          </w:tcPr>
+          <w:p>
+            <w:pPr>
+              <w:jc w:val="center"/>
+            </w:pPr>
+            <w:r>
+              <w:rPr>
+                <w:rFonts w:ascii="宋体" w:hAnsi="宋体" w:eastAsia="宋体"/>
+                <w:b/>
+                <w:sz w:val="18"/>
+              </w:rPr>
+              <w:t>字段中文名称</w:t>
+            </w:r>
+          </w:p>
+        </w:tc>
+        <w:tc>
+          <w:tcPr>
+            <w:tcW w:type="dxa" w:w="1928"/>
+          </w:tcPr>
+          <w:p>
+            <w:pPr>
+              <w:jc w:val="center"/>
+            </w:pPr>
+            <w:r>
+              <w:rPr>
+                <w:rFonts w:ascii="宋体" w:hAnsi="宋体" w:eastAsia="宋体"/>
+                <w:b/>
+                <w:sz w:val="18"/>
+              </w:rPr>
+              <w:t>英文名称</w:t>
+            </w:r>
+          </w:p>
+        </w:tc>
+        <w:tc>
+          <w:tcPr>
+            <w:tcW w:type="dxa" w:w="1077"/>
+          </w:tcPr>
+          <w:p>
+            <w:pPr>
+              <w:jc w:val="center"/>
+            </w:pPr>
+            <w:r>
+              <w:rPr>
+                <w:rFonts w:ascii="宋体" w:hAnsi="宋体" w:eastAsia="宋体"/>
+                <w:b/>
+                <w:sz w:val="18"/>
+              </w:rPr>
+              <w:t>字段类型</w:t>
+            </w:r>
+          </w:p>
+        </w:tc>
+        <w:tc>
+          <w:tcPr>
+            <w:tcW w:type="dxa" w:w="624"/>
+          </w:tcPr>
+          <w:p>
+            <w:pPr>
+              <w:jc w:val="center"/>
+            </w:pPr>
+            <w:r>
+              <w:rPr>
+                <w:rFonts w:ascii="宋体" w:hAnsi="宋体" w:eastAsia="宋体"/>
+                <w:b/>
+                <w:sz w:val="18"/>
+              </w:rPr>
+              <w:t>必填</w:t>
+            </w:r>
+          </w:p>
+        </w:tc>
+        <w:tc>
+          <w:tcPr>
+            <w:tcW w:type="dxa" w:w="2211"/>
+          </w:tcPr>
+          <w:p>
+            <w:pPr>
+              <w:jc w:val="center"/>
+            </w:pPr>
+            <w:r>
+              <w:rPr>
+                <w:rFonts w:ascii="宋体" w:hAnsi="宋体" w:eastAsia="宋体"/>
+                <w:b/>
+                <w:sz w:val="18"/>
+              </w:rPr>
+              <w:t>校验规则</w:t>
+              <w:br/>
+              <w:t>（没有明确规则时先限制字符即可，放宽）</w:t>
+            </w:r>
+          </w:p>
+        </w:tc>
+        <w:tc>
+          <w:tcPr>
+            <w:tcW w:type="dxa" w:w="2494"/>
+          </w:tcPr>
+          <w:p>
+            <w:pPr>
+              <w:jc w:val="center"/>
+            </w:pPr>
+            <w:r>
+              <w:rPr>
+                <w:rFonts w:ascii="宋体" w:hAnsi="宋体" w:eastAsia="宋体"/>
+                <w:b/>
+                <w:sz w:val="18"/>
+              </w:rPr>
+              <w:t>备注（如下拉框取值来源、说明等）</w:t>
+            </w:r>
+          </w:p>
+        </w:tc>
+        <w:tc>
+          <w:tcPr>
+            <w:tcW w:type="dxa" w:w="1077"/>
+          </w:tcPr>
+          <w:p>
+            <w:pPr>
+              <w:jc w:val="center"/>
+            </w:pPr>
+            <w:r>
+              <w:rPr>
+                <w:rFonts w:ascii="宋体" w:hAnsi="宋体" w:eastAsia="宋体"/>
+                <w:b/>
+                <w:sz w:val="18"/>
+              </w:rPr>
+              <w:t>是否代码集取值</w:t>
+            </w:r>
+          </w:p>
+        </w:tc>
+        <w:tc>
+          <w:tcPr>
+            <w:tcW w:type="dxa" w:w="1417"/>
+          </w:tcPr>
+          <w:p>
+            <w:pPr>
+              <w:jc w:val="center"/>
+            </w:pPr>
+            <w:r>
+              <w:rPr>
+                <w:rFonts w:ascii="宋体" w:hAnsi="宋体" w:eastAsia="宋体"/>
+                <w:b/>
+                <w:sz w:val="18"/>
+              </w:rPr>
+              <w:t>数据格式样例</w:t>
+              <w:br/>
+              <w:t>（无特定格式留空）</w:t>
+            </w:r>
+          </w:p>
+        </w:tc>
+      </w:tr>
+      <w:tr>
+        <w:tc>
+          <w:tcPr>
+            <w:tcW w:type="dxa" w:w="680"/>
+          </w:tcPr>
+          <w:p>
+            <w:r>
+              <w:rPr>
+                <w:rFonts w:ascii="宋体" w:hAnsi="宋体" w:eastAsia="宋体"/>
+                <w:sz w:val="18"/>
+              </w:rPr>
+              <w:t>1</w:t>
+            </w:r>
+          </w:p>
+        </w:tc>
+        <w:tc>
+          <w:tcPr>
+            <w:tcW w:type="dxa" w:w="1757"/>
+          </w:tcPr>
+          <w:p>
+            <w:r>
+              <w:rPr>
+                <w:rFonts w:ascii="宋体" w:hAnsi="宋体" w:eastAsia="宋体"/>
+                <w:sz w:val="18"/>
+              </w:rPr>
+              <w:t>复制专业</w:t>
+            </w:r>
+          </w:p>
+        </w:tc>
+        <w:tc>
+          <w:tcPr>
+            <w:tcW w:type="dxa" w:w="1928"/>
+          </w:tcPr>
+          <w:p>
+            <w:r>
+              <w:rPr>
+                <w:rFonts w:ascii="宋体" w:hAnsi="宋体" w:eastAsia="宋体"/>
+                <w:sz w:val="18"/>
+              </w:rPr>
+              <w:t>Source Programme</w:t>
+            </w:r>
+          </w:p>
+        </w:tc>
+        <w:tc>
+          <w:tcPr>
+            <w:tcW w:type="dxa" w:w="1077"/>
+          </w:tcPr>
+          <w:p>
+            <w:r>
+              <w:rPr>
+                <w:rFonts w:ascii="宋体" w:hAnsi="宋体" w:eastAsia="宋体"/>
+                <w:sz w:val="18"/>
+              </w:rPr>
+              <w:t>下拉框</w:t>
+            </w:r>
+          </w:p>
+        </w:tc>
+        <w:tc>
+          <w:tcPr>
+            <w:tcW w:type="dxa" w:w="624"/>
+          </w:tcPr>
+          <w:p>
+            <w:r>
+              <w:rPr>
+                <w:rFonts w:ascii="宋体" w:hAnsi="宋体" w:eastAsia="宋体"/>
+                <w:sz w:val="18"/>
+              </w:rPr>
+              <w:t>是</w:t>
+            </w:r>
+          </w:p>
+        </w:tc>
+        <w:tc>
+          <w:tcPr>
+            <w:tcW w:type="dxa" w:w="2211"/>
+          </w:tcPr>
+          <w:p>
+            <w:r>
+              <w:rPr>
+                <w:rFonts w:ascii="宋体" w:hAnsi="宋体" w:eastAsia="宋体"/>
+                <w:sz w:val="18"/>
+              </w:rPr>
+              <w:t>—</w:t>
+            </w:r>
+          </w:p>
+        </w:tc>
+        <w:tc>
+          <w:tcPr>
+            <w:tcW w:type="dxa" w:w="2494"/>
+          </w:tcPr>
+          <w:p>
+            <w:r>
+              <w:rPr>
+                <w:rFonts w:ascii="宋体" w:hAnsi="宋体" w:eastAsia="宋体"/>
+                <w:sz w:val="18"/>
+              </w:rPr>
+              <w:t>选择待复制方案所属专业</w:t>
+            </w:r>
+          </w:p>
+        </w:tc>
+        <w:tc>
+          <w:tcPr>
+            <w:tcW w:type="dxa" w:w="1077"/>
+          </w:tcPr>
+          <w:p>
+            <w:r>
+              <w:rPr>
+                <w:rFonts w:ascii="宋体" w:hAnsi="宋体" w:eastAsia="宋体"/>
+                <w:sz w:val="18"/>
+              </w:rPr>
+              <w:t>是</w:t>
+            </w:r>
+          </w:p>
+        </w:tc>
+        <w:tc>
+          <w:tcPr>
+            <w:tcW w:type="dxa" w:w="1417"/>
+          </w:tcPr>
+          <w:p>
+            <w:r>
+              <w:rPr>
+                <w:rFonts w:ascii="宋体" w:hAnsi="宋体" w:eastAsia="宋体"/>
+                <w:sz w:val="18"/>
+              </w:rPr>
+              <w:t>Finance 金融学</w:t>
+            </w:r>
+          </w:p>
+        </w:tc>
+      </w:tr>
+      <w:tr>
+        <w:tc>
+          <w:tcPr>
+            <w:tcW w:type="dxa" w:w="680"/>
+          </w:tcPr>
+          <w:p>
+            <w:r>
+              <w:rPr>
+                <w:rFonts w:ascii="宋体" w:hAnsi="宋体" w:eastAsia="宋体"/>
+                <w:sz w:val="18"/>
+              </w:rPr>
+              <w:t>2</w:t>
+            </w:r>
+          </w:p>
+        </w:tc>
+        <w:tc>
+          <w:tcPr>
+            <w:tcW w:type="dxa" w:w="1757"/>
+          </w:tcPr>
+          <w:p>
+            <w:r>
+              <w:rPr>
+                <w:rFonts w:ascii="宋体" w:hAnsi="宋体" w:eastAsia="宋体"/>
+                <w:sz w:val="18"/>
+              </w:rPr>
+              <w:t>复制方案版本</w:t>
+            </w:r>
+          </w:p>
+        </w:tc>
+        <w:tc>
+          <w:tcPr>
+            <w:tcW w:type="dxa" w:w="1928"/>
+          </w:tcPr>
+          <w:p>
+            <w:r>
+              <w:rPr>
+                <w:rFonts w:ascii="宋体" w:hAnsi="宋体" w:eastAsia="宋体"/>
+                <w:sz w:val="18"/>
+              </w:rPr>
+              <w:t>Source Version</w:t>
+            </w:r>
+          </w:p>
+        </w:tc>
+        <w:tc>
+          <w:tcPr>
+            <w:tcW w:type="dxa" w:w="1077"/>
+          </w:tcPr>
+          <w:p>
+            <w:r>
+              <w:rPr>
+                <w:rFonts w:ascii="宋体" w:hAnsi="宋体" w:eastAsia="宋体"/>
+                <w:sz w:val="18"/>
+              </w:rPr>
+              <w:t>下拉框</w:t>
+            </w:r>
+          </w:p>
+        </w:tc>
+        <w:tc>
+          <w:tcPr>
+            <w:tcW w:type="dxa" w:w="624"/>
+          </w:tcPr>
+          <w:p>
+            <w:r>
+              <w:rPr>
+                <w:rFonts w:ascii="宋体" w:hAnsi="宋体" w:eastAsia="宋体"/>
+                <w:sz w:val="18"/>
+              </w:rPr>
+              <w:t>是</w:t>
+            </w:r>
+          </w:p>
+        </w:tc>
+        <w:tc>
+          <w:tcPr>
+            <w:tcW w:type="dxa" w:w="2211"/>
+          </w:tcPr>
+          <w:p>
+            <w:r>
+              <w:rPr>
+                <w:rFonts w:ascii="宋体" w:hAnsi="宋体" w:eastAsia="宋体"/>
+                <w:sz w:val="18"/>
+              </w:rPr>
+              <w:t>—</w:t>
+            </w:r>
+          </w:p>
+        </w:tc>
+        <w:tc>
+          <w:tcPr>
+            <w:tcW w:type="dxa" w:w="2494"/>
+          </w:tcPr>
+          <w:p>
+            <w:r>
+              <w:rPr>
+                <w:rFonts w:ascii="宋体" w:hAnsi="宋体" w:eastAsia="宋体"/>
+                <w:sz w:val="18"/>
+              </w:rPr>
+              <w:t>展示该专业可选方案版本</w:t>
+            </w:r>
+          </w:p>
+        </w:tc>
+        <w:tc>
+          <w:tcPr>
+            <w:tcW w:type="dxa" w:w="1077"/>
+          </w:tcPr>
+          <w:p>
+            <w:r>
+              <w:rPr>
+                <w:rFonts w:ascii="宋体" w:hAnsi="宋体" w:eastAsia="宋体"/>
+                <w:sz w:val="18"/>
+              </w:rPr>
+              <w:t>是</w:t>
+            </w:r>
+          </w:p>
+        </w:tc>
+        <w:tc>
+          <w:tcPr>
+            <w:tcW w:type="dxa" w:w="1417"/>
+          </w:tcPr>
+          <w:p>
+            <w:r>
+              <w:rPr>
+                <w:rFonts w:ascii="宋体" w:hAnsi="宋体" w:eastAsia="宋体"/>
+                <w:sz w:val="18"/>
+              </w:rPr>
+              <w:t>2025/09</w:t>
+            </w:r>
+          </w:p>
+        </w:tc>
+      </w:tr>
+      <w:tr>
+        <w:tc>
+          <w:tcPr>
+            <w:tcW w:type="dxa" w:w="680"/>
+          </w:tcPr>
+          <w:p>
+            <w:r>
+              <w:rPr>
+                <w:rFonts w:ascii="宋体" w:hAnsi="宋体" w:eastAsia="宋体"/>
+                <w:sz w:val="18"/>
+              </w:rPr>
+              <w:t>3</w:t>
+            </w:r>
+          </w:p>
+        </w:tc>
+        <w:tc>
+          <w:tcPr>
+            <w:tcW w:type="dxa" w:w="1757"/>
+          </w:tcPr>
+          <w:p>
+            <w:r>
+              <w:rPr>
+                <w:rFonts w:ascii="宋体" w:hAnsi="宋体" w:eastAsia="宋体"/>
+                <w:sz w:val="18"/>
+              </w:rPr>
+              <w:t>新的专业</w:t>
+            </w:r>
+          </w:p>
+        </w:tc>
+        <w:tc>
+          <w:tcPr>
+            <w:tcW w:type="dxa" w:w="1928"/>
+          </w:tcPr>
+          <w:p>
+            <w:r>
+              <w:rPr>
+                <w:rFonts w:ascii="宋体" w:hAnsi="宋体" w:eastAsia="宋体"/>
+                <w:sz w:val="18"/>
+              </w:rPr>
+              <w:t>Target Programme</w:t>
+            </w:r>
+          </w:p>
+        </w:tc>
+        <w:tc>
+          <w:tcPr>
+            <w:tcW w:type="dxa" w:w="1077"/>
+          </w:tcPr>
+          <w:p>
+            <w:r>
+              <w:rPr>
+                <w:rFonts w:ascii="宋体" w:hAnsi="宋体" w:eastAsia="宋体"/>
+                <w:sz w:val="18"/>
+              </w:rPr>
+              <w:t>下拉框</w:t>
+            </w:r>
+          </w:p>
+        </w:tc>
+        <w:tc>
+          <w:tcPr>
+            <w:tcW w:type="dxa" w:w="624"/>
+          </w:tcPr>
+          <w:p>
+            <w:r>
+              <w:rPr>
+                <w:rFonts w:ascii="宋体" w:hAnsi="宋体" w:eastAsia="宋体"/>
+                <w:sz w:val="18"/>
+              </w:rPr>
+              <w:t>是</w:t>
+            </w:r>
+          </w:p>
+        </w:tc>
+        <w:tc>
+          <w:tcPr>
+            <w:tcW w:type="dxa" w:w="2211"/>
+          </w:tcPr>
+          <w:p>
+            <w:r>
+              <w:rPr>
+                <w:rFonts w:ascii="宋体" w:hAnsi="宋体" w:eastAsia="宋体"/>
+                <w:sz w:val="18"/>
+              </w:rPr>
+              <w:t>—</w:t>
+            </w:r>
+          </w:p>
+        </w:tc>
+        <w:tc>
+          <w:tcPr>
+            <w:tcW w:type="dxa" w:w="2494"/>
+          </w:tcPr>
+          <w:p>
+            <w:r>
+              <w:rPr>
+                <w:rFonts w:ascii="宋体" w:hAnsi="宋体" w:eastAsia="宋体"/>
+                <w:sz w:val="18"/>
+              </w:rPr>
+              <w:t>目标专业可与来源不同</w:t>
+            </w:r>
+          </w:p>
+        </w:tc>
+        <w:tc>
+          <w:tcPr>
+            <w:tcW w:type="dxa" w:w="1077"/>
+          </w:tcPr>
+          <w:p>
+            <w:r>
+              <w:rPr>
+                <w:rFonts w:ascii="宋体" w:hAnsi="宋体" w:eastAsia="宋体"/>
+                <w:sz w:val="18"/>
+              </w:rPr>
+              <w:t>是</w:t>
+            </w:r>
+          </w:p>
+        </w:tc>
+        <w:tc>
+          <w:tcPr>
+            <w:tcW w:type="dxa" w:w="1417"/>
+          </w:tcPr>
+          <w:p>
+            <w:r>
+              <w:rPr>
+                <w:rFonts w:ascii="宋体" w:hAnsi="宋体" w:eastAsia="宋体"/>
+                <w:sz w:val="18"/>
+              </w:rPr>
+              <w:t>Accounting 会计学</w:t>
+            </w:r>
+          </w:p>
+        </w:tc>
+      </w:tr>
+      <w:tr>
+        <w:tc>
+          <w:tcPr>
+            <w:tcW w:type="dxa" w:w="680"/>
+          </w:tcPr>
+          <w:p>
+            <w:r>
+              <w:rPr>
+                <w:rFonts w:ascii="宋体" w:hAnsi="宋体" w:eastAsia="宋体"/>
+                <w:sz w:val="18"/>
+              </w:rPr>
+              <w:t>4</w:t>
+            </w:r>
+          </w:p>
+        </w:tc>
+        <w:tc>
+          <w:tcPr>
+            <w:tcW w:type="dxa" w:w="1757"/>
+          </w:tcPr>
+          <w:p>
+            <w:r>
+              <w:rPr>
+                <w:rFonts w:ascii="宋体" w:hAnsi="宋体" w:eastAsia="宋体"/>
+                <w:sz w:val="18"/>
+              </w:rPr>
+              <w:t>方案版本开始批次</w:t>
+            </w:r>
+          </w:p>
+        </w:tc>
+        <w:tc>
+          <w:tcPr>
+            <w:tcW w:type="dxa" w:w="1928"/>
+          </w:tcPr>
+          <w:p>
+            <w:r>
+              <w:rPr>
+                <w:rFonts w:ascii="宋体" w:hAnsi="宋体" w:eastAsia="宋体"/>
+                <w:sz w:val="18"/>
+              </w:rPr>
+              <w:t>Target Start Intake</w:t>
+            </w:r>
+          </w:p>
+        </w:tc>
+        <w:tc>
+          <w:tcPr>
+            <w:tcW w:type="dxa" w:w="1077"/>
+          </w:tcPr>
+          <w:p>
+            <w:r>
+              <w:rPr>
+                <w:rFonts w:ascii="宋体" w:hAnsi="宋体" w:eastAsia="宋体"/>
+                <w:sz w:val="18"/>
+              </w:rPr>
+              <w:t>下拉框</w:t>
+            </w:r>
+          </w:p>
+        </w:tc>
+        <w:tc>
+          <w:tcPr>
+            <w:tcW w:type="dxa" w:w="624"/>
+          </w:tcPr>
+          <w:p>
+            <w:r>
+              <w:rPr>
+                <w:rFonts w:ascii="宋体" w:hAnsi="宋体" w:eastAsia="宋体"/>
+                <w:sz w:val="18"/>
+              </w:rPr>
+              <w:t>是</w:t>
+            </w:r>
+          </w:p>
+        </w:tc>
+        <w:tc>
+          <w:tcPr>
+            <w:tcW w:type="dxa" w:w="2211"/>
+          </w:tcPr>
+          <w:p>
+            <w:r>
+              <w:rPr>
+                <w:rFonts w:ascii="宋体" w:hAnsi="宋体" w:eastAsia="宋体"/>
+                <w:sz w:val="18"/>
+              </w:rPr>
+              <w:t>须符合目标专业批次链</w:t>
+            </w:r>
+          </w:p>
+        </w:tc>
+        <w:tc>
+          <w:tcPr>
+            <w:tcW w:type="dxa" w:w="2494"/>
+          </w:tcPr>
+          <w:p>
+            <w:r>
+              <w:rPr>
+                <w:rFonts w:ascii="宋体" w:hAnsi="宋体" w:eastAsia="宋体"/>
+                <w:sz w:val="18"/>
+              </w:rPr>
+              <w:t>展示目标专业批次衔接预览</w:t>
+            </w:r>
+          </w:p>
+        </w:tc>
+        <w:tc>
+          <w:tcPr>
+            <w:tcW w:type="dxa" w:w="1077"/>
+          </w:tcPr>
+          <w:p>
+            <w:r>
+              <w:rPr>
+                <w:rFonts w:ascii="宋体" w:hAnsi="宋体" w:eastAsia="宋体"/>
+                <w:sz w:val="18"/>
+              </w:rPr>
+              <w:t>是</w:t>
+            </w:r>
+          </w:p>
+        </w:tc>
+        <w:tc>
+          <w:tcPr>
+            <w:tcW w:type="dxa" w:w="1417"/>
+          </w:tcPr>
+          <w:p>
+            <w:r>
+              <w:rPr>
+                <w:rFonts w:ascii="宋体" w:hAnsi="宋体" w:eastAsia="宋体"/>
+                <w:sz w:val="18"/>
+              </w:rPr>
+              <w:t>2025/09</w:t>
+            </w:r>
+          </w:p>
+        </w:tc>
+      </w:tr>
+    </w:tbl>
+    <w:p/>
+    <w:p>
+      <w:r>
+        <w:rPr>
+          <w:rFonts w:ascii="宋体" w:hAnsi="宋体" w:eastAsia="宋体"/>
+          <w:b/>
+          <w:sz w:val="22"/>
+        </w:rPr>
+        <w:t>版本编辑——TAB3 课程组列表（Course Groups）</w:t>
+      </w:r>
+    </w:p>
+    <w:tbl>
+      <w:tblPr>
+        <w:tblW w:type="auto" w:w="0"/>
+        <w:tblLook w:firstColumn="1" w:firstRow="1" w:lastColumn="0" w:lastRow="0" w:noHBand="0" w:noVBand="1" w:val="04A0"/>
+        <w:tblBorders>
+          <w:top w:val="single" w:sz="4" w:space="0" w:color="000000"/>
+          <w:left w:val="single" w:sz="4" w:space="0" w:color="000000"/>
+          <w:bottom w:val="single" w:sz="4" w:space="0" w:color="000000"/>
+          <w:right w:val="single" w:sz="4" w:space="0" w:color="000000"/>
+          <w:insideH w:val="single" w:sz="4" w:space="0" w:color="000000"/>
+          <w:insideV w:val="single" w:sz="4" w:space="0" w:color="000000"/>
+        </w:tblBorders>
+      </w:tblPr>
+      <w:tblGrid>
+        <w:gridCol w:w="1619"/>
+        <w:gridCol w:w="1619"/>
+        <w:gridCol w:w="1619"/>
+        <w:gridCol w:w="1619"/>
+        <w:gridCol w:w="1619"/>
+        <w:gridCol w:w="1619"/>
+        <w:gridCol w:w="1619"/>
+        <w:gridCol w:w="1619"/>
+        <w:gridCol w:w="1619"/>
+      </w:tblGrid>
+      <w:tr>
+        <w:tc>
+          <w:tcPr>
+            <w:tcW w:type="dxa" w:w="680"/>
+          </w:tcPr>
+          <w:p>
+            <w:pPr>
+              <w:jc w:val="center"/>
+            </w:pPr>
+            <w:r>
+              <w:rPr>
+                <w:rFonts w:ascii="宋体" w:hAnsi="宋体" w:eastAsia="宋体"/>
+                <w:b/>
+                <w:sz w:val="18"/>
+              </w:rPr>
+              <w:t>序号</w:t>
+            </w:r>
+          </w:p>
+        </w:tc>
+        <w:tc>
+          <w:tcPr>
+            <w:tcW w:type="dxa" w:w="1757"/>
+          </w:tcPr>
+          <w:p>
+            <w:pPr>
+              <w:jc w:val="center"/>
+            </w:pPr>
+            <w:r>
+              <w:rPr>
+                <w:rFonts w:ascii="宋体" w:hAnsi="宋体" w:eastAsia="宋体"/>
+                <w:b/>
+                <w:sz w:val="18"/>
+              </w:rPr>
+              <w:t>字段中文名称</w:t>
+            </w:r>
+          </w:p>
+        </w:tc>
+        <w:tc>
+          <w:tcPr>
+            <w:tcW w:type="dxa" w:w="1928"/>
+          </w:tcPr>
+          <w:p>
+            <w:pPr>
+              <w:jc w:val="center"/>
+            </w:pPr>
+            <w:r>
+              <w:rPr>
+                <w:rFonts w:ascii="宋体" w:hAnsi="宋体" w:eastAsia="宋体"/>
+                <w:b/>
+                <w:sz w:val="18"/>
+              </w:rPr>
+              <w:t>英文名称</w:t>
+            </w:r>
+          </w:p>
+        </w:tc>
+        <w:tc>
+          <w:tcPr>
+            <w:tcW w:type="dxa" w:w="1077"/>
+          </w:tcPr>
+          <w:p>
+            <w:pPr>
+              <w:jc w:val="center"/>
+            </w:pPr>
+            <w:r>
+              <w:rPr>
+                <w:rFonts w:ascii="宋体" w:hAnsi="宋体" w:eastAsia="宋体"/>
+                <w:b/>
+                <w:sz w:val="18"/>
+              </w:rPr>
+              <w:t>字段类型</w:t>
+            </w:r>
+          </w:p>
+        </w:tc>
+        <w:tc>
+          <w:tcPr>
+            <w:tcW w:type="dxa" w:w="624"/>
+          </w:tcPr>
+          <w:p>
+            <w:pPr>
+              <w:jc w:val="center"/>
+            </w:pPr>
+            <w:r>
+              <w:rPr>
+                <w:rFonts w:ascii="宋体" w:hAnsi="宋体" w:eastAsia="宋体"/>
+                <w:b/>
+                <w:sz w:val="18"/>
+              </w:rPr>
+              <w:t>必填</w:t>
+            </w:r>
+          </w:p>
+        </w:tc>
+        <w:tc>
+          <w:tcPr>
+            <w:tcW w:type="dxa" w:w="2211"/>
+          </w:tcPr>
+          <w:p>
+            <w:pPr>
+              <w:jc w:val="center"/>
+            </w:pPr>
+            <w:r>
+              <w:rPr>
+                <w:rFonts w:ascii="宋体" w:hAnsi="宋体" w:eastAsia="宋体"/>
+                <w:b/>
+                <w:sz w:val="18"/>
+              </w:rPr>
+              <w:t>校验规则</w:t>
+              <w:br/>
+              <w:t>（没有明确规则时先限制字符即可，放宽）</w:t>
+            </w:r>
+          </w:p>
+        </w:tc>
+        <w:tc>
+          <w:tcPr>
+            <w:tcW w:type="dxa" w:w="2494"/>
+          </w:tcPr>
+          <w:p>
+            <w:pPr>
+              <w:jc w:val="center"/>
+            </w:pPr>
+            <w:r>
+              <w:rPr>
+                <w:rFonts w:ascii="宋体" w:hAnsi="宋体" w:eastAsia="宋体"/>
+                <w:b/>
+                <w:sz w:val="18"/>
+              </w:rPr>
+              <w:t>备注（如下拉框取值来源、说明等）</w:t>
+            </w:r>
+          </w:p>
+        </w:tc>
+        <w:tc>
+          <w:tcPr>
+            <w:tcW w:type="dxa" w:w="1077"/>
+          </w:tcPr>
+          <w:p>
+            <w:pPr>
+              <w:jc w:val="center"/>
+            </w:pPr>
+            <w:r>
+              <w:rPr>
+                <w:rFonts w:ascii="宋体" w:hAnsi="宋体" w:eastAsia="宋体"/>
+                <w:b/>
+                <w:sz w:val="18"/>
+              </w:rPr>
+              <w:t>是否代码集取值</w:t>
+            </w:r>
+          </w:p>
+        </w:tc>
+        <w:tc>
+          <w:tcPr>
+            <w:tcW w:type="dxa" w:w="1417"/>
+          </w:tcPr>
+          <w:p>
+            <w:pPr>
+              <w:jc w:val="center"/>
+            </w:pPr>
+            <w:r>
+              <w:rPr>
+                <w:rFonts w:ascii="宋体" w:hAnsi="宋体" w:eastAsia="宋体"/>
+                <w:b/>
+                <w:sz w:val="18"/>
+              </w:rPr>
+              <w:t>数据格式样例</w:t>
+              <w:br/>
+              <w:t>（无特定格式留空）</w:t>
+            </w:r>
+          </w:p>
+        </w:tc>
+      </w:tr>
+      <w:tr>
+        <w:tc>
+          <w:tcPr>
+            <w:tcW w:type="dxa" w:w="680"/>
+          </w:tcPr>
+          <w:p>
+            <w:r>
+              <w:rPr>
+                <w:rFonts w:ascii="宋体" w:hAnsi="宋体" w:eastAsia="宋体"/>
+                <w:sz w:val="18"/>
+              </w:rPr>
+              <w:t>1</w:t>
+            </w:r>
+          </w:p>
+        </w:tc>
+        <w:tc>
+          <w:tcPr>
+            <w:tcW w:type="dxa" w:w="1757"/>
+          </w:tcPr>
+          <w:p>
+            <w:r>
+              <w:rPr>
+                <w:rFonts w:ascii="宋体" w:hAnsi="宋体" w:eastAsia="宋体"/>
+                <w:sz w:val="18"/>
+              </w:rPr>
+              <w:t>开课学期</w:t>
+            </w:r>
+          </w:p>
+        </w:tc>
+        <w:tc>
+          <w:tcPr>
+            <w:tcW w:type="dxa" w:w="1928"/>
+          </w:tcPr>
+          <w:p>
+            <w:r>
+              <w:rPr>
+                <w:rFonts w:ascii="宋体" w:hAnsi="宋体" w:eastAsia="宋体"/>
+                <w:sz w:val="18"/>
+              </w:rPr>
+              <w:t>Offering Semester</w:t>
+            </w:r>
+          </w:p>
+        </w:tc>
+        <w:tc>
+          <w:tcPr>
+            <w:tcW w:type="dxa" w:w="1077"/>
+          </w:tcPr>
+          <w:p>
+            <w:r>
+              <w:rPr>
+                <w:rFonts w:ascii="宋体" w:hAnsi="宋体" w:eastAsia="宋体"/>
+                <w:sz w:val="18"/>
+              </w:rPr>
+              <w:t>只读</w:t>
+            </w:r>
+          </w:p>
+        </w:tc>
+        <w:tc>
+          <w:tcPr>
+            <w:tcW w:type="dxa" w:w="624"/>
+          </w:tcPr>
+          <w:p>
+            <w:r>
+              <w:rPr>
+                <w:rFonts w:ascii="宋体" w:hAnsi="宋体" w:eastAsia="宋体"/>
+                <w:sz w:val="18"/>
+              </w:rPr>
+              <w:t>—</w:t>
+            </w:r>
+          </w:p>
+        </w:tc>
+        <w:tc>
+          <w:tcPr>
+            <w:tcW w:type="dxa" w:w="2211"/>
+          </w:tcPr>
+          <w:p>
+            <w:r>
+              <w:rPr>
+                <w:rFonts w:ascii="宋体" w:hAnsi="宋体" w:eastAsia="宋体"/>
+                <w:sz w:val="18"/>
+              </w:rPr>
+              <w:t>—</w:t>
+            </w:r>
+          </w:p>
+        </w:tc>
+        <w:tc>
+          <w:tcPr>
+            <w:tcW w:type="dxa" w:w="2494"/>
+          </w:tcPr>
+          <w:p>
+            <w:r>
+              <w:rPr>
+                <w:rFonts w:ascii="宋体" w:hAnsi="宋体" w:eastAsia="宋体"/>
+                <w:sz w:val="18"/>
+              </w:rPr>
+              <w:t>来自 TAB2 选修已指定学期</w:t>
+            </w:r>
+          </w:p>
+        </w:tc>
+        <w:tc>
+          <w:tcPr>
+            <w:tcW w:type="dxa" w:w="1077"/>
+          </w:tcPr>
+          <w:p>
+            <w:r>
+              <w:rPr>
+                <w:rFonts w:ascii="宋体" w:hAnsi="宋体" w:eastAsia="宋体"/>
+                <w:sz w:val="18"/>
+              </w:rPr>
+              <w:t>是</w:t>
+            </w:r>
+          </w:p>
+        </w:tc>
+        <w:tc>
+          <w:tcPr>
+            <w:tcW w:type="dxa" w:w="1417"/>
+          </w:tcPr>
+          <w:p>
+            <w:r>
+              <w:rPr>
+                <w:rFonts w:ascii="宋体" w:hAnsi="宋体" w:eastAsia="宋体"/>
+                <w:sz w:val="18"/>
+              </w:rPr>
+              <w:t>Y2S2</w:t>
+            </w:r>
+          </w:p>
+        </w:tc>
+      </w:tr>
+      <w:tr>
+        <w:tc>
+          <w:tcPr>
+            <w:tcW w:type="dxa" w:w="680"/>
+          </w:tcPr>
+          <w:p>
+            <w:r>
+              <w:rPr>
+                <w:rFonts w:ascii="宋体" w:hAnsi="宋体" w:eastAsia="宋体"/>
+                <w:sz w:val="18"/>
+              </w:rPr>
+              <w:t>2</w:t>
+            </w:r>
+          </w:p>
+        </w:tc>
+        <w:tc>
+          <w:tcPr>
+            <w:tcW w:type="dxa" w:w="1757"/>
+          </w:tcPr>
+          <w:p>
+            <w:r>
+              <w:rPr>
+                <w:rFonts w:ascii="宋体" w:hAnsi="宋体" w:eastAsia="宋体"/>
+                <w:sz w:val="18"/>
+              </w:rPr>
+              <w:t>一级分类</w:t>
+            </w:r>
+          </w:p>
+        </w:tc>
+        <w:tc>
+          <w:tcPr>
+            <w:tcW w:type="dxa" w:w="1928"/>
+          </w:tcPr>
+          <w:p>
+            <w:r>
+              <w:rPr>
+                <w:rFonts w:ascii="宋体" w:hAnsi="宋体" w:eastAsia="宋体"/>
+                <w:sz w:val="18"/>
+              </w:rPr>
+              <w:t>Classification H1</w:t>
+            </w:r>
+          </w:p>
+        </w:tc>
+        <w:tc>
+          <w:tcPr>
+            <w:tcW w:type="dxa" w:w="1077"/>
+          </w:tcPr>
+          <w:p>
+            <w:r>
+              <w:rPr>
+                <w:rFonts w:ascii="宋体" w:hAnsi="宋体" w:eastAsia="宋体"/>
+                <w:sz w:val="18"/>
+              </w:rPr>
+              <w:t>只读</w:t>
+            </w:r>
+          </w:p>
+        </w:tc>
+        <w:tc>
+          <w:tcPr>
+            <w:tcW w:type="dxa" w:w="624"/>
+          </w:tcPr>
+          <w:p>
+            <w:r>
+              <w:rPr>
+                <w:rFonts w:ascii="宋体" w:hAnsi="宋体" w:eastAsia="宋体"/>
+                <w:sz w:val="18"/>
+              </w:rPr>
+              <w:t>—</w:t>
+            </w:r>
+          </w:p>
+        </w:tc>
+        <w:tc>
+          <w:tcPr>
+            <w:tcW w:type="dxa" w:w="2211"/>
+          </w:tcPr>
+          <w:p>
+            <w:r>
+              <w:rPr>
+                <w:rFonts w:ascii="宋体" w:hAnsi="宋体" w:eastAsia="宋体"/>
+                <w:sz w:val="18"/>
+              </w:rPr>
+              <w:t>—</w:t>
+            </w:r>
+          </w:p>
+        </w:tc>
+        <w:tc>
+          <w:tcPr>
+            <w:tcW w:type="dxa" w:w="2494"/>
+          </w:tcPr>
+          <w:p>
+            <w:r>
+              <w:rPr>
+                <w:rFonts w:ascii="宋体" w:hAnsi="宋体" w:eastAsia="宋体"/>
+                <w:sz w:val="18"/>
+              </w:rPr>
+              <w:t>须为选修类</w:t>
+            </w:r>
+          </w:p>
+        </w:tc>
+        <w:tc>
+          <w:tcPr>
+            <w:tcW w:type="dxa" w:w="1077"/>
+          </w:tcPr>
+          <w:p>
+            <w:r>
+              <w:rPr>
+                <w:rFonts w:ascii="宋体" w:hAnsi="宋体" w:eastAsia="宋体"/>
+                <w:sz w:val="18"/>
+              </w:rPr>
+              <w:t>是</w:t>
+            </w:r>
+          </w:p>
+        </w:tc>
+        <w:tc>
+          <w:tcPr>
+            <w:tcW w:type="dxa" w:w="1417"/>
+          </w:tcPr>
+          <w:p>
+            <w:r>
+              <w:rPr>
+                <w:rFonts w:ascii="宋体" w:hAnsi="宋体" w:eastAsia="宋体"/>
+                <w:sz w:val="18"/>
+              </w:rPr>
+            </w:r>
+          </w:p>
+        </w:tc>
+      </w:tr>
+      <w:tr>
+        <w:tc>
+          <w:tcPr>
+            <w:tcW w:type="dxa" w:w="680"/>
+          </w:tcPr>
+          <w:p>
+            <w:r>
+              <w:rPr>
+                <w:rFonts w:ascii="宋体" w:hAnsi="宋体" w:eastAsia="宋体"/>
+                <w:sz w:val="18"/>
+              </w:rPr>
+              <w:t>3</w:t>
+            </w:r>
+          </w:p>
+        </w:tc>
+        <w:tc>
+          <w:tcPr>
+            <w:tcW w:type="dxa" w:w="1757"/>
+          </w:tcPr>
+          <w:p>
+            <w:r>
+              <w:rPr>
+                <w:rFonts w:ascii="宋体" w:hAnsi="宋体" w:eastAsia="宋体"/>
+                <w:sz w:val="18"/>
+              </w:rPr>
+              <w:t>二级分类</w:t>
+            </w:r>
+          </w:p>
+        </w:tc>
+        <w:tc>
+          <w:tcPr>
+            <w:tcW w:type="dxa" w:w="1928"/>
+          </w:tcPr>
+          <w:p>
+            <w:r>
+              <w:rPr>
+                <w:rFonts w:ascii="宋体" w:hAnsi="宋体" w:eastAsia="宋体"/>
+                <w:sz w:val="18"/>
+              </w:rPr>
+              <w:t>Classification H2</w:t>
+            </w:r>
+          </w:p>
+        </w:tc>
+        <w:tc>
+          <w:tcPr>
+            <w:tcW w:type="dxa" w:w="1077"/>
+          </w:tcPr>
+          <w:p>
+            <w:r>
+              <w:rPr>
+                <w:rFonts w:ascii="宋体" w:hAnsi="宋体" w:eastAsia="宋体"/>
+                <w:sz w:val="18"/>
+              </w:rPr>
+              <w:t>只读</w:t>
+            </w:r>
+          </w:p>
+        </w:tc>
+        <w:tc>
+          <w:tcPr>
+            <w:tcW w:type="dxa" w:w="624"/>
+          </w:tcPr>
+          <w:p>
+            <w:r>
+              <w:rPr>
+                <w:rFonts w:ascii="宋体" w:hAnsi="宋体" w:eastAsia="宋体"/>
+                <w:sz w:val="18"/>
+              </w:rPr>
+              <w:t>—</w:t>
+            </w:r>
+          </w:p>
+        </w:tc>
+        <w:tc>
+          <w:tcPr>
+            <w:tcW w:type="dxa" w:w="2211"/>
+          </w:tcPr>
+          <w:p>
+            <w:r>
+              <w:rPr>
+                <w:rFonts w:ascii="宋体" w:hAnsi="宋体" w:eastAsia="宋体"/>
+                <w:sz w:val="18"/>
+              </w:rPr>
+              <w:t>—</w:t>
+            </w:r>
+          </w:p>
+        </w:tc>
+        <w:tc>
+          <w:tcPr>
+            <w:tcW w:type="dxa" w:w="2494"/>
+          </w:tcPr>
+          <w:p>
+            <w:r>
+              <w:rPr>
+                <w:rFonts w:ascii="宋体" w:hAnsi="宋体" w:eastAsia="宋体"/>
+                <w:sz w:val="18"/>
+              </w:rPr>
+              <w:t>—</w:t>
+            </w:r>
+          </w:p>
+        </w:tc>
+        <w:tc>
+          <w:tcPr>
+            <w:tcW w:type="dxa" w:w="1077"/>
+          </w:tcPr>
+          <w:p>
+            <w:r>
+              <w:rPr>
+                <w:rFonts w:ascii="宋体" w:hAnsi="宋体" w:eastAsia="宋体"/>
+                <w:sz w:val="18"/>
+              </w:rPr>
+              <w:t>是</w:t>
+            </w:r>
+          </w:p>
+        </w:tc>
+        <w:tc>
+          <w:tcPr>
+            <w:tcW w:type="dxa" w:w="1417"/>
+          </w:tcPr>
+          <w:p>
+            <w:r>
+              <w:rPr>
+                <w:rFonts w:ascii="宋体" w:hAnsi="宋体" w:eastAsia="宋体"/>
+                <w:sz w:val="18"/>
+              </w:rPr>
+            </w:r>
+          </w:p>
+        </w:tc>
+      </w:tr>
+      <w:tr>
+        <w:tc>
+          <w:tcPr>
+            <w:tcW w:type="dxa" w:w="680"/>
+          </w:tcPr>
+          <w:p>
+            <w:r>
+              <w:rPr>
+                <w:rFonts w:ascii="宋体" w:hAnsi="宋体" w:eastAsia="宋体"/>
+                <w:sz w:val="18"/>
+              </w:rPr>
+              <w:t>4</w:t>
+            </w:r>
+          </w:p>
+        </w:tc>
+        <w:tc>
+          <w:tcPr>
+            <w:tcW w:type="dxa" w:w="1757"/>
+          </w:tcPr>
+          <w:p>
+            <w:r>
+              <w:rPr>
+                <w:rFonts w:ascii="宋体" w:hAnsi="宋体" w:eastAsia="宋体"/>
+                <w:sz w:val="18"/>
+              </w:rPr>
+              <w:t>须选课程数</w:t>
+            </w:r>
+          </w:p>
+        </w:tc>
+        <w:tc>
+          <w:tcPr>
+            <w:tcW w:type="dxa" w:w="1928"/>
+          </w:tcPr>
+          <w:p>
+            <w:r>
+              <w:rPr>
+                <w:rFonts w:ascii="宋体" w:hAnsi="宋体" w:eastAsia="宋体"/>
+                <w:sz w:val="18"/>
+              </w:rPr>
+              <w:t>Pick Count</w:t>
+            </w:r>
+          </w:p>
+        </w:tc>
+        <w:tc>
+          <w:tcPr>
+            <w:tcW w:type="dxa" w:w="1077"/>
+          </w:tcPr>
+          <w:p>
+            <w:r>
+              <w:rPr>
+                <w:rFonts w:ascii="宋体" w:hAnsi="宋体" w:eastAsia="宋体"/>
+                <w:sz w:val="18"/>
+              </w:rPr>
+              <w:t>只读</w:t>
+            </w:r>
+          </w:p>
+        </w:tc>
+        <w:tc>
+          <w:tcPr>
+            <w:tcW w:type="dxa" w:w="624"/>
+          </w:tcPr>
+          <w:p>
+            <w:r>
+              <w:rPr>
+                <w:rFonts w:ascii="宋体" w:hAnsi="宋体" w:eastAsia="宋体"/>
+                <w:sz w:val="18"/>
+              </w:rPr>
+              <w:t>—</w:t>
+            </w:r>
+          </w:p>
+        </w:tc>
+        <w:tc>
+          <w:tcPr>
+            <w:tcW w:type="dxa" w:w="2211"/>
+          </w:tcPr>
+          <w:p>
+            <w:r>
+              <w:rPr>
+                <w:rFonts w:ascii="宋体" w:hAnsi="宋体" w:eastAsia="宋体"/>
+                <w:sz w:val="18"/>
+              </w:rPr>
+              <w:t>≥1</w:t>
+            </w:r>
+          </w:p>
+        </w:tc>
+        <w:tc>
+          <w:tcPr>
+            <w:tcW w:type="dxa" w:w="2494"/>
+          </w:tcPr>
+          <w:p>
+            <w:r>
+              <w:rPr>
+                <w:rFonts w:ascii="宋体" w:hAnsi="宋体" w:eastAsia="宋体"/>
+                <w:sz w:val="18"/>
+              </w:rPr>
+              <w:t>—</w:t>
+            </w:r>
+          </w:p>
+        </w:tc>
+        <w:tc>
+          <w:tcPr>
+            <w:tcW w:type="dxa" w:w="1077"/>
+          </w:tcPr>
+          <w:p>
+            <w:r>
+              <w:rPr>
+                <w:rFonts w:ascii="宋体" w:hAnsi="宋体" w:eastAsia="宋体"/>
+                <w:sz w:val="18"/>
+              </w:rPr>
+              <w:t>否</w:t>
+            </w:r>
+          </w:p>
+        </w:tc>
+        <w:tc>
+          <w:tcPr>
+            <w:tcW w:type="dxa" w:w="1417"/>
+          </w:tcPr>
+          <w:p>
+            <w:r>
+              <w:rPr>
+                <w:rFonts w:ascii="宋体" w:hAnsi="宋体" w:eastAsia="宋体"/>
+                <w:sz w:val="18"/>
+              </w:rPr>
+              <w:t>2</w:t>
+            </w:r>
+          </w:p>
+        </w:tc>
+      </w:tr>
+      <w:tr>
+        <w:tc>
+          <w:tcPr>
+            <w:tcW w:type="dxa" w:w="680"/>
+          </w:tcPr>
+          <w:p>
+            <w:r>
+              <w:rPr>
+                <w:rFonts w:ascii="宋体" w:hAnsi="宋体" w:eastAsia="宋体"/>
+                <w:sz w:val="18"/>
+              </w:rPr>
+              <w:t>5</w:t>
+            </w:r>
+          </w:p>
+        </w:tc>
+        <w:tc>
+          <w:tcPr>
+            <w:tcW w:type="dxa" w:w="1757"/>
+          </w:tcPr>
+          <w:p>
+            <w:r>
+              <w:rPr>
+                <w:rFonts w:ascii="宋体" w:hAnsi="宋体" w:eastAsia="宋体"/>
+                <w:sz w:val="18"/>
+              </w:rPr>
+              <w:t>合计学分要求</w:t>
+            </w:r>
+          </w:p>
+        </w:tc>
+        <w:tc>
+          <w:tcPr>
+            <w:tcW w:type="dxa" w:w="1928"/>
+          </w:tcPr>
+          <w:p>
+            <w:r>
+              <w:rPr>
+                <w:rFonts w:ascii="宋体" w:hAnsi="宋体" w:eastAsia="宋体"/>
+                <w:sz w:val="18"/>
+              </w:rPr>
+              <w:t>Total Credits Required</w:t>
+            </w:r>
+          </w:p>
+        </w:tc>
+        <w:tc>
+          <w:tcPr>
+            <w:tcW w:type="dxa" w:w="1077"/>
+          </w:tcPr>
+          <w:p>
+            <w:r>
+              <w:rPr>
+                <w:rFonts w:ascii="宋体" w:hAnsi="宋体" w:eastAsia="宋体"/>
+                <w:sz w:val="18"/>
+              </w:rPr>
+              <w:t>只读</w:t>
+            </w:r>
+          </w:p>
+        </w:tc>
+        <w:tc>
+          <w:tcPr>
+            <w:tcW w:type="dxa" w:w="624"/>
+          </w:tcPr>
+          <w:p>
+            <w:r>
+              <w:rPr>
+                <w:rFonts w:ascii="宋体" w:hAnsi="宋体" w:eastAsia="宋体"/>
+                <w:sz w:val="18"/>
+              </w:rPr>
+              <w:t>否</w:t>
+            </w:r>
+          </w:p>
+        </w:tc>
+        <w:tc>
+          <w:tcPr>
+            <w:tcW w:type="dxa" w:w="2211"/>
+          </w:tcPr>
+          <w:p>
+            <w:r>
+              <w:rPr>
+                <w:rFonts w:ascii="宋体" w:hAnsi="宋体" w:eastAsia="宋体"/>
+                <w:sz w:val="18"/>
+              </w:rPr>
+              <w:t>—</w:t>
+            </w:r>
+          </w:p>
+        </w:tc>
+        <w:tc>
+          <w:tcPr>
+            <w:tcW w:type="dxa" w:w="2494"/>
+          </w:tcPr>
+          <w:p>
+            <w:r>
+              <w:rPr>
+                <w:rFonts w:ascii="宋体" w:hAnsi="宋体" w:eastAsia="宋体"/>
+                <w:sz w:val="18"/>
+              </w:rPr>
+              <w:t>可选字段</w:t>
+            </w:r>
+          </w:p>
+        </w:tc>
+        <w:tc>
+          <w:tcPr>
+            <w:tcW w:type="dxa" w:w="1077"/>
+          </w:tcPr>
+          <w:p>
+            <w:r>
+              <w:rPr>
+                <w:rFonts w:ascii="宋体" w:hAnsi="宋体" w:eastAsia="宋体"/>
+                <w:sz w:val="18"/>
+              </w:rPr>
+              <w:t>否</w:t>
+            </w:r>
+          </w:p>
+        </w:tc>
+        <w:tc>
+          <w:tcPr>
+            <w:tcW w:type="dxa" w:w="1417"/>
+          </w:tcPr>
+          <w:p>
+            <w:r>
+              <w:rPr>
+                <w:rFonts w:ascii="宋体" w:hAnsi="宋体" w:eastAsia="宋体"/>
+                <w:sz w:val="18"/>
+              </w:rPr>
+              <w:t>6</w:t>
+            </w:r>
+          </w:p>
+        </w:tc>
+      </w:tr>
+      <w:tr>
+        <w:tc>
+          <w:tcPr>
+            <w:tcW w:type="dxa" w:w="680"/>
+          </w:tcPr>
+          <w:p>
+            <w:r>
+              <w:rPr>
+                <w:rFonts w:ascii="宋体" w:hAnsi="宋体" w:eastAsia="宋体"/>
+                <w:sz w:val="18"/>
+              </w:rPr>
+              <w:t>6</w:t>
+            </w:r>
+          </w:p>
+        </w:tc>
+        <w:tc>
+          <w:tcPr>
+            <w:tcW w:type="dxa" w:w="1757"/>
+          </w:tcPr>
+          <w:p>
+            <w:r>
+              <w:rPr>
+                <w:rFonts w:ascii="宋体" w:hAnsi="宋体" w:eastAsia="宋体"/>
+                <w:sz w:val="18"/>
+              </w:rPr>
+              <w:t>组内课程数</w:t>
+            </w:r>
+          </w:p>
+        </w:tc>
+        <w:tc>
+          <w:tcPr>
+            <w:tcW w:type="dxa" w:w="1928"/>
+          </w:tcPr>
+          <w:p>
+            <w:r>
+              <w:rPr>
+                <w:rFonts w:ascii="宋体" w:hAnsi="宋体" w:eastAsia="宋体"/>
+                <w:sz w:val="18"/>
+              </w:rPr>
+              <w:t>Member Count</w:t>
+            </w:r>
+          </w:p>
+        </w:tc>
+        <w:tc>
+          <w:tcPr>
+            <w:tcW w:type="dxa" w:w="1077"/>
+          </w:tcPr>
+          <w:p>
+            <w:r>
+              <w:rPr>
+                <w:rFonts w:ascii="宋体" w:hAnsi="宋体" w:eastAsia="宋体"/>
+                <w:sz w:val="18"/>
+              </w:rPr>
+              <w:t>只读</w:t>
+            </w:r>
+          </w:p>
+        </w:tc>
+        <w:tc>
+          <w:tcPr>
+            <w:tcW w:type="dxa" w:w="624"/>
+          </w:tcPr>
+          <w:p>
+            <w:r>
+              <w:rPr>
+                <w:rFonts w:ascii="宋体" w:hAnsi="宋体" w:eastAsia="宋体"/>
+                <w:sz w:val="18"/>
+              </w:rPr>
+              <w:t>—</w:t>
+            </w:r>
+          </w:p>
+        </w:tc>
+        <w:tc>
+          <w:tcPr>
+            <w:tcW w:type="dxa" w:w="2211"/>
+          </w:tcPr>
+          <w:p>
+            <w:r>
+              <w:rPr>
+                <w:rFonts w:ascii="宋体" w:hAnsi="宋体" w:eastAsia="宋体"/>
+                <w:sz w:val="18"/>
+              </w:rPr>
+              <w:t>—</w:t>
+            </w:r>
+          </w:p>
+        </w:tc>
+        <w:tc>
+          <w:tcPr>
+            <w:tcW w:type="dxa" w:w="2494"/>
+          </w:tcPr>
+          <w:p>
+            <w:r>
+              <w:rPr>
+                <w:rFonts w:ascii="宋体" w:hAnsi="宋体" w:eastAsia="宋体"/>
+                <w:sz w:val="18"/>
+              </w:rPr>
+              <w:t>—</w:t>
+            </w:r>
+          </w:p>
+        </w:tc>
+        <w:tc>
+          <w:tcPr>
+            <w:tcW w:type="dxa" w:w="1077"/>
+          </w:tcPr>
+          <w:p>
+            <w:r>
+              <w:rPr>
+                <w:rFonts w:ascii="宋体" w:hAnsi="宋体" w:eastAsia="宋体"/>
+                <w:sz w:val="18"/>
+              </w:rPr>
+              <w:t>否</w:t>
+            </w:r>
+          </w:p>
+        </w:tc>
+        <w:tc>
+          <w:tcPr>
+            <w:tcW w:type="dxa" w:w="1417"/>
+          </w:tcPr>
+          <w:p>
+            <w:r>
+              <w:rPr>
+                <w:rFonts w:ascii="宋体" w:hAnsi="宋体" w:eastAsia="宋体"/>
+                <w:sz w:val="18"/>
+              </w:rPr>
+              <w:t>4</w:t>
+            </w:r>
+          </w:p>
+        </w:tc>
+      </w:tr>
+      <w:tr>
+        <w:tc>
+          <w:tcPr>
+            <w:tcW w:type="dxa" w:w="680"/>
+          </w:tcPr>
+          <w:p>
+            <w:r>
+              <w:rPr>
+                <w:rFonts w:ascii="宋体" w:hAnsi="宋体" w:eastAsia="宋体"/>
+                <w:sz w:val="18"/>
+              </w:rPr>
+              <w:t>7</w:t>
+            </w:r>
+          </w:p>
+        </w:tc>
+        <w:tc>
+          <w:tcPr>
+            <w:tcW w:type="dxa" w:w="1757"/>
+          </w:tcPr>
+          <w:p>
+            <w:r>
+              <w:rPr>
+                <w:rFonts w:ascii="宋体" w:hAnsi="宋体" w:eastAsia="宋体"/>
+                <w:sz w:val="18"/>
+              </w:rPr>
+              <w:t>必选项</w:t>
+            </w:r>
+          </w:p>
+        </w:tc>
+        <w:tc>
+          <w:tcPr>
+            <w:tcW w:type="dxa" w:w="1928"/>
+          </w:tcPr>
+          <w:p>
+            <w:r>
+              <w:rPr>
+                <w:rFonts w:ascii="宋体" w:hAnsi="宋体" w:eastAsia="宋体"/>
+                <w:sz w:val="18"/>
+              </w:rPr>
+              <w:t>Mandatory Picks</w:t>
+            </w:r>
+          </w:p>
+        </w:tc>
+        <w:tc>
+          <w:tcPr>
+            <w:tcW w:type="dxa" w:w="1077"/>
+          </w:tcPr>
+          <w:p>
+            <w:r>
+              <w:rPr>
+                <w:rFonts w:ascii="宋体" w:hAnsi="宋体" w:eastAsia="宋体"/>
+                <w:sz w:val="18"/>
+              </w:rPr>
+              <w:t>只读</w:t>
+            </w:r>
+          </w:p>
+        </w:tc>
+        <w:tc>
+          <w:tcPr>
+            <w:tcW w:type="dxa" w:w="624"/>
+          </w:tcPr>
+          <w:p>
+            <w:r>
+              <w:rPr>
+                <w:rFonts w:ascii="宋体" w:hAnsi="宋体" w:eastAsia="宋体"/>
+                <w:sz w:val="18"/>
+              </w:rPr>
+              <w:t>—</w:t>
+            </w:r>
+          </w:p>
+        </w:tc>
+        <w:tc>
+          <w:tcPr>
+            <w:tcW w:type="dxa" w:w="2211"/>
+          </w:tcPr>
+          <w:p>
+            <w:r>
+              <w:rPr>
+                <w:rFonts w:ascii="宋体" w:hAnsi="宋体" w:eastAsia="宋体"/>
+                <w:sz w:val="18"/>
+              </w:rPr>
+              <w:t>—</w:t>
+            </w:r>
+          </w:p>
+        </w:tc>
+        <w:tc>
+          <w:tcPr>
+            <w:tcW w:type="dxa" w:w="2494"/>
+          </w:tcPr>
+          <w:p>
+            <w:r>
+              <w:rPr>
+                <w:rFonts w:ascii="宋体" w:hAnsi="宋体" w:eastAsia="宋体"/>
+                <w:sz w:val="18"/>
+              </w:rPr>
+              <w:t>展示必选课程课号</w:t>
+            </w:r>
+          </w:p>
+        </w:tc>
+        <w:tc>
+          <w:tcPr>
+            <w:tcW w:type="dxa" w:w="1077"/>
+          </w:tcPr>
+          <w:p>
+            <w:r>
+              <w:rPr>
+                <w:rFonts w:ascii="宋体" w:hAnsi="宋体" w:eastAsia="宋体"/>
+                <w:sz w:val="18"/>
+              </w:rPr>
+              <w:t>否</w:t>
+            </w:r>
+          </w:p>
+        </w:tc>
+        <w:tc>
+          <w:tcPr>
+            <w:tcW w:type="dxa" w:w="1417"/>
+          </w:tcPr>
+          <w:p>
+            <w:r>
+              <w:rPr>
+                <w:rFonts w:ascii="宋体" w:hAnsi="宋体" w:eastAsia="宋体"/>
+                <w:sz w:val="18"/>
+              </w:rPr>
+              <w:t>EGE411</w:t>
+            </w:r>
+          </w:p>
+        </w:tc>
+      </w:tr>
+      <w:tr>
+        <w:tc>
+          <w:tcPr>
+            <w:tcW w:type="dxa" w:w="680"/>
+          </w:tcPr>
+          <w:p>
+            <w:r>
+              <w:rPr>
+                <w:rFonts w:ascii="宋体" w:hAnsi="宋体" w:eastAsia="宋体"/>
+                <w:sz w:val="18"/>
+              </w:rPr>
+              <w:t>8</w:t>
+            </w:r>
+          </w:p>
+        </w:tc>
+        <w:tc>
+          <w:tcPr>
+            <w:tcW w:type="dxa" w:w="1757"/>
+          </w:tcPr>
+          <w:p>
+            <w:r>
+              <w:rPr>
+                <w:rFonts w:ascii="宋体" w:hAnsi="宋体" w:eastAsia="宋体"/>
+                <w:sz w:val="18"/>
+              </w:rPr>
+              <w:t>备注</w:t>
+            </w:r>
+          </w:p>
+        </w:tc>
+        <w:tc>
+          <w:tcPr>
+            <w:tcW w:type="dxa" w:w="1928"/>
+          </w:tcPr>
+          <w:p>
+            <w:r>
+              <w:rPr>
+                <w:rFonts w:ascii="宋体" w:hAnsi="宋体" w:eastAsia="宋体"/>
+                <w:sz w:val="18"/>
+              </w:rPr>
+              <w:t>Note</w:t>
+            </w:r>
+          </w:p>
+        </w:tc>
+        <w:tc>
+          <w:tcPr>
+            <w:tcW w:type="dxa" w:w="1077"/>
+          </w:tcPr>
+          <w:p>
+            <w:r>
+              <w:rPr>
+                <w:rFonts w:ascii="宋体" w:hAnsi="宋体" w:eastAsia="宋体"/>
+                <w:sz w:val="18"/>
+              </w:rPr>
+              <w:t>只读</w:t>
+            </w:r>
+          </w:p>
+        </w:tc>
+        <w:tc>
+          <w:tcPr>
+            <w:tcW w:type="dxa" w:w="624"/>
+          </w:tcPr>
+          <w:p>
+            <w:r>
+              <w:rPr>
+                <w:rFonts w:ascii="宋体" w:hAnsi="宋体" w:eastAsia="宋体"/>
+                <w:sz w:val="18"/>
+              </w:rPr>
+              <w:t>否</w:t>
+            </w:r>
+          </w:p>
+        </w:tc>
+        <w:tc>
+          <w:tcPr>
+            <w:tcW w:type="dxa" w:w="2211"/>
+          </w:tcPr>
+          <w:p>
+            <w:r>
+              <w:rPr>
+                <w:rFonts w:ascii="宋体" w:hAnsi="宋体" w:eastAsia="宋体"/>
+                <w:sz w:val="18"/>
+              </w:rPr>
+              <w:t>—</w:t>
+            </w:r>
+          </w:p>
+        </w:tc>
+        <w:tc>
+          <w:tcPr>
+            <w:tcW w:type="dxa" w:w="2494"/>
+          </w:tcPr>
+          <w:p>
+            <w:r>
+              <w:rPr>
+                <w:rFonts w:ascii="宋体" w:hAnsi="宋体" w:eastAsia="宋体"/>
+                <w:sz w:val="18"/>
+              </w:rPr>
+              <w:t>TAB4 展示</w:t>
+            </w:r>
+          </w:p>
+        </w:tc>
+        <w:tc>
+          <w:tcPr>
+            <w:tcW w:type="dxa" w:w="1077"/>
+          </w:tcPr>
+          <w:p>
+            <w:r>
+              <w:rPr>
+                <w:rFonts w:ascii="宋体" w:hAnsi="宋体" w:eastAsia="宋体"/>
+                <w:sz w:val="18"/>
+              </w:rPr>
+              <w:t>否</w:t>
+            </w:r>
+          </w:p>
+        </w:tc>
+        <w:tc>
+          <w:tcPr>
+            <w:tcW w:type="dxa" w:w="1417"/>
+          </w:tcPr>
+          <w:p>
+            <w:r>
+              <w:rPr>
+                <w:rFonts w:ascii="宋体" w:hAnsi="宋体" w:eastAsia="宋体"/>
+                <w:sz w:val="18"/>
+              </w:rPr>
+            </w:r>
+          </w:p>
+        </w:tc>
+      </w:tr>
+    </w:tbl>
+    <w:p/>
+    <w:p>
+      <w:r>
+        <w:rPr>
+          <w:rFonts w:ascii="宋体" w:hAnsi="宋体" w:eastAsia="宋体"/>
+          <w:b/>
+          <w:sz w:val="22"/>
+        </w:rPr>
+        <w:t>版本编辑——TAB3 课程组弹窗</w:t>
+      </w:r>
+    </w:p>
+    <w:tbl>
+      <w:tblPr>
+        <w:tblW w:type="auto" w:w="0"/>
+        <w:tblLook w:firstColumn="1" w:firstRow="1" w:lastColumn="0" w:lastRow="0" w:noHBand="0" w:noVBand="1" w:val="04A0"/>
+        <w:tblBorders>
+          <w:top w:val="single" w:sz="4" w:space="0" w:color="000000"/>
+          <w:left w:val="single" w:sz="4" w:space="0" w:color="000000"/>
+          <w:bottom w:val="single" w:sz="4" w:space="0" w:color="000000"/>
+          <w:right w:val="single" w:sz="4" w:space="0" w:color="000000"/>
+          <w:insideH w:val="single" w:sz="4" w:space="0" w:color="000000"/>
+          <w:insideV w:val="single" w:sz="4" w:space="0" w:color="000000"/>
+        </w:tblBorders>
+      </w:tblPr>
+      <w:tblGrid>
+        <w:gridCol w:w="1619"/>
+        <w:gridCol w:w="1619"/>
+        <w:gridCol w:w="1619"/>
+        <w:gridCol w:w="1619"/>
+        <w:gridCol w:w="1619"/>
+        <w:gridCol w:w="1619"/>
+        <w:gridCol w:w="1619"/>
+        <w:gridCol w:w="1619"/>
+        <w:gridCol w:w="1619"/>
+      </w:tblGrid>
+      <w:tr>
+        <w:tc>
+          <w:tcPr>
+            <w:tcW w:type="dxa" w:w="680"/>
+          </w:tcPr>
+          <w:p>
+            <w:pPr>
+              <w:jc w:val="center"/>
+            </w:pPr>
+            <w:r>
+              <w:rPr>
+                <w:rFonts w:ascii="宋体" w:hAnsi="宋体" w:eastAsia="宋体"/>
+                <w:b/>
+                <w:sz w:val="18"/>
+              </w:rPr>
+              <w:t>序号</w:t>
+            </w:r>
+          </w:p>
+        </w:tc>
+        <w:tc>
+          <w:tcPr>
+            <w:tcW w:type="dxa" w:w="1757"/>
+          </w:tcPr>
+          <w:p>
+            <w:pPr>
+              <w:jc w:val="center"/>
+            </w:pPr>
+            <w:r>
+              <w:rPr>
+                <w:rFonts w:ascii="宋体" w:hAnsi="宋体" w:eastAsia="宋体"/>
+                <w:b/>
+                <w:sz w:val="18"/>
+              </w:rPr>
+              <w:t>字段中文名称</w:t>
+            </w:r>
+          </w:p>
+        </w:tc>
+        <w:tc>
+          <w:tcPr>
+            <w:tcW w:type="dxa" w:w="1928"/>
+          </w:tcPr>
+          <w:p>
+            <w:pPr>
+              <w:jc w:val="center"/>
+            </w:pPr>
+            <w:r>
+              <w:rPr>
+                <w:rFonts w:ascii="宋体" w:hAnsi="宋体" w:eastAsia="宋体"/>
+                <w:b/>
+                <w:sz w:val="18"/>
+              </w:rPr>
+              <w:t>英文名称</w:t>
+            </w:r>
+          </w:p>
+        </w:tc>
+        <w:tc>
+          <w:tcPr>
+            <w:tcW w:type="dxa" w:w="1077"/>
+          </w:tcPr>
+          <w:p>
+            <w:pPr>
+              <w:jc w:val="center"/>
+            </w:pPr>
+            <w:r>
+              <w:rPr>
+                <w:rFonts w:ascii="宋体" w:hAnsi="宋体" w:eastAsia="宋体"/>
+                <w:b/>
+                <w:sz w:val="18"/>
+              </w:rPr>
+              <w:t>字段类型</w:t>
+            </w:r>
+          </w:p>
+        </w:tc>
+        <w:tc>
+          <w:tcPr>
+            <w:tcW w:type="dxa" w:w="624"/>
+          </w:tcPr>
+          <w:p>
+            <w:pPr>
+              <w:jc w:val="center"/>
+            </w:pPr>
+            <w:r>
+              <w:rPr>
+                <w:rFonts w:ascii="宋体" w:hAnsi="宋体" w:eastAsia="宋体"/>
+                <w:b/>
+                <w:sz w:val="18"/>
+              </w:rPr>
+              <w:t>必填</w:t>
+            </w:r>
+          </w:p>
+        </w:tc>
+        <w:tc>
+          <w:tcPr>
+            <w:tcW w:type="dxa" w:w="2211"/>
+          </w:tcPr>
+          <w:p>
+            <w:pPr>
+              <w:jc w:val="center"/>
+            </w:pPr>
+            <w:r>
+              <w:rPr>
+                <w:rFonts w:ascii="宋体" w:hAnsi="宋体" w:eastAsia="宋体"/>
+                <w:b/>
+                <w:sz w:val="18"/>
+              </w:rPr>
+              <w:t>校验规则</w:t>
+              <w:br/>
+              <w:t>（没有明确规则时先限制字符即可，放宽）</w:t>
+            </w:r>
+          </w:p>
+        </w:tc>
+        <w:tc>
+          <w:tcPr>
+            <w:tcW w:type="dxa" w:w="2494"/>
+          </w:tcPr>
+          <w:p>
+            <w:pPr>
+              <w:jc w:val="center"/>
+            </w:pPr>
+            <w:r>
+              <w:rPr>
+                <w:rFonts w:ascii="宋体" w:hAnsi="宋体" w:eastAsia="宋体"/>
+                <w:b/>
+                <w:sz w:val="18"/>
+              </w:rPr>
+              <w:t>备注（如下拉框取值来源、说明等）</w:t>
+            </w:r>
+          </w:p>
+        </w:tc>
+        <w:tc>
+          <w:tcPr>
+            <w:tcW w:type="dxa" w:w="1077"/>
+          </w:tcPr>
+          <w:p>
+            <w:pPr>
+              <w:jc w:val="center"/>
+            </w:pPr>
+            <w:r>
+              <w:rPr>
+                <w:rFonts w:ascii="宋体" w:hAnsi="宋体" w:eastAsia="宋体"/>
+                <w:b/>
+                <w:sz w:val="18"/>
+              </w:rPr>
+              <w:t>是否代码集取值</w:t>
+            </w:r>
+          </w:p>
+        </w:tc>
+        <w:tc>
+          <w:tcPr>
+            <w:tcW w:type="dxa" w:w="1417"/>
+          </w:tcPr>
+          <w:p>
+            <w:pPr>
+              <w:jc w:val="center"/>
+            </w:pPr>
+            <w:r>
+              <w:rPr>
+                <w:rFonts w:ascii="宋体" w:hAnsi="宋体" w:eastAsia="宋体"/>
+                <w:b/>
+                <w:sz w:val="18"/>
+              </w:rPr>
+              <w:t>数据格式样例</w:t>
+              <w:br/>
+              <w:t>（无特定格式留空）</w:t>
+            </w:r>
+          </w:p>
+        </w:tc>
+      </w:tr>
+      <w:tr>
+        <w:tc>
+          <w:tcPr>
+            <w:tcW w:type="dxa" w:w="680"/>
+          </w:tcPr>
+          <w:p>
+            <w:r>
+              <w:rPr>
+                <w:rFonts w:ascii="宋体" w:hAnsi="宋体" w:eastAsia="宋体"/>
+                <w:sz w:val="18"/>
+              </w:rPr>
+              <w:t>1</w:t>
+            </w:r>
+          </w:p>
+        </w:tc>
+        <w:tc>
+          <w:tcPr>
+            <w:tcW w:type="dxa" w:w="1757"/>
+          </w:tcPr>
+          <w:p>
+            <w:r>
+              <w:rPr>
+                <w:rFonts w:ascii="宋体" w:hAnsi="宋体" w:eastAsia="宋体"/>
+                <w:sz w:val="18"/>
+              </w:rPr>
+              <w:t>开课学期</w:t>
+            </w:r>
+          </w:p>
+        </w:tc>
+        <w:tc>
+          <w:tcPr>
+            <w:tcW w:type="dxa" w:w="1928"/>
+          </w:tcPr>
+          <w:p>
+            <w:r>
+              <w:rPr>
+                <w:rFonts w:ascii="宋体" w:hAnsi="宋体" w:eastAsia="宋体"/>
+                <w:sz w:val="18"/>
+              </w:rPr>
+              <w:t>Offering Semester</w:t>
+            </w:r>
+          </w:p>
+        </w:tc>
+        <w:tc>
+          <w:tcPr>
+            <w:tcW w:type="dxa" w:w="1077"/>
+          </w:tcPr>
+          <w:p>
+            <w:r>
+              <w:rPr>
+                <w:rFonts w:ascii="宋体" w:hAnsi="宋体" w:eastAsia="宋体"/>
+                <w:sz w:val="18"/>
+              </w:rPr>
+              <w:t>下拉框</w:t>
+            </w:r>
+          </w:p>
+        </w:tc>
+        <w:tc>
+          <w:tcPr>
+            <w:tcW w:type="dxa" w:w="624"/>
+          </w:tcPr>
+          <w:p>
+            <w:r>
+              <w:rPr>
+                <w:rFonts w:ascii="宋体" w:hAnsi="宋体" w:eastAsia="宋体"/>
+                <w:sz w:val="18"/>
+              </w:rPr>
+              <w:t>是</w:t>
+            </w:r>
+          </w:p>
+        </w:tc>
+        <w:tc>
+          <w:tcPr>
+            <w:tcW w:type="dxa" w:w="2211"/>
+          </w:tcPr>
+          <w:p>
+            <w:r>
+              <w:rPr>
+                <w:rFonts w:ascii="宋体" w:hAnsi="宋体" w:eastAsia="宋体"/>
+                <w:sz w:val="18"/>
+              </w:rPr>
+              <w:t>—</w:t>
+            </w:r>
+          </w:p>
+        </w:tc>
+        <w:tc>
+          <w:tcPr>
+            <w:tcW w:type="dxa" w:w="2494"/>
+          </w:tcPr>
+          <w:p>
+            <w:r>
+              <w:rPr>
+                <w:rFonts w:ascii="宋体" w:hAnsi="宋体" w:eastAsia="宋体"/>
+                <w:sz w:val="18"/>
+              </w:rPr>
+              <w:t>TAB2 选修已指定学期</w:t>
+            </w:r>
+          </w:p>
+        </w:tc>
+        <w:tc>
+          <w:tcPr>
+            <w:tcW w:type="dxa" w:w="1077"/>
+          </w:tcPr>
+          <w:p>
+            <w:r>
+              <w:rPr>
+                <w:rFonts w:ascii="宋体" w:hAnsi="宋体" w:eastAsia="宋体"/>
+                <w:sz w:val="18"/>
+              </w:rPr>
+              <w:t>是</w:t>
+            </w:r>
+          </w:p>
+        </w:tc>
+        <w:tc>
+          <w:tcPr>
+            <w:tcW w:type="dxa" w:w="1417"/>
+          </w:tcPr>
+          <w:p>
+            <w:r>
+              <w:rPr>
+                <w:rFonts w:ascii="宋体" w:hAnsi="宋体" w:eastAsia="宋体"/>
+                <w:sz w:val="18"/>
+              </w:rPr>
+              <w:t>Y2S2</w:t>
+            </w:r>
+          </w:p>
+        </w:tc>
+      </w:tr>
+      <w:tr>
+        <w:tc>
+          <w:tcPr>
+            <w:tcW w:type="dxa" w:w="680"/>
+          </w:tcPr>
+          <w:p>
+            <w:r>
+              <w:rPr>
+                <w:rFonts w:ascii="宋体" w:hAnsi="宋体" w:eastAsia="宋体"/>
+                <w:sz w:val="18"/>
+              </w:rPr>
+              <w:t>2</w:t>
+            </w:r>
+          </w:p>
+        </w:tc>
+        <w:tc>
+          <w:tcPr>
+            <w:tcW w:type="dxa" w:w="1757"/>
+          </w:tcPr>
+          <w:p>
+            <w:r>
+              <w:rPr>
+                <w:rFonts w:ascii="宋体" w:hAnsi="宋体" w:eastAsia="宋体"/>
+                <w:sz w:val="18"/>
+              </w:rPr>
+              <w:t>一级分类</w:t>
+            </w:r>
+          </w:p>
+        </w:tc>
+        <w:tc>
+          <w:tcPr>
+            <w:tcW w:type="dxa" w:w="1928"/>
+          </w:tcPr>
+          <w:p>
+            <w:r>
+              <w:rPr>
+                <w:rFonts w:ascii="宋体" w:hAnsi="宋体" w:eastAsia="宋体"/>
+                <w:sz w:val="18"/>
+              </w:rPr>
+              <w:t>Classification H1</w:t>
+            </w:r>
+          </w:p>
+        </w:tc>
+        <w:tc>
+          <w:tcPr>
+            <w:tcW w:type="dxa" w:w="1077"/>
+          </w:tcPr>
+          <w:p>
+            <w:r>
+              <w:rPr>
+                <w:rFonts w:ascii="宋体" w:hAnsi="宋体" w:eastAsia="宋体"/>
+                <w:sz w:val="18"/>
+              </w:rPr>
+              <w:t>下拉框</w:t>
+            </w:r>
+          </w:p>
+        </w:tc>
+        <w:tc>
+          <w:tcPr>
+            <w:tcW w:type="dxa" w:w="624"/>
+          </w:tcPr>
+          <w:p>
+            <w:r>
+              <w:rPr>
+                <w:rFonts w:ascii="宋体" w:hAnsi="宋体" w:eastAsia="宋体"/>
+                <w:sz w:val="18"/>
+              </w:rPr>
+              <w:t>是</w:t>
+            </w:r>
+          </w:p>
+        </w:tc>
+        <w:tc>
+          <w:tcPr>
+            <w:tcW w:type="dxa" w:w="2211"/>
+          </w:tcPr>
+          <w:p>
+            <w:r>
+              <w:rPr>
+                <w:rFonts w:ascii="宋体" w:hAnsi="宋体" w:eastAsia="宋体"/>
+                <w:sz w:val="18"/>
+              </w:rPr>
+              <w:t>—</w:t>
+            </w:r>
+          </w:p>
+        </w:tc>
+        <w:tc>
+          <w:tcPr>
+            <w:tcW w:type="dxa" w:w="2494"/>
+          </w:tcPr>
+          <w:p>
+            <w:r>
+              <w:rPr>
+                <w:rFonts w:ascii="宋体" w:hAnsi="宋体" w:eastAsia="宋体"/>
+                <w:sz w:val="18"/>
+              </w:rPr>
+              <w:t>级联；须选修类</w:t>
+            </w:r>
+          </w:p>
+        </w:tc>
+        <w:tc>
+          <w:tcPr>
+            <w:tcW w:type="dxa" w:w="1077"/>
+          </w:tcPr>
+          <w:p>
+            <w:r>
+              <w:rPr>
+                <w:rFonts w:ascii="宋体" w:hAnsi="宋体" w:eastAsia="宋体"/>
+                <w:sz w:val="18"/>
+              </w:rPr>
+              <w:t>是</w:t>
+            </w:r>
+          </w:p>
+        </w:tc>
+        <w:tc>
+          <w:tcPr>
+            <w:tcW w:type="dxa" w:w="1417"/>
+          </w:tcPr>
+          <w:p>
+            <w:r>
+              <w:rPr>
+                <w:rFonts w:ascii="宋体" w:hAnsi="宋体" w:eastAsia="宋体"/>
+                <w:sz w:val="18"/>
+              </w:rPr>
+            </w:r>
+          </w:p>
+        </w:tc>
+      </w:tr>
+      <w:tr>
+        <w:tc>
+          <w:tcPr>
+            <w:tcW w:type="dxa" w:w="680"/>
+          </w:tcPr>
+          <w:p>
+            <w:r>
+              <w:rPr>
+                <w:rFonts w:ascii="宋体" w:hAnsi="宋体" w:eastAsia="宋体"/>
+                <w:sz w:val="18"/>
+              </w:rPr>
+              <w:t>3</w:t>
+            </w:r>
+          </w:p>
+        </w:tc>
+        <w:tc>
+          <w:tcPr>
+            <w:tcW w:type="dxa" w:w="1757"/>
+          </w:tcPr>
+          <w:p>
+            <w:r>
+              <w:rPr>
+                <w:rFonts w:ascii="宋体" w:hAnsi="宋体" w:eastAsia="宋体"/>
+                <w:sz w:val="18"/>
+              </w:rPr>
+              <w:t>二级分类</w:t>
+            </w:r>
+          </w:p>
+        </w:tc>
+        <w:tc>
+          <w:tcPr>
+            <w:tcW w:type="dxa" w:w="1928"/>
+          </w:tcPr>
+          <w:p>
+            <w:r>
+              <w:rPr>
+                <w:rFonts w:ascii="宋体" w:hAnsi="宋体" w:eastAsia="宋体"/>
+                <w:sz w:val="18"/>
+              </w:rPr>
+              <w:t>Classification H2</w:t>
+            </w:r>
+          </w:p>
+        </w:tc>
+        <w:tc>
+          <w:tcPr>
+            <w:tcW w:type="dxa" w:w="1077"/>
+          </w:tcPr>
+          <w:p>
+            <w:r>
+              <w:rPr>
+                <w:rFonts w:ascii="宋体" w:hAnsi="宋体" w:eastAsia="宋体"/>
+                <w:sz w:val="18"/>
+              </w:rPr>
+              <w:t>下拉框</w:t>
+            </w:r>
+          </w:p>
+        </w:tc>
+        <w:tc>
+          <w:tcPr>
+            <w:tcW w:type="dxa" w:w="624"/>
+          </w:tcPr>
+          <w:p>
+            <w:r>
+              <w:rPr>
+                <w:rFonts w:ascii="宋体" w:hAnsi="宋体" w:eastAsia="宋体"/>
+                <w:sz w:val="18"/>
+              </w:rPr>
+              <w:t>是</w:t>
+            </w:r>
+          </w:p>
+        </w:tc>
+        <w:tc>
+          <w:tcPr>
+            <w:tcW w:type="dxa" w:w="2211"/>
+          </w:tcPr>
+          <w:p>
+            <w:r>
+              <w:rPr>
+                <w:rFonts w:ascii="宋体" w:hAnsi="宋体" w:eastAsia="宋体"/>
+                <w:sz w:val="18"/>
+              </w:rPr>
+              <w:t>—</w:t>
+            </w:r>
+          </w:p>
+        </w:tc>
+        <w:tc>
+          <w:tcPr>
+            <w:tcW w:type="dxa" w:w="2494"/>
+          </w:tcPr>
+          <w:p>
+            <w:r>
+              <w:rPr>
+                <w:rFonts w:ascii="宋体" w:hAnsi="宋体" w:eastAsia="宋体"/>
+                <w:sz w:val="18"/>
+              </w:rPr>
+              <w:t>级联</w:t>
+            </w:r>
+          </w:p>
+        </w:tc>
+        <w:tc>
+          <w:tcPr>
+            <w:tcW w:type="dxa" w:w="1077"/>
+          </w:tcPr>
+          <w:p>
+            <w:r>
+              <w:rPr>
+                <w:rFonts w:ascii="宋体" w:hAnsi="宋体" w:eastAsia="宋体"/>
+                <w:sz w:val="18"/>
+              </w:rPr>
+              <w:t>是</w:t>
+            </w:r>
+          </w:p>
+        </w:tc>
+        <w:tc>
+          <w:tcPr>
+            <w:tcW w:type="dxa" w:w="1417"/>
+          </w:tcPr>
+          <w:p>
+            <w:r>
+              <w:rPr>
+                <w:rFonts w:ascii="宋体" w:hAnsi="宋体" w:eastAsia="宋体"/>
+                <w:sz w:val="18"/>
+              </w:rPr>
+            </w:r>
+          </w:p>
+        </w:tc>
+      </w:tr>
+      <w:tr>
+        <w:tc>
+          <w:tcPr>
+            <w:tcW w:type="dxa" w:w="680"/>
+          </w:tcPr>
+          <w:p>
+            <w:r>
+              <w:rPr>
+                <w:rFonts w:ascii="宋体" w:hAnsi="宋体" w:eastAsia="宋体"/>
+                <w:sz w:val="18"/>
+              </w:rPr>
+              <w:t>4</w:t>
+            </w:r>
+          </w:p>
+        </w:tc>
+        <w:tc>
+          <w:tcPr>
+            <w:tcW w:type="dxa" w:w="1757"/>
+          </w:tcPr>
+          <w:p>
+            <w:r>
+              <w:rPr>
+                <w:rFonts w:ascii="宋体" w:hAnsi="宋体" w:eastAsia="宋体"/>
+                <w:sz w:val="18"/>
+              </w:rPr>
+              <w:t>须选课程数</w:t>
+            </w:r>
+          </w:p>
+        </w:tc>
+        <w:tc>
+          <w:tcPr>
+            <w:tcW w:type="dxa" w:w="1928"/>
+          </w:tcPr>
+          <w:p>
+            <w:r>
+              <w:rPr>
+                <w:rFonts w:ascii="宋体" w:hAnsi="宋体" w:eastAsia="宋体"/>
+                <w:sz w:val="18"/>
+              </w:rPr>
+              <w:t>Pick Count</w:t>
+            </w:r>
+          </w:p>
+        </w:tc>
+        <w:tc>
+          <w:tcPr>
+            <w:tcW w:type="dxa" w:w="1077"/>
+          </w:tcPr>
+          <w:p>
+            <w:r>
+              <w:rPr>
+                <w:rFonts w:ascii="宋体" w:hAnsi="宋体" w:eastAsia="宋体"/>
+                <w:sz w:val="18"/>
+              </w:rPr>
+              <w:t>数值框</w:t>
+            </w:r>
+          </w:p>
+        </w:tc>
+        <w:tc>
+          <w:tcPr>
+            <w:tcW w:type="dxa" w:w="624"/>
+          </w:tcPr>
+          <w:p>
+            <w:r>
+              <w:rPr>
+                <w:rFonts w:ascii="宋体" w:hAnsi="宋体" w:eastAsia="宋体"/>
+                <w:sz w:val="18"/>
+              </w:rPr>
+              <w:t>是</w:t>
+            </w:r>
+          </w:p>
+        </w:tc>
+        <w:tc>
+          <w:tcPr>
+            <w:tcW w:type="dxa" w:w="2211"/>
+          </w:tcPr>
+          <w:p>
+            <w:r>
+              <w:rPr>
+                <w:rFonts w:ascii="宋体" w:hAnsi="宋体" w:eastAsia="宋体"/>
+                <w:sz w:val="18"/>
+              </w:rPr>
+              <w:t>≥1</w:t>
+            </w:r>
+          </w:p>
+        </w:tc>
+        <w:tc>
+          <w:tcPr>
+            <w:tcW w:type="dxa" w:w="2494"/>
+          </w:tcPr>
+          <w:p>
+            <w:r>
+              <w:rPr>
+                <w:rFonts w:ascii="宋体" w:hAnsi="宋体" w:eastAsia="宋体"/>
+                <w:sz w:val="18"/>
+              </w:rPr>
+              <w:t>—</w:t>
+            </w:r>
+          </w:p>
+        </w:tc>
+        <w:tc>
+          <w:tcPr>
+            <w:tcW w:type="dxa" w:w="1077"/>
+          </w:tcPr>
+          <w:p>
+            <w:r>
+              <w:rPr>
+                <w:rFonts w:ascii="宋体" w:hAnsi="宋体" w:eastAsia="宋体"/>
+                <w:sz w:val="18"/>
+              </w:rPr>
+              <w:t>否</w:t>
+            </w:r>
+          </w:p>
+        </w:tc>
+        <w:tc>
+          <w:tcPr>
+            <w:tcW w:type="dxa" w:w="1417"/>
+          </w:tcPr>
+          <w:p>
+            <w:r>
+              <w:rPr>
+                <w:rFonts w:ascii="宋体" w:hAnsi="宋体" w:eastAsia="宋体"/>
+                <w:sz w:val="18"/>
+              </w:rPr>
+              <w:t>2</w:t>
+            </w:r>
+          </w:p>
+        </w:tc>
+      </w:tr>
+      <w:tr>
+        <w:tc>
+          <w:tcPr>
+            <w:tcW w:type="dxa" w:w="680"/>
+          </w:tcPr>
+          <w:p>
+            <w:r>
+              <w:rPr>
+                <w:rFonts w:ascii="宋体" w:hAnsi="宋体" w:eastAsia="宋体"/>
+                <w:sz w:val="18"/>
+              </w:rPr>
+              <w:t>5</w:t>
+            </w:r>
+          </w:p>
+        </w:tc>
+        <w:tc>
+          <w:tcPr>
+            <w:tcW w:type="dxa" w:w="1757"/>
+          </w:tcPr>
+          <w:p>
+            <w:r>
+              <w:rPr>
+                <w:rFonts w:ascii="宋体" w:hAnsi="宋体" w:eastAsia="宋体"/>
+                <w:sz w:val="18"/>
+              </w:rPr>
+              <w:t>合计学分要求</w:t>
+            </w:r>
+          </w:p>
+        </w:tc>
+        <w:tc>
+          <w:tcPr>
+            <w:tcW w:type="dxa" w:w="1928"/>
+          </w:tcPr>
+          <w:p>
+            <w:r>
+              <w:rPr>
+                <w:rFonts w:ascii="宋体" w:hAnsi="宋体" w:eastAsia="宋体"/>
+                <w:sz w:val="18"/>
+              </w:rPr>
+              <w:t>Total Credits Required</w:t>
+            </w:r>
+          </w:p>
+        </w:tc>
+        <w:tc>
+          <w:tcPr>
+            <w:tcW w:type="dxa" w:w="1077"/>
+          </w:tcPr>
+          <w:p>
+            <w:r>
+              <w:rPr>
+                <w:rFonts w:ascii="宋体" w:hAnsi="宋体" w:eastAsia="宋体"/>
+                <w:sz w:val="18"/>
+              </w:rPr>
+              <w:t>数值框</w:t>
+            </w:r>
+          </w:p>
+        </w:tc>
+        <w:tc>
+          <w:tcPr>
+            <w:tcW w:type="dxa" w:w="624"/>
+          </w:tcPr>
+          <w:p>
+            <w:r>
+              <w:rPr>
+                <w:rFonts w:ascii="宋体" w:hAnsi="宋体" w:eastAsia="宋体"/>
+                <w:sz w:val="18"/>
+              </w:rPr>
+              <w:t>否</w:t>
+            </w:r>
+          </w:p>
+        </w:tc>
+        <w:tc>
+          <w:tcPr>
+            <w:tcW w:type="dxa" w:w="2211"/>
+          </w:tcPr>
+          <w:p>
+            <w:r>
+              <w:rPr>
+                <w:rFonts w:ascii="宋体" w:hAnsi="宋体" w:eastAsia="宋体"/>
+                <w:sz w:val="18"/>
+              </w:rPr>
+              <w:t>非负整数</w:t>
+            </w:r>
+          </w:p>
+        </w:tc>
+        <w:tc>
+          <w:tcPr>
+            <w:tcW w:type="dxa" w:w="2494"/>
+          </w:tcPr>
+          <w:p>
+            <w:r>
+              <w:rPr>
+                <w:rFonts w:ascii="宋体" w:hAnsi="宋体" w:eastAsia="宋体"/>
+                <w:sz w:val="18"/>
+              </w:rPr>
+              <w:t>可选</w:t>
+            </w:r>
+          </w:p>
+        </w:tc>
+        <w:tc>
+          <w:tcPr>
+            <w:tcW w:type="dxa" w:w="1077"/>
+          </w:tcPr>
+          <w:p>
+            <w:r>
+              <w:rPr>
+                <w:rFonts w:ascii="宋体" w:hAnsi="宋体" w:eastAsia="宋体"/>
+                <w:sz w:val="18"/>
+              </w:rPr>
+              <w:t>否</w:t>
+            </w:r>
+          </w:p>
+        </w:tc>
+        <w:tc>
+          <w:tcPr>
+            <w:tcW w:type="dxa" w:w="1417"/>
+          </w:tcPr>
+          <w:p>
+            <w:r>
+              <w:rPr>
+                <w:rFonts w:ascii="宋体" w:hAnsi="宋体" w:eastAsia="宋体"/>
+                <w:sz w:val="18"/>
+              </w:rPr>
+              <w:t>6</w:t>
+            </w:r>
+          </w:p>
+        </w:tc>
+      </w:tr>
+      <w:tr>
+        <w:tc>
+          <w:tcPr>
+            <w:tcW w:type="dxa" w:w="680"/>
+          </w:tcPr>
+          <w:p>
+            <w:r>
+              <w:rPr>
+                <w:rFonts w:ascii="宋体" w:hAnsi="宋体" w:eastAsia="宋体"/>
+                <w:sz w:val="18"/>
+              </w:rPr>
+              <w:t>6</w:t>
+            </w:r>
+          </w:p>
+        </w:tc>
+        <w:tc>
+          <w:tcPr>
+            <w:tcW w:type="dxa" w:w="1757"/>
+          </w:tcPr>
+          <w:p>
+            <w:r>
+              <w:rPr>
+                <w:rFonts w:ascii="宋体" w:hAnsi="宋体" w:eastAsia="宋体"/>
+                <w:sz w:val="18"/>
+              </w:rPr>
+              <w:t>备注</w:t>
+            </w:r>
+          </w:p>
+        </w:tc>
+        <w:tc>
+          <w:tcPr>
+            <w:tcW w:type="dxa" w:w="1928"/>
+          </w:tcPr>
+          <w:p>
+            <w:r>
+              <w:rPr>
+                <w:rFonts w:ascii="宋体" w:hAnsi="宋体" w:eastAsia="宋体"/>
+                <w:sz w:val="18"/>
+              </w:rPr>
+              <w:t>Note</w:t>
+            </w:r>
+          </w:p>
+        </w:tc>
+        <w:tc>
+          <w:tcPr>
+            <w:tcW w:type="dxa" w:w="1077"/>
+          </w:tcPr>
+          <w:p>
+            <w:r>
+              <w:rPr>
+                <w:rFonts w:ascii="宋体" w:hAnsi="宋体" w:eastAsia="宋体"/>
+                <w:sz w:val="18"/>
+              </w:rPr>
+              <w:t>输入框</w:t>
+            </w:r>
+          </w:p>
+        </w:tc>
+        <w:tc>
+          <w:tcPr>
+            <w:tcW w:type="dxa" w:w="624"/>
+          </w:tcPr>
+          <w:p>
+            <w:r>
+              <w:rPr>
+                <w:rFonts w:ascii="宋体" w:hAnsi="宋体" w:eastAsia="宋体"/>
+                <w:sz w:val="18"/>
+              </w:rPr>
+              <w:t>否</w:t>
+            </w:r>
+          </w:p>
+        </w:tc>
+        <w:tc>
+          <w:tcPr>
+            <w:tcW w:type="dxa" w:w="2211"/>
+          </w:tcPr>
+          <w:p>
+            <w:r>
+              <w:rPr>
+                <w:rFonts w:ascii="宋体" w:hAnsi="宋体" w:eastAsia="宋体"/>
+                <w:sz w:val="18"/>
+              </w:rPr>
+              <w:t>—</w:t>
+            </w:r>
+          </w:p>
+        </w:tc>
+        <w:tc>
+          <w:tcPr>
+            <w:tcW w:type="dxa" w:w="2494"/>
+          </w:tcPr>
+          <w:p>
+            <w:r>
+              <w:rPr>
+                <w:rFonts w:ascii="宋体" w:hAnsi="宋体" w:eastAsia="宋体"/>
+                <w:sz w:val="18"/>
+              </w:rPr>
+              <w:t>TAB4 展示</w:t>
+            </w:r>
+          </w:p>
+        </w:tc>
+        <w:tc>
+          <w:tcPr>
+            <w:tcW w:type="dxa" w:w="1077"/>
+          </w:tcPr>
+          <w:p>
+            <w:r>
+              <w:rPr>
+                <w:rFonts w:ascii="宋体" w:hAnsi="宋体" w:eastAsia="宋体"/>
+                <w:sz w:val="18"/>
+              </w:rPr>
+              <w:t>否</w:t>
+            </w:r>
+          </w:p>
+        </w:tc>
+        <w:tc>
+          <w:tcPr>
+            <w:tcW w:type="dxa" w:w="1417"/>
+          </w:tcPr>
+          <w:p>
+            <w:r>
+              <w:rPr>
+                <w:rFonts w:ascii="宋体" w:hAnsi="宋体" w:eastAsia="宋体"/>
+                <w:sz w:val="18"/>
+              </w:rPr>
+            </w:r>
+          </w:p>
+        </w:tc>
+      </w:tr>
+      <w:tr>
+        <w:tc>
+          <w:tcPr>
+            <w:tcW w:type="dxa" w:w="680"/>
+          </w:tcPr>
+          <w:p>
+            <w:r>
+              <w:rPr>
+                <w:rFonts w:ascii="宋体" w:hAnsi="宋体" w:eastAsia="宋体"/>
+                <w:sz w:val="18"/>
+              </w:rPr>
+              <w:t>7</w:t>
+            </w:r>
+          </w:p>
+        </w:tc>
+        <w:tc>
+          <w:tcPr>
+            <w:tcW w:type="dxa" w:w="1757"/>
+          </w:tcPr>
+          <w:p>
+            <w:r>
+              <w:rPr>
+                <w:rFonts w:ascii="宋体" w:hAnsi="宋体" w:eastAsia="宋体"/>
+                <w:sz w:val="18"/>
+              </w:rPr>
+              <w:t>组内课程</w:t>
+            </w:r>
+          </w:p>
+        </w:tc>
+        <w:tc>
+          <w:tcPr>
+            <w:tcW w:type="dxa" w:w="1928"/>
+          </w:tcPr>
+          <w:p>
+            <w:r>
+              <w:rPr>
+                <w:rFonts w:ascii="宋体" w:hAnsi="宋体" w:eastAsia="宋体"/>
+                <w:sz w:val="18"/>
+              </w:rPr>
+              <w:t>Group Members</w:t>
+            </w:r>
+          </w:p>
+        </w:tc>
+        <w:tc>
+          <w:tcPr>
+            <w:tcW w:type="dxa" w:w="1077"/>
+          </w:tcPr>
+          <w:p>
+            <w:r>
+              <w:rPr>
+                <w:rFonts w:ascii="宋体" w:hAnsi="宋体" w:eastAsia="宋体"/>
+                <w:sz w:val="18"/>
+              </w:rPr>
+              <w:t>多选表</w:t>
+            </w:r>
+          </w:p>
+        </w:tc>
+        <w:tc>
+          <w:tcPr>
+            <w:tcW w:type="dxa" w:w="624"/>
+          </w:tcPr>
+          <w:p>
+            <w:r>
+              <w:rPr>
+                <w:rFonts w:ascii="宋体" w:hAnsi="宋体" w:eastAsia="宋体"/>
+                <w:sz w:val="18"/>
+              </w:rPr>
+              <w:t>是</w:t>
+            </w:r>
+          </w:p>
+        </w:tc>
+        <w:tc>
+          <w:tcPr>
+            <w:tcW w:type="dxa" w:w="2211"/>
+          </w:tcPr>
+          <w:p>
+            <w:r>
+              <w:rPr>
+                <w:rFonts w:ascii="宋体" w:hAnsi="宋体" w:eastAsia="宋体"/>
+                <w:sz w:val="18"/>
+              </w:rPr>
+              <w:t>至少一门</w:t>
+            </w:r>
+          </w:p>
+        </w:tc>
+        <w:tc>
+          <w:tcPr>
+            <w:tcW w:type="dxa" w:w="2494"/>
+          </w:tcPr>
+          <w:p>
+            <w:r>
+              <w:rPr>
+                <w:rFonts w:ascii="宋体" w:hAnsi="宋体" w:eastAsia="宋体"/>
+                <w:sz w:val="18"/>
+              </w:rPr>
+              <w:t>勾选纳入；可标记必选，但不能全部设为必选</w:t>
+            </w:r>
+          </w:p>
+        </w:tc>
+        <w:tc>
+          <w:tcPr>
+            <w:tcW w:type="dxa" w:w="1077"/>
+          </w:tcPr>
+          <w:p>
+            <w:r>
+              <w:rPr>
+                <w:rFonts w:ascii="宋体" w:hAnsi="宋体" w:eastAsia="宋体"/>
+                <w:sz w:val="18"/>
+              </w:rPr>
+              <w:t>否</w:t>
+            </w:r>
+          </w:p>
+        </w:tc>
+        <w:tc>
+          <w:tcPr>
+            <w:tcW w:type="dxa" w:w="1417"/>
+          </w:tcPr>
+          <w:p>
+            <w:r>
+              <w:rPr>
+                <w:rFonts w:ascii="宋体" w:hAnsi="宋体" w:eastAsia="宋体"/>
+                <w:sz w:val="18"/>
+              </w:rPr>
+            </w:r>
+          </w:p>
+        </w:tc>
+      </w:tr>
+    </w:tbl>
+    <w:p/>
+    <w:p>
+      <w:r>
+        <w:rPr>
+          <w:rFonts w:ascii="宋体" w:hAnsi="宋体" w:eastAsia="宋体"/>
+          <w:b/>
+          <w:sz w:val="22"/>
+        </w:rPr>
+        <w:t>执行计划编辑——TAB2 增量字段</w:t>
+      </w:r>
+    </w:p>
+    <w:tbl>
+      <w:tblPr>
+        <w:tblW w:type="auto" w:w="0"/>
+        <w:tblLook w:firstColumn="1" w:firstRow="1" w:lastColumn="0" w:lastRow="0" w:noHBand="0" w:noVBand="1" w:val="04A0"/>
+        <w:tblBorders>
+          <w:top w:val="single" w:sz="4" w:space="0" w:color="000000"/>
+          <w:left w:val="single" w:sz="4" w:space="0" w:color="000000"/>
+          <w:bottom w:val="single" w:sz="4" w:space="0" w:color="000000"/>
+          <w:right w:val="single" w:sz="4" w:space="0" w:color="000000"/>
+          <w:insideH w:val="single" w:sz="4" w:space="0" w:color="000000"/>
+          <w:insideV w:val="single" w:sz="4" w:space="0" w:color="000000"/>
+        </w:tblBorders>
+      </w:tblPr>
+      <w:tblGrid>
+        <w:gridCol w:w="1619"/>
+        <w:gridCol w:w="1619"/>
+        <w:gridCol w:w="1619"/>
+        <w:gridCol w:w="1619"/>
+        <w:gridCol w:w="1619"/>
+        <w:gridCol w:w="1619"/>
+        <w:gridCol w:w="1619"/>
+        <w:gridCol w:w="1619"/>
+        <w:gridCol w:w="1619"/>
+      </w:tblGrid>
+      <w:tr>
+        <w:tc>
+          <w:tcPr>
+            <w:tcW w:type="dxa" w:w="680"/>
+          </w:tcPr>
+          <w:p>
+            <w:pPr>
+              <w:jc w:val="center"/>
+            </w:pPr>
+            <w:r>
+              <w:rPr>
+                <w:rFonts w:ascii="宋体" w:hAnsi="宋体" w:eastAsia="宋体"/>
+                <w:b/>
+                <w:sz w:val="18"/>
+              </w:rPr>
+              <w:t>序号</w:t>
+            </w:r>
+          </w:p>
+        </w:tc>
+        <w:tc>
+          <w:tcPr>
+            <w:tcW w:type="dxa" w:w="1757"/>
+          </w:tcPr>
+          <w:p>
+            <w:pPr>
+              <w:jc w:val="center"/>
+            </w:pPr>
+            <w:r>
+              <w:rPr>
+                <w:rFonts w:ascii="宋体" w:hAnsi="宋体" w:eastAsia="宋体"/>
+                <w:b/>
+                <w:sz w:val="18"/>
+              </w:rPr>
+              <w:t>字段中文名称</w:t>
+            </w:r>
+          </w:p>
+        </w:tc>
+        <w:tc>
+          <w:tcPr>
+            <w:tcW w:type="dxa" w:w="1928"/>
+          </w:tcPr>
+          <w:p>
+            <w:pPr>
+              <w:jc w:val="center"/>
+            </w:pPr>
+            <w:r>
+              <w:rPr>
+                <w:rFonts w:ascii="宋体" w:hAnsi="宋体" w:eastAsia="宋体"/>
+                <w:b/>
+                <w:sz w:val="18"/>
+              </w:rPr>
+              <w:t>英文名称</w:t>
+            </w:r>
+          </w:p>
+        </w:tc>
+        <w:tc>
+          <w:tcPr>
+            <w:tcW w:type="dxa" w:w="1077"/>
+          </w:tcPr>
+          <w:p>
+            <w:pPr>
+              <w:jc w:val="center"/>
+            </w:pPr>
+            <w:r>
+              <w:rPr>
+                <w:rFonts w:ascii="宋体" w:hAnsi="宋体" w:eastAsia="宋体"/>
+                <w:b/>
+                <w:sz w:val="18"/>
+              </w:rPr>
+              <w:t>字段类型</w:t>
+            </w:r>
+          </w:p>
+        </w:tc>
+        <w:tc>
+          <w:tcPr>
+            <w:tcW w:type="dxa" w:w="624"/>
+          </w:tcPr>
+          <w:p>
+            <w:pPr>
+              <w:jc w:val="center"/>
+            </w:pPr>
+            <w:r>
+              <w:rPr>
+                <w:rFonts w:ascii="宋体" w:hAnsi="宋体" w:eastAsia="宋体"/>
+                <w:b/>
+                <w:sz w:val="18"/>
+              </w:rPr>
+              <w:t>必填</w:t>
+            </w:r>
+          </w:p>
+        </w:tc>
+        <w:tc>
+          <w:tcPr>
+            <w:tcW w:type="dxa" w:w="2211"/>
+          </w:tcPr>
+          <w:p>
+            <w:pPr>
+              <w:jc w:val="center"/>
+            </w:pPr>
+            <w:r>
+              <w:rPr>
+                <w:rFonts w:ascii="宋体" w:hAnsi="宋体" w:eastAsia="宋体"/>
+                <w:b/>
+                <w:sz w:val="18"/>
+              </w:rPr>
+              <w:t>校验规则</w:t>
+              <w:br/>
+              <w:t>（没有明确规则时先限制字符即可，放宽）</w:t>
+            </w:r>
+          </w:p>
+        </w:tc>
+        <w:tc>
+          <w:tcPr>
+            <w:tcW w:type="dxa" w:w="2494"/>
+          </w:tcPr>
+          <w:p>
+            <w:pPr>
+              <w:jc w:val="center"/>
+            </w:pPr>
+            <w:r>
+              <w:rPr>
+                <w:rFonts w:ascii="宋体" w:hAnsi="宋体" w:eastAsia="宋体"/>
+                <w:b/>
+                <w:sz w:val="18"/>
+              </w:rPr>
+              <w:t>备注（如下拉框取值来源、说明等）</w:t>
+            </w:r>
+          </w:p>
+        </w:tc>
+        <w:tc>
+          <w:tcPr>
+            <w:tcW w:type="dxa" w:w="1077"/>
+          </w:tcPr>
+          <w:p>
+            <w:pPr>
+              <w:jc w:val="center"/>
+            </w:pPr>
+            <w:r>
+              <w:rPr>
+                <w:rFonts w:ascii="宋体" w:hAnsi="宋体" w:eastAsia="宋体"/>
+                <w:b/>
+                <w:sz w:val="18"/>
+              </w:rPr>
+              <w:t>是否代码集取值</w:t>
+            </w:r>
+          </w:p>
+        </w:tc>
+        <w:tc>
+          <w:tcPr>
+            <w:tcW w:type="dxa" w:w="1417"/>
+          </w:tcPr>
+          <w:p>
+            <w:pPr>
+              <w:jc w:val="center"/>
+            </w:pPr>
+            <w:r>
+              <w:rPr>
+                <w:rFonts w:ascii="宋体" w:hAnsi="宋体" w:eastAsia="宋体"/>
+                <w:b/>
+                <w:sz w:val="18"/>
+              </w:rPr>
+              <w:t>数据格式样例</w:t>
+              <w:br/>
+              <w:t>（无特定格式留空）</w:t>
+            </w:r>
+          </w:p>
+        </w:tc>
+      </w:tr>
+      <w:tr>
+        <w:tc>
+          <w:tcPr>
+            <w:tcW w:type="dxa" w:w="680"/>
+          </w:tcPr>
+          <w:p>
+            <w:r>
+              <w:rPr>
+                <w:rFonts w:ascii="宋体" w:hAnsi="宋体" w:eastAsia="宋体"/>
+                <w:sz w:val="18"/>
+              </w:rPr>
+              <w:t>1</w:t>
+            </w:r>
+          </w:p>
+        </w:tc>
+        <w:tc>
+          <w:tcPr>
+            <w:tcW w:type="dxa" w:w="1757"/>
+          </w:tcPr>
+          <w:p>
+            <w:r>
+              <w:rPr>
+                <w:rFonts w:ascii="宋体" w:hAnsi="宋体" w:eastAsia="宋体"/>
+                <w:sz w:val="18"/>
+              </w:rPr>
+              <w:t>实际开课学期</w:t>
+            </w:r>
+          </w:p>
+        </w:tc>
+        <w:tc>
+          <w:tcPr>
+            <w:tcW w:type="dxa" w:w="1928"/>
+          </w:tcPr>
+          <w:p>
+            <w:r>
+              <w:rPr>
+                <w:rFonts w:ascii="宋体" w:hAnsi="宋体" w:eastAsia="宋体"/>
+                <w:sz w:val="18"/>
+              </w:rPr>
+              <w:t>Actual Offering Semester</w:t>
+            </w:r>
+          </w:p>
+        </w:tc>
+        <w:tc>
+          <w:tcPr>
+            <w:tcW w:type="dxa" w:w="1077"/>
+          </w:tcPr>
+          <w:p>
+            <w:r>
+              <w:rPr>
+                <w:rFonts w:ascii="宋体" w:hAnsi="宋体" w:eastAsia="宋体"/>
+                <w:sz w:val="18"/>
+              </w:rPr>
+              <w:t>只读</w:t>
+            </w:r>
+          </w:p>
+        </w:tc>
+        <w:tc>
+          <w:tcPr>
+            <w:tcW w:type="dxa" w:w="624"/>
+          </w:tcPr>
+          <w:p>
+            <w:r>
+              <w:rPr>
+                <w:rFonts w:ascii="宋体" w:hAnsi="宋体" w:eastAsia="宋体"/>
+                <w:sz w:val="18"/>
+              </w:rPr>
+              <w:t>—</w:t>
+            </w:r>
+          </w:p>
+        </w:tc>
+        <w:tc>
+          <w:tcPr>
+            <w:tcW w:type="dxa" w:w="2211"/>
+          </w:tcPr>
+          <w:p>
+            <w:r>
+              <w:rPr>
+                <w:rFonts w:ascii="宋体" w:hAnsi="宋体" w:eastAsia="宋体"/>
+                <w:sz w:val="18"/>
+              </w:rPr>
+              <w:t>—</w:t>
+            </w:r>
+          </w:p>
+        </w:tc>
+        <w:tc>
+          <w:tcPr>
+            <w:tcW w:type="dxa" w:w="2494"/>
+          </w:tcPr>
+          <w:p>
+            <w:r>
+              <w:rPr>
+                <w:rFonts w:ascii="宋体" w:hAnsi="宋体" w:eastAsia="宋体"/>
+                <w:sz w:val="18"/>
+              </w:rPr>
+              <w:t>明确年月如 2029/09；仅执行计划展示</w:t>
+            </w:r>
+          </w:p>
+        </w:tc>
+        <w:tc>
+          <w:tcPr>
+            <w:tcW w:type="dxa" w:w="1077"/>
+          </w:tcPr>
+          <w:p>
+            <w:r>
+              <w:rPr>
+                <w:rFonts w:ascii="宋体" w:hAnsi="宋体" w:eastAsia="宋体"/>
+                <w:sz w:val="18"/>
+              </w:rPr>
+              <w:t>否</w:t>
+            </w:r>
+          </w:p>
+        </w:tc>
+        <w:tc>
+          <w:tcPr>
+            <w:tcW w:type="dxa" w:w="1417"/>
+          </w:tcPr>
+          <w:p>
+            <w:r>
+              <w:rPr>
+                <w:rFonts w:ascii="宋体" w:hAnsi="宋体" w:eastAsia="宋体"/>
+                <w:sz w:val="18"/>
+              </w:rPr>
+              <w:t>2029/09</w:t>
+            </w:r>
+          </w:p>
+        </w:tc>
+      </w:tr>
+      <w:tr>
+        <w:tc>
+          <w:tcPr>
+            <w:tcW w:type="dxa" w:w="680"/>
+          </w:tcPr>
+          <w:p>
+            <w:r>
+              <w:rPr>
+                <w:rFonts w:ascii="宋体" w:hAnsi="宋体" w:eastAsia="宋体"/>
+                <w:sz w:val="18"/>
+              </w:rPr>
+              <w:t>2</w:t>
+            </w:r>
+          </w:p>
+        </w:tc>
+        <w:tc>
+          <w:tcPr>
+            <w:tcW w:type="dxa" w:w="1757"/>
+          </w:tcPr>
+          <w:p>
+            <w:r>
+              <w:rPr>
+                <w:rFonts w:ascii="宋体" w:hAnsi="宋体" w:eastAsia="宋体"/>
+                <w:sz w:val="18"/>
+              </w:rPr>
+              <w:t>延迟开课</w:t>
+            </w:r>
+          </w:p>
+        </w:tc>
+        <w:tc>
+          <w:tcPr>
+            <w:tcW w:type="dxa" w:w="1928"/>
+          </w:tcPr>
+          <w:p>
+            <w:r>
+              <w:rPr>
+                <w:rFonts w:ascii="宋体" w:hAnsi="宋体" w:eastAsia="宋体"/>
+                <w:sz w:val="18"/>
+              </w:rPr>
+              <w:t>Delayed Offering</w:t>
+            </w:r>
+          </w:p>
+        </w:tc>
+        <w:tc>
+          <w:tcPr>
+            <w:tcW w:type="dxa" w:w="1077"/>
+          </w:tcPr>
+          <w:p>
+            <w:r>
+              <w:rPr>
+                <w:rFonts w:ascii="宋体" w:hAnsi="宋体" w:eastAsia="宋体"/>
+                <w:sz w:val="18"/>
+              </w:rPr>
+              <w:t>开关</w:t>
+            </w:r>
+          </w:p>
+        </w:tc>
+        <w:tc>
+          <w:tcPr>
+            <w:tcW w:type="dxa" w:w="624"/>
+          </w:tcPr>
+          <w:p>
+            <w:r>
+              <w:rPr>
+                <w:rFonts w:ascii="宋体" w:hAnsi="宋体" w:eastAsia="宋体"/>
+                <w:sz w:val="18"/>
+              </w:rPr>
+              <w:t>否</w:t>
+            </w:r>
+          </w:p>
+        </w:tc>
+        <w:tc>
+          <w:tcPr>
+            <w:tcW w:type="dxa" w:w="2211"/>
+          </w:tcPr>
+          <w:p>
+            <w:r>
+              <w:rPr>
+                <w:rFonts w:ascii="宋体" w:hAnsi="宋体" w:eastAsia="宋体"/>
+                <w:sz w:val="18"/>
+              </w:rPr>
+              <w:t>—</w:t>
+            </w:r>
+          </w:p>
+        </w:tc>
+        <w:tc>
+          <w:tcPr>
+            <w:tcW w:type="dxa" w:w="2494"/>
+          </w:tcPr>
+          <w:p>
+            <w:r>
+              <w:rPr>
+                <w:rFonts w:ascii="宋体" w:hAnsi="宋体" w:eastAsia="宋体"/>
+                <w:sz w:val="18"/>
+              </w:rPr>
+              <w:t>仅编辑未开课课程时可调整</w:t>
+            </w:r>
+          </w:p>
+        </w:tc>
+        <w:tc>
+          <w:tcPr>
+            <w:tcW w:type="dxa" w:w="1077"/>
+          </w:tcPr>
+          <w:p>
+            <w:r>
+              <w:rPr>
+                <w:rFonts w:ascii="宋体" w:hAnsi="宋体" w:eastAsia="宋体"/>
+                <w:sz w:val="18"/>
+              </w:rPr>
+              <w:t>否</w:t>
+            </w:r>
+          </w:p>
+        </w:tc>
+        <w:tc>
+          <w:tcPr>
+            <w:tcW w:type="dxa" w:w="1417"/>
+          </w:tcPr>
+          <w:p>
+            <w:r>
+              <w:rPr>
+                <w:rFonts w:ascii="宋体" w:hAnsi="宋体" w:eastAsia="宋体"/>
+                <w:sz w:val="18"/>
+              </w:rPr>
+            </w:r>
+          </w:p>
+        </w:tc>
+      </w:tr>
+      <w:tr>
+        <w:tc>
+          <w:tcPr>
+            <w:tcW w:type="dxa" w:w="680"/>
+          </w:tcPr>
+          <w:p>
+            <w:r>
+              <w:rPr>
+                <w:rFonts w:ascii="宋体" w:hAnsi="宋体" w:eastAsia="宋体"/>
+                <w:sz w:val="18"/>
+              </w:rPr>
+              <w:t>3</w:t>
+            </w:r>
+          </w:p>
+        </w:tc>
+        <w:tc>
+          <w:tcPr>
+            <w:tcW w:type="dxa" w:w="1757"/>
+          </w:tcPr>
+          <w:p>
+            <w:r>
+              <w:rPr>
+                <w:rFonts w:ascii="宋体" w:hAnsi="宋体" w:eastAsia="宋体"/>
+                <w:sz w:val="18"/>
+              </w:rPr>
+              <w:t>合并课程选择</w:t>
+            </w:r>
+          </w:p>
+        </w:tc>
+        <w:tc>
+          <w:tcPr>
+            <w:tcW w:type="dxa" w:w="1928"/>
+          </w:tcPr>
+          <w:p>
+            <w:r>
+              <w:rPr>
+                <w:rFonts w:ascii="宋体" w:hAnsi="宋体" w:eastAsia="宋体"/>
+                <w:sz w:val="18"/>
+              </w:rPr>
+              <w:t>Merged Course</w:t>
+            </w:r>
+          </w:p>
+        </w:tc>
+        <w:tc>
+          <w:tcPr>
+            <w:tcW w:type="dxa" w:w="1077"/>
+          </w:tcPr>
+          <w:p>
+            <w:r>
+              <w:rPr>
+                <w:rFonts w:ascii="宋体" w:hAnsi="宋体" w:eastAsia="宋体"/>
+                <w:sz w:val="18"/>
+              </w:rPr>
+              <w:t>只读</w:t>
+            </w:r>
+          </w:p>
+        </w:tc>
+        <w:tc>
+          <w:tcPr>
+            <w:tcW w:type="dxa" w:w="624"/>
+          </w:tcPr>
+          <w:p>
+            <w:r>
+              <w:rPr>
+                <w:rFonts w:ascii="宋体" w:hAnsi="宋体" w:eastAsia="宋体"/>
+                <w:sz w:val="18"/>
+              </w:rPr>
+              <w:t>—</w:t>
+            </w:r>
+          </w:p>
+        </w:tc>
+        <w:tc>
+          <w:tcPr>
+            <w:tcW w:type="dxa" w:w="2211"/>
+          </w:tcPr>
+          <w:p>
+            <w:r>
+              <w:rPr>
+                <w:rFonts w:ascii="宋体" w:hAnsi="宋体" w:eastAsia="宋体"/>
+                <w:sz w:val="18"/>
+              </w:rPr>
+              <w:t>—</w:t>
+            </w:r>
+          </w:p>
+        </w:tc>
+        <w:tc>
+          <w:tcPr>
+            <w:tcW w:type="dxa" w:w="2494"/>
+          </w:tcPr>
+          <w:p>
+            <w:r>
+              <w:rPr>
+                <w:rFonts w:ascii="宋体" w:hAnsi="宋体" w:eastAsia="宋体"/>
+                <w:sz w:val="18"/>
+              </w:rPr>
+              <w:t>与方案版本一致只读展示</w:t>
+            </w:r>
+          </w:p>
+        </w:tc>
+        <w:tc>
+          <w:tcPr>
+            <w:tcW w:type="dxa" w:w="1077"/>
+          </w:tcPr>
+          <w:p>
+            <w:r>
+              <w:rPr>
+                <w:rFonts w:ascii="宋体" w:hAnsi="宋体" w:eastAsia="宋体"/>
+                <w:sz w:val="18"/>
+              </w:rPr>
+              <w:t>否</w:t>
+            </w:r>
+          </w:p>
+        </w:tc>
+        <w:tc>
+          <w:tcPr>
+            <w:tcW w:type="dxa" w:w="1417"/>
+          </w:tcPr>
+          <w:p>
+            <w:r>
+              <w:rPr>
+                <w:rFonts w:ascii="宋体" w:hAnsi="宋体" w:eastAsia="宋体"/>
+                <w:sz w:val="18"/>
+              </w:rPr>
+            </w:r>
+          </w:p>
+        </w:tc>
+      </w:tr>
+      <w:tr>
+        <w:tc>
+          <w:tcPr>
+            <w:tcW w:type="dxa" w:w="680"/>
+          </w:tcPr>
+          <w:p>
+            <w:r>
+              <w:rPr>
+                <w:rFonts w:ascii="宋体" w:hAnsi="宋体" w:eastAsia="宋体"/>
+                <w:sz w:val="18"/>
+              </w:rPr>
+              <w:t>4</w:t>
+            </w:r>
+          </w:p>
+        </w:tc>
+        <w:tc>
+          <w:tcPr>
+            <w:tcW w:type="dxa" w:w="1757"/>
+          </w:tcPr>
+          <w:p>
+            <w:r>
+              <w:rPr>
+                <w:rFonts w:ascii="宋体" w:hAnsi="宋体" w:eastAsia="宋体"/>
+                <w:sz w:val="18"/>
+              </w:rPr>
+              <w:t>先修课程</w:t>
+            </w:r>
+          </w:p>
+        </w:tc>
+        <w:tc>
+          <w:tcPr>
+            <w:tcW w:type="dxa" w:w="1928"/>
+          </w:tcPr>
+          <w:p>
+            <w:r>
+              <w:rPr>
+                <w:rFonts w:ascii="宋体" w:hAnsi="宋体" w:eastAsia="宋体"/>
+                <w:sz w:val="18"/>
+              </w:rPr>
+              <w:t>Prerequisites</w:t>
+            </w:r>
+          </w:p>
+        </w:tc>
+        <w:tc>
+          <w:tcPr>
+            <w:tcW w:type="dxa" w:w="1077"/>
+          </w:tcPr>
+          <w:p>
+            <w:r>
+              <w:rPr>
+                <w:rFonts w:ascii="宋体" w:hAnsi="宋体" w:eastAsia="宋体"/>
+                <w:sz w:val="18"/>
+              </w:rPr>
+              <w:t>选择器</w:t>
+            </w:r>
+          </w:p>
+        </w:tc>
+        <w:tc>
+          <w:tcPr>
+            <w:tcW w:type="dxa" w:w="624"/>
+          </w:tcPr>
+          <w:p>
+            <w:r>
+              <w:rPr>
+                <w:rFonts w:ascii="宋体" w:hAnsi="宋体" w:eastAsia="宋体"/>
+                <w:sz w:val="18"/>
+              </w:rPr>
+              <w:t>条件</w:t>
+            </w:r>
+          </w:p>
+        </w:tc>
+        <w:tc>
+          <w:tcPr>
+            <w:tcW w:type="dxa" w:w="2211"/>
+          </w:tcPr>
+          <w:p>
+            <w:r>
+              <w:rPr>
+                <w:rFonts w:ascii="宋体" w:hAnsi="宋体" w:eastAsia="宋体"/>
+                <w:sz w:val="18"/>
+              </w:rPr>
+              <w:t>—</w:t>
+            </w:r>
+          </w:p>
+        </w:tc>
+        <w:tc>
+          <w:tcPr>
+            <w:tcW w:type="dxa" w:w="2494"/>
+          </w:tcPr>
+          <w:p>
+            <w:r>
+              <w:rPr>
+                <w:rFonts w:ascii="宋体" w:hAnsi="宋体" w:eastAsia="宋体"/>
+                <w:sz w:val="18"/>
+              </w:rPr>
+              <w:t>执行计划可编辑</w:t>
             </w:r>
           </w:p>
         </w:tc>
@@ -13342,7 +17560,7 @@
           <w:b w:val="0"/>
           <w:sz w:val="22"/>
         </w:rPr>
-        <w:t>· 描述：为选定专业创建培养方案版本草稿，选择开始入学批次并预览批次链衔接，确认后进入三标签页制定视图。</w:t>
+        <w:t>· 描述：为选定专业创建培养方案版本草稿，选择开始入学批次并预览批次链衔接，确认后进入四标签页制定视图。</w:t>
       </w:r>
     </w:p>
     <w:p>
@@ -13372,7 +17590,7 @@
           <w:b w:val="0"/>
           <w:sz w:val="22"/>
         </w:rPr>
-        <w:t>b. 下钻页面说明（备注说明）：下钻至新增版本弹窗：展示专业、学制、授予学位、版本号、开始入学批次、培养方案名称等字段；选择专业后自动带出版本相关信息，并预览与同专业上一版本的批次链衔接；用户确认后进入三标签页版本编辑页。关联：新增版本弹窗（modal-new-version）；版本编辑页（page-version-edit）</w:t>
+        <w:t>b. 下钻页面说明（备注说明）：下钻至新增版本弹窗：展示专业、学制、授予学位、版本号、开始入学批次、培养方案名称等字段；选择专业后自动带出版本相关信息，并预览与同专业上一版本的批次链衔接；用户确认后进入四标签页版本编辑页。关联：新增版本弹窗（modal-new-version）；版本编辑页（page-version-edit）</w:t>
       </w:r>
     </w:p>
     <w:p/>
@@ -13403,7 +17621,7 @@
           <w:b w:val="0"/>
           <w:sz w:val="22"/>
         </w:rPr>
-        <w:t>· 描述：将草稿或已驳回版本提交三级审批；提交前校验各必修分类已配学分不低于最低要求。</w:t>
+        <w:t>· 描述：将草稿或已驳回版本提交四级审批；提交前校验各必修分类已配学分不低于最低要求。</w:t>
       </w:r>
     </w:p>
     <w:p>
@@ -13505,6 +17723,67 @@
           <w:b/>
           <w:sz w:val="22"/>
         </w:rPr>
+        <w:t>3a、功能按钮——复制版本（英文名称：Copy Version）</w:t>
+      </w:r>
+    </w:p>
+    <w:p>
+      <w:r>
+        <w:rPr>
+          <w:rFonts w:ascii="宋体" w:hAnsi="宋体" w:eastAsia="宋体"/>
+          <w:b w:val="0"/>
+          <w:sz w:val="22"/>
+        </w:rPr>
+        <w:t>a. 功能说明（描述、业务的事件交互、备注信息等）：</w:t>
+      </w:r>
+    </w:p>
+    <w:p>
+      <w:r>
+        <w:rPr>
+          <w:rFonts w:ascii="宋体" w:hAnsi="宋体" w:eastAsia="宋体"/>
+          <w:b w:val="0"/>
+          <w:sz w:val="22"/>
+        </w:rPr>
+        <w:t>· 描述：将来源专业的已通过或草稿方案版本完整复制到目标专业的新草稿版本。</w:t>
+      </w:r>
+    </w:p>
+    <w:p>
+      <w:r>
+        <w:rPr>
+          <w:rFonts w:ascii="宋体" w:hAnsi="宋体" w:eastAsia="宋体"/>
+          <w:b w:val="0"/>
+          <w:sz w:val="22"/>
+        </w:rPr>
+        <w:t>· 业务的事件交互：列表页点击「复制版本」→ 选择复制专业/方案版本及目标专业/开始批次 → 确认复制。</w:t>
+      </w:r>
+    </w:p>
+    <w:p>
+      <w:r>
+        <w:rPr>
+          <w:rFonts w:ascii="宋体" w:hAnsi="宋体" w:eastAsia="宋体"/>
+          <w:b w:val="0"/>
+          <w:sz w:val="22"/>
+        </w:rPr>
+        <w:t>· 备注信息（校验规则补充、其他说明等）：复制内容含分类树、课程、课程组、选修矩阵；目标开始批次须符合目标专业批次链。</w:t>
+      </w:r>
+    </w:p>
+    <w:p>
+      <w:r>
+        <w:rPr>
+          <w:rFonts w:ascii="宋体" w:hAnsi="宋体" w:eastAsia="宋体"/>
+          <w:b w:val="0"/>
+          <w:sz w:val="22"/>
+        </w:rPr>
+        <w:t>b. 下钻页面说明（备注说明）：下钻至复制版本弹窗：分复制来源与复制目标两段表单，展示目标专业批次衔接预览；确认后创建目标专业草稿并写入完整版本内容。关联：复制版本弹窗（modal-copy-version）；确认复制函数（confirmCopyVersion）</w:t>
+      </w:r>
+    </w:p>
+    <w:p/>
+    <w:p>
+      <w:r>
+        <w:rPr>
+          <w:rFonts w:ascii="宋体" w:hAnsi="宋体" w:eastAsia="宋体"/>
+          <w:b/>
+          <w:sz w:val="22"/>
+        </w:rPr>
         <w:t>4、功能按钮——编辑/查看/删除（英文名称：Edit / View / Delete）</w:t>
       </w:r>
     </w:p>
@@ -13535,7 +17814,7 @@
           <w:b w:val="0"/>
           <w:sz w:val="22"/>
         </w:rPr>
-        <w:t>· 业务的事件交互：列表行内操作 → 进入三标签页视图；查看为只读模式；删除须确认。</w:t>
+        <w:t>· 业务的事件交互：列表行内操作 → 进入四标签页视图；查看为只读模式；删除须确认。</w:t>
       </w:r>
     </w:p>
     <w:p>
@@ -13555,7 +17834,7 @@
           <w:b w:val="0"/>
           <w:sz w:val="22"/>
         </w:rPr>
-        <w:t>b. 下钻页面说明（备注说明）：下钻至版本编辑页：顶栏展示专业、版本、入学批次、学制、学位及当前状态；主体为三标签页——标签页一维护课程分类与选修矩阵，标签页二配置课程与学分汇总，标签页三预览方案进程表；查看模式全页只读。删除时弹出确认框。关联：版本编辑页（page-version-edit）；删除版本确认弹窗（modal-delete-version）</w:t>
+        <w:t>b. 下钻页面说明（备注说明）：下钻至版本编辑页：顶栏展示专业、版本、入学批次、学制、学位及当前状态；主体为四标签页——标签页一维护课程分类与选修矩阵，标签页二配置课程与学分汇总，标签页三维护课程组，标签页四预览方案进程表；查看模式全页只读。删除时弹出确认框。关联：版本编辑页（page-version-edit）；删除版本确认弹窗（modal-delete-version）</w:t>
       </w:r>
     </w:p>
     <w:p/>
@@ -13647,7 +17926,7 @@
           <w:b w:val="0"/>
           <w:sz w:val="22"/>
         </w:rPr>
-        <w:t>· 描述：保存当前三标签页编辑内容，须二次确认后返回来源列表。</w:t>
+        <w:t>· 描述：保存当前四标签页编辑内容，须二次确认后返回来源列表。</w:t>
       </w:r>
     </w:p>
     <w:p>
@@ -13677,7 +17956,7 @@
           <w:b w:val="0"/>
           <w:sz w:val="22"/>
         </w:rPr>
-        <w:t>b. 下钻页面说明（备注说明）：下钻至保存确认弹窗：提示用户确认是否保存当前三标签页全部修改；确认后按入口上下文写入对应内容存储并返回来源列表。关联：保存确认弹窗（modal-save-version）；确认保存函数（confirmSaveVersionEdit）</w:t>
+        <w:t>b. 下钻页面说明（备注说明）：下钻至保存确认弹窗：提示用户确认是否保存当前四标签页全部修改；确认后按入口上下文写入对应内容存储并返回来源列表。关联：保存确认弹窗（modal-save-version）；确认保存函数（confirmSaveVersionEdit）</w:t>
       </w:r>
     </w:p>
     <w:p/>
@@ -13769,7 +18048,7 @@
           <w:b w:val="0"/>
           <w:sz w:val="22"/>
         </w:rPr>
-        <w:t>· 描述：将当前三标签页内容写入对应内容存储（版本、变更或执行计划按上下文区分）。</w:t>
+        <w:t>· 描述：将当前四标签页内容写入对应内容存储（版本、变更或执行计划按上下文区分）。</w:t>
       </w:r>
     </w:p>
     <w:p>
@@ -13799,7 +18078,7 @@
           <w:b w:val="0"/>
           <w:sz w:val="22"/>
         </w:rPr>
-        <w:t>b. 下钻页面说明（备注说明）：下钻至保存确认弹窗：二次确认后持久化标签页一分类树、标签页二课程配置、标签页三进程表数据；按版本/变更/执行计划入口分别写入对应存储。关联：保存确认弹窗（modal-save-version）；确认保存函数（confirmSaveVersionEdit）</w:t>
+        <w:t>b. 下钻页面说明（备注说明）：下钻至保存确认弹窗：二次确认后持久化标签页一分类树、标签页二课程配置、标签页三课程组、标签页四进程表数据；按版本/变更/执行计划入口分别写入对应存储。关联：保存确认弹窗（modal-save-version）；确认保存函数（confirmSaveVersionEdit）</w:t>
       </w:r>
     </w:p>
     <w:p/>
@@ -14969,6 +19248,189 @@
           <w:b/>
           <w:sz w:val="22"/>
         </w:rPr>
+        <w:t>21a、功能按钮——合并课程选择（英文名称：Pick Merged Course）【来源：TAB2 · 课程弹窗 Step1】</w:t>
+      </w:r>
+    </w:p>
+    <w:p>
+      <w:r>
+        <w:rPr>
+          <w:rFonts w:ascii="宋体" w:hAnsi="宋体" w:eastAsia="宋体"/>
+          <w:b w:val="0"/>
+          <w:sz w:val="22"/>
+        </w:rPr>
+        <w:t>a. 功能说明（描述、业务的事件交互、备注信息等）：</w:t>
+      </w:r>
+    </w:p>
+    <w:p>
+      <w:r>
+        <w:rPr>
+          <w:rFonts w:ascii="宋体" w:hAnsi="宋体" w:eastAsia="宋体"/>
+          <w:b w:val="0"/>
+          <w:sz w:val="22"/>
+        </w:rPr>
+        <w:t>· 描述：为方案课程选择合并展示伙伴课程。</w:t>
+      </w:r>
+    </w:p>
+    <w:p>
+      <w:r>
+        <w:rPr>
+          <w:rFonts w:ascii="宋体" w:hAnsi="宋体" w:eastAsia="宋体"/>
+          <w:b w:val="0"/>
+          <w:sz w:val="22"/>
+        </w:rPr>
+        <w:t>· 业务的事件交互：课程设置第一步「选择」合并课程 → 合并课程选择弹窗。</w:t>
+      </w:r>
+    </w:p>
+    <w:p>
+      <w:r>
+        <w:rPr>
+          <w:rFonts w:ascii="宋体" w:hAnsi="宋体" w:eastAsia="宋体"/>
+          <w:b w:val="0"/>
+          <w:sz w:val="22"/>
+        </w:rPr>
+        <w:t>· 备注信息（校验规则补充、其他说明等）：须开课学期、二级分类、学分相同；仅影响标签页三/四展示；执行计划编辑只读。</w:t>
+      </w:r>
+    </w:p>
+    <w:p>
+      <w:r>
+        <w:rPr>
+          <w:rFonts w:ascii="宋体" w:hAnsi="宋体" w:eastAsia="宋体"/>
+          <w:b w:val="0"/>
+          <w:sz w:val="22"/>
+        </w:rPr>
+        <w:t>b. 下钻页面说明（备注说明）：下钻至合并课程选择弹窗：单选符合条件的其他方案课程；确认后写入 mergeWithPcId。关联：合并课程选择弹窗（modal-merge-course-picker）</w:t>
+      </w:r>
+    </w:p>
+    <w:p/>
+    <w:p>
+      <w:r>
+        <w:rPr>
+          <w:rFonts w:ascii="宋体" w:hAnsi="宋体" w:eastAsia="宋体"/>
+          <w:b/>
+          <w:sz w:val="22"/>
+        </w:rPr>
+        <w:t>24、功能按钮——+ 新建课程组（英文名称：Create Course Group）【来源：TAB3 课程组 · 工具栏】</w:t>
+      </w:r>
+    </w:p>
+    <w:p>
+      <w:r>
+        <w:rPr>
+          <w:rFonts w:ascii="宋体" w:hAnsi="宋体" w:eastAsia="宋体"/>
+          <w:b w:val="0"/>
+          <w:sz w:val="22"/>
+        </w:rPr>
+        <w:t>a. 功能说明（描述、业务的事件交互、备注信息等）：</w:t>
+      </w:r>
+    </w:p>
+    <w:p>
+      <w:r>
+        <w:rPr>
+          <w:rFonts w:ascii="宋体" w:hAnsi="宋体" w:eastAsia="宋体"/>
+          <w:b w:val="0"/>
+          <w:sz w:val="22"/>
+        </w:rPr>
+        <w:t>· 描述：将选修课按学期与二级分类划入课程组并标记必选项。</w:t>
+      </w:r>
+    </w:p>
+    <w:p>
+      <w:r>
+        <w:rPr>
+          <w:rFonts w:ascii="宋体" w:hAnsi="宋体" w:eastAsia="宋体"/>
+          <w:b w:val="0"/>
+          <w:sz w:val="22"/>
+        </w:rPr>
+        <w:t>· 业务的事件交互：标签页三「+ 新建课程组」→ 课程组弹窗 → 保存。</w:t>
+      </w:r>
+    </w:p>
+    <w:p>
+      <w:r>
+        <w:rPr>
+          <w:rFonts w:ascii="宋体" w:hAnsi="宋体" w:eastAsia="宋体"/>
+          <w:b w:val="0"/>
+          <w:sz w:val="22"/>
+        </w:rPr>
+        <w:t>· 备注信息（校验规则补充、其他说明等）：仅选修课；须 TAB2 已录入且开课学期与二级分类相同；不能将全部纳入课程设为必选。</w:t>
+      </w:r>
+    </w:p>
+    <w:p>
+      <w:r>
+        <w:rPr>
+          <w:rFonts w:ascii="宋体" w:hAnsi="宋体" w:eastAsia="宋体"/>
+          <w:b w:val="0"/>
+          <w:sz w:val="22"/>
+        </w:rPr>
+        <w:t>b. 下钻页面说明（备注说明）：下钻至课程组弹窗：选择学期与分类、须选课程数、备注，勾选组内课程并标记必选。关联：课程组弹窗（modal-course-group）</w:t>
+      </w:r>
+    </w:p>
+    <w:p/>
+    <w:p>
+      <w:r>
+        <w:rPr>
+          <w:rFonts w:ascii="宋体" w:hAnsi="宋体" w:eastAsia="宋体"/>
+          <w:b/>
+          <w:sz w:val="22"/>
+        </w:rPr>
+        <w:t>25、功能按钮——编辑/删除课程组（英文名称：Edit / Delete Course Group）【来源：TAB3 课程组 · 行操作】</w:t>
+      </w:r>
+    </w:p>
+    <w:p>
+      <w:r>
+        <w:rPr>
+          <w:rFonts w:ascii="宋体" w:hAnsi="宋体" w:eastAsia="宋体"/>
+          <w:b w:val="0"/>
+          <w:sz w:val="22"/>
+        </w:rPr>
+        <w:t>a. 功能说明（描述、业务的事件交互、备注信息等）：</w:t>
+      </w:r>
+    </w:p>
+    <w:p>
+      <w:r>
+        <w:rPr>
+          <w:rFonts w:ascii="宋体" w:hAnsi="宋体" w:eastAsia="宋体"/>
+          <w:b w:val="0"/>
+          <w:sz w:val="22"/>
+        </w:rPr>
+        <w:t>· 描述：维护已有课程组成员与必选标记。</w:t>
+      </w:r>
+    </w:p>
+    <w:p>
+      <w:r>
+        <w:rPr>
+          <w:rFonts w:ascii="宋体" w:hAnsi="宋体" w:eastAsia="宋体"/>
+          <w:b w:val="0"/>
+          <w:sz w:val="22"/>
+        </w:rPr>
+        <w:t>· 业务的事件交互：课程组表行「编辑」或「删除」。</w:t>
+      </w:r>
+    </w:p>
+    <w:p>
+      <w:r>
+        <w:rPr>
+          <w:rFonts w:ascii="宋体" w:hAnsi="宋体" w:eastAsia="宋体"/>
+          <w:b w:val="0"/>
+          <w:sz w:val="22"/>
+        </w:rPr>
+        <w:t>· 备注信息（校验规则补充、其他说明等）：删除须确认；不影响 TAB2 课程清单。</w:t>
+      </w:r>
+    </w:p>
+    <w:p>
+      <w:r>
+        <w:rPr>
+          <w:rFonts w:ascii="宋体" w:hAnsi="宋体" w:eastAsia="宋体"/>
+          <w:b w:val="0"/>
+          <w:sz w:val="22"/>
+        </w:rPr>
+        <w:t>b. 下钻页面说明（备注说明）：下钻至课程组弹窗编辑模式或删除确认弹窗。关联：课程组弹窗（modal-course-group）；通用删除确认弹窗（modal-delete-confirm）</w:t>
+      </w:r>
+    </w:p>
+    <w:p/>
+    <w:p>
+      <w:r>
+        <w:rPr>
+          <w:rFonts w:ascii="宋体" w:hAnsi="宋体" w:eastAsia="宋体"/>
+          <w:b/>
+          <w:sz w:val="22"/>
+        </w:rPr>
         <w:t>22、功能按钮——导出 PDF（英文名称：Export PDF）</w:t>
       </w:r>
     </w:p>
@@ -14999,7 +19461,7 @@
           <w:b w:val="0"/>
           <w:sz w:val="22"/>
         </w:rPr>
-        <w:t>· 业务的事件交互：标签页三工具栏点击。</w:t>
+        <w:t>· 业务的事件交互：标签页四工具栏点击。</w:t>
       </w:r>
     </w:p>
     <w:p>
@@ -15019,7 +19481,7 @@
           <w:b w:val="0"/>
           <w:sz w:val="22"/>
         </w:rPr>
-        <w:t>b. 下钻页面说明（备注说明）：下钻至标签页三方案进程表视图：只读展示按学期归类的课程进程；导出按钮触发 PDF 生成（原型占位）。关联：标签页三方案进程表</w:t>
+        <w:t>b. 下钻页面说明（备注说明）：下钻至标签页四方案进程表视图：只读展示按学期归类的课程进程；导出按钮触发 PDF 生成（原型占位）。关联：标签页四方案进程表</w:t>
       </w:r>
     </w:p>
     <w:p/>
@@ -15030,7 +19492,7 @@
           <w:b/>
           <w:sz w:val="22"/>
         </w:rPr>
-        <w:t>23、功能按钮——打印（英文名称：Print）【来源：TAB3 方案进程表 · 工具栏】</w:t>
+        <w:t>23、功能按钮——打印（英文名称：Print）【来源：TAB4 方案进程表 · 工具栏】</w:t>
       </w:r>
     </w:p>
     <w:p>
@@ -15060,7 +19522,7 @@
           <w:b w:val="0"/>
           <w:sz w:val="22"/>
         </w:rPr>
-        <w:t>· 业务的事件交互：标签页三工具栏点击。</w:t>
+        <w:t>· 业务的事件交互：标签页四工具栏点击。</w:t>
       </w:r>
     </w:p>
     <w:p>
@@ -15080,7 +19542,7 @@
           <w:b w:val="0"/>
           <w:sz w:val="22"/>
         </w:rPr>
-        <w:t>b. 下钻页面说明（备注说明）：下钻至标签页三方案进程表视图：展示页眉元信息、按学年学期分组的课程表；打印按钮触发浏览器打印（原型占位）。关联：标签页三方案进程表</w:t>
+        <w:t>b. 下钻页面说明（备注说明）：下钻至标签页四方案进程表视图：展示页眉元信息、按学年学期分组的课程表；打印按钮触发浏览器打印（原型占位）。关联：标签页四方案进程表</w:t>
       </w:r>
     </w:p>
     <w:p/>
@@ -15178,7 +19640,7 @@
                 <w:rFonts w:ascii="宋体" w:hAnsi="宋体" w:eastAsia="宋体"/>
                 <w:sz w:val="21"/>
               </w:rPr>
-              <w:t>按审批节点统一管理培养方案版本三级审批：待办、进行中与历史；支持单条审批、批量审批、审批日志及只读查看。</w:t>
+              <w:t>按审批节点统一管理培养方案版本四级审批：待办（Pending）、进行中（In Progress）与历史（History）；支持学院→专业筛选、单条审批、批量审批、审批日志及只读查看。</w:t>
             </w:r>
           </w:p>
         </w:tc>
@@ -15238,7 +19700,7 @@
                 <w:rFonts w:ascii="宋体" w:hAnsi="宋体" w:eastAsia="宋体"/>
                 <w:sz w:val="21"/>
               </w:rPr>
-              <w:t>勾选框（待办可审项）、培养方案、审批状态、当前节点、专业、开始入学批次、总学分、提交人、提交时间、操作。居中：审批状态、开始入学批次、总学分。状态：已通过、已驳回、审批中、需修改、已取消。</w:t>
+              <w:t>勾选框（待办可审项）、培养方案、Status、Stage、专业代码、学院代码、开始入学批次、总学分、提交人、提交时间、操作。居中：Status、专业代码、学院代码、开始入学批次、总学分。状态：已通过、已驳回、审批中、需修改、已取消。</w:t>
             </w:r>
           </w:p>
         </w:tc>
@@ -15298,7 +19760,7 @@
                 <w:rFonts w:ascii="宋体" w:hAnsi="宋体" w:eastAsia="宋体"/>
                 <w:sz w:val="21"/>
               </w:rPr>
-              <w:t>标签页：待办、进行中、历史。</w:t>
+              <w:t>学院代码（级联）、专业代码；标签页：待办、进行中、历史；点击「查询」生效。</w:t>
             </w:r>
           </w:p>
         </w:tc>
@@ -15358,7 +19820,7 @@
                 <w:rFonts w:ascii="宋体" w:hAnsi="宋体" w:eastAsia="宋体"/>
                 <w:sz w:val="21"/>
               </w:rPr>
-              <w:t>版本提交后进入审批队列；逐级审批更新节点记录；终审通过后版本变为已通过并回填上一版本截止入学批次；驳回或需修改则版本变为已驳回。</w:t>
+              <w:t>版本提交后进入审批队列；逐级四级审批更新节点记录；Senate 终审通过后版本变为已通过并回填上一版本截止入学批次；驳回或需修改则版本变为已驳回。</w:t>
             </w:r>
           </w:p>
         </w:tc>
@@ -15480,7 +19942,7 @@
                 <w:rFonts w:ascii="宋体" w:hAnsi="宋体" w:eastAsia="宋体"/>
                 <w:sz w:val="21"/>
               </w:rPr>
-              <w:t>进入【版本审批】→ 待办页勾选 → 审批 → 填写意见 → 通过/驳回/需修改 → 逐级至教务委员会。</w:t>
+              <w:t>进入【版本审批】→ 待办页勾选 → Review → 填写意见 → 通过/驳回/需修改 → 逐级至 Senate（学术委员会）。</w:t>
             </w:r>
           </w:p>
         </w:tc>
@@ -16383,7 +20845,7 @@
                 <w:rFonts w:ascii="宋体" w:hAnsi="宋体" w:eastAsia="宋体"/>
                 <w:sz w:val="18"/>
               </w:rPr>
-              <w:t>Programme Office</w:t>
+              <w:t>HoP（专业负责人）</w:t>
             </w:r>
           </w:p>
         </w:tc>
@@ -16510,7 +20972,7 @@
                 <w:rFonts w:ascii="宋体" w:hAnsi="宋体" w:eastAsia="宋体"/>
                 <w:sz w:val="18"/>
               </w:rPr>
-              <w:t>Academic Affairs</w:t>
+              <w:t>HoD/Dean（学院领导）</w:t>
             </w:r>
           </w:p>
         </w:tc>
@@ -16637,7 +21099,7 @@
                 <w:rFonts w:ascii="宋体" w:hAnsi="宋体" w:eastAsia="宋体"/>
                 <w:sz w:val="18"/>
               </w:rPr>
-              <w:t>Senate</w:t>
+              <w:t>Quality Assurance（质量办）</w:t>
             </w:r>
           </w:p>
         </w:tc>
@@ -16693,7 +21155,134 @@
                 <w:rFonts w:ascii="宋体" w:hAnsi="宋体" w:eastAsia="宋体"/>
                 <w:sz w:val="18"/>
               </w:rPr>
-              <w:t>Level 3 终审</w:t>
+              <w:t>Level 3</w:t>
+            </w:r>
+          </w:p>
+        </w:tc>
+        <w:tc>
+          <w:tcPr>
+            <w:tcW w:type="dxa" w:w="1077"/>
+          </w:tcPr>
+          <w:p>
+            <w:r>
+              <w:rPr>
+                <w:rFonts w:ascii="宋体" w:hAnsi="宋体" w:eastAsia="宋体"/>
+                <w:sz w:val="18"/>
+              </w:rPr>
+              <w:t>否</w:t>
+            </w:r>
+          </w:p>
+        </w:tc>
+        <w:tc>
+          <w:tcPr>
+            <w:tcW w:type="dxa" w:w="1417"/>
+          </w:tcPr>
+          <w:p>
+            <w:r>
+              <w:rPr>
+                <w:rFonts w:ascii="宋体" w:hAnsi="宋体" w:eastAsia="宋体"/>
+                <w:sz w:val="18"/>
+              </w:rPr>
+            </w:r>
+          </w:p>
+        </w:tc>
+      </w:tr>
+      <w:tr>
+        <w:tc>
+          <w:tcPr>
+            <w:tcW w:type="dxa" w:w="680"/>
+          </w:tcPr>
+          <w:p>
+            <w:r>
+              <w:rPr>
+                <w:rFonts w:ascii="宋体" w:hAnsi="宋体" w:eastAsia="宋体"/>
+                <w:sz w:val="18"/>
+              </w:rPr>
+              <w:t>4</w:t>
+            </w:r>
+          </w:p>
+        </w:tc>
+        <w:tc>
+          <w:tcPr>
+            <w:tcW w:type="dxa" w:w="1757"/>
+          </w:tcPr>
+          <w:p>
+            <w:r>
+              <w:rPr>
+                <w:rFonts w:ascii="宋体" w:hAnsi="宋体" w:eastAsia="宋体"/>
+                <w:sz w:val="18"/>
+              </w:rPr>
+              <w:t>四级审批</w:t>
+            </w:r>
+          </w:p>
+        </w:tc>
+        <w:tc>
+          <w:tcPr>
+            <w:tcW w:type="dxa" w:w="1928"/>
+          </w:tcPr>
+          <w:p>
+            <w:r>
+              <w:rPr>
+                <w:rFonts w:ascii="宋体" w:hAnsi="宋体" w:eastAsia="宋体"/>
+                <w:sz w:val="18"/>
+              </w:rPr>
+              <w:t>Senate（学术委员会）</w:t>
+            </w:r>
+          </w:p>
+        </w:tc>
+        <w:tc>
+          <w:tcPr>
+            <w:tcW w:type="dxa" w:w="1077"/>
+          </w:tcPr>
+          <w:p>
+            <w:r>
+              <w:rPr>
+                <w:rFonts w:ascii="宋体" w:hAnsi="宋体" w:eastAsia="宋体"/>
+                <w:sz w:val="18"/>
+              </w:rPr>
+              <w:t>—</w:t>
+            </w:r>
+          </w:p>
+        </w:tc>
+        <w:tc>
+          <w:tcPr>
+            <w:tcW w:type="dxa" w:w="624"/>
+          </w:tcPr>
+          <w:p>
+            <w:r>
+              <w:rPr>
+                <w:rFonts w:ascii="宋体" w:hAnsi="宋体" w:eastAsia="宋体"/>
+                <w:sz w:val="18"/>
+              </w:rPr>
+              <w:t>—</w:t>
+            </w:r>
+          </w:p>
+        </w:tc>
+        <w:tc>
+          <w:tcPr>
+            <w:tcW w:type="dxa" w:w="2211"/>
+          </w:tcPr>
+          <w:p>
+            <w:r>
+              <w:rPr>
+                <w:rFonts w:ascii="宋体" w:hAnsi="宋体" w:eastAsia="宋体"/>
+                <w:sz w:val="18"/>
+              </w:rPr>
+              <w:t>—</w:t>
+            </w:r>
+          </w:p>
+        </w:tc>
+        <w:tc>
+          <w:tcPr>
+            <w:tcW w:type="dxa" w:w="2494"/>
+          </w:tcPr>
+          <w:p>
+            <w:r>
+              <w:rPr>
+                <w:rFonts w:ascii="宋体" w:hAnsi="宋体" w:eastAsia="宋体"/>
+                <w:sz w:val="18"/>
+              </w:rPr>
+              <w:t>Level 4 终审</w:t>
             </w:r>
           </w:p>
         </w:tc>
@@ -16784,7 +21373,7 @@
           <w:b w:val="0"/>
           <w:sz w:val="22"/>
         </w:rPr>
-        <w:t>· 备注信息（校验规则补充、其他说明等）：查看为只读三标签页；审批日志展示历史记录。</w:t>
+        <w:t>· 备注信息（校验规则补充、其他说明等）：查看为只读四标签页；审批日志展示历史记录。</w:t>
       </w:r>
     </w:p>
     <w:p>
@@ -16794,7 +21383,7 @@
           <w:b w:val="0"/>
           <w:sz w:val="22"/>
         </w:rPr>
-        <w:t>b. 下钻页面说明（备注说明）：下钻至审批决策弹窗：展示当前审批节点、审批意见输入框及通过/驳回/需修改决策按钮；提交后更新审批进度。查看时跳转版本编辑页只读三标签页。关联：审批决策弹窗（modal-approval-review）；只读查看跳转版本编辑页（page-version-edit）</w:t>
+        <w:t>b. 下钻页面说明（备注说明）：下钻至审批决策弹窗：展示当前审批节点、审批意见输入框及通过/驳回/需修改决策按钮；提交后更新审批进度。查看时跳转版本编辑页只读四标签页。关联：审批决策弹窗（modal-approval-review）；只读查看跳转版本编辑页（page-version-edit）</w:t>
       </w:r>
     </w:p>
     <w:p/>
@@ -16953,7 +21542,7 @@
                 <w:rFonts w:ascii="宋体" w:hAnsi="宋体" w:eastAsia="宋体"/>
                 <w:sz w:val="21"/>
               </w:rPr>
-              <w:t>只读查看已审批通过的培养方案版本；支持按专业过滤；可进入三标签页详情但不可编辑。</w:t>
+              <w:t>只读查看已审批通过的培养方案版本；支持学院→专业级联筛选；可进入四标签页详情但不可编辑。</w:t>
             </w:r>
           </w:p>
         </w:tc>
@@ -17013,7 +21602,7 @@
                 <w:rFonts w:ascii="宋体" w:hAnsi="宋体" w:eastAsia="宋体"/>
                 <w:sz w:val="21"/>
               </w:rPr>
-              <w:t>同方案版本管理列表（无勾选列）；仅展示已通过版本。</w:t>
+              <w:t>同方案版本管理列表（无勾选列、无行内提交/删除）；仅展示已通过版本。</w:t>
             </w:r>
           </w:p>
         </w:tc>
@@ -17073,7 +21662,7 @@
                 <w:rFonts w:ascii="宋体" w:hAnsi="宋体" w:eastAsia="宋体"/>
                 <w:sz w:val="21"/>
               </w:rPr>
-              <w:t>专业；列表固定仅展示已通过记录。</w:t>
+              <w:t>学院代码（级联）、专业代码；列表固定仅展示已通过记录；支持排序与分页。</w:t>
             </w:r>
           </w:p>
         </w:tc>
@@ -17133,7 +21722,7 @@
                 <w:rFonts w:ascii="宋体" w:hAnsi="宋体" w:eastAsia="宋体"/>
                 <w:sz w:val="21"/>
               </w:rPr>
-              <w:t>只读展示；查看进入只读编辑视图。</w:t>
+              <w:t>只读展示；查看进入只读四标签页编辑视图。</w:t>
             </w:r>
           </w:p>
         </w:tc>
@@ -17255,7 +21844,7 @@
                 <w:rFonts w:ascii="宋体" w:hAnsi="宋体" w:eastAsia="宋体"/>
                 <w:sz w:val="21"/>
               </w:rPr>
-              <w:t>进入【版本查询】→ 选择专业（可选）→ 查看 → 只读三标签页。</w:t>
+              <w:t>进入【版本查询】→ 学院/专业过滤（可选）→ 查看 → 只读四标签页。</w:t>
             </w:r>
           </w:p>
         </w:tc>
@@ -17359,7 +21948,7 @@
           <w:b w:val="0"/>
           <w:sz w:val="22"/>
         </w:rPr>
-        <w:t>· 描述：只读模式打开三标签页，页面横幅提示不可编辑。</w:t>
+        <w:t>· 描述：只读模式打开四标签页，页面横幅提示不可编辑。</w:t>
       </w:r>
     </w:p>
     <w:p>
@@ -17389,7 +21978,7 @@
           <w:b w:val="0"/>
           <w:sz w:val="22"/>
         </w:rPr>
-        <w:t>b. 下钻页面说明（备注说明）：下钻至版本编辑页只读模式：布局与制定页一致，顶栏含不可编辑提示横幅；三标签页全部字段与按钮按只读规则禁用。关联：版本编辑页只读模式（page-version-edit）</w:t>
+        <w:t>b. 下钻页面说明（备注说明）：下钻至版本编辑页只读模式：布局与制定页一致，顶栏含不可编辑提示横幅；四标签页全部字段与按钮按只读规则禁用。关联：版本编辑页只读模式（page-version-edit）</w:t>
       </w:r>
     </w:p>
     <w:p/>
@@ -17411,7 +22000,7 @@
           <w:b w:val="0"/>
           <w:sz w:val="22"/>
         </w:rPr>
-        <w:t>模块介绍：对已审批版本发起内容变更，走三级审批；通过后覆盖原版本内容，已生成执行计划保持独立副本。</w:t>
+        <w:t>模块介绍：对已审批版本发起内容变更，走四级审批；通过后覆盖原版本内容，已生成执行计划保持独立副本。</w:t>
       </w:r>
     </w:p>
     <w:p>
@@ -17508,7 +22097,7 @@
                 <w:rFonts w:ascii="宋体" w:hAnsi="宋体" w:eastAsia="宋体"/>
                 <w:sz w:val="21"/>
               </w:rPr>
-              <w:t>选择已审批通过的版本作为变更目标，复制内容到变更工作区修改；支持草稿、提交、删除；同一版本同时仅允许一条草稿或审批中的变更。</w:t>
+              <w:t>选择已审批通过的版本作为变更目标，复制内容到变更工作区修改；支持草稿、批量提交审批、批量删除；同一版本同时仅允许一条草稿或审批中的变更。</w:t>
             </w:r>
           </w:p>
         </w:tc>
@@ -17568,7 +22157,7 @@
                 <w:rFonts w:ascii="宋体" w:hAnsi="宋体" w:eastAsia="宋体"/>
                 <w:sz w:val="21"/>
               </w:rPr>
-              <w:t>目标培养方案版本、专业、版本、状态、提交人、提交时间、操作。专业靠左；版本/状态居中。状态：草稿、审批中、已通过、已驳回；只读草稿显示「查看模式」。</w:t>
+              <w:t>勾选框、目标培养方案版本、专业代码、学院代码、版本、状态、提交人、提交时间、操作。专业代码/学院代码/版本/状态居中。状态：草稿、审批中、已通过、已驳回；审批中记录可查看审批日志。</w:t>
             </w:r>
           </w:p>
         </w:tc>
@@ -17628,7 +22217,7 @@
                 <w:rFonts w:ascii="宋体" w:hAnsi="宋体" w:eastAsia="宋体"/>
                 <w:sz w:val="21"/>
               </w:rPr>
-              <w:t>专业、审批状态。</w:t>
+              <w:t>学院代码（级联）、专业代码、审批状态；点击「查询」生效；支持排序与分页。</w:t>
             </w:r>
           </w:p>
         </w:tc>
@@ -17688,7 +22277,7 @@
                 <w:rFonts w:ascii="宋体" w:hAnsi="宋体" w:eastAsia="宋体"/>
                 <w:sz w:val="21"/>
               </w:rPr>
-              <w:t>新建并选择目标版本 → 复制内容 → 三标签页编辑 → 提交进入变更审批。</w:t>
+              <w:t>新建并选择目标版本 → 复制内容 → 四标签页编辑 → 批量或单条提交进入变更审批。</w:t>
             </w:r>
           </w:p>
         </w:tc>
@@ -17719,7 +22308,7 @@
                 <w:rFonts w:ascii="宋体" w:hAnsi="宋体" w:eastAsia="宋体"/>
                 <w:sz w:val="21"/>
               </w:rPr>
-              <w:t>目标版本已通过；无并发的草稿或审批中变更。</w:t>
+              <w:t>目标版本已通过；无并发的草稿或审批中变更（同一 versionId 最多一条进行中申请）。</w:t>
             </w:r>
           </w:p>
         </w:tc>
@@ -17810,7 +22399,7 @@
                 <w:rFonts w:ascii="宋体" w:hAnsi="宋体" w:eastAsia="宋体"/>
                 <w:sz w:val="21"/>
               </w:rPr>
-              <w:t>【变更申请】→ 新建 → 选专业与版本 → 进入修改 → 提交 → 【变更审核】。</w:t>
+              <w:t>【变更申请】→ 新建 → 选专业与版本 → 进入修改 → 批量/单条提交 → 【变更审核】四级审批。</w:t>
             </w:r>
           </w:p>
         </w:tc>
@@ -18413,7 +23002,7 @@
           <w:b w:val="0"/>
           <w:sz w:val="22"/>
         </w:rPr>
-        <w:t>b. 下钻页面说明（备注说明）：下钻至新建变更申请弹窗：选择专业与目标已通过版本，展示变更影响预览；确认后复制版本内容进入变更编辑页三标签页。关联：新建变更申请弹窗（modal-new-change-apply）；版本编辑页变更模式（page-version-edit）</w:t>
+        <w:t>b. 下钻页面说明（备注说明）：下钻至新建变更申请弹窗：选择专业与目标已通过版本，展示变更影响预览；确认后复制版本内容进入变更编辑页四标签页。关联：新建变更申请弹窗（modal-new-change-apply）；版本编辑页变更模式（page-version-edit）</w:t>
       </w:r>
     </w:p>
     <w:p/>
@@ -18444,7 +23033,7 @@
           <w:b w:val="0"/>
           <w:sz w:val="22"/>
         </w:rPr>
-        <w:t>· 描述：将变更草稿提交三级审批。</w:t>
+        <w:t>· 描述：将变更草稿提交四级审批。</w:t>
       </w:r>
     </w:p>
     <w:p>
@@ -18535,7 +23124,190 @@
           <w:b w:val="0"/>
           <w:sz w:val="22"/>
         </w:rPr>
-        <w:t>b. 下钻页面说明（备注说明）：下钻至版本编辑页变更模式：共用三标签页编辑界面，保存写入变更内容存储；只读与删除规则同变更申请状态。关联：版本编辑页变更模式（page-version-edit）</w:t>
+        <w:t>b. 下钻页面说明（备注说明）：下钻至版本编辑页变更模式：共用四标签页编辑界面，保存写入变更内容存储；只读与删除规则同变更申请状态。关联：版本编辑页变更模式（page-version-edit）</w:t>
+      </w:r>
+    </w:p>
+    <w:p/>
+    <w:p>
+      <w:r>
+        <w:rPr>
+          <w:rFonts w:ascii="宋体" w:hAnsi="宋体" w:eastAsia="宋体"/>
+          <w:b/>
+          <w:sz w:val="22"/>
+        </w:rPr>
+        <w:t>4、功能按钮——批量提交审批（英文名称：Batch Submit Change）</w:t>
+      </w:r>
+    </w:p>
+    <w:p>
+      <w:r>
+        <w:rPr>
+          <w:rFonts w:ascii="宋体" w:hAnsi="宋体" w:eastAsia="宋体"/>
+          <w:b w:val="0"/>
+          <w:sz w:val="22"/>
+        </w:rPr>
+        <w:t>a. 功能说明（描述、业务的事件交互、备注信息等）：</w:t>
+      </w:r>
+    </w:p>
+    <w:p>
+      <w:r>
+        <w:rPr>
+          <w:rFonts w:ascii="宋体" w:hAnsi="宋体" w:eastAsia="宋体"/>
+          <w:b w:val="0"/>
+          <w:sz w:val="22"/>
+        </w:rPr>
+        <w:t>· 描述：批量提交所选草稿或已驳回变更申请。</w:t>
+      </w:r>
+    </w:p>
+    <w:p>
+      <w:r>
+        <w:rPr>
+          <w:rFonts w:ascii="宋体" w:hAnsi="宋体" w:eastAsia="宋体"/>
+          <w:b w:val="0"/>
+          <w:sz w:val="22"/>
+        </w:rPr>
+        <w:t>· 业务的事件交互：勾选记录 → 工具栏「提交审批」→ 确认弹窗。</w:t>
+      </w:r>
+    </w:p>
+    <w:p>
+      <w:r>
+        <w:rPr>
+          <w:rFonts w:ascii="宋体" w:hAnsi="宋体" w:eastAsia="宋体"/>
+          <w:b w:val="0"/>
+          <w:sz w:val="22"/>
+        </w:rPr>
+        <w:t>· 备注信息（校验规则补充、其他说明等）：须通过学分校验；仅 draft/rejected 可提交。</w:t>
+      </w:r>
+    </w:p>
+    <w:p>
+      <w:r>
+        <w:rPr>
+          <w:rFonts w:ascii="宋体" w:hAnsi="宋体" w:eastAsia="宋体"/>
+          <w:b w:val="0"/>
+          <w:sz w:val="22"/>
+        </w:rPr>
+        <w:t>b. 下钻页面说明（备注说明）：下钻至批量提交变更确认弹窗：展示所选条数及校验结果，确认后写入变更审批队列。关联：批量提交变更弹窗（modal-batch-submit-change）</w:t>
+      </w:r>
+    </w:p>
+    <w:p/>
+    <w:p>
+      <w:r>
+        <w:rPr>
+          <w:rFonts w:ascii="宋体" w:hAnsi="宋体" w:eastAsia="宋体"/>
+          <w:b/>
+          <w:sz w:val="22"/>
+        </w:rPr>
+        <w:t>5、功能按钮——批量删除（英文名称：Batch Delete Change）</w:t>
+      </w:r>
+    </w:p>
+    <w:p>
+      <w:r>
+        <w:rPr>
+          <w:rFonts w:ascii="宋体" w:hAnsi="宋体" w:eastAsia="宋体"/>
+          <w:b w:val="0"/>
+          <w:sz w:val="22"/>
+        </w:rPr>
+        <w:t>a. 功能说明（描述、业务的事件交互、备注信息等）：</w:t>
+      </w:r>
+    </w:p>
+    <w:p>
+      <w:r>
+        <w:rPr>
+          <w:rFonts w:ascii="宋体" w:hAnsi="宋体" w:eastAsia="宋体"/>
+          <w:b w:val="0"/>
+          <w:sz w:val="22"/>
+        </w:rPr>
+        <w:t>· 描述：批量删除所选草稿或已驳回变更申请。</w:t>
+      </w:r>
+    </w:p>
+    <w:p>
+      <w:r>
+        <w:rPr>
+          <w:rFonts w:ascii="宋体" w:hAnsi="宋体" w:eastAsia="宋体"/>
+          <w:b w:val="0"/>
+          <w:sz w:val="22"/>
+        </w:rPr>
+        <w:t>· 业务的事件交互：勾选记录 → 工具栏「删除」→ 确认弹窗。</w:t>
+      </w:r>
+    </w:p>
+    <w:p>
+      <w:r>
+        <w:rPr>
+          <w:rFonts w:ascii="宋体" w:hAnsi="宋体" w:eastAsia="宋体"/>
+          <w:b w:val="0"/>
+          <w:sz w:val="22"/>
+        </w:rPr>
+        <w:t>· 备注信息（校验规则补充、其他说明等）：仅 draft/rejected 可删除；审批中/已通过不可删。</w:t>
+      </w:r>
+    </w:p>
+    <w:p>
+      <w:r>
+        <w:rPr>
+          <w:rFonts w:ascii="宋体" w:hAnsi="宋体" w:eastAsia="宋体"/>
+          <w:b w:val="0"/>
+          <w:sz w:val="22"/>
+        </w:rPr>
+        <w:t>b. 下钻页面说明（备注说明）：下钻至批量删除变更确认弹窗：二次确认后移除所选变更申请记录。关联：批量删除变更确认弹窗（modal-batch-delete-change）</w:t>
+      </w:r>
+    </w:p>
+    <w:p/>
+    <w:p>
+      <w:r>
+        <w:rPr>
+          <w:rFonts w:ascii="宋体" w:hAnsi="宋体" w:eastAsia="宋体"/>
+          <w:b/>
+          <w:sz w:val="22"/>
+        </w:rPr>
+        <w:t>6、功能按钮——审批日志（英文名称：Approval Log）</w:t>
+      </w:r>
+    </w:p>
+    <w:p>
+      <w:r>
+        <w:rPr>
+          <w:rFonts w:ascii="宋体" w:hAnsi="宋体" w:eastAsia="宋体"/>
+          <w:b w:val="0"/>
+          <w:sz w:val="22"/>
+        </w:rPr>
+        <w:t>a. 功能说明（描述、业务的事件交互、备注信息等）：</w:t>
+      </w:r>
+    </w:p>
+    <w:p>
+      <w:r>
+        <w:rPr>
+          <w:rFonts w:ascii="宋体" w:hAnsi="宋体" w:eastAsia="宋体"/>
+          <w:b w:val="0"/>
+          <w:sz w:val="22"/>
+        </w:rPr>
+        <w:t>· 描述：查看已提交变更申请的审批历史。</w:t>
+      </w:r>
+    </w:p>
+    <w:p>
+      <w:r>
+        <w:rPr>
+          <w:rFonts w:ascii="宋体" w:hAnsi="宋体" w:eastAsia="宋体"/>
+          <w:b w:val="0"/>
+          <w:sz w:val="22"/>
+        </w:rPr>
+        <w:t>· 业务的事件交互：审批中记录行内「审批日志」。</w:t>
+      </w:r>
+    </w:p>
+    <w:p>
+      <w:r>
+        <w:rPr>
+          <w:rFonts w:ascii="宋体" w:hAnsi="宋体" w:eastAsia="宋体"/>
+          <w:b w:val="0"/>
+          <w:sz w:val="22"/>
+        </w:rPr>
+        <w:t>· 备注信息（校验规则补充、其他说明等）：—</w:t>
+      </w:r>
+    </w:p>
+    <w:p>
+      <w:r>
+        <w:rPr>
+          <w:rFonts w:ascii="宋体" w:hAnsi="宋体" w:eastAsia="宋体"/>
+          <w:b w:val="0"/>
+          <w:sz w:val="22"/>
+        </w:rPr>
+        <w:t>b. 下钻页面说明（备注说明）：下钻至变更审批日志弹窗：只读展示四级审批各节点记录。关联：变更审批日志弹窗（modal-change-review-log）</w:t>
       </w:r>
     </w:p>
     <w:p/>
@@ -18633,7 +23405,7 @@
                 <w:rFonts w:ascii="宋体" w:hAnsi="宋体" w:eastAsia="宋体"/>
                 <w:sz w:val="21"/>
               </w:rPr>
-              <w:t>与版本审批结构一致；数据源为变更申请；支持待办、进行中、历史及单条/批量审批。</w:t>
+              <w:t>与版本审批结构一致；数据源为变更申请；支持 Pending/In Progress/History 三视角、学院→专业筛选及单条/批量审批。</w:t>
             </w:r>
           </w:p>
         </w:tc>
@@ -18693,7 +23465,7 @@
                 <w:rFonts w:ascii="宋体" w:hAnsi="宋体" w:eastAsia="宋体"/>
                 <w:sz w:val="21"/>
               </w:rPr>
-              <w:t>勾选框、培养方案、审批状态、当前节点、专业、版本、开始入学批次、总学分、提交人、提交时间、操作。居中：审批状态、版本、开始入学批次、总学分。</w:t>
+              <w:t>勾选框、培养方案、Status、Stage、专业代码、学院代码、版本、开始入学批次、总学分、提交人、提交时间、操作。居中：Status、专业代码、学院代码、版本、开始入学批次、总学分。</w:t>
             </w:r>
           </w:p>
         </w:tc>
@@ -18753,7 +23525,7 @@
                 <w:rFonts w:ascii="宋体" w:hAnsi="宋体" w:eastAsia="宋体"/>
                 <w:sz w:val="21"/>
               </w:rPr>
-              <w:t>标签页：待办、进行中、历史。</w:t>
+              <w:t>学院代码（级联）、专业代码；标签页：待办、进行中、历史。</w:t>
             </w:r>
           </w:p>
         </w:tc>
@@ -18813,7 +23585,7 @@
                 <w:rFonts w:ascii="宋体" w:hAnsi="宋体" w:eastAsia="宋体"/>
                 <w:sz w:val="21"/>
               </w:rPr>
-              <w:t>变更提交后进入审批；通过后覆盖原版本内容；驳回或需修改则退回申请人。</w:t>
+              <w:t>变更提交后进入审批；四级节点逐级审批；通过后覆盖原版本内容；驳回或需修改则退回申请人。</w:t>
             </w:r>
           </w:p>
         </w:tc>
@@ -18935,7 +23707,7 @@
                 <w:rFonts w:ascii="宋体" w:hAnsi="宋体" w:eastAsia="宋体"/>
                 <w:sz w:val="21"/>
               </w:rPr>
-              <w:t>【变更审核】→ 待办审批 → 三级流程。</w:t>
+              <w:t>【变更审核】→ 待办审批 → 四级流程。</w:t>
             </w:r>
           </w:p>
         </w:tc>
@@ -19310,7 +24082,7 @@
                 <w:rFonts w:ascii="宋体" w:hAnsi="宋体" w:eastAsia="宋体"/>
                 <w:sz w:val="21"/>
               </w:rPr>
-              <w:t>管理各专业各入学批次的执行计划；从已通过版本自动匹配并复制内容；生成时重算开课学期与实际开课学期；各批次数据独立，不回写方案版本。</w:t>
+              <w:t>管理各专业各入学批次的执行计划；从已通过版本自动匹配并复制内容；生成时重算开课学期与实际开课学期；各批次数据独立，不回写方案版本；支持是否调整追踪与修改日志。</w:t>
             </w:r>
           </w:p>
         </w:tc>
@@ -19370,7 +24142,7 @@
                 <w:rFonts w:ascii="宋体" w:hAnsi="宋体" w:eastAsia="宋体"/>
                 <w:sz w:val="21"/>
               </w:rPr>
-              <w:t>勾选框、专业代码、专业、专业批次、学院、入学批次、总学分、开课状态、是否提交、操作。居中：专业代码、总学分、开课状态、是否提交。页内说明条左对齐展示数据隔离规则。</w:t>
+              <w:t>勾选框、专业代码、专业、专业批次、学院代码、入学批次、总学分、是否提交、是否调整、AC、操作。居中：专业代码、总学分、是否提交（已提交绿底白字）。页内说明条左对齐展示数据隔离规则。</w:t>
             </w:r>
           </w:p>
         </w:tc>
@@ -19430,7 +24202,7 @@
                 <w:rFonts w:ascii="宋体" w:hAnsi="宋体" w:eastAsia="宋体"/>
                 <w:sz w:val="21"/>
               </w:rPr>
-              <w:t>专业、入学批次、开课状态、是否提交。</w:t>
+              <w:t>学院代码（级联）、专业代码、入学批次、是否提交；点击「查询」生效；支持排序与分页。</w:t>
             </w:r>
           </w:p>
         </w:tc>
@@ -19490,7 +24262,7 @@
                 <w:rFonts w:ascii="宋体" w:hAnsi="宋体" w:eastAsia="宋体"/>
                 <w:sz w:val="21"/>
               </w:rPr>
-              <w:t>选择专业与入学批次 → 自动匹配已通过版本并复制 → 旋转开课学期并计算实际开课学期 → 编辑仅影响当前批次 → 提交后锁定。</w:t>
+              <w:t>选择专业与入学批次 → 自动匹配已通过版本并复制 → 旋转开课学期并计算实际开课学期 → 四标签页编辑（TAB1 只读、TAB2 限改、TAB3 可编辑课程组、TAB4 只读）→ 保存仅影响当前批次 → 提交后锁定。</w:t>
             </w:r>
           </w:p>
         </w:tc>
@@ -19552,7 +24324,7 @@
                 <w:rFonts w:ascii="宋体" w:hAnsi="宋体" w:eastAsia="宋体"/>
                 <w:sz w:val="21"/>
               </w:rPr>
-              <w:t>独立执行计划副本；实际开课学期供开课模块使用。</w:t>
+              <w:t>独立执行计划副本；实际开课学期字段供下游开课模块引用（开课模块不在本文档范围）。</w:t>
             </w:r>
           </w:p>
         </w:tc>
@@ -19612,7 +24384,7 @@
                 <w:rFonts w:ascii="宋体" w:hAnsi="宋体" w:eastAsia="宋体"/>
                 <w:sz w:val="21"/>
               </w:rPr>
-              <w:t>【执行计划】→ 生成 → 编辑三标签页 → 保存 → 提交 → 开课。</w:t>
+              <w:t>【执行计划】→ 生成 → 编辑四标签页 → 保存 → 提交锁定 →（下游开课模块，本文档不含）。</w:t>
             </w:r>
           </w:p>
         </w:tc>
@@ -21283,7 +26055,7 @@
           <w:b w:val="0"/>
           <w:sz w:val="22"/>
         </w:rPr>
-        <w:t>· 业务的事件交互：行内操作 → 共用三标签页编辑页；标签页二含实际开课学期列。</w:t>
+        <w:t>· 业务的事件交互：行内操作 → 共用四标签页编辑页；标签页二含实际开课学期列。</w:t>
       </w:r>
     </w:p>
     <w:p>
@@ -21303,7 +26075,7 @@
           <w:b w:val="0"/>
           <w:sz w:val="22"/>
         </w:rPr>
-        <w:t>b. 下钻页面说明（备注说明）：下钻至版本编辑页执行计划模式：三标签页结构与方案版本一致，标签页二额外展示实际开课学期列；保存仅写入本批次执行计划副本。关联：版本编辑页执行计划模式（page-version-edit）</w:t>
+        <w:t>b. 下钻页面说明（备注说明）：下钻至版本编辑页执行计划模式：TAB1 分类只读；TAB2 可改开课学期、先修、延迟开课（已开课课程锁定），合并课程只读展示；TAB3 课程组可编辑；TAB4 进程表只读含实际开课学期；保存仅写入本批次副本。关联：版本编辑页执行计划模式（page-version-edit）</w:t>
       </w:r>
     </w:p>
     <w:p/>
@@ -22159,7 +26931,7 @@
           <w:b w:val="0"/>
           <w:sz w:val="22"/>
         </w:rPr>
-        <w:t>模块介绍：布鲁姆分类统计图按已发布执行计划统计课程学习成果的布鲁姆层级分布；左侧树为专业→年份→入学批次。</w:t>
+        <w:t>模块介绍：布鲁姆分类统计图按已提交执行计划统计课程学习成果的布鲁姆层级分布；执行计划统计展示专业×入学批次生成覆盖率。</w:t>
       </w:r>
     </w:p>
     <w:p>
@@ -22256,7 +27028,7 @@
                 <w:rFonts w:ascii="宋体" w:hAnsi="宋体" w:eastAsia="宋体"/>
                 <w:sz w:val="21"/>
               </w:rPr>
-              <w:t>左侧树展示已发布执行计划；选中叶子节点后展示布鲁姆矩阵、汇总折线图与按年分布表。</w:t>
+              <w:t>左侧树展示已提交执行计划（学院→专业代码→入学年份→批次叶子）；选中叶子节点后展示布鲁姆矩阵、汇总折线图与按年分布表。</w:t>
             </w:r>
           </w:p>
         </w:tc>
@@ -22316,7 +27088,7 @@
                 <w:rFonts w:ascii="宋体" w:hAnsi="宋体" w:eastAsia="宋体"/>
                 <w:sz w:val="21"/>
               </w:rPr>
-              <w:t>布鲁姆矩阵表、汇总图、按年分布表。</w:t>
+              <w:t>左侧树、布鲁姆矩阵表、Summary by Year 三域表格、汇总图。顶部上下文展示学院/专业/专业批次（非 EP 编号）。</w:t>
             </w:r>
           </w:p>
         </w:tc>
@@ -22376,7 +27148,7 @@
                 <w:rFonts w:ascii="宋体" w:hAnsi="宋体" w:eastAsia="宋体"/>
                 <w:sz w:val="21"/>
               </w:rPr>
-              <w:t>左侧树搜索过滤专业、年份、入学批次。</w:t>
+              <w:t>左侧树搜索过滤学院、专业、年份、入学批次。</w:t>
             </w:r>
           </w:p>
         </w:tc>
@@ -22436,7 +27208,7 @@
                 <w:rFonts w:ascii="宋体" w:hAnsi="宋体" w:eastAsia="宋体"/>
                 <w:sz w:val="21"/>
               </w:rPr>
-              <w:t>聚合已发布执行计划中课程学习成果的布鲁姆评级并展示。</w:t>
+              <w:t>聚合已提交执行计划中课程学习成果的布鲁姆评级并展示；树默认折叠。</w:t>
             </w:r>
           </w:p>
         </w:tc>
@@ -22467,7 +27239,7 @@
                 <w:rFonts w:ascii="宋体" w:hAnsi="宋体" w:eastAsia="宋体"/>
                 <w:sz w:val="21"/>
               </w:rPr>
-              <w:t>存在已发布执行计划且课程含学习成果数据。</w:t>
+              <w:t>存在已提交（isLocked）执行计划且课程含学习成果数据。</w:t>
             </w:r>
           </w:p>
         </w:tc>
@@ -22558,7 +27330,7 @@
                 <w:rFonts w:ascii="宋体" w:hAnsi="宋体" w:eastAsia="宋体"/>
                 <w:sz w:val="21"/>
               </w:rPr>
-              <w:t>进入统计页 → 选择树节点 → 查看图表 → 导出。</w:t>
+              <w:t>进入【Bloom 统计】→ 展开树选择批次叶子 → 查看图表 → 导出。</w:t>
             </w:r>
           </w:p>
         </w:tc>
@@ -22692,7 +27464,541 @@
           <w:b w:val="0"/>
           <w:sz w:val="22"/>
         </w:rPr>
-        <w:t>b. 下钻页面说明（备注说明）：下钻至布鲁姆统计页：左侧树选择专业与入学批次，右侧展示布鲁姆矩阵、汇总折线图与按年分布表；导出按钮为占位功能。关联：布鲁姆统计页（page-stats-bloom）</w:t>
+        <w:t>b. 下钻页面说明（备注说明）：下钻至布鲁姆统计页：左侧树按学院→专业代码→年份→批次选择，右侧展示布鲁姆矩阵、汇总折线图与按年分布表；导出按钮为占位功能。关联：布鲁姆统计页（page-stats-bloom）</w:t>
+      </w:r>
+    </w:p>
+    <w:p/>
+    <w:p>
+      <w:pPr>
+        <w:pStyle w:val="Heading4"/>
+      </w:pPr>
+      <w:r>
+        <w:rPr>
+          <w:rFonts w:ascii="黑体" w:hAnsi="黑体" w:eastAsia="黑体"/>
+        </w:rPr>
+        <w:t>2.2.4.2 执行计划统计（英文名称：Execution Plan Statistics）（需求确认状态：已确认）</w:t>
+      </w:r>
+    </w:p>
+    <w:p>
+      <w:r>
+        <w:rPr>
+          <w:rFonts w:ascii="宋体" w:hAnsi="宋体" w:eastAsia="宋体"/>
+          <w:b/>
+          <w:sz w:val="22"/>
+        </w:rPr>
+        <w:t>菜单介绍</w:t>
+      </w:r>
+    </w:p>
+    <w:tbl>
+      <w:tblPr>
+        <w:tblW w:type="auto" w:w="0"/>
+        <w:tblLook w:firstColumn="1" w:firstRow="1" w:lastColumn="0" w:lastRow="0" w:noHBand="0" w:noVBand="1" w:val="04A0"/>
+        <w:tblBorders>
+          <w:top w:val="single" w:sz="4" w:space="0" w:color="000000"/>
+          <w:left w:val="single" w:sz="4" w:space="0" w:color="000000"/>
+          <w:bottom w:val="single" w:sz="4" w:space="0" w:color="000000"/>
+          <w:right w:val="single" w:sz="4" w:space="0" w:color="000000"/>
+          <w:insideH w:val="single" w:sz="4" w:space="0" w:color="000000"/>
+          <w:insideV w:val="single" w:sz="4" w:space="0" w:color="000000"/>
+        </w:tblBorders>
+      </w:tblPr>
+      <w:tblGrid>
+        <w:gridCol w:w="7285"/>
+        <w:gridCol w:w="7285"/>
+      </w:tblGrid>
+      <w:tr>
+        <w:tc>
+          <w:tcPr>
+            <w:tcW w:type="dxa" w:w="2835"/>
+          </w:tcPr>
+          <w:p>
+            <w:r>
+              <w:rPr>
+                <w:rFonts w:ascii="宋体" w:hAnsi="宋体" w:eastAsia="宋体"/>
+                <w:b/>
+                <w:sz w:val="21"/>
+              </w:rPr>
+              <w:t>菜单介绍</w:t>
+            </w:r>
+          </w:p>
+        </w:tc>
+        <w:tc>
+          <w:tcPr>
+            <w:tcW w:type="dxa" w:w="10488"/>
+          </w:tcPr>
+          <w:p>
+            <w:r>
+              <w:rPr>
+                <w:rFonts w:ascii="宋体" w:hAnsi="宋体" w:eastAsia="宋体"/>
+                <w:sz w:val="21"/>
+              </w:rPr>
+            </w:r>
+          </w:p>
+        </w:tc>
+      </w:tr>
+      <w:tr>
+        <w:tc>
+          <w:tcPr>
+            <w:tcW w:type="dxa" w:w="2835"/>
+          </w:tcPr>
+          <w:p>
+            <w:r>
+              <w:rPr>
+                <w:rFonts w:ascii="宋体" w:hAnsi="宋体" w:eastAsia="宋体"/>
+                <w:b/>
+                <w:sz w:val="21"/>
+              </w:rPr>
+              <w:t>菜单内容简介</w:t>
+            </w:r>
+          </w:p>
+        </w:tc>
+        <w:tc>
+          <w:tcPr>
+            <w:tcW w:type="dxa" w:w="10488"/>
+          </w:tcPr>
+          <w:p>
+            <w:r>
+              <w:rPr>
+                <w:rFonts w:ascii="宋体" w:hAnsi="宋体" w:eastAsia="宋体"/>
+                <w:sz w:val="21"/>
+              </w:rPr>
+              <w:t>以矩阵形式展示每个专业在各可用入学批次上是否已生成执行计划、引用方案版本及是否提交，便于管理员掌握生成进度。</w:t>
+            </w:r>
+          </w:p>
+        </w:tc>
+      </w:tr>
+    </w:tbl>
+    <w:p/>
+    <w:p>
+      <w:r>
+        <w:rPr>
+          <w:rFonts w:ascii="宋体" w:hAnsi="宋体" w:eastAsia="宋体"/>
+          <w:b/>
+          <w:sz w:val="22"/>
+        </w:rPr>
+        <w:t>页面展示字段信息</w:t>
+      </w:r>
+    </w:p>
+    <w:tbl>
+      <w:tblPr>
+        <w:tblW w:type="auto" w:w="0"/>
+        <w:tblLook w:firstColumn="1" w:firstRow="1" w:lastColumn="0" w:lastRow="0" w:noHBand="0" w:noVBand="1" w:val="04A0"/>
+        <w:tblBorders>
+          <w:top w:val="single" w:sz="4" w:space="0" w:color="000000"/>
+          <w:left w:val="single" w:sz="4" w:space="0" w:color="000000"/>
+          <w:bottom w:val="single" w:sz="4" w:space="0" w:color="000000"/>
+          <w:right w:val="single" w:sz="4" w:space="0" w:color="000000"/>
+          <w:insideH w:val="single" w:sz="4" w:space="0" w:color="000000"/>
+          <w:insideV w:val="single" w:sz="4" w:space="0" w:color="000000"/>
+        </w:tblBorders>
+      </w:tblPr>
+      <w:tblGrid>
+        <w:gridCol w:w="7285"/>
+        <w:gridCol w:w="7285"/>
+      </w:tblGrid>
+      <w:tr>
+        <w:tc>
+          <w:tcPr>
+            <w:tcW w:type="dxa" w:w="2835"/>
+          </w:tcPr>
+          <w:p>
+            <w:r>
+              <w:rPr>
+                <w:rFonts w:ascii="宋体" w:hAnsi="宋体" w:eastAsia="宋体"/>
+                <w:b/>
+                <w:sz w:val="21"/>
+              </w:rPr>
+              <w:t>页面展示字段信息</w:t>
+            </w:r>
+          </w:p>
+        </w:tc>
+        <w:tc>
+          <w:tcPr>
+            <w:tcW w:type="dxa" w:w="10488"/>
+          </w:tcPr>
+          <w:p>
+            <w:r>
+              <w:rPr>
+                <w:rFonts w:ascii="宋体" w:hAnsi="宋体" w:eastAsia="宋体"/>
+                <w:sz w:val="21"/>
+              </w:rPr>
+              <w:t>专业代码、学院代码、专业、专业批次、入学批次、生成状态、引用方案版本、是否提交。居中：专业代码、学院代码、入学批次、生成状态、引用方案版本、是否提交。</w:t>
+            </w:r>
+          </w:p>
+        </w:tc>
+      </w:tr>
+    </w:tbl>
+    <w:p/>
+    <w:p>
+      <w:r>
+        <w:rPr>
+          <w:rFonts w:ascii="宋体" w:hAnsi="宋体" w:eastAsia="宋体"/>
+          <w:b/>
+          <w:sz w:val="22"/>
+        </w:rPr>
+        <w:t>支持查询检索的字段信息</w:t>
+      </w:r>
+    </w:p>
+    <w:tbl>
+      <w:tblPr>
+        <w:tblW w:type="auto" w:w="0"/>
+        <w:tblLook w:firstColumn="1" w:firstRow="1" w:lastColumn="0" w:lastRow="0" w:noHBand="0" w:noVBand="1" w:val="04A0"/>
+        <w:tblBorders>
+          <w:top w:val="single" w:sz="4" w:space="0" w:color="000000"/>
+          <w:left w:val="single" w:sz="4" w:space="0" w:color="000000"/>
+          <w:bottom w:val="single" w:sz="4" w:space="0" w:color="000000"/>
+          <w:right w:val="single" w:sz="4" w:space="0" w:color="000000"/>
+          <w:insideH w:val="single" w:sz="4" w:space="0" w:color="000000"/>
+          <w:insideV w:val="single" w:sz="4" w:space="0" w:color="000000"/>
+        </w:tblBorders>
+      </w:tblPr>
+      <w:tblGrid>
+        <w:gridCol w:w="7285"/>
+        <w:gridCol w:w="7285"/>
+      </w:tblGrid>
+      <w:tr>
+        <w:tc>
+          <w:tcPr>
+            <w:tcW w:type="dxa" w:w="2835"/>
+          </w:tcPr>
+          <w:p>
+            <w:r>
+              <w:rPr>
+                <w:rFonts w:ascii="宋体" w:hAnsi="宋体" w:eastAsia="宋体"/>
+                <w:b/>
+                <w:sz w:val="21"/>
+              </w:rPr>
+              <w:t>支持查询检索的字段信息</w:t>
+            </w:r>
+          </w:p>
+        </w:tc>
+        <w:tc>
+          <w:tcPr>
+            <w:tcW w:type="dxa" w:w="10488"/>
+          </w:tcPr>
+          <w:p>
+            <w:r>
+              <w:rPr>
+                <w:rFonts w:ascii="宋体" w:hAnsi="宋体" w:eastAsia="宋体"/>
+                <w:sz w:val="21"/>
+              </w:rPr>
+              <w:t>学院代码（级联）、专业代码、入学批次、生成状态（已生成/未生成）；点击「查询」生效；支持分页。</w:t>
+            </w:r>
+          </w:p>
+        </w:tc>
+      </w:tr>
+    </w:tbl>
+    <w:p/>
+    <w:p>
+      <w:r>
+        <w:rPr>
+          <w:rFonts w:ascii="宋体" w:hAnsi="宋体" w:eastAsia="宋体"/>
+          <w:b/>
+          <w:sz w:val="22"/>
+        </w:rPr>
+        <w:t>数据前后流转关系（说明、前置条件、下游输出等）</w:t>
+      </w:r>
+    </w:p>
+    <w:tbl>
+      <w:tblPr>
+        <w:tblW w:type="auto" w:w="0"/>
+        <w:tblLook w:firstColumn="1" w:firstRow="1" w:lastColumn="0" w:lastRow="0" w:noHBand="0" w:noVBand="1" w:val="04A0"/>
+        <w:tblBorders>
+          <w:top w:val="single" w:sz="4" w:space="0" w:color="000000"/>
+          <w:left w:val="single" w:sz="4" w:space="0" w:color="000000"/>
+          <w:bottom w:val="single" w:sz="4" w:space="0" w:color="000000"/>
+          <w:right w:val="single" w:sz="4" w:space="0" w:color="000000"/>
+          <w:insideH w:val="single" w:sz="4" w:space="0" w:color="000000"/>
+          <w:insideV w:val="single" w:sz="4" w:space="0" w:color="000000"/>
+        </w:tblBorders>
+      </w:tblPr>
+      <w:tblGrid>
+        <w:gridCol w:w="7285"/>
+        <w:gridCol w:w="7285"/>
+      </w:tblGrid>
+      <w:tr>
+        <w:tc>
+          <w:tcPr>
+            <w:tcW w:type="dxa" w:w="2835"/>
+          </w:tcPr>
+          <w:p>
+            <w:r>
+              <w:rPr>
+                <w:rFonts w:ascii="宋体" w:hAnsi="宋体" w:eastAsia="宋体"/>
+                <w:b/>
+                <w:sz w:val="21"/>
+              </w:rPr>
+              <w:t>1）关系说明</w:t>
+            </w:r>
+          </w:p>
+        </w:tc>
+        <w:tc>
+          <w:tcPr>
+            <w:tcW w:type="dxa" w:w="10488"/>
+          </w:tcPr>
+          <w:p>
+            <w:r>
+              <w:rPr>
+                <w:rFonts w:ascii="宋体" w:hAnsi="宋体" w:eastAsia="宋体"/>
+                <w:sz w:val="21"/>
+              </w:rPr>
+              <w:t>根据执行计划索引与专业主数据生成覆盖率矩阵；只读统计，无数据写入。</w:t>
+            </w:r>
+          </w:p>
+        </w:tc>
+      </w:tr>
+      <w:tr>
+        <w:tc>
+          <w:tcPr>
+            <w:tcW w:type="dxa" w:w="2835"/>
+          </w:tcPr>
+          <w:p>
+            <w:r>
+              <w:rPr>
+                <w:rFonts w:ascii="宋体" w:hAnsi="宋体" w:eastAsia="宋体"/>
+                <w:b/>
+                <w:sz w:val="21"/>
+              </w:rPr>
+              <w:t>2）前置条件</w:t>
+            </w:r>
+          </w:p>
+        </w:tc>
+        <w:tc>
+          <w:tcPr>
+            <w:tcW w:type="dxa" w:w="10488"/>
+          </w:tcPr>
+          <w:p>
+            <w:r>
+              <w:rPr>
+                <w:rFonts w:ascii="宋体" w:hAnsi="宋体" w:eastAsia="宋体"/>
+                <w:sz w:val="21"/>
+              </w:rPr>
+              <w:t>已维护专业主数据与入学批次代码集。</w:t>
+            </w:r>
+          </w:p>
+        </w:tc>
+      </w:tr>
+      <w:tr>
+        <w:tc>
+          <w:tcPr>
+            <w:tcW w:type="dxa" w:w="2835"/>
+          </w:tcPr>
+          <w:p>
+            <w:r>
+              <w:rPr>
+                <w:rFonts w:ascii="宋体" w:hAnsi="宋体" w:eastAsia="宋体"/>
+                <w:b/>
+                <w:sz w:val="21"/>
+              </w:rPr>
+              <w:t>3）下游输出</w:t>
+            </w:r>
+          </w:p>
+        </w:tc>
+        <w:tc>
+          <w:tcPr>
+            <w:tcW w:type="dxa" w:w="10488"/>
+          </w:tcPr>
+          <w:p>
+            <w:r>
+              <w:rPr>
+                <w:rFonts w:ascii="宋体" w:hAnsi="宋体" w:eastAsia="宋体"/>
+                <w:sz w:val="21"/>
+              </w:rPr>
+              <w:t>无。</w:t>
+            </w:r>
+          </w:p>
+        </w:tc>
+      </w:tr>
+    </w:tbl>
+    <w:p/>
+    <w:p>
+      <w:r>
+        <w:rPr>
+          <w:rFonts w:ascii="宋体" w:hAnsi="宋体" w:eastAsia="宋体"/>
+          <w:b/>
+          <w:sz w:val="22"/>
+        </w:rPr>
+        <w:t>5、业务流关系（操作流程）</w:t>
+      </w:r>
+    </w:p>
+    <w:tbl>
+      <w:tblPr>
+        <w:tblW w:type="auto" w:w="0"/>
+        <w:tblLook w:firstColumn="1" w:firstRow="1" w:lastColumn="0" w:lastRow="0" w:noHBand="0" w:noVBand="1" w:val="04A0"/>
+        <w:tblBorders>
+          <w:top w:val="single" w:sz="4" w:space="0" w:color="000000"/>
+          <w:left w:val="single" w:sz="4" w:space="0" w:color="000000"/>
+          <w:bottom w:val="single" w:sz="4" w:space="0" w:color="000000"/>
+          <w:right w:val="single" w:sz="4" w:space="0" w:color="000000"/>
+          <w:insideH w:val="single" w:sz="4" w:space="0" w:color="000000"/>
+          <w:insideV w:val="single" w:sz="4" w:space="0" w:color="000000"/>
+        </w:tblBorders>
+      </w:tblPr>
+      <w:tblGrid>
+        <w:gridCol w:w="7285"/>
+        <w:gridCol w:w="7285"/>
+      </w:tblGrid>
+      <w:tr>
+        <w:tc>
+          <w:tcPr>
+            <w:tcW w:type="dxa" w:w="2835"/>
+          </w:tcPr>
+          <w:p>
+            <w:r>
+              <w:rPr>
+                <w:rFonts w:ascii="宋体" w:hAnsi="宋体" w:eastAsia="宋体"/>
+                <w:b/>
+                <w:sz w:val="21"/>
+              </w:rPr>
+              <w:t>5、业务流关系（操作流程）</w:t>
+            </w:r>
+          </w:p>
+        </w:tc>
+        <w:tc>
+          <w:tcPr>
+            <w:tcW w:type="dxa" w:w="10488"/>
+          </w:tcPr>
+          <w:p>
+            <w:r>
+              <w:rPr>
+                <w:rFonts w:ascii="宋体" w:hAnsi="宋体" w:eastAsia="宋体"/>
+                <w:sz w:val="21"/>
+              </w:rPr>
+              <w:t>进入【执行计划统计】→ 过滤查询 → 查看各专业批次生成与提交情况。</w:t>
+            </w:r>
+          </w:p>
+        </w:tc>
+      </w:tr>
+    </w:tbl>
+    <w:p/>
+    <w:p>
+      <w:r>
+        <w:rPr>
+          <w:rFonts w:ascii="宋体" w:hAnsi="宋体" w:eastAsia="宋体"/>
+          <w:b/>
+          <w:sz w:val="22"/>
+        </w:rPr>
+        <w:t>6、原型参考链接</w:t>
+      </w:r>
+    </w:p>
+    <w:tbl>
+      <w:tblPr>
+        <w:tblW w:type="auto" w:w="0"/>
+        <w:tblLook w:firstColumn="1" w:firstRow="1" w:lastColumn="0" w:lastRow="0" w:noHBand="0" w:noVBand="1" w:val="04A0"/>
+        <w:tblBorders>
+          <w:top w:val="single" w:sz="4" w:space="0" w:color="000000"/>
+          <w:left w:val="single" w:sz="4" w:space="0" w:color="000000"/>
+          <w:bottom w:val="single" w:sz="4" w:space="0" w:color="000000"/>
+          <w:right w:val="single" w:sz="4" w:space="0" w:color="000000"/>
+          <w:insideH w:val="single" w:sz="4" w:space="0" w:color="000000"/>
+          <w:insideV w:val="single" w:sz="4" w:space="0" w:color="000000"/>
+        </w:tblBorders>
+      </w:tblPr>
+      <w:tblGrid>
+        <w:gridCol w:w="7285"/>
+        <w:gridCol w:w="7285"/>
+      </w:tblGrid>
+      <w:tr>
+        <w:tc>
+          <w:tcPr>
+            <w:tcW w:type="dxa" w:w="2835"/>
+          </w:tcPr>
+          <w:p>
+            <w:r>
+              <w:rPr>
+                <w:rFonts w:ascii="宋体" w:hAnsi="宋体" w:eastAsia="宋体"/>
+                <w:b/>
+                <w:sz w:val="21"/>
+              </w:rPr>
+              <w:t>原型参考链接</w:t>
+            </w:r>
+          </w:p>
+        </w:tc>
+        <w:tc>
+          <w:tcPr>
+            <w:tcW w:type="dxa" w:w="10488"/>
+          </w:tcPr>
+          <w:p>
+            <w:r>
+              <w:rPr>
+                <w:rFonts w:ascii="宋体" w:hAnsi="宋体" w:eastAsia="宋体"/>
+                <w:sz w:val="21"/>
+              </w:rPr>
+              <w:t>prototype/index.html#page-stats-exec</w:t>
+            </w:r>
+          </w:p>
+        </w:tc>
+      </w:tr>
+    </w:tbl>
+    <w:p/>
+    <w:p>
+      <w:r>
+        <w:rPr>
+          <w:rFonts w:ascii="宋体" w:hAnsi="宋体" w:eastAsia="宋体"/>
+          <w:b/>
+          <w:sz w:val="22"/>
+        </w:rPr>
+        <w:t>（3）菜单功能清单</w:t>
+      </w:r>
+    </w:p>
+    <w:p>
+      <w:r>
+        <w:rPr>
+          <w:rFonts w:ascii="宋体" w:hAnsi="宋体" w:eastAsia="宋体"/>
+          <w:b/>
+          <w:sz w:val="22"/>
+        </w:rPr>
+        <w:t>1、功能按钮——查询（英文名称：Query）</w:t>
+      </w:r>
+    </w:p>
+    <w:p>
+      <w:r>
+        <w:rPr>
+          <w:rFonts w:ascii="宋体" w:hAnsi="宋体" w:eastAsia="宋体"/>
+          <w:b w:val="0"/>
+          <w:sz w:val="22"/>
+        </w:rPr>
+        <w:t>a. 功能说明（描述、业务的事件交互、备注信息等）：</w:t>
+      </w:r>
+    </w:p>
+    <w:p>
+      <w:r>
+        <w:rPr>
+          <w:rFonts w:ascii="宋体" w:hAnsi="宋体" w:eastAsia="宋体"/>
+          <w:b w:val="0"/>
+          <w:sz w:val="22"/>
+        </w:rPr>
+        <w:t>· 描述：按学院、专业、入学批次、生成状态过滤执行计划覆盖率矩阵。</w:t>
+      </w:r>
+    </w:p>
+    <w:p>
+      <w:r>
+        <w:rPr>
+          <w:rFonts w:ascii="宋体" w:hAnsi="宋体" w:eastAsia="宋体"/>
+          <w:b w:val="0"/>
+          <w:sz w:val="22"/>
+        </w:rPr>
+        <w:t>· 业务的事件交互：选择筛选条件 → 点击「查询」。</w:t>
+      </w:r>
+    </w:p>
+    <w:p>
+      <w:r>
+        <w:rPr>
+          <w:rFonts w:ascii="宋体" w:hAnsi="宋体" w:eastAsia="宋体"/>
+          <w:b w:val="0"/>
+          <w:sz w:val="22"/>
+        </w:rPr>
+        <w:t>· 备注信息（校验规则补充、其他说明等）：筛选须点击查询后生效；支持分页。</w:t>
+      </w:r>
+    </w:p>
+    <w:p>
+      <w:r>
+        <w:rPr>
+          <w:rFonts w:ascii="宋体" w:hAnsi="宋体" w:eastAsia="宋体"/>
+          <w:b w:val="0"/>
+          <w:sz w:val="22"/>
+        </w:rPr>
+        <w:t>b. 下钻页面说明（备注说明）：下钻至执行计划统计列表：矩阵展示各专业各入学批次的生成状态、引用版本与是否提交。关联：执行计划统计页（page-stats-exec）</w:t>
       </w:r>
     </w:p>
     <w:p/>
@@ -22790,7 +28096,7 @@
                 <w:rFonts w:ascii="宋体" w:hAnsi="宋体" w:eastAsia="宋体"/>
                 <w:sz w:val="21"/>
               </w:rPr>
-              <w:t>嵌入主业务流程图：版本制定与审批、执行计划、方案变更、只读查询；图例靠左排列。</w:t>
+              <w:t>嵌入主业务流程图：四标签页版本制定、四级审批、执行计划、方案变更、只读查询与数据统计；图例靠左排列。</w:t>
             </w:r>
           </w:p>
         </w:tc>
@@ -23226,7 +28532,7 @@
           <w:b w:val="0"/>
           <w:sz w:val="22"/>
         </w:rPr>
-        <w:t>b. 下钻页面说明（备注说明）：下钻至嵌入的操作流程图页面：展示版本制定、审批、执行计划、变更等主流程节点与连线；工具栏可缩放或重置显示比例，不涉及业务数据写入。关联：流程图页面（docs/pyfa-workflow.html）；缩放函数（workflowZoomStep / workflowZoomReset）</w:t>
+        <w:t>b. 下钻页面说明（备注说明）：下钻至嵌入的操作流程图页面：展示四标签页版本制定、四级审批、执行计划、变更、查询与统计主流程；工具栏可缩放或重置显示比例。关联：流程图页面（docs/pyfa-workflow.html）；缩放函数（workflowZoomStep / workflowZoomReset）</w:t>
       </w:r>
     </w:p>
     <w:p/>
@@ -23340,7 +28646,7 @@
                 <w:rFonts w:ascii="宋体" w:hAnsi="宋体" w:eastAsia="宋体"/>
                 <w:sz w:val="18"/>
               </w:rPr>
-              <w:t>code, name, nameZh, school, degree, duration</w:t>
+              <w:t>code, name, nameZh, schoolCode, degree, duration, acTeacher</w:t>
             </w:r>
           </w:p>
         </w:tc>
@@ -23354,7 +28660,7 @@
                 <w:rFonts w:ascii="宋体" w:hAnsi="宋体" w:eastAsia="宋体"/>
                 <w:sz w:val="18"/>
               </w:rPr>
-              <w:t>专业 Programme 主数据</w:t>
+              <w:t>25 专业 · 9 学院；对照 UG 本科学院专业代码对照表</w:t>
             </w:r>
           </w:p>
         </w:tc>
@@ -23428,7 +28734,7 @@
                 <w:rFonts w:ascii="宋体" w:hAnsi="宋体" w:eastAsia="宋体"/>
                 <w:sz w:val="18"/>
               </w:rPr>
-              <w:t>classificationTree, programCourses, electiveSemesters</w:t>
+              <w:t>classificationTree, programCourses, electiveSemesterRequirements, courseGroups</w:t>
             </w:r>
           </w:p>
         </w:tc>
@@ -23442,7 +28748,7 @@
                 <w:rFonts w:ascii="宋体" w:hAnsi="宋体" w:eastAsia="宋体"/>
                 <w:sz w:val="18"/>
               </w:rPr>
-              <w:t>版本方案内容</w:t>
+              <w:t>版本方案内容（含课程组）</w:t>
             </w:r>
           </w:p>
         </w:tc>
@@ -23516,7 +28822,7 @@
                 <w:rFonts w:ascii="宋体" w:hAnsi="宋体" w:eastAsia="宋体"/>
                 <w:sz w:val="18"/>
               </w:rPr>
-              <w:t>planId, programmeKey, intake, versionId…</w:t>
+              <w:t>planId, programmeKey, intake, versionId, isLocked, isAdjusted…</w:t>
             </w:r>
           </w:p>
         </w:tc>
@@ -23560,7 +28866,7 @@
                 <w:rFonts w:ascii="宋体" w:hAnsi="宋体" w:eastAsia="宋体"/>
                 <w:sz w:val="18"/>
               </w:rPr>
-              <w:t>同版本内容结构</w:t>
+              <w:t>同版本内容结构 + actualSemester</w:t>
             </w:r>
           </w:p>
         </w:tc>
@@ -23618,7 +28924,7 @@
                 <w:rFonts w:ascii="宋体" w:hAnsi="宋体" w:eastAsia="宋体"/>
                 <w:sz w:val="18"/>
               </w:rPr>
-              <w:t>变更及审批状态</w:t>
+              <w:t>变更及审批状态；同版本最多一条 draft/pending</w:t>
             </w:r>
           </w:p>
         </w:tc>
@@ -23648,7 +28954,7 @@
                 <w:rFonts w:ascii="宋体" w:hAnsi="宋体" w:eastAsia="宋体"/>
                 <w:sz w:val="18"/>
               </w:rPr>
-              <w:t>versionId, stage, decision…</w:t>
+              <w:t>versionId, stages[4], decision…</w:t>
             </w:r>
           </w:p>
         </w:tc>
@@ -23662,7 +28968,7 @@
                 <w:rFonts w:ascii="宋体" w:hAnsi="宋体" w:eastAsia="宋体"/>
                 <w:sz w:val="18"/>
               </w:rPr>
-              <w:t>版本三级审批实例</w:t>
+              <w:t>版本/变更四级审批实例</w:t>
             </w:r>
           </w:p>
         </w:tc>
@@ -24125,7 +29431,7 @@
         <w:rPr>
           <w:rFonts w:ascii="黑体" w:hAnsi="黑体" w:eastAsia="黑体"/>
         </w:rPr>
-        <w:t>附录 D：列表列对齐规范（V1.4）</w:t>
+        <w:t>附录 D：列表列对齐规范（V2.0）</w:t>
       </w:r>
     </w:p>
     <w:tbl>
@@ -24227,7 +29533,7 @@
                 <w:rFonts w:ascii="宋体" w:hAnsi="宋体" w:eastAsia="宋体"/>
                 <w:sz w:val="18"/>
               </w:rPr>
-              <w:t>审批状态、专业代码、学制、版本、开始 Intake、截止 Intake、授予学位、版本引用情况</w:t>
+              <w:t>审批状态、专业代码、学院代码、学制、版本、开始 Intake、截止 Intake、授予学位、版本引用情况</w:t>
             </w:r>
           </w:p>
         </w:tc>
@@ -24271,7 +29577,7 @@
                 <w:rFonts w:ascii="宋体" w:hAnsi="宋体" w:eastAsia="宋体"/>
                 <w:sz w:val="18"/>
               </w:rPr>
-              <w:t>Status、开始 Intake、总学分</w:t>
+              <w:t>Status、专业代码、学院代码、开始 Intake、总学分</w:t>
             </w:r>
           </w:p>
         </w:tc>
@@ -24285,7 +29591,7 @@
                 <w:rFonts w:ascii="宋体" w:hAnsi="宋体" w:eastAsia="宋体"/>
                 <w:sz w:val="18"/>
               </w:rPr>
-              <w:t>培养方案、Stage、专业、提交人、提交时间、操作</w:t>
+              <w:t>培养方案、Stage、提交人、提交时间、操作</w:t>
             </w:r>
           </w:p>
         </w:tc>
@@ -24315,7 +29621,7 @@
                 <w:rFonts w:ascii="宋体" w:hAnsi="宋体" w:eastAsia="宋体"/>
                 <w:sz w:val="18"/>
               </w:rPr>
-              <w:t>版本、状态</w:t>
+              <w:t>专业代码、学院代码、版本、状态</w:t>
             </w:r>
           </w:p>
         </w:tc>
@@ -24329,7 +29635,7 @@
                 <w:rFonts w:ascii="宋体" w:hAnsi="宋体" w:eastAsia="宋体"/>
                 <w:sz w:val="18"/>
               </w:rPr>
-              <w:t>目标培养方案版本、专业、提交人、提交时间、操作</w:t>
+              <w:t>目标培养方案版本、提交人、提交时间、操作</w:t>
             </w:r>
           </w:p>
         </w:tc>
@@ -24359,7 +29665,7 @@
                 <w:rFonts w:ascii="宋体" w:hAnsi="宋体" w:eastAsia="宋体"/>
                 <w:sz w:val="18"/>
               </w:rPr>
-              <w:t>Status、版本、开始 Intake、总学分</w:t>
+              <w:t>Status、专业代码、学院代码、版本、开始 Intake、总学分</w:t>
             </w:r>
           </w:p>
         </w:tc>
@@ -24373,7 +29679,7 @@
                 <w:rFonts w:ascii="宋体" w:hAnsi="宋体" w:eastAsia="宋体"/>
                 <w:sz w:val="18"/>
               </w:rPr>
-              <w:t>培养方案、Stage、专业、提交人、提交时间、操作</w:t>
+              <w:t>培养方案、Stage、提交人、提交时间、操作</w:t>
             </w:r>
           </w:p>
         </w:tc>
@@ -24403,7 +29709,7 @@
                 <w:rFonts w:ascii="宋体" w:hAnsi="宋体" w:eastAsia="宋体"/>
                 <w:sz w:val="18"/>
               </w:rPr>
-              <w:t>专业代码、总学分、开课状态、是否提交</w:t>
+              <w:t>专业代码、总学分、是否提交</w:t>
             </w:r>
           </w:p>
         </w:tc>
@@ -24417,7 +29723,7 @@
                 <w:rFonts w:ascii="宋体" w:hAnsi="宋体" w:eastAsia="宋体"/>
                 <w:sz w:val="18"/>
               </w:rPr>
-              <w:t>专业、专业批次、学院、入学批次、操作</w:t>
+              <w:t>专业、专业批次、学院代码、入学批次、是否调整、AC、操作</w:t>
             </w:r>
           </w:p>
         </w:tc>
@@ -24433,7 +29739,7 @@
                 <w:rFonts w:ascii="宋体" w:hAnsi="宋体" w:eastAsia="宋体"/>
                 <w:sz w:val="18"/>
               </w:rPr>
-              <w:t>标签页一分类树</w:t>
+              <w:t>执行计划统计</w:t>
             </w:r>
           </w:p>
         </w:tc>
@@ -24447,7 +29753,7 @@
                 <w:rFonts w:ascii="宋体" w:hAnsi="宋体" w:eastAsia="宋体"/>
                 <w:sz w:val="18"/>
               </w:rPr>
-              <w:t>课程性质、课程数</w:t>
+              <w:t>专业代码、学院代码、入学批次、生成状态、引用方案版本、是否提交</w:t>
             </w:r>
           </w:p>
         </w:tc>
@@ -24461,7 +29767,7 @@
                 <w:rFonts w:ascii="宋体" w:hAnsi="宋体" w:eastAsia="宋体"/>
                 <w:sz w:val="18"/>
               </w:rPr>
-              <w:t>课程分类、最低/最高学分、操作</w:t>
+              <w:t>专业、专业批次</w:t>
             </w:r>
           </w:p>
         </w:tc>
@@ -24477,7 +29783,7 @@
                 <w:rFonts w:ascii="宋体" w:hAnsi="宋体" w:eastAsia="宋体"/>
                 <w:sz w:val="18"/>
               </w:rPr>
-              <w:t>标签页二配置面板</w:t>
+              <w:t>标签页一分类树</w:t>
             </w:r>
           </w:p>
         </w:tc>
@@ -24491,7 +29797,7 @@
                 <w:rFonts w:ascii="宋体" w:hAnsi="宋体" w:eastAsia="宋体"/>
                 <w:sz w:val="18"/>
               </w:rPr>
-              <w:t>课程数量、已配置学分、学分要求、状态</w:t>
+              <w:t>课程性质、课程数</w:t>
             </w:r>
           </w:p>
         </w:tc>
@@ -24505,7 +29811,7 @@
                 <w:rFonts w:ascii="宋体" w:hAnsi="宋体" w:eastAsia="宋体"/>
                 <w:sz w:val="18"/>
               </w:rPr>
-              <w:t>分类</w:t>
+              <w:t>课程分类、最低/最高学分、操作</w:t>
             </w:r>
           </w:p>
         </w:tc>
@@ -24521,6 +29827,50 @@
                 <w:rFonts w:ascii="宋体" w:hAnsi="宋体" w:eastAsia="宋体"/>
                 <w:sz w:val="18"/>
               </w:rPr>
+              <w:t>标签页二配置面板</w:t>
+            </w:r>
+          </w:p>
+        </w:tc>
+        <w:tc>
+          <w:tcPr>
+            <w:tcW w:type="dxa" w:w="5726"/>
+          </w:tcPr>
+          <w:p>
+            <w:r>
+              <w:rPr>
+                <w:rFonts w:ascii="宋体" w:hAnsi="宋体" w:eastAsia="宋体"/>
+                <w:sz w:val="18"/>
+              </w:rPr>
+              <w:t>课程数量、已配置学分、学分要求、状态</w:t>
+            </w:r>
+          </w:p>
+        </w:tc>
+        <w:tc>
+          <w:tcPr>
+            <w:tcW w:type="dxa" w:w="4422"/>
+          </w:tcPr>
+          <w:p>
+            <w:r>
+              <w:rPr>
+                <w:rFonts w:ascii="宋体" w:hAnsi="宋体" w:eastAsia="宋体"/>
+                <w:sz w:val="18"/>
+              </w:rPr>
+              <w:t>分类</w:t>
+            </w:r>
+          </w:p>
+        </w:tc>
+      </w:tr>
+      <w:tr>
+        <w:tc>
+          <w:tcPr>
+            <w:tcW w:type="dxa" w:w="3061"/>
+          </w:tcPr>
+          <w:p>
+            <w:r>
+              <w:rPr>
+                <w:rFonts w:ascii="宋体" w:hAnsi="宋体" w:eastAsia="宋体"/>
+                <w:sz w:val="18"/>
+              </w:rPr>
               <w:t>标签页二课程表</w:t>
             </w:r>
           </w:p>
@@ -24550,6 +29900,50 @@
                 <w:sz w:val="18"/>
               </w:rPr>
               <w:t>课号、课名、分类列、操作</w:t>
+            </w:r>
+          </w:p>
+        </w:tc>
+      </w:tr>
+      <w:tr>
+        <w:tc>
+          <w:tcPr>
+            <w:tcW w:type="dxa" w:w="3061"/>
+          </w:tcPr>
+          <w:p>
+            <w:r>
+              <w:rPr>
+                <w:rFonts w:ascii="宋体" w:hAnsi="宋体" w:eastAsia="宋体"/>
+                <w:sz w:val="18"/>
+              </w:rPr>
+              <w:t>标签页三课程组</w:t>
+            </w:r>
+          </w:p>
+        </w:tc>
+        <w:tc>
+          <w:tcPr>
+            <w:tcW w:type="dxa" w:w="5726"/>
+          </w:tcPr>
+          <w:p>
+            <w:r>
+              <w:rPr>
+                <w:rFonts w:ascii="宋体" w:hAnsi="宋体" w:eastAsia="宋体"/>
+                <w:sz w:val="18"/>
+              </w:rPr>
+              <w:t>须选课程数、合计学分要求、组内课程数</w:t>
+            </w:r>
+          </w:p>
+        </w:tc>
+        <w:tc>
+          <w:tcPr>
+            <w:tcW w:type="dxa" w:w="4422"/>
+          </w:tcPr>
+          <w:p>
+            <w:r>
+              <w:rPr>
+                <w:rFonts w:ascii="宋体" w:hAnsi="宋体" w:eastAsia="宋体"/>
+                <w:sz w:val="18"/>
+              </w:rPr>
+              <w:t>开课学期、分类、必选项、备注、操作</w:t>
             </w:r>
           </w:p>
         </w:tc>
@@ -24564,7 +29958,7 @@
         <w:rPr>
           <w:rFonts w:ascii="黑体" w:hAnsi="黑体" w:eastAsia="黑体"/>
         </w:rPr>
-        <w:t>附录 E：状态标签与样式（V1.4）</w:t>
+        <w:t>附录 E：状态标签与样式（V2.0）</w:t>
       </w:r>
     </w:p>
     <w:tbl>
@@ -24666,7 +30060,7 @@
                 <w:rFonts w:ascii="宋体" w:hAnsi="宋体" w:eastAsia="宋体"/>
                 <w:sz w:val="18"/>
               </w:rPr>
-              <w:t>草稿 / 审批中 / 已通过 / 已驳回</w:t>
+              <w:t>Draft / In Progress / Approved / Rejected</w:t>
             </w:r>
           </w:p>
         </w:tc>
@@ -24710,7 +30104,7 @@
                 <w:rFonts w:ascii="宋体" w:hAnsi="宋体" w:eastAsia="宋体"/>
                 <w:sz w:val="18"/>
               </w:rPr>
-              <w:t>草稿 / 审批中 / 已通过 / 已驳回 / 查看模式</w:t>
+              <w:t>Draft / In Progress / Approved / Rejected</w:t>
             </w:r>
           </w:p>
         </w:tc>
@@ -24724,7 +30118,7 @@
                 <w:rFonts w:ascii="宋体" w:hAnsi="宋体" w:eastAsia="宋体"/>
                 <w:sz w:val="18"/>
               </w:rPr>
-              <w:t>只读草稿为查看模式；函数 getChangeApplicationStatusLabel</w:t>
+              <w:t>审批中记录显示审批日志；批量提交/删除仅 draft/rejected</w:t>
             </w:r>
           </w:p>
         </w:tc>
@@ -24754,7 +30148,7 @@
                 <w:rFonts w:ascii="宋体" w:hAnsi="宋体" w:eastAsia="宋体"/>
                 <w:sz w:val="18"/>
               </w:rPr>
-              <w:t>已通过 / 已驳回 / 审批中 / 需修改 / 已取消</w:t>
+              <w:t>Approved / Rejected / In Progress / Update Required / Cancelled</w:t>
             </w:r>
           </w:p>
         </w:tc>
@@ -24798,7 +30192,7 @@
                 <w:rFonts w:ascii="宋体" w:hAnsi="宋体" w:eastAsia="宋体"/>
                 <w:sz w:val="18"/>
               </w:rPr>
-              <w:t>已通过绿底白字；已驳回红底白字；已取消灰底白字</w:t>
+              <w:t>Approved 绿底白字；Rejected 红底白字；Cancelled 灰底白字</w:t>
             </w:r>
           </w:p>
         </w:tc>
@@ -24813,6 +30207,50 @@
                 <w:sz w:val="18"/>
               </w:rPr>
               <w:t>审批与变更审核列表</w:t>
+            </w:r>
+          </w:p>
+        </w:tc>
+      </w:tr>
+      <w:tr>
+        <w:tc>
+          <w:tcPr>
+            <w:tcW w:type="dxa" w:w="3515"/>
+          </w:tcPr>
+          <w:p>
+            <w:r>
+              <w:rPr>
+                <w:rFonts w:ascii="宋体" w:hAnsi="宋体" w:eastAsia="宋体"/>
+                <w:sz w:val="18"/>
+              </w:rPr>
+              <w:t>执行计划是否提交</w:t>
+            </w:r>
+          </w:p>
+        </w:tc>
+        <w:tc>
+          <w:tcPr>
+            <w:tcW w:type="dxa" w:w="4819"/>
+          </w:tcPr>
+          <w:p>
+            <w:r>
+              <w:rPr>
+                <w:rFonts w:ascii="宋体" w:hAnsi="宋体" w:eastAsia="宋体"/>
+                <w:sz w:val="18"/>
+              </w:rPr>
+              <w:t>已提交</w:t>
+            </w:r>
+          </w:p>
+        </w:tc>
+        <w:tc>
+          <w:tcPr>
+            <w:tcW w:type="dxa" w:w="4819"/>
+          </w:tcPr>
+          <w:p>
+            <w:r>
+              <w:rPr>
+                <w:rFonts w:ascii="宋体" w:hAnsi="宋体" w:eastAsia="宋体"/>
+                <w:sz w:val="18"/>
+              </w:rPr>
+              <w:t>绿色底 #16a34a、白字（exec-status-lock-yes）</w:t>
             </w:r>
           </w:p>
         </w:tc>
@@ -24827,7 +30265,7 @@
         <w:rPr>
           <w:rFonts w:ascii="黑体" w:hAnsi="黑体" w:eastAsia="黑体"/>
         </w:rPr>
-        <w:t>附录 F：核心术语与底层字段（V1.4）</w:t>
+        <w:t>附录 F：核心术语与底层字段（V2.0）</w:t>
       </w:r>
     </w:p>
     <w:tbl>
@@ -24943,7 +30381,7 @@
                 <w:rFonts w:ascii="宋体" w:hAnsi="宋体" w:eastAsia="宋体"/>
                 <w:sz w:val="18"/>
               </w:rPr>
-              <w:t>PROGRAMMES、programmeKey</w:t>
+              <w:t>PROGRAMMES、programmeKey；25 专业代码见 mock-data.js</w:t>
             </w:r>
           </w:p>
         </w:tc>
@@ -24959,7 +30397,7 @@
                 <w:rFonts w:ascii="宋体" w:hAnsi="宋体" w:eastAsia="宋体"/>
                 <w:sz w:val="18"/>
               </w:rPr>
-              <w:t>入学批次</w:t>
+              <w:t>学院</w:t>
             </w:r>
           </w:p>
         </w:tc>
@@ -24973,7 +30411,7 @@
                 <w:rFonts w:ascii="宋体" w:hAnsi="宋体" w:eastAsia="宋体"/>
                 <w:sz w:val="18"/>
               </w:rPr>
-              <w:t>Intake（非 Batch）</w:t>
+              <w:t>School / Faculty</w:t>
             </w:r>
           </w:p>
         </w:tc>
@@ -24987,7 +30425,7 @@
                 <w:rFonts w:ascii="宋体" w:hAnsi="宋体" w:eastAsia="宋体"/>
                 <w:sz w:val="18"/>
               </w:rPr>
-              <w:t>intake、startIntake、endIntake、INTAKE_TYPES</w:t>
+              <w:t>schoolCode、SCHOOL_NAME_MAP；9 学院</w:t>
             </w:r>
           </w:p>
         </w:tc>
@@ -25003,7 +30441,7 @@
                 <w:rFonts w:ascii="宋体" w:hAnsi="宋体" w:eastAsia="宋体"/>
                 <w:sz w:val="18"/>
               </w:rPr>
-              <w:t>Intake 显示</w:t>
+              <w:t>入学批次</w:t>
             </w:r>
           </w:p>
         </w:tc>
@@ -25017,7 +30455,7 @@
                 <w:rFonts w:ascii="宋体" w:hAnsi="宋体" w:eastAsia="宋体"/>
                 <w:sz w:val="18"/>
               </w:rPr>
-              <w:t>—</w:t>
+              <w:t>Intake（非 Batch）</w:t>
             </w:r>
           </w:p>
         </w:tc>
@@ -25031,7 +30469,7 @@
                 <w:rFonts w:ascii="宋体" w:hAnsi="宋体" w:eastAsia="宋体"/>
                 <w:sz w:val="18"/>
               </w:rPr>
-              <w:t>formatIntakeDisplay()、formatIntake()、parseIntake()</w:t>
+              <w:t>intake、startIntake、endIntake、INTAKE_TYPES</w:t>
             </w:r>
           </w:p>
         </w:tc>
@@ -25047,7 +30485,7 @@
                 <w:rFonts w:ascii="宋体" w:hAnsi="宋体" w:eastAsia="宋体"/>
                 <w:sz w:val="18"/>
               </w:rPr>
-              <w:t>Programme 批次码</w:t>
+              <w:t>Intake 显示</w:t>
             </w:r>
           </w:p>
         </w:tc>
@@ -25075,7 +30513,7 @@
                 <w:rFonts w:ascii="宋体" w:hAnsi="宋体" w:eastAsia="宋体"/>
                 <w:sz w:val="18"/>
               </w:rPr>
-              <w:t>formatProgrammeIntakeCode()</w:t>
+              <w:t>formatIntakeDisplay()、formatIntake()、parseIntake()</w:t>
             </w:r>
           </w:p>
         </w:tc>
@@ -25091,6 +30529,50 @@
                 <w:rFonts w:ascii="宋体" w:hAnsi="宋体" w:eastAsia="宋体"/>
                 <w:sz w:val="18"/>
               </w:rPr>
+              <w:t>Programme 批次码</w:t>
+            </w:r>
+          </w:p>
+        </w:tc>
+        <w:tc>
+          <w:tcPr>
+            <w:tcW w:type="dxa" w:w="3969"/>
+          </w:tcPr>
+          <w:p>
+            <w:r>
+              <w:rPr>
+                <w:rFonts w:ascii="宋体" w:hAnsi="宋体" w:eastAsia="宋体"/>
+                <w:sz w:val="18"/>
+              </w:rPr>
+              <w:t>—</w:t>
+            </w:r>
+          </w:p>
+        </w:tc>
+        <w:tc>
+          <w:tcPr>
+            <w:tcW w:type="dxa" w:w="7483"/>
+          </w:tcPr>
+          <w:p>
+            <w:r>
+              <w:rPr>
+                <w:rFonts w:ascii="宋体" w:hAnsi="宋体" w:eastAsia="宋体"/>
+                <w:sz w:val="18"/>
+              </w:rPr>
+              <w:t>formatProgrammeIntakeCode()；如 FIN-2025/09</w:t>
+            </w:r>
+          </w:p>
+        </w:tc>
+      </w:tr>
+      <w:tr>
+        <w:tc>
+          <w:tcPr>
+            <w:tcW w:type="dxa" w:w="2665"/>
+          </w:tcPr>
+          <w:p>
+            <w:r>
+              <w:rPr>
+                <w:rFonts w:ascii="宋体" w:hAnsi="宋体" w:eastAsia="宋体"/>
+                <w:sz w:val="18"/>
+              </w:rPr>
               <w:t>课程数统计</w:t>
             </w:r>
           </w:p>
@@ -25120,12 +30602,603 @@
                 <w:sz w:val="18"/>
               </w:rPr>
               <w:t>countProgramCoursesForNode()、calcNodeCourseCount()</w:t>
+            </w:r>
+          </w:p>
+        </w:tc>
+      </w:tr>
+      <w:tr>
+        <w:tc>
+          <w:tcPr>
+            <w:tcW w:type="dxa" w:w="2665"/>
+          </w:tcPr>
+          <w:p>
+            <w:r>
+              <w:rPr>
+                <w:rFonts w:ascii="宋体" w:hAnsi="宋体" w:eastAsia="宋体"/>
+                <w:sz w:val="18"/>
+              </w:rPr>
+              <w:t>课程组</w:t>
+            </w:r>
+          </w:p>
+        </w:tc>
+        <w:tc>
+          <w:tcPr>
+            <w:tcW w:type="dxa" w:w="3969"/>
+          </w:tcPr>
+          <w:p>
+            <w:r>
+              <w:rPr>
+                <w:rFonts w:ascii="宋体" w:hAnsi="宋体" w:eastAsia="宋体"/>
+                <w:sz w:val="18"/>
+              </w:rPr>
+              <w:t>Course Group</w:t>
+            </w:r>
+          </w:p>
+        </w:tc>
+        <w:tc>
+          <w:tcPr>
+            <w:tcW w:type="dxa" w:w="7483"/>
+          </w:tcPr>
+          <w:p>
+            <w:r>
+              <w:rPr>
+                <w:rFonts w:ascii="宋体" w:hAnsi="宋体" w:eastAsia="宋体"/>
+                <w:sz w:val="18"/>
+              </w:rPr>
+              <w:t>courseGroups；仅选修；影响 TAB4 展示</w:t>
+            </w:r>
+          </w:p>
+        </w:tc>
+      </w:tr>
+      <w:tr>
+        <w:tc>
+          <w:tcPr>
+            <w:tcW w:type="dxa" w:w="2665"/>
+          </w:tcPr>
+          <w:p>
+            <w:r>
+              <w:rPr>
+                <w:rFonts w:ascii="宋体" w:hAnsi="宋体" w:eastAsia="宋体"/>
+                <w:sz w:val="18"/>
+              </w:rPr>
+              <w:t>合并课程</w:t>
+            </w:r>
+          </w:p>
+        </w:tc>
+        <w:tc>
+          <w:tcPr>
+            <w:tcW w:type="dxa" w:w="3969"/>
+          </w:tcPr>
+          <w:p>
+            <w:r>
+              <w:rPr>
+                <w:rFonts w:ascii="宋体" w:hAnsi="宋体" w:eastAsia="宋体"/>
+                <w:sz w:val="18"/>
+              </w:rPr>
+              <w:t>Merged Course</w:t>
+            </w:r>
+          </w:p>
+        </w:tc>
+        <w:tc>
+          <w:tcPr>
+            <w:tcW w:type="dxa" w:w="7483"/>
+          </w:tcPr>
+          <w:p>
+            <w:r>
+              <w:rPr>
+                <w:rFonts w:ascii="宋体" w:hAnsi="宋体" w:eastAsia="宋体"/>
+                <w:sz w:val="18"/>
+              </w:rPr>
+              <w:t>mergeWithPcId；影响 TAB3/TAB4 展示</w:t>
             </w:r>
           </w:p>
         </w:tc>
       </w:tr>
     </w:tbl>
     <w:p/>
+    <w:p>
+      <w:pPr>
+        <w:pStyle w:val="Heading2"/>
+      </w:pPr>
+      <w:r>
+        <w:rPr>
+          <w:rFonts w:ascii="黑体" w:hAnsi="黑体" w:eastAsia="黑体"/>
+        </w:rPr>
+        <w:t>附录 F-1：专业与学院主数据（25 专业 · 9 学院）</w:t>
+      </w:r>
+    </w:p>
+    <w:p>
+      <w:r>
+        <w:rPr>
+          <w:rFonts w:ascii="宋体" w:hAnsi="宋体" w:eastAsia="宋体"/>
+          <w:b w:val="0"/>
+          <w:sz w:val="22"/>
+        </w:rPr>
+        <w:t>数据来源：参考文档/UG本科学院专业代码对照表.xlsx。学院代码与专业代码为系统级联筛选基准。</w:t>
+      </w:r>
+    </w:p>
+    <w:tbl>
+      <w:tblPr>
+        <w:tblW w:type="auto" w:w="0"/>
+        <w:tblLook w:firstColumn="1" w:firstRow="1" w:lastColumn="0" w:lastRow="0" w:noHBand="0" w:noVBand="1" w:val="04A0"/>
+        <w:tblBorders>
+          <w:top w:val="single" w:sz="4" w:space="0" w:color="000000"/>
+          <w:left w:val="single" w:sz="4" w:space="0" w:color="000000"/>
+          <w:bottom w:val="single" w:sz="4" w:space="0" w:color="000000"/>
+          <w:right w:val="single" w:sz="4" w:space="0" w:color="000000"/>
+          <w:insideH w:val="single" w:sz="4" w:space="0" w:color="000000"/>
+          <w:insideV w:val="single" w:sz="4" w:space="0" w:color="000000"/>
+        </w:tblBorders>
+      </w:tblPr>
+      <w:tblGrid>
+        <w:gridCol w:w="4857"/>
+        <w:gridCol w:w="4857"/>
+        <w:gridCol w:w="4857"/>
+      </w:tblGrid>
+      <w:tr>
+        <w:tc>
+          <w:tcPr>
+            <w:tcW w:type="dxa" w:w="2211"/>
+          </w:tcPr>
+          <w:p>
+            <w:pPr>
+              <w:jc w:val="center"/>
+            </w:pPr>
+            <w:r>
+              <w:rPr>
+                <w:rFonts w:ascii="宋体" w:hAnsi="宋体" w:eastAsia="宋体"/>
+                <w:b/>
+                <w:sz w:val="18"/>
+              </w:rPr>
+              <w:t>学院代码</w:t>
+            </w:r>
+          </w:p>
+        </w:tc>
+        <w:tc>
+          <w:tcPr>
+            <w:tcW w:type="dxa" w:w="7030"/>
+          </w:tcPr>
+          <w:p>
+            <w:pPr>
+              <w:jc w:val="center"/>
+            </w:pPr>
+            <w:r>
+              <w:rPr>
+                <w:rFonts w:ascii="宋体" w:hAnsi="宋体" w:eastAsia="宋体"/>
+                <w:b/>
+                <w:sz w:val="18"/>
+              </w:rPr>
+              <w:t>学院英文名称</w:t>
+            </w:r>
+          </w:p>
+        </w:tc>
+        <w:tc>
+          <w:tcPr>
+            <w:tcW w:type="dxa" w:w="1757"/>
+          </w:tcPr>
+          <w:p>
+            <w:pPr>
+              <w:jc w:val="center"/>
+            </w:pPr>
+            <w:r>
+              <w:rPr>
+                <w:rFonts w:ascii="宋体" w:hAnsi="宋体" w:eastAsia="宋体"/>
+                <w:b/>
+                <w:sz w:val="18"/>
+              </w:rPr>
+              <w:t>专业数量</w:t>
+            </w:r>
+          </w:p>
+        </w:tc>
+      </w:tr>
+      <w:tr>
+        <w:tc>
+          <w:tcPr>
+            <w:tcW w:type="dxa" w:w="2211"/>
+          </w:tcPr>
+          <w:p>
+            <w:r>
+              <w:rPr>
+                <w:rFonts w:ascii="宋体" w:hAnsi="宋体" w:eastAsia="宋体"/>
+                <w:sz w:val="18"/>
+              </w:rPr>
+              <w:t>SASS</w:t>
+            </w:r>
+          </w:p>
+        </w:tc>
+        <w:tc>
+          <w:tcPr>
+            <w:tcW w:type="dxa" w:w="7030"/>
+          </w:tcPr>
+          <w:p>
+            <w:r>
+              <w:rPr>
+                <w:rFonts w:ascii="宋体" w:hAnsi="宋体" w:eastAsia="宋体"/>
+                <w:sz w:val="18"/>
+              </w:rPr>
+              <w:t>School of Arts and Social Sciences</w:t>
+            </w:r>
+          </w:p>
+        </w:tc>
+        <w:tc>
+          <w:tcPr>
+            <w:tcW w:type="dxa" w:w="1757"/>
+          </w:tcPr>
+          <w:p>
+            <w:r>
+              <w:rPr>
+                <w:rFonts w:ascii="宋体" w:hAnsi="宋体" w:eastAsia="宋体"/>
+                <w:sz w:val="18"/>
+              </w:rPr>
+              <w:t>2</w:t>
+            </w:r>
+          </w:p>
+        </w:tc>
+      </w:tr>
+      <w:tr>
+        <w:tc>
+          <w:tcPr>
+            <w:tcW w:type="dxa" w:w="2211"/>
+          </w:tcPr>
+          <w:p>
+            <w:r>
+              <w:rPr>
+                <w:rFonts w:ascii="宋体" w:hAnsi="宋体" w:eastAsia="宋体"/>
+                <w:sz w:val="18"/>
+              </w:rPr>
+              <w:t>SEM</w:t>
+            </w:r>
+          </w:p>
+        </w:tc>
+        <w:tc>
+          <w:tcPr>
+            <w:tcW w:type="dxa" w:w="7030"/>
+          </w:tcPr>
+          <w:p>
+            <w:r>
+              <w:rPr>
+                <w:rFonts w:ascii="宋体" w:hAnsi="宋体" w:eastAsia="宋体"/>
+                <w:sz w:val="18"/>
+              </w:rPr>
+              <w:t>School of Economics and Management</w:t>
+            </w:r>
+          </w:p>
+        </w:tc>
+        <w:tc>
+          <w:tcPr>
+            <w:tcW w:type="dxa" w:w="1757"/>
+          </w:tcPr>
+          <w:p>
+            <w:r>
+              <w:rPr>
+                <w:rFonts w:ascii="宋体" w:hAnsi="宋体" w:eastAsia="宋体"/>
+                <w:sz w:val="18"/>
+              </w:rPr>
+              <w:t>5</w:t>
+            </w:r>
+          </w:p>
+        </w:tc>
+      </w:tr>
+      <w:tr>
+        <w:tc>
+          <w:tcPr>
+            <w:tcW w:type="dxa" w:w="2211"/>
+          </w:tcPr>
+          <w:p>
+            <w:r>
+              <w:rPr>
+                <w:rFonts w:ascii="宋体" w:hAnsi="宋体" w:eastAsia="宋体"/>
+                <w:sz w:val="18"/>
+              </w:rPr>
+              <w:t>SOC</w:t>
+            </w:r>
+          </w:p>
+        </w:tc>
+        <w:tc>
+          <w:tcPr>
+            <w:tcW w:type="dxa" w:w="7030"/>
+          </w:tcPr>
+          <w:p>
+            <w:r>
+              <w:rPr>
+                <w:rFonts w:ascii="宋体" w:hAnsi="宋体" w:eastAsia="宋体"/>
+                <w:sz w:val="18"/>
+              </w:rPr>
+              <w:t>School of Communication</w:t>
+            </w:r>
+          </w:p>
+        </w:tc>
+        <w:tc>
+          <w:tcPr>
+            <w:tcW w:type="dxa" w:w="1757"/>
+          </w:tcPr>
+          <w:p>
+            <w:r>
+              <w:rPr>
+                <w:rFonts w:ascii="宋体" w:hAnsi="宋体" w:eastAsia="宋体"/>
+                <w:sz w:val="18"/>
+              </w:rPr>
+              <w:t>3</w:t>
+            </w:r>
+          </w:p>
+        </w:tc>
+      </w:tr>
+      <w:tr>
+        <w:tc>
+          <w:tcPr>
+            <w:tcW w:type="dxa" w:w="2211"/>
+          </w:tcPr>
+          <w:p>
+            <w:r>
+              <w:rPr>
+                <w:rFonts w:ascii="宋体" w:hAnsi="宋体" w:eastAsia="宋体"/>
+                <w:sz w:val="18"/>
+              </w:rPr>
+              <w:t>STCM</w:t>
+            </w:r>
+          </w:p>
+        </w:tc>
+        <w:tc>
+          <w:tcPr>
+            <w:tcW w:type="dxa" w:w="7030"/>
+          </w:tcPr>
+          <w:p>
+            <w:r>
+              <w:rPr>
+                <w:rFonts w:ascii="宋体" w:hAnsi="宋体" w:eastAsia="宋体"/>
+                <w:sz w:val="18"/>
+              </w:rPr>
+              <w:t>School of Traditional Chinese Medicine</w:t>
+            </w:r>
+          </w:p>
+        </w:tc>
+        <w:tc>
+          <w:tcPr>
+            <w:tcW w:type="dxa" w:w="1757"/>
+          </w:tcPr>
+          <w:p>
+            <w:r>
+              <w:rPr>
+                <w:rFonts w:ascii="宋体" w:hAnsi="宋体" w:eastAsia="宋体"/>
+                <w:sz w:val="18"/>
+              </w:rPr>
+              <w:t>1</w:t>
+            </w:r>
+          </w:p>
+        </w:tc>
+      </w:tr>
+      <w:tr>
+        <w:tc>
+          <w:tcPr>
+            <w:tcW w:type="dxa" w:w="2211"/>
+          </w:tcPr>
+          <w:p>
+            <w:r>
+              <w:rPr>
+                <w:rFonts w:ascii="宋体" w:hAnsi="宋体" w:eastAsia="宋体"/>
+                <w:sz w:val="18"/>
+              </w:rPr>
+              <w:t>SCDS</w:t>
+            </w:r>
+          </w:p>
+        </w:tc>
+        <w:tc>
+          <w:tcPr>
+            <w:tcW w:type="dxa" w:w="7030"/>
+          </w:tcPr>
+          <w:p>
+            <w:r>
+              <w:rPr>
+                <w:rFonts w:ascii="宋体" w:hAnsi="宋体" w:eastAsia="宋体"/>
+                <w:sz w:val="18"/>
+              </w:rPr>
+              <w:t>School of Computing and Data Science</w:t>
+            </w:r>
+          </w:p>
+        </w:tc>
+        <w:tc>
+          <w:tcPr>
+            <w:tcW w:type="dxa" w:w="1757"/>
+          </w:tcPr>
+          <w:p>
+            <w:r>
+              <w:rPr>
+                <w:rFonts w:ascii="宋体" w:hAnsi="宋体" w:eastAsia="宋体"/>
+                <w:sz w:val="18"/>
+              </w:rPr>
+              <w:t>5</w:t>
+            </w:r>
+          </w:p>
+        </w:tc>
+      </w:tr>
+      <w:tr>
+        <w:tc>
+          <w:tcPr>
+            <w:tcW w:type="dxa" w:w="2211"/>
+          </w:tcPr>
+          <w:p>
+            <w:r>
+              <w:rPr>
+                <w:rFonts w:ascii="宋体" w:hAnsi="宋体" w:eastAsia="宋体"/>
+                <w:sz w:val="18"/>
+              </w:rPr>
+              <w:t>CAMS</w:t>
+            </w:r>
+          </w:p>
+        </w:tc>
+        <w:tc>
+          <w:tcPr>
+            <w:tcW w:type="dxa" w:w="7030"/>
+          </w:tcPr>
+          <w:p>
+            <w:r>
+              <w:rPr>
+                <w:rFonts w:ascii="宋体" w:hAnsi="宋体" w:eastAsia="宋体"/>
+                <w:sz w:val="18"/>
+              </w:rPr>
+              <w:t>China-ASEAN College of Marine Sciences</w:t>
+            </w:r>
+          </w:p>
+        </w:tc>
+        <w:tc>
+          <w:tcPr>
+            <w:tcW w:type="dxa" w:w="1757"/>
+          </w:tcPr>
+          <w:p>
+            <w:r>
+              <w:rPr>
+                <w:rFonts w:ascii="宋体" w:hAnsi="宋体" w:eastAsia="宋体"/>
+                <w:sz w:val="18"/>
+              </w:rPr>
+              <w:t>2</w:t>
+            </w:r>
+          </w:p>
+        </w:tc>
+      </w:tr>
+      <w:tr>
+        <w:tc>
+          <w:tcPr>
+            <w:tcW w:type="dxa" w:w="2211"/>
+          </w:tcPr>
+          <w:p>
+            <w:r>
+              <w:rPr>
+                <w:rFonts w:ascii="宋体" w:hAnsi="宋体" w:eastAsia="宋体"/>
+                <w:sz w:val="18"/>
+              </w:rPr>
+              <w:t>SECE</w:t>
+            </w:r>
+          </w:p>
+        </w:tc>
+        <w:tc>
+          <w:tcPr>
+            <w:tcW w:type="dxa" w:w="7030"/>
+          </w:tcPr>
+          <w:p>
+            <w:r>
+              <w:rPr>
+                <w:rFonts w:ascii="宋体" w:hAnsi="宋体" w:eastAsia="宋体"/>
+                <w:sz w:val="18"/>
+              </w:rPr>
+              <w:t>School of Energy and Chemical Engineering</w:t>
+            </w:r>
+          </w:p>
+        </w:tc>
+        <w:tc>
+          <w:tcPr>
+            <w:tcW w:type="dxa" w:w="1757"/>
+          </w:tcPr>
+          <w:p>
+            <w:r>
+              <w:rPr>
+                <w:rFonts w:ascii="宋体" w:hAnsi="宋体" w:eastAsia="宋体"/>
+                <w:sz w:val="18"/>
+              </w:rPr>
+              <w:t>2</w:t>
+            </w:r>
+          </w:p>
+        </w:tc>
+      </w:tr>
+      <w:tr>
+        <w:tc>
+          <w:tcPr>
+            <w:tcW w:type="dxa" w:w="2211"/>
+          </w:tcPr>
+          <w:p>
+            <w:r>
+              <w:rPr>
+                <w:rFonts w:ascii="宋体" w:hAnsi="宋体" w:eastAsia="宋体"/>
+                <w:sz w:val="18"/>
+              </w:rPr>
+              <w:t>SEEAI</w:t>
+            </w:r>
+          </w:p>
+        </w:tc>
+        <w:tc>
+          <w:tcPr>
+            <w:tcW w:type="dxa" w:w="7030"/>
+          </w:tcPr>
+          <w:p>
+            <w:r>
+              <w:rPr>
+                <w:rFonts w:ascii="宋体" w:hAnsi="宋体" w:eastAsia="宋体"/>
+                <w:sz w:val="18"/>
+              </w:rPr>
+              <w:t>School of Artificial Intelligence and Robotics</w:t>
+            </w:r>
+          </w:p>
+        </w:tc>
+        <w:tc>
+          <w:tcPr>
+            <w:tcW w:type="dxa" w:w="1757"/>
+          </w:tcPr>
+          <w:p>
+            <w:r>
+              <w:rPr>
+                <w:rFonts w:ascii="宋体" w:hAnsi="宋体" w:eastAsia="宋体"/>
+                <w:sz w:val="18"/>
+              </w:rPr>
+              <w:t>3</w:t>
+            </w:r>
+          </w:p>
+        </w:tc>
+      </w:tr>
+      <w:tr>
+        <w:tc>
+          <w:tcPr>
+            <w:tcW w:type="dxa" w:w="2211"/>
+          </w:tcPr>
+          <w:p>
+            <w:r>
+              <w:rPr>
+                <w:rFonts w:ascii="宋体" w:hAnsi="宋体" w:eastAsia="宋体"/>
+                <w:sz w:val="18"/>
+              </w:rPr>
+              <w:t>SMP</w:t>
+            </w:r>
+          </w:p>
+        </w:tc>
+        <w:tc>
+          <w:tcPr>
+            <w:tcW w:type="dxa" w:w="7030"/>
+          </w:tcPr>
+          <w:p>
+            <w:r>
+              <w:rPr>
+                <w:rFonts w:ascii="宋体" w:hAnsi="宋体" w:eastAsia="宋体"/>
+                <w:sz w:val="18"/>
+              </w:rPr>
+              <w:t>School of Mathematics and Physics</w:t>
+            </w:r>
+          </w:p>
+        </w:tc>
+        <w:tc>
+          <w:tcPr>
+            <w:tcW w:type="dxa" w:w="1757"/>
+          </w:tcPr>
+          <w:p>
+            <w:r>
+              <w:rPr>
+                <w:rFonts w:ascii="宋体" w:hAnsi="宋体" w:eastAsia="宋体"/>
+                <w:sz w:val="18"/>
+              </w:rPr>
+              <w:t>2</w:t>
+            </w:r>
+          </w:p>
+        </w:tc>
+      </w:tr>
+    </w:tbl>
+    <w:p/>
+    <w:p>
+      <w:r>
+        <w:rPr>
+          <w:rFonts w:ascii="宋体" w:hAnsi="宋体" w:eastAsia="宋体"/>
+          <w:b w:val="0"/>
+          <w:sz w:val="22"/>
+        </w:rPr>
+        <w:t>专业代码（No.1–25）：CHS, ACC, FIN, IBU, JRN, TCM, CST, DMT, SWE, MBT, CME, EGE, EEE, ADT, MAT, MEC, PHY, AIT, ENG, CYS, DSC, ECM, COS, ERA, HMT。</w:t>
+      </w:r>
+    </w:p>
     <w:p>
       <w:pPr>
         <w:pStyle w:val="Heading2"/>
@@ -25266,7 +31339,7 @@
                 <w:rFonts w:ascii="宋体" w:hAnsi="宋体" w:eastAsia="宋体"/>
                 <w:sz w:val="18"/>
               </w:rPr>
-              <w:t>TAB3 导出 PDF/打印</w:t>
+              <w:t>TAB4 导出 PDF/打印</w:t>
             </w:r>
           </w:p>
         </w:tc>
@@ -25310,7 +31383,7 @@
                 <w:rFonts w:ascii="宋体" w:hAnsi="宋体" w:eastAsia="宋体"/>
                 <w:sz w:val="18"/>
               </w:rPr>
-              <w:t>统计 Export</w:t>
+              <w:t>Bloom / 执行计划统计 Export</w:t>
             </w:r>
           </w:p>
         </w:tc>
@@ -25383,6 +31456,50 @@
                 <w:sz w:val="18"/>
               </w:rPr>
               <w:t>高</w:t>
+            </w:r>
+          </w:p>
+        </w:tc>
+      </w:tr>
+      <w:tr>
+        <w:tc>
+          <w:tcPr>
+            <w:tcW w:type="dxa" w:w="3515"/>
+          </w:tcPr>
+          <w:p>
+            <w:r>
+              <w:rPr>
+                <w:rFonts w:ascii="宋体" w:hAnsi="宋体" w:eastAsia="宋体"/>
+                <w:sz w:val="18"/>
+              </w:rPr>
+              <w:t>开课模块</w:t>
+            </w:r>
+          </w:p>
+        </w:tc>
+        <w:tc>
+          <w:tcPr>
+            <w:tcW w:type="dxa" w:w="6123"/>
+          </w:tcPr>
+          <w:p>
+            <w:r>
+              <w:rPr>
+                <w:rFonts w:ascii="宋体" w:hAnsi="宋体" w:eastAsia="宋体"/>
+                <w:sz w:val="18"/>
+              </w:rPr>
+              <w:t>不在培养方案 PRD 范围</w:t>
+            </w:r>
+          </w:p>
+        </w:tc>
+        <w:tc>
+          <w:tcPr>
+            <w:tcW w:type="dxa" w:w="1757"/>
+          </w:tcPr>
+          <w:p>
+            <w:r>
+              <w:rPr>
+                <w:rFonts w:ascii="宋体" w:hAnsi="宋体" w:eastAsia="宋体"/>
+                <w:sz w:val="18"/>
+              </w:rPr>
+              <w:t>—</w:t>
             </w:r>
           </w:p>
         </w:tc>
@@ -27181,6 +33298,238 @@
                 <w:sz w:val="18"/>
               </w:rPr>
               <w:t>该版本已有进行中的变更申请，请完成或撤回后再新建。</w:t>
+            </w:r>
+          </w:p>
+        </w:tc>
+      </w:tr>
+      <w:tr>
+        <w:tc>
+          <w:tcPr>
+            <w:tcW w:type="dxa" w:w="1757"/>
+          </w:tcPr>
+          <w:p>
+            <w:r>
+              <w:rPr>
+                <w:rFonts w:ascii="宋体" w:hAnsi="宋体" w:eastAsia="宋体"/>
+                <w:sz w:val="18"/>
+              </w:rPr>
+              <w:t>标签页三·课程组</w:t>
+            </w:r>
+          </w:p>
+        </w:tc>
+        <w:tc>
+          <w:tcPr>
+            <w:tcW w:type="dxa" w:w="3969"/>
+          </w:tcPr>
+          <w:p>
+            <w:r>
+              <w:rPr>
+                <w:rFonts w:ascii="宋体" w:hAnsi="宋体" w:eastAsia="宋体"/>
+                <w:sz w:val="18"/>
+              </w:rPr>
+              <w:t>未选组内课程</w:t>
+            </w:r>
+          </w:p>
+        </w:tc>
+        <w:tc>
+          <w:tcPr>
+            <w:tcW w:type="dxa" w:w="1304"/>
+          </w:tcPr>
+          <w:p>
+            <w:r>
+              <w:rPr>
+                <w:rFonts w:ascii="宋体" w:hAnsi="宋体" w:eastAsia="宋体"/>
+                <w:sz w:val="18"/>
+              </w:rPr>
+              <w:t>轻提示</w:t>
+            </w:r>
+          </w:p>
+        </w:tc>
+        <w:tc>
+          <w:tcPr>
+            <w:tcW w:type="dxa" w:w="7030"/>
+          </w:tcPr>
+          <w:p>
+            <w:r>
+              <w:rPr>
+                <w:rFonts w:ascii="宋体" w:hAnsi="宋体" w:eastAsia="宋体"/>
+                <w:sz w:val="18"/>
+              </w:rPr>
+              <w:t>请至少选择一门组内课程。</w:t>
+            </w:r>
+          </w:p>
+        </w:tc>
+      </w:tr>
+      <w:tr>
+        <w:tc>
+          <w:tcPr>
+            <w:tcW w:type="dxa" w:w="1757"/>
+          </w:tcPr>
+          <w:p>
+            <w:r>
+              <w:rPr>
+                <w:rFonts w:ascii="宋体" w:hAnsi="宋体" w:eastAsia="宋体"/>
+                <w:sz w:val="18"/>
+              </w:rPr>
+              <w:t>标签页三·课程组</w:t>
+            </w:r>
+          </w:p>
+        </w:tc>
+        <w:tc>
+          <w:tcPr>
+            <w:tcW w:type="dxa" w:w="3969"/>
+          </w:tcPr>
+          <w:p>
+            <w:r>
+              <w:rPr>
+                <w:rFonts w:ascii="宋体" w:hAnsi="宋体" w:eastAsia="宋体"/>
+                <w:sz w:val="18"/>
+              </w:rPr>
+              <w:t>全部设为必选</w:t>
+            </w:r>
+          </w:p>
+        </w:tc>
+        <w:tc>
+          <w:tcPr>
+            <w:tcW w:type="dxa" w:w="1304"/>
+          </w:tcPr>
+          <w:p>
+            <w:r>
+              <w:rPr>
+                <w:rFonts w:ascii="宋体" w:hAnsi="宋体" w:eastAsia="宋体"/>
+                <w:sz w:val="18"/>
+              </w:rPr>
+              <w:t>轻提示</w:t>
+            </w:r>
+          </w:p>
+        </w:tc>
+        <w:tc>
+          <w:tcPr>
+            <w:tcW w:type="dxa" w:w="7030"/>
+          </w:tcPr>
+          <w:p>
+            <w:r>
+              <w:rPr>
+                <w:rFonts w:ascii="宋体" w:hAnsi="宋体" w:eastAsia="宋体"/>
+                <w:sz w:val="18"/>
+              </w:rPr>
+              <w:t>不能将全部纳入课程设为必选。</w:t>
+            </w:r>
+          </w:p>
+        </w:tc>
+      </w:tr>
+      <w:tr>
+        <w:tc>
+          <w:tcPr>
+            <w:tcW w:type="dxa" w:w="1757"/>
+          </w:tcPr>
+          <w:p>
+            <w:r>
+              <w:rPr>
+                <w:rFonts w:ascii="宋体" w:hAnsi="宋体" w:eastAsia="宋体"/>
+                <w:sz w:val="18"/>
+              </w:rPr>
+              <w:t>复制版本</w:t>
+            </w:r>
+          </w:p>
+        </w:tc>
+        <w:tc>
+          <w:tcPr>
+            <w:tcW w:type="dxa" w:w="3969"/>
+          </w:tcPr>
+          <w:p>
+            <w:r>
+              <w:rPr>
+                <w:rFonts w:ascii="宋体" w:hAnsi="宋体" w:eastAsia="宋体"/>
+                <w:sz w:val="18"/>
+              </w:rPr>
+              <w:t>目标批次不符合链规则</w:t>
+            </w:r>
+          </w:p>
+        </w:tc>
+        <w:tc>
+          <w:tcPr>
+            <w:tcW w:type="dxa" w:w="1304"/>
+          </w:tcPr>
+          <w:p>
+            <w:r>
+              <w:rPr>
+                <w:rFonts w:ascii="宋体" w:hAnsi="宋体" w:eastAsia="宋体"/>
+                <w:sz w:val="18"/>
+              </w:rPr>
+              <w:t>轻提示</w:t>
+            </w:r>
+          </w:p>
+        </w:tc>
+        <w:tc>
+          <w:tcPr>
+            <w:tcW w:type="dxa" w:w="7030"/>
+          </w:tcPr>
+          <w:p>
+            <w:r>
+              <w:rPr>
+                <w:rFonts w:ascii="宋体" w:hAnsi="宋体" w:eastAsia="宋体"/>
+                <w:sz w:val="18"/>
+              </w:rPr>
+              <w:t>目标开始入学批次须晚于上一版本截止批次。</w:t>
+            </w:r>
+          </w:p>
+        </w:tc>
+      </w:tr>
+      <w:tr>
+        <w:tc>
+          <w:tcPr>
+            <w:tcW w:type="dxa" w:w="1757"/>
+          </w:tcPr>
+          <w:p>
+            <w:r>
+              <w:rPr>
+                <w:rFonts w:ascii="宋体" w:hAnsi="宋体" w:eastAsia="宋体"/>
+                <w:sz w:val="18"/>
+              </w:rPr>
+              <w:t>列表·通用</w:t>
+            </w:r>
+          </w:p>
+        </w:tc>
+        <w:tc>
+          <w:tcPr>
+            <w:tcW w:type="dxa" w:w="3969"/>
+          </w:tcPr>
+          <w:p>
+            <w:r>
+              <w:rPr>
+                <w:rFonts w:ascii="宋体" w:hAnsi="宋体" w:eastAsia="宋体"/>
+                <w:sz w:val="18"/>
+              </w:rPr>
+              <w:t>筛选未点查询</w:t>
+            </w:r>
+          </w:p>
+        </w:tc>
+        <w:tc>
+          <w:tcPr>
+            <w:tcW w:type="dxa" w:w="1304"/>
+          </w:tcPr>
+          <w:p>
+            <w:r>
+              <w:rPr>
+                <w:rFonts w:ascii="宋体" w:hAnsi="宋体" w:eastAsia="宋体"/>
+                <w:sz w:val="18"/>
+              </w:rPr>
+              <w:t>—</w:t>
+            </w:r>
+          </w:p>
+        </w:tc>
+        <w:tc>
+          <w:tcPr>
+            <w:tcW w:type="dxa" w:w="7030"/>
+          </w:tcPr>
+          <w:p>
+            <w:r>
+              <w:rPr>
+                <w:rFonts w:ascii="宋体" w:hAnsi="宋体" w:eastAsia="宋体"/>
+                <w:sz w:val="18"/>
+              </w:rPr>
+              <w:t>学院/专业等筛选须点击「查询」后生效。</w:t>
             </w:r>
           </w:p>
         </w:tc>

--- a/prototype/参考文档/培养方案管理系统产品需求文档.docx
+++ b/prototype/参考文档/培养方案管理系统产品需求文档.docx
@@ -20,7 +20,7 @@
           <w:b w:val="0"/>
           <w:sz w:val="22"/>
         </w:rPr>
-        <w:t>文档版本：V2.0</w:t>
+        <w:t>文档版本：V2.2</w:t>
       </w:r>
     </w:p>
     <w:p>
@@ -30,7 +30,7 @@
           <w:b w:val="0"/>
           <w:sz w:val="22"/>
         </w:rPr>
-        <w:t>创建日期：2026 年 6 月 10 日</w:t>
+        <w:t>创建日期：2026 年 6 月 9 日</w:t>
       </w:r>
     </w:p>
     <w:p>
@@ -40,7 +40,7 @@
           <w:b w:val="0"/>
           <w:sz w:val="22"/>
         </w:rPr>
-        <w:t>修订说明：V2.0 依据当前原型全面更新：四标签页（TAB3 课程组 + TAB4 方案进程表）、四级审批流、学院级联筛选与列表排序分页、复制版本、变更申请批量操作、执行计划统计、布鲁姆统计学院层级、25 专业/9 学院主数据对齐对照表；不含开课模块需求</w:t>
+        <w:t>修订说明：V2.2 在 V2.1 基础上补充字段/功能逻辑关系：四标签页编辑权限矩阵、标签页解锁联动、课程组「课程选择」子弹窗与保存校验（≥2 门、须选数&lt;组内数）、TAB2 与课程组学期冲突拦截、执行计划 TAB3 只读；新增附录 I–N 逻辑关系专章</w:t>
       </w:r>
     </w:p>
     <w:p>
@@ -1295,6 +1295,37 @@
         <w:rPr>
           <w:rFonts w:ascii="黑体" w:hAnsi="黑体" w:eastAsia="黑体"/>
         </w:rPr>
+        <w:t>2.2.1.0 版本编辑四标签页（共用逻辑）（需求确认状态：已确认）</w:t>
+      </w:r>
+    </w:p>
+    <w:p>
+      <w:r>
+        <w:rPr>
+          <w:rFonts w:ascii="宋体" w:hAnsi="宋体" w:eastAsia="宋体"/>
+          <w:b w:val="0"/>
+          <w:sz w:val="22"/>
+        </w:rPr>
+        <w:t>制定、变更、执行计划、只读查看共用 page-version-edit 四标签页骨架；各入口在 TAB1~TAB4 的增删改权限不同，详见附录 I。标签页解锁顺序：须先完成 TAB1 分类建设方可进入 TAB2/3/4（附录 J）。TAB1 课程数由 TAB2 自动汇总；TAB3 课程组候选来自 TAB2 已录入选修课；TAB4 方案进程表由 TAB1+2+3 自动生成。</w:t>
+      </w:r>
+    </w:p>
+    <w:p>
+      <w:r>
+        <w:rPr>
+          <w:rFonts w:ascii="宋体" w:hAnsi="宋体" w:eastAsia="宋体"/>
+          <w:b w:val="0"/>
+          <w:sz w:val="22"/>
+        </w:rPr>
+        <w:t>课程组（TAB3）：主弹窗通过「课程选择」按钮打开子弹窗多选组内课；保存须至少 2 门、须选课程数小于组内课程数、不能全部设为必选；已入课程组的课在 TAB2 不可改开课学期（附录 K）。合并课程与延迟开课规则见附录 L；提交审批学分校验见附录 M。</w:t>
+      </w:r>
+    </w:p>
+    <w:p>
+      <w:pPr>
+        <w:pStyle w:val="Heading4"/>
+      </w:pPr>
+      <w:r>
+        <w:rPr>
+          <w:rFonts w:ascii="黑体" w:hAnsi="黑体" w:eastAsia="黑体"/>
+        </w:rPr>
         <w:t>2.2.1.1 方案版本管理（英文名称：Programme Version Management）（需求确认状态：已确认）</w:t>
       </w:r>
     </w:p>
@@ -6912,7 +6943,7 @@
                 <w:rFonts w:ascii="宋体" w:hAnsi="宋体" w:eastAsia="宋体"/>
                 <w:sz w:val="18"/>
               </w:rPr>
-              <w:t>仅影响 TAB3 课程组与 TAB4 进程表展示；执行计划编辑只读展示</w:t>
+              <w:t>仅影响 TAB3/TAB4 展示；点击选择直接打开弹窗，无前置强校验，无候选时列表空态；执行计划只读展示</w:t>
             </w:r>
           </w:p>
         </w:tc>
@@ -15154,7 +15185,7 @@
                 <w:rFonts w:ascii="宋体" w:hAnsi="宋体" w:eastAsia="宋体"/>
                 <w:sz w:val="18"/>
               </w:rPr>
-              <w:t>≥1</w:t>
+              <w:t>须&lt;组内课程数</w:t>
             </w:r>
           </w:p>
         </w:tc>
@@ -15168,7 +15199,7 @@
                 <w:rFonts w:ascii="宋体" w:hAnsi="宋体" w:eastAsia="宋体"/>
                 <w:sz w:val="18"/>
               </w:rPr>
-              <w:t>—</w:t>
+              <w:t>列表展示配置值；保存时至少 2 门组内课</w:t>
             </w:r>
           </w:p>
         </w:tc>
@@ -15712,58 +15743,18 @@
           </w:p>
         </w:tc>
       </w:tr>
-    </w:tbl>
-    <w:p/>
-    <w:p>
-      <w:r>
-        <w:rPr>
-          <w:rFonts w:ascii="宋体" w:hAnsi="宋体" w:eastAsia="宋体"/>
-          <w:b/>
-          <w:sz w:val="22"/>
-        </w:rPr>
-        <w:t>版本编辑——TAB3 课程组弹窗</w:t>
-      </w:r>
-    </w:p>
-    <w:tbl>
-      <w:tblPr>
-        <w:tblW w:type="auto" w:w="0"/>
-        <w:tblLook w:firstColumn="1" w:firstRow="1" w:lastColumn="0" w:lastRow="0" w:noHBand="0" w:noVBand="1" w:val="04A0"/>
-        <w:tblBorders>
-          <w:top w:val="single" w:sz="4" w:space="0" w:color="000000"/>
-          <w:left w:val="single" w:sz="4" w:space="0" w:color="000000"/>
-          <w:bottom w:val="single" w:sz="4" w:space="0" w:color="000000"/>
-          <w:right w:val="single" w:sz="4" w:space="0" w:color="000000"/>
-          <w:insideH w:val="single" w:sz="4" w:space="0" w:color="000000"/>
-          <w:insideV w:val="single" w:sz="4" w:space="0" w:color="000000"/>
-        </w:tblBorders>
-      </w:tblPr>
-      <w:tblGrid>
-        <w:gridCol w:w="1619"/>
-        <w:gridCol w:w="1619"/>
-        <w:gridCol w:w="1619"/>
-        <w:gridCol w:w="1619"/>
-        <w:gridCol w:w="1619"/>
-        <w:gridCol w:w="1619"/>
-        <w:gridCol w:w="1619"/>
-        <w:gridCol w:w="1619"/>
-        <w:gridCol w:w="1619"/>
-      </w:tblGrid>
       <w:tr>
         <w:tc>
           <w:tcPr>
             <w:tcW w:type="dxa" w:w="680"/>
           </w:tcPr>
           <w:p>
-            <w:pPr>
-              <w:jc w:val="center"/>
-            </w:pPr>
-            <w:r>
-              <w:rPr>
-                <w:rFonts w:ascii="宋体" w:hAnsi="宋体" w:eastAsia="宋体"/>
-                <w:b/>
-                <w:sz w:val="18"/>
-              </w:rPr>
-              <w:t>序号</w:t>
+            <w:r>
+              <w:rPr>
+                <w:rFonts w:ascii="宋体" w:hAnsi="宋体" w:eastAsia="宋体"/>
+                <w:sz w:val="18"/>
+              </w:rPr>
+              <w:t>9</w:t>
             </w:r>
           </w:p>
         </w:tc>
@@ -15772,16 +15763,12 @@
             <w:tcW w:type="dxa" w:w="1757"/>
           </w:tcPr>
           <w:p>
-            <w:pPr>
-              <w:jc w:val="center"/>
-            </w:pPr>
-            <w:r>
-              <w:rPr>
-                <w:rFonts w:ascii="宋体" w:hAnsi="宋体" w:eastAsia="宋体"/>
-                <w:b/>
-                <w:sz w:val="18"/>
-              </w:rPr>
-              <w:t>字段中文名称</w:t>
+            <w:r>
+              <w:rPr>
+                <w:rFonts w:ascii="宋体" w:hAnsi="宋体" w:eastAsia="宋体"/>
+                <w:sz w:val="18"/>
+              </w:rPr>
+              <w:t>操作</w:t>
             </w:r>
           </w:p>
         </w:tc>
@@ -15790,16 +15777,12 @@
             <w:tcW w:type="dxa" w:w="1928"/>
           </w:tcPr>
           <w:p>
-            <w:pPr>
-              <w:jc w:val="center"/>
-            </w:pPr>
-            <w:r>
-              <w:rPr>
-                <w:rFonts w:ascii="宋体" w:hAnsi="宋体" w:eastAsia="宋体"/>
-                <w:b/>
-                <w:sz w:val="18"/>
-              </w:rPr>
-              <w:t>英文名称</w:t>
+            <w:r>
+              <w:rPr>
+                <w:rFonts w:ascii="宋体" w:hAnsi="宋体" w:eastAsia="宋体"/>
+                <w:sz w:val="18"/>
+              </w:rPr>
+              <w:t>Actions</w:t>
             </w:r>
           </w:p>
         </w:tc>
@@ -15808,16 +15791,12 @@
             <w:tcW w:type="dxa" w:w="1077"/>
           </w:tcPr>
           <w:p>
-            <w:pPr>
-              <w:jc w:val="center"/>
-            </w:pPr>
-            <w:r>
-              <w:rPr>
-                <w:rFonts w:ascii="宋体" w:hAnsi="宋体" w:eastAsia="宋体"/>
-                <w:b/>
-                <w:sz w:val="18"/>
-              </w:rPr>
-              <w:t>字段类型</w:t>
+            <w:r>
+              <w:rPr>
+                <w:rFonts w:ascii="宋体" w:hAnsi="宋体" w:eastAsia="宋体"/>
+                <w:sz w:val="18"/>
+              </w:rPr>
+              <w:t>按钮</w:t>
             </w:r>
           </w:p>
         </w:tc>
@@ -15826,16 +15805,12 @@
             <w:tcW w:type="dxa" w:w="624"/>
           </w:tcPr>
           <w:p>
-            <w:pPr>
-              <w:jc w:val="center"/>
-            </w:pPr>
-            <w:r>
-              <w:rPr>
-                <w:rFonts w:ascii="宋体" w:hAnsi="宋体" w:eastAsia="宋体"/>
-                <w:b/>
-                <w:sz w:val="18"/>
-              </w:rPr>
-              <w:t>必填</w:t>
+            <w:r>
+              <w:rPr>
+                <w:rFonts w:ascii="宋体" w:hAnsi="宋体" w:eastAsia="宋体"/>
+                <w:sz w:val="18"/>
+              </w:rPr>
+              <w:t>—</w:t>
             </w:r>
           </w:p>
         </w:tc>
@@ -15844,18 +15819,12 @@
             <w:tcW w:type="dxa" w:w="2211"/>
           </w:tcPr>
           <w:p>
-            <w:pPr>
-              <w:jc w:val="center"/>
-            </w:pPr>
-            <w:r>
-              <w:rPr>
-                <w:rFonts w:ascii="宋体" w:hAnsi="宋体" w:eastAsia="宋体"/>
-                <w:b/>
-                <w:sz w:val="18"/>
-              </w:rPr>
-              <w:t>校验规则</w:t>
-              <w:br/>
-              <w:t>（没有明确规则时先限制字符即可，放宽）</w:t>
+            <w:r>
+              <w:rPr>
+                <w:rFonts w:ascii="宋体" w:hAnsi="宋体" w:eastAsia="宋体"/>
+                <w:sz w:val="18"/>
+              </w:rPr>
+              <w:t>—</w:t>
             </w:r>
           </w:p>
         </w:tc>
@@ -15864,919 +15833,12 @@
             <w:tcW w:type="dxa" w:w="2494"/>
           </w:tcPr>
           <w:p>
-            <w:pPr>
-              <w:jc w:val="center"/>
-            </w:pPr>
-            <w:r>
-              <w:rPr>
-                <w:rFonts w:ascii="宋体" w:hAnsi="宋体" w:eastAsia="宋体"/>
-                <w:b/>
-                <w:sz w:val="18"/>
-              </w:rPr>
-              <w:t>备注（如下拉框取值来源、说明等）</w:t>
-            </w:r>
-          </w:p>
-        </w:tc>
-        <w:tc>
-          <w:tcPr>
-            <w:tcW w:type="dxa" w:w="1077"/>
-          </w:tcPr>
-          <w:p>
-            <w:pPr>
-              <w:jc w:val="center"/>
-            </w:pPr>
-            <w:r>
-              <w:rPr>
-                <w:rFonts w:ascii="宋体" w:hAnsi="宋体" w:eastAsia="宋体"/>
-                <w:b/>
-                <w:sz w:val="18"/>
-              </w:rPr>
-              <w:t>是否代码集取值</w:t>
-            </w:r>
-          </w:p>
-        </w:tc>
-        <w:tc>
-          <w:tcPr>
-            <w:tcW w:type="dxa" w:w="1417"/>
-          </w:tcPr>
-          <w:p>
-            <w:pPr>
-              <w:jc w:val="center"/>
-            </w:pPr>
-            <w:r>
-              <w:rPr>
-                <w:rFonts w:ascii="宋体" w:hAnsi="宋体" w:eastAsia="宋体"/>
-                <w:b/>
-                <w:sz w:val="18"/>
-              </w:rPr>
-              <w:t>数据格式样例</w:t>
-              <w:br/>
-              <w:t>（无特定格式留空）</w:t>
-            </w:r>
-          </w:p>
-        </w:tc>
-      </w:tr>
-      <w:tr>
-        <w:tc>
-          <w:tcPr>
-            <w:tcW w:type="dxa" w:w="680"/>
-          </w:tcPr>
-          <w:p>
-            <w:r>
-              <w:rPr>
-                <w:rFonts w:ascii="宋体" w:hAnsi="宋体" w:eastAsia="宋体"/>
-                <w:sz w:val="18"/>
-              </w:rPr>
-              <w:t>1</w:t>
-            </w:r>
-          </w:p>
-        </w:tc>
-        <w:tc>
-          <w:tcPr>
-            <w:tcW w:type="dxa" w:w="1757"/>
-          </w:tcPr>
-          <w:p>
-            <w:r>
-              <w:rPr>
-                <w:rFonts w:ascii="宋体" w:hAnsi="宋体" w:eastAsia="宋体"/>
-                <w:sz w:val="18"/>
-              </w:rPr>
-              <w:t>开课学期</w:t>
-            </w:r>
-          </w:p>
-        </w:tc>
-        <w:tc>
-          <w:tcPr>
-            <w:tcW w:type="dxa" w:w="1928"/>
-          </w:tcPr>
-          <w:p>
-            <w:r>
-              <w:rPr>
-                <w:rFonts w:ascii="宋体" w:hAnsi="宋体" w:eastAsia="宋体"/>
-                <w:sz w:val="18"/>
-              </w:rPr>
-              <w:t>Offering Semester</w:t>
-            </w:r>
-          </w:p>
-        </w:tc>
-        <w:tc>
-          <w:tcPr>
-            <w:tcW w:type="dxa" w:w="1077"/>
-          </w:tcPr>
-          <w:p>
-            <w:r>
-              <w:rPr>
-                <w:rFonts w:ascii="宋体" w:hAnsi="宋体" w:eastAsia="宋体"/>
-                <w:sz w:val="18"/>
-              </w:rPr>
-              <w:t>下拉框</w:t>
-            </w:r>
-          </w:p>
-        </w:tc>
-        <w:tc>
-          <w:tcPr>
-            <w:tcW w:type="dxa" w:w="624"/>
-          </w:tcPr>
-          <w:p>
-            <w:r>
-              <w:rPr>
-                <w:rFonts w:ascii="宋体" w:hAnsi="宋体" w:eastAsia="宋体"/>
-                <w:sz w:val="18"/>
-              </w:rPr>
-              <w:t>是</w:t>
-            </w:r>
-          </w:p>
-        </w:tc>
-        <w:tc>
-          <w:tcPr>
-            <w:tcW w:type="dxa" w:w="2211"/>
-          </w:tcPr>
-          <w:p>
-            <w:r>
-              <w:rPr>
-                <w:rFonts w:ascii="宋体" w:hAnsi="宋体" w:eastAsia="宋体"/>
-                <w:sz w:val="18"/>
-              </w:rPr>
-              <w:t>—</w:t>
-            </w:r>
-          </w:p>
-        </w:tc>
-        <w:tc>
-          <w:tcPr>
-            <w:tcW w:type="dxa" w:w="2494"/>
-          </w:tcPr>
-          <w:p>
-            <w:r>
-              <w:rPr>
-                <w:rFonts w:ascii="宋体" w:hAnsi="宋体" w:eastAsia="宋体"/>
-                <w:sz w:val="18"/>
-              </w:rPr>
-              <w:t>TAB2 选修已指定学期</w:t>
-            </w:r>
-          </w:p>
-        </w:tc>
-        <w:tc>
-          <w:tcPr>
-            <w:tcW w:type="dxa" w:w="1077"/>
-          </w:tcPr>
-          <w:p>
-            <w:r>
-              <w:rPr>
-                <w:rFonts w:ascii="宋体" w:hAnsi="宋体" w:eastAsia="宋体"/>
-                <w:sz w:val="18"/>
-              </w:rPr>
-              <w:t>是</w:t>
-            </w:r>
-          </w:p>
-        </w:tc>
-        <w:tc>
-          <w:tcPr>
-            <w:tcW w:type="dxa" w:w="1417"/>
-          </w:tcPr>
-          <w:p>
-            <w:r>
-              <w:rPr>
-                <w:rFonts w:ascii="宋体" w:hAnsi="宋体" w:eastAsia="宋体"/>
-                <w:sz w:val="18"/>
-              </w:rPr>
-              <w:t>Y2S2</w:t>
-            </w:r>
-          </w:p>
-        </w:tc>
-      </w:tr>
-      <w:tr>
-        <w:tc>
-          <w:tcPr>
-            <w:tcW w:type="dxa" w:w="680"/>
-          </w:tcPr>
-          <w:p>
-            <w:r>
-              <w:rPr>
-                <w:rFonts w:ascii="宋体" w:hAnsi="宋体" w:eastAsia="宋体"/>
-                <w:sz w:val="18"/>
-              </w:rPr>
-              <w:t>2</w:t>
-            </w:r>
-          </w:p>
-        </w:tc>
-        <w:tc>
-          <w:tcPr>
-            <w:tcW w:type="dxa" w:w="1757"/>
-          </w:tcPr>
-          <w:p>
-            <w:r>
-              <w:rPr>
-                <w:rFonts w:ascii="宋体" w:hAnsi="宋体" w:eastAsia="宋体"/>
-                <w:sz w:val="18"/>
-              </w:rPr>
-              <w:t>一级分类</w:t>
-            </w:r>
-          </w:p>
-        </w:tc>
-        <w:tc>
-          <w:tcPr>
-            <w:tcW w:type="dxa" w:w="1928"/>
-          </w:tcPr>
-          <w:p>
-            <w:r>
-              <w:rPr>
-                <w:rFonts w:ascii="宋体" w:hAnsi="宋体" w:eastAsia="宋体"/>
-                <w:sz w:val="18"/>
-              </w:rPr>
-              <w:t>Classification H1</w:t>
-            </w:r>
-          </w:p>
-        </w:tc>
-        <w:tc>
-          <w:tcPr>
-            <w:tcW w:type="dxa" w:w="1077"/>
-          </w:tcPr>
-          <w:p>
-            <w:r>
-              <w:rPr>
-                <w:rFonts w:ascii="宋体" w:hAnsi="宋体" w:eastAsia="宋体"/>
-                <w:sz w:val="18"/>
-              </w:rPr>
-              <w:t>下拉框</w:t>
-            </w:r>
-          </w:p>
-        </w:tc>
-        <w:tc>
-          <w:tcPr>
-            <w:tcW w:type="dxa" w:w="624"/>
-          </w:tcPr>
-          <w:p>
-            <w:r>
-              <w:rPr>
-                <w:rFonts w:ascii="宋体" w:hAnsi="宋体" w:eastAsia="宋体"/>
-                <w:sz w:val="18"/>
-              </w:rPr>
-              <w:t>是</w:t>
-            </w:r>
-          </w:p>
-        </w:tc>
-        <w:tc>
-          <w:tcPr>
-            <w:tcW w:type="dxa" w:w="2211"/>
-          </w:tcPr>
-          <w:p>
-            <w:r>
-              <w:rPr>
-                <w:rFonts w:ascii="宋体" w:hAnsi="宋体" w:eastAsia="宋体"/>
-                <w:sz w:val="18"/>
-              </w:rPr>
-              <w:t>—</w:t>
-            </w:r>
-          </w:p>
-        </w:tc>
-        <w:tc>
-          <w:tcPr>
-            <w:tcW w:type="dxa" w:w="2494"/>
-          </w:tcPr>
-          <w:p>
-            <w:r>
-              <w:rPr>
-                <w:rFonts w:ascii="宋体" w:hAnsi="宋体" w:eastAsia="宋体"/>
-                <w:sz w:val="18"/>
-              </w:rPr>
-              <w:t>级联；须选修类</w:t>
-            </w:r>
-          </w:p>
-        </w:tc>
-        <w:tc>
-          <w:tcPr>
-            <w:tcW w:type="dxa" w:w="1077"/>
-          </w:tcPr>
-          <w:p>
-            <w:r>
-              <w:rPr>
-                <w:rFonts w:ascii="宋体" w:hAnsi="宋体" w:eastAsia="宋体"/>
-                <w:sz w:val="18"/>
-              </w:rPr>
-              <w:t>是</w:t>
-            </w:r>
-          </w:p>
-        </w:tc>
-        <w:tc>
-          <w:tcPr>
-            <w:tcW w:type="dxa" w:w="1417"/>
-          </w:tcPr>
-          <w:p>
-            <w:r>
-              <w:rPr>
-                <w:rFonts w:ascii="宋体" w:hAnsi="宋体" w:eastAsia="宋体"/>
-                <w:sz w:val="18"/>
-              </w:rPr>
-            </w:r>
-          </w:p>
-        </w:tc>
-      </w:tr>
-      <w:tr>
-        <w:tc>
-          <w:tcPr>
-            <w:tcW w:type="dxa" w:w="680"/>
-          </w:tcPr>
-          <w:p>
-            <w:r>
-              <w:rPr>
-                <w:rFonts w:ascii="宋体" w:hAnsi="宋体" w:eastAsia="宋体"/>
-                <w:sz w:val="18"/>
-              </w:rPr>
-              <w:t>3</w:t>
-            </w:r>
-          </w:p>
-        </w:tc>
-        <w:tc>
-          <w:tcPr>
-            <w:tcW w:type="dxa" w:w="1757"/>
-          </w:tcPr>
-          <w:p>
-            <w:r>
-              <w:rPr>
-                <w:rFonts w:ascii="宋体" w:hAnsi="宋体" w:eastAsia="宋体"/>
-                <w:sz w:val="18"/>
-              </w:rPr>
-              <w:t>二级分类</w:t>
-            </w:r>
-          </w:p>
-        </w:tc>
-        <w:tc>
-          <w:tcPr>
-            <w:tcW w:type="dxa" w:w="1928"/>
-          </w:tcPr>
-          <w:p>
-            <w:r>
-              <w:rPr>
-                <w:rFonts w:ascii="宋体" w:hAnsi="宋体" w:eastAsia="宋体"/>
-                <w:sz w:val="18"/>
-              </w:rPr>
-              <w:t>Classification H2</w:t>
-            </w:r>
-          </w:p>
-        </w:tc>
-        <w:tc>
-          <w:tcPr>
-            <w:tcW w:type="dxa" w:w="1077"/>
-          </w:tcPr>
-          <w:p>
-            <w:r>
-              <w:rPr>
-                <w:rFonts w:ascii="宋体" w:hAnsi="宋体" w:eastAsia="宋体"/>
-                <w:sz w:val="18"/>
-              </w:rPr>
-              <w:t>下拉框</w:t>
-            </w:r>
-          </w:p>
-        </w:tc>
-        <w:tc>
-          <w:tcPr>
-            <w:tcW w:type="dxa" w:w="624"/>
-          </w:tcPr>
-          <w:p>
-            <w:r>
-              <w:rPr>
-                <w:rFonts w:ascii="宋体" w:hAnsi="宋体" w:eastAsia="宋体"/>
-                <w:sz w:val="18"/>
-              </w:rPr>
-              <w:t>是</w:t>
-            </w:r>
-          </w:p>
-        </w:tc>
-        <w:tc>
-          <w:tcPr>
-            <w:tcW w:type="dxa" w:w="2211"/>
-          </w:tcPr>
-          <w:p>
-            <w:r>
-              <w:rPr>
-                <w:rFonts w:ascii="宋体" w:hAnsi="宋体" w:eastAsia="宋体"/>
-                <w:sz w:val="18"/>
-              </w:rPr>
-              <w:t>—</w:t>
-            </w:r>
-          </w:p>
-        </w:tc>
-        <w:tc>
-          <w:tcPr>
-            <w:tcW w:type="dxa" w:w="2494"/>
-          </w:tcPr>
-          <w:p>
-            <w:r>
-              <w:rPr>
-                <w:rFonts w:ascii="宋体" w:hAnsi="宋体" w:eastAsia="宋体"/>
-                <w:sz w:val="18"/>
-              </w:rPr>
-              <w:t>级联</w:t>
-            </w:r>
-          </w:p>
-        </w:tc>
-        <w:tc>
-          <w:tcPr>
-            <w:tcW w:type="dxa" w:w="1077"/>
-          </w:tcPr>
-          <w:p>
-            <w:r>
-              <w:rPr>
-                <w:rFonts w:ascii="宋体" w:hAnsi="宋体" w:eastAsia="宋体"/>
-                <w:sz w:val="18"/>
-              </w:rPr>
-              <w:t>是</w:t>
-            </w:r>
-          </w:p>
-        </w:tc>
-        <w:tc>
-          <w:tcPr>
-            <w:tcW w:type="dxa" w:w="1417"/>
-          </w:tcPr>
-          <w:p>
-            <w:r>
-              <w:rPr>
-                <w:rFonts w:ascii="宋体" w:hAnsi="宋体" w:eastAsia="宋体"/>
-                <w:sz w:val="18"/>
-              </w:rPr>
-            </w:r>
-          </w:p>
-        </w:tc>
-      </w:tr>
-      <w:tr>
-        <w:tc>
-          <w:tcPr>
-            <w:tcW w:type="dxa" w:w="680"/>
-          </w:tcPr>
-          <w:p>
-            <w:r>
-              <w:rPr>
-                <w:rFonts w:ascii="宋体" w:hAnsi="宋体" w:eastAsia="宋体"/>
-                <w:sz w:val="18"/>
-              </w:rPr>
-              <w:t>4</w:t>
-            </w:r>
-          </w:p>
-        </w:tc>
-        <w:tc>
-          <w:tcPr>
-            <w:tcW w:type="dxa" w:w="1757"/>
-          </w:tcPr>
-          <w:p>
-            <w:r>
-              <w:rPr>
-                <w:rFonts w:ascii="宋体" w:hAnsi="宋体" w:eastAsia="宋体"/>
-                <w:sz w:val="18"/>
-              </w:rPr>
-              <w:t>须选课程数</w:t>
-            </w:r>
-          </w:p>
-        </w:tc>
-        <w:tc>
-          <w:tcPr>
-            <w:tcW w:type="dxa" w:w="1928"/>
-          </w:tcPr>
-          <w:p>
-            <w:r>
-              <w:rPr>
-                <w:rFonts w:ascii="宋体" w:hAnsi="宋体" w:eastAsia="宋体"/>
-                <w:sz w:val="18"/>
-              </w:rPr>
-              <w:t>Pick Count</w:t>
-            </w:r>
-          </w:p>
-        </w:tc>
-        <w:tc>
-          <w:tcPr>
-            <w:tcW w:type="dxa" w:w="1077"/>
-          </w:tcPr>
-          <w:p>
-            <w:r>
-              <w:rPr>
-                <w:rFonts w:ascii="宋体" w:hAnsi="宋体" w:eastAsia="宋体"/>
-                <w:sz w:val="18"/>
-              </w:rPr>
-              <w:t>数值框</w:t>
-            </w:r>
-          </w:p>
-        </w:tc>
-        <w:tc>
-          <w:tcPr>
-            <w:tcW w:type="dxa" w:w="624"/>
-          </w:tcPr>
-          <w:p>
-            <w:r>
-              <w:rPr>
-                <w:rFonts w:ascii="宋体" w:hAnsi="宋体" w:eastAsia="宋体"/>
-                <w:sz w:val="18"/>
-              </w:rPr>
-              <w:t>是</w:t>
-            </w:r>
-          </w:p>
-        </w:tc>
-        <w:tc>
-          <w:tcPr>
-            <w:tcW w:type="dxa" w:w="2211"/>
-          </w:tcPr>
-          <w:p>
-            <w:r>
-              <w:rPr>
-                <w:rFonts w:ascii="宋体" w:hAnsi="宋体" w:eastAsia="宋体"/>
-                <w:sz w:val="18"/>
-              </w:rPr>
-              <w:t>≥1</w:t>
-            </w:r>
-          </w:p>
-        </w:tc>
-        <w:tc>
-          <w:tcPr>
-            <w:tcW w:type="dxa" w:w="2494"/>
-          </w:tcPr>
-          <w:p>
-            <w:r>
-              <w:rPr>
-                <w:rFonts w:ascii="宋体" w:hAnsi="宋体" w:eastAsia="宋体"/>
-                <w:sz w:val="18"/>
-              </w:rPr>
-              <w:t>—</w:t>
-            </w:r>
-          </w:p>
-        </w:tc>
-        <w:tc>
-          <w:tcPr>
-            <w:tcW w:type="dxa" w:w="1077"/>
-          </w:tcPr>
-          <w:p>
-            <w:r>
-              <w:rPr>
-                <w:rFonts w:ascii="宋体" w:hAnsi="宋体" w:eastAsia="宋体"/>
-                <w:sz w:val="18"/>
-              </w:rPr>
-              <w:t>否</w:t>
-            </w:r>
-          </w:p>
-        </w:tc>
-        <w:tc>
-          <w:tcPr>
-            <w:tcW w:type="dxa" w:w="1417"/>
-          </w:tcPr>
-          <w:p>
-            <w:r>
-              <w:rPr>
-                <w:rFonts w:ascii="宋体" w:hAnsi="宋体" w:eastAsia="宋体"/>
-                <w:sz w:val="18"/>
-              </w:rPr>
-              <w:t>2</w:t>
-            </w:r>
-          </w:p>
-        </w:tc>
-      </w:tr>
-      <w:tr>
-        <w:tc>
-          <w:tcPr>
-            <w:tcW w:type="dxa" w:w="680"/>
-          </w:tcPr>
-          <w:p>
-            <w:r>
-              <w:rPr>
-                <w:rFonts w:ascii="宋体" w:hAnsi="宋体" w:eastAsia="宋体"/>
-                <w:sz w:val="18"/>
-              </w:rPr>
-              <w:t>5</w:t>
-            </w:r>
-          </w:p>
-        </w:tc>
-        <w:tc>
-          <w:tcPr>
-            <w:tcW w:type="dxa" w:w="1757"/>
-          </w:tcPr>
-          <w:p>
-            <w:r>
-              <w:rPr>
-                <w:rFonts w:ascii="宋体" w:hAnsi="宋体" w:eastAsia="宋体"/>
-                <w:sz w:val="18"/>
-              </w:rPr>
-              <w:t>合计学分要求</w:t>
-            </w:r>
-          </w:p>
-        </w:tc>
-        <w:tc>
-          <w:tcPr>
-            <w:tcW w:type="dxa" w:w="1928"/>
-          </w:tcPr>
-          <w:p>
-            <w:r>
-              <w:rPr>
-                <w:rFonts w:ascii="宋体" w:hAnsi="宋体" w:eastAsia="宋体"/>
-                <w:sz w:val="18"/>
-              </w:rPr>
-              <w:t>Total Credits Required</w:t>
-            </w:r>
-          </w:p>
-        </w:tc>
-        <w:tc>
-          <w:tcPr>
-            <w:tcW w:type="dxa" w:w="1077"/>
-          </w:tcPr>
-          <w:p>
-            <w:r>
-              <w:rPr>
-                <w:rFonts w:ascii="宋体" w:hAnsi="宋体" w:eastAsia="宋体"/>
-                <w:sz w:val="18"/>
-              </w:rPr>
-              <w:t>数值框</w:t>
-            </w:r>
-          </w:p>
-        </w:tc>
-        <w:tc>
-          <w:tcPr>
-            <w:tcW w:type="dxa" w:w="624"/>
-          </w:tcPr>
-          <w:p>
-            <w:r>
-              <w:rPr>
-                <w:rFonts w:ascii="宋体" w:hAnsi="宋体" w:eastAsia="宋体"/>
-                <w:sz w:val="18"/>
-              </w:rPr>
-              <w:t>否</w:t>
-            </w:r>
-          </w:p>
-        </w:tc>
-        <w:tc>
-          <w:tcPr>
-            <w:tcW w:type="dxa" w:w="2211"/>
-          </w:tcPr>
-          <w:p>
-            <w:r>
-              <w:rPr>
-                <w:rFonts w:ascii="宋体" w:hAnsi="宋体" w:eastAsia="宋体"/>
-                <w:sz w:val="18"/>
-              </w:rPr>
-              <w:t>非负整数</w:t>
-            </w:r>
-          </w:p>
-        </w:tc>
-        <w:tc>
-          <w:tcPr>
-            <w:tcW w:type="dxa" w:w="2494"/>
-          </w:tcPr>
-          <w:p>
-            <w:r>
-              <w:rPr>
-                <w:rFonts w:ascii="宋体" w:hAnsi="宋体" w:eastAsia="宋体"/>
-                <w:sz w:val="18"/>
-              </w:rPr>
-              <w:t>可选</w:t>
-            </w:r>
-          </w:p>
-        </w:tc>
-        <w:tc>
-          <w:tcPr>
-            <w:tcW w:type="dxa" w:w="1077"/>
-          </w:tcPr>
-          <w:p>
-            <w:r>
-              <w:rPr>
-                <w:rFonts w:ascii="宋体" w:hAnsi="宋体" w:eastAsia="宋体"/>
-                <w:sz w:val="18"/>
-              </w:rPr>
-              <w:t>否</w:t>
-            </w:r>
-          </w:p>
-        </w:tc>
-        <w:tc>
-          <w:tcPr>
-            <w:tcW w:type="dxa" w:w="1417"/>
-          </w:tcPr>
-          <w:p>
-            <w:r>
-              <w:rPr>
-                <w:rFonts w:ascii="宋体" w:hAnsi="宋体" w:eastAsia="宋体"/>
-                <w:sz w:val="18"/>
-              </w:rPr>
-              <w:t>6</w:t>
-            </w:r>
-          </w:p>
-        </w:tc>
-      </w:tr>
-      <w:tr>
-        <w:tc>
-          <w:tcPr>
-            <w:tcW w:type="dxa" w:w="680"/>
-          </w:tcPr>
-          <w:p>
-            <w:r>
-              <w:rPr>
-                <w:rFonts w:ascii="宋体" w:hAnsi="宋体" w:eastAsia="宋体"/>
-                <w:sz w:val="18"/>
-              </w:rPr>
-              <w:t>6</w:t>
-            </w:r>
-          </w:p>
-        </w:tc>
-        <w:tc>
-          <w:tcPr>
-            <w:tcW w:type="dxa" w:w="1757"/>
-          </w:tcPr>
-          <w:p>
-            <w:r>
-              <w:rPr>
-                <w:rFonts w:ascii="宋体" w:hAnsi="宋体" w:eastAsia="宋体"/>
-                <w:sz w:val="18"/>
-              </w:rPr>
-              <w:t>备注</w:t>
-            </w:r>
-          </w:p>
-        </w:tc>
-        <w:tc>
-          <w:tcPr>
-            <w:tcW w:type="dxa" w:w="1928"/>
-          </w:tcPr>
-          <w:p>
-            <w:r>
-              <w:rPr>
-                <w:rFonts w:ascii="宋体" w:hAnsi="宋体" w:eastAsia="宋体"/>
-                <w:sz w:val="18"/>
-              </w:rPr>
-              <w:t>Note</w:t>
-            </w:r>
-          </w:p>
-        </w:tc>
-        <w:tc>
-          <w:tcPr>
-            <w:tcW w:type="dxa" w:w="1077"/>
-          </w:tcPr>
-          <w:p>
-            <w:r>
-              <w:rPr>
-                <w:rFonts w:ascii="宋体" w:hAnsi="宋体" w:eastAsia="宋体"/>
-                <w:sz w:val="18"/>
-              </w:rPr>
-              <w:t>输入框</w:t>
-            </w:r>
-          </w:p>
-        </w:tc>
-        <w:tc>
-          <w:tcPr>
-            <w:tcW w:type="dxa" w:w="624"/>
-          </w:tcPr>
-          <w:p>
-            <w:r>
-              <w:rPr>
-                <w:rFonts w:ascii="宋体" w:hAnsi="宋体" w:eastAsia="宋体"/>
-                <w:sz w:val="18"/>
-              </w:rPr>
-              <w:t>否</w:t>
-            </w:r>
-          </w:p>
-        </w:tc>
-        <w:tc>
-          <w:tcPr>
-            <w:tcW w:type="dxa" w:w="2211"/>
-          </w:tcPr>
-          <w:p>
-            <w:r>
-              <w:rPr>
-                <w:rFonts w:ascii="宋体" w:hAnsi="宋体" w:eastAsia="宋体"/>
-                <w:sz w:val="18"/>
-              </w:rPr>
-              <w:t>—</w:t>
-            </w:r>
-          </w:p>
-        </w:tc>
-        <w:tc>
-          <w:tcPr>
-            <w:tcW w:type="dxa" w:w="2494"/>
-          </w:tcPr>
-          <w:p>
-            <w:r>
-              <w:rPr>
-                <w:rFonts w:ascii="宋体" w:hAnsi="宋体" w:eastAsia="宋体"/>
-                <w:sz w:val="18"/>
-              </w:rPr>
-              <w:t>TAB4 展示</w:t>
-            </w:r>
-          </w:p>
-        </w:tc>
-        <w:tc>
-          <w:tcPr>
-            <w:tcW w:type="dxa" w:w="1077"/>
-          </w:tcPr>
-          <w:p>
-            <w:r>
-              <w:rPr>
-                <w:rFonts w:ascii="宋体" w:hAnsi="宋体" w:eastAsia="宋体"/>
-                <w:sz w:val="18"/>
-              </w:rPr>
-              <w:t>否</w:t>
-            </w:r>
-          </w:p>
-        </w:tc>
-        <w:tc>
-          <w:tcPr>
-            <w:tcW w:type="dxa" w:w="1417"/>
-          </w:tcPr>
-          <w:p>
-            <w:r>
-              <w:rPr>
-                <w:rFonts w:ascii="宋体" w:hAnsi="宋体" w:eastAsia="宋体"/>
-                <w:sz w:val="18"/>
-              </w:rPr>
-            </w:r>
-          </w:p>
-        </w:tc>
-      </w:tr>
-      <w:tr>
-        <w:tc>
-          <w:tcPr>
-            <w:tcW w:type="dxa" w:w="680"/>
-          </w:tcPr>
-          <w:p>
-            <w:r>
-              <w:rPr>
-                <w:rFonts w:ascii="宋体" w:hAnsi="宋体" w:eastAsia="宋体"/>
-                <w:sz w:val="18"/>
-              </w:rPr>
-              <w:t>7</w:t>
-            </w:r>
-          </w:p>
-        </w:tc>
-        <w:tc>
-          <w:tcPr>
-            <w:tcW w:type="dxa" w:w="1757"/>
-          </w:tcPr>
-          <w:p>
-            <w:r>
-              <w:rPr>
-                <w:rFonts w:ascii="宋体" w:hAnsi="宋体" w:eastAsia="宋体"/>
-                <w:sz w:val="18"/>
-              </w:rPr>
-              <w:t>组内课程</w:t>
-            </w:r>
-          </w:p>
-        </w:tc>
-        <w:tc>
-          <w:tcPr>
-            <w:tcW w:type="dxa" w:w="1928"/>
-          </w:tcPr>
-          <w:p>
-            <w:r>
-              <w:rPr>
-                <w:rFonts w:ascii="宋体" w:hAnsi="宋体" w:eastAsia="宋体"/>
-                <w:sz w:val="18"/>
-              </w:rPr>
-              <w:t>Group Members</w:t>
-            </w:r>
-          </w:p>
-        </w:tc>
-        <w:tc>
-          <w:tcPr>
-            <w:tcW w:type="dxa" w:w="1077"/>
-          </w:tcPr>
-          <w:p>
-            <w:r>
-              <w:rPr>
-                <w:rFonts w:ascii="宋体" w:hAnsi="宋体" w:eastAsia="宋体"/>
-                <w:sz w:val="18"/>
-              </w:rPr>
-              <w:t>多选表</w:t>
-            </w:r>
-          </w:p>
-        </w:tc>
-        <w:tc>
-          <w:tcPr>
-            <w:tcW w:type="dxa" w:w="624"/>
-          </w:tcPr>
-          <w:p>
-            <w:r>
-              <w:rPr>
-                <w:rFonts w:ascii="宋体" w:hAnsi="宋体" w:eastAsia="宋体"/>
-                <w:sz w:val="18"/>
-              </w:rPr>
-              <w:t>是</w:t>
-            </w:r>
-          </w:p>
-        </w:tc>
-        <w:tc>
-          <w:tcPr>
-            <w:tcW w:type="dxa" w:w="2211"/>
-          </w:tcPr>
-          <w:p>
-            <w:r>
-              <w:rPr>
-                <w:rFonts w:ascii="宋体" w:hAnsi="宋体" w:eastAsia="宋体"/>
-                <w:sz w:val="18"/>
-              </w:rPr>
-              <w:t>至少一门</w:t>
-            </w:r>
-          </w:p>
-        </w:tc>
-        <w:tc>
-          <w:tcPr>
-            <w:tcW w:type="dxa" w:w="2494"/>
-          </w:tcPr>
-          <w:p>
-            <w:r>
-              <w:rPr>
-                <w:rFonts w:ascii="宋体" w:hAnsi="宋体" w:eastAsia="宋体"/>
-                <w:sz w:val="18"/>
-              </w:rPr>
-              <w:t>勾选纳入；可标记必选，但不能全部设为必选</w:t>
+            <w:r>
+              <w:rPr>
+                <w:rFonts w:ascii="宋体" w:hAnsi="宋体" w:eastAsia="宋体"/>
+                <w:sz w:val="18"/>
+              </w:rPr>
+              <w:t>版本/变更：查看+编辑+删除；执行计划/只读：仅查看</w:t>
             </w:r>
           </w:p>
         </w:tc>
@@ -17490,6 +16552,2273 @@
                 <w:sz w:val="18"/>
               </w:rPr>
               <w:t>执行计划可编辑</w:t>
+            </w:r>
+          </w:p>
+        </w:tc>
+        <w:tc>
+          <w:tcPr>
+            <w:tcW w:type="dxa" w:w="1077"/>
+          </w:tcPr>
+          <w:p>
+            <w:r>
+              <w:rPr>
+                <w:rFonts w:ascii="宋体" w:hAnsi="宋体" w:eastAsia="宋体"/>
+                <w:sz w:val="18"/>
+              </w:rPr>
+              <w:t>否</w:t>
+            </w:r>
+          </w:p>
+        </w:tc>
+        <w:tc>
+          <w:tcPr>
+            <w:tcW w:type="dxa" w:w="1417"/>
+          </w:tcPr>
+          <w:p>
+            <w:r>
+              <w:rPr>
+                <w:rFonts w:ascii="宋体" w:hAnsi="宋体" w:eastAsia="宋体"/>
+                <w:sz w:val="18"/>
+              </w:rPr>
+            </w:r>
+          </w:p>
+        </w:tc>
+      </w:tr>
+    </w:tbl>
+    <w:p/>
+    <w:p>
+      <w:r>
+        <w:rPr>
+          <w:rFonts w:ascii="宋体" w:hAnsi="宋体" w:eastAsia="宋体"/>
+          <w:b/>
+          <w:sz w:val="22"/>
+        </w:rPr>
+        <w:t>版本编辑——TAB3 课程组弹窗（V2.2）</w:t>
+      </w:r>
+    </w:p>
+    <w:tbl>
+      <w:tblPr>
+        <w:tblW w:type="auto" w:w="0"/>
+        <w:tblLook w:firstColumn="1" w:firstRow="1" w:lastColumn="0" w:lastRow="0" w:noHBand="0" w:noVBand="1" w:val="04A0"/>
+        <w:tblBorders>
+          <w:top w:val="single" w:sz="4" w:space="0" w:color="000000"/>
+          <w:left w:val="single" w:sz="4" w:space="0" w:color="000000"/>
+          <w:bottom w:val="single" w:sz="4" w:space="0" w:color="000000"/>
+          <w:right w:val="single" w:sz="4" w:space="0" w:color="000000"/>
+          <w:insideH w:val="single" w:sz="4" w:space="0" w:color="000000"/>
+          <w:insideV w:val="single" w:sz="4" w:space="0" w:color="000000"/>
+        </w:tblBorders>
+      </w:tblPr>
+      <w:tblGrid>
+        <w:gridCol w:w="1619"/>
+        <w:gridCol w:w="1619"/>
+        <w:gridCol w:w="1619"/>
+        <w:gridCol w:w="1619"/>
+        <w:gridCol w:w="1619"/>
+        <w:gridCol w:w="1619"/>
+        <w:gridCol w:w="1619"/>
+        <w:gridCol w:w="1619"/>
+        <w:gridCol w:w="1619"/>
+      </w:tblGrid>
+      <w:tr>
+        <w:tc>
+          <w:tcPr>
+            <w:tcW w:type="dxa" w:w="680"/>
+          </w:tcPr>
+          <w:p>
+            <w:pPr>
+              <w:jc w:val="center"/>
+            </w:pPr>
+            <w:r>
+              <w:rPr>
+                <w:rFonts w:ascii="宋体" w:hAnsi="宋体" w:eastAsia="宋体"/>
+                <w:b/>
+                <w:sz w:val="18"/>
+              </w:rPr>
+              <w:t>序号</w:t>
+            </w:r>
+          </w:p>
+        </w:tc>
+        <w:tc>
+          <w:tcPr>
+            <w:tcW w:type="dxa" w:w="1757"/>
+          </w:tcPr>
+          <w:p>
+            <w:pPr>
+              <w:jc w:val="center"/>
+            </w:pPr>
+            <w:r>
+              <w:rPr>
+                <w:rFonts w:ascii="宋体" w:hAnsi="宋体" w:eastAsia="宋体"/>
+                <w:b/>
+                <w:sz w:val="18"/>
+              </w:rPr>
+              <w:t>字段中文名称</w:t>
+            </w:r>
+          </w:p>
+        </w:tc>
+        <w:tc>
+          <w:tcPr>
+            <w:tcW w:type="dxa" w:w="1928"/>
+          </w:tcPr>
+          <w:p>
+            <w:pPr>
+              <w:jc w:val="center"/>
+            </w:pPr>
+            <w:r>
+              <w:rPr>
+                <w:rFonts w:ascii="宋体" w:hAnsi="宋体" w:eastAsia="宋体"/>
+                <w:b/>
+                <w:sz w:val="18"/>
+              </w:rPr>
+              <w:t>英文名称</w:t>
+            </w:r>
+          </w:p>
+        </w:tc>
+        <w:tc>
+          <w:tcPr>
+            <w:tcW w:type="dxa" w:w="1077"/>
+          </w:tcPr>
+          <w:p>
+            <w:pPr>
+              <w:jc w:val="center"/>
+            </w:pPr>
+            <w:r>
+              <w:rPr>
+                <w:rFonts w:ascii="宋体" w:hAnsi="宋体" w:eastAsia="宋体"/>
+                <w:b/>
+                <w:sz w:val="18"/>
+              </w:rPr>
+              <w:t>字段类型</w:t>
+            </w:r>
+          </w:p>
+        </w:tc>
+        <w:tc>
+          <w:tcPr>
+            <w:tcW w:type="dxa" w:w="624"/>
+          </w:tcPr>
+          <w:p>
+            <w:pPr>
+              <w:jc w:val="center"/>
+            </w:pPr>
+            <w:r>
+              <w:rPr>
+                <w:rFonts w:ascii="宋体" w:hAnsi="宋体" w:eastAsia="宋体"/>
+                <w:b/>
+                <w:sz w:val="18"/>
+              </w:rPr>
+              <w:t>必填</w:t>
+            </w:r>
+          </w:p>
+        </w:tc>
+        <w:tc>
+          <w:tcPr>
+            <w:tcW w:type="dxa" w:w="2211"/>
+          </w:tcPr>
+          <w:p>
+            <w:pPr>
+              <w:jc w:val="center"/>
+            </w:pPr>
+            <w:r>
+              <w:rPr>
+                <w:rFonts w:ascii="宋体" w:hAnsi="宋体" w:eastAsia="宋体"/>
+                <w:b/>
+                <w:sz w:val="18"/>
+              </w:rPr>
+              <w:t>校验规则</w:t>
+              <w:br/>
+              <w:t>（没有明确规则时先限制字符即可，放宽）</w:t>
+            </w:r>
+          </w:p>
+        </w:tc>
+        <w:tc>
+          <w:tcPr>
+            <w:tcW w:type="dxa" w:w="2494"/>
+          </w:tcPr>
+          <w:p>
+            <w:pPr>
+              <w:jc w:val="center"/>
+            </w:pPr>
+            <w:r>
+              <w:rPr>
+                <w:rFonts w:ascii="宋体" w:hAnsi="宋体" w:eastAsia="宋体"/>
+                <w:b/>
+                <w:sz w:val="18"/>
+              </w:rPr>
+              <w:t>备注（如下拉框取值来源、说明等）</w:t>
+            </w:r>
+          </w:p>
+        </w:tc>
+        <w:tc>
+          <w:tcPr>
+            <w:tcW w:type="dxa" w:w="1077"/>
+          </w:tcPr>
+          <w:p>
+            <w:pPr>
+              <w:jc w:val="center"/>
+            </w:pPr>
+            <w:r>
+              <w:rPr>
+                <w:rFonts w:ascii="宋体" w:hAnsi="宋体" w:eastAsia="宋体"/>
+                <w:b/>
+                <w:sz w:val="18"/>
+              </w:rPr>
+              <w:t>是否代码集取值</w:t>
+            </w:r>
+          </w:p>
+        </w:tc>
+        <w:tc>
+          <w:tcPr>
+            <w:tcW w:type="dxa" w:w="1417"/>
+          </w:tcPr>
+          <w:p>
+            <w:pPr>
+              <w:jc w:val="center"/>
+            </w:pPr>
+            <w:r>
+              <w:rPr>
+                <w:rFonts w:ascii="宋体" w:hAnsi="宋体" w:eastAsia="宋体"/>
+                <w:b/>
+                <w:sz w:val="18"/>
+              </w:rPr>
+              <w:t>数据格式样例</w:t>
+              <w:br/>
+              <w:t>（无特定格式留空）</w:t>
+            </w:r>
+          </w:p>
+        </w:tc>
+      </w:tr>
+      <w:tr>
+        <w:tc>
+          <w:tcPr>
+            <w:tcW w:type="dxa" w:w="680"/>
+          </w:tcPr>
+          <w:p>
+            <w:r>
+              <w:rPr>
+                <w:rFonts w:ascii="宋体" w:hAnsi="宋体" w:eastAsia="宋体"/>
+                <w:sz w:val="18"/>
+              </w:rPr>
+              <w:t>1</w:t>
+            </w:r>
+          </w:p>
+        </w:tc>
+        <w:tc>
+          <w:tcPr>
+            <w:tcW w:type="dxa" w:w="1757"/>
+          </w:tcPr>
+          <w:p>
+            <w:r>
+              <w:rPr>
+                <w:rFonts w:ascii="宋体" w:hAnsi="宋体" w:eastAsia="宋体"/>
+                <w:sz w:val="18"/>
+              </w:rPr>
+              <w:t>开课学期</w:t>
+            </w:r>
+          </w:p>
+        </w:tc>
+        <w:tc>
+          <w:tcPr>
+            <w:tcW w:type="dxa" w:w="1928"/>
+          </w:tcPr>
+          <w:p>
+            <w:r>
+              <w:rPr>
+                <w:rFonts w:ascii="宋体" w:hAnsi="宋体" w:eastAsia="宋体"/>
+                <w:sz w:val="18"/>
+              </w:rPr>
+              <w:t>Offering Semester</w:t>
+            </w:r>
+          </w:p>
+        </w:tc>
+        <w:tc>
+          <w:tcPr>
+            <w:tcW w:type="dxa" w:w="1077"/>
+          </w:tcPr>
+          <w:p>
+            <w:r>
+              <w:rPr>
+                <w:rFonts w:ascii="宋体" w:hAnsi="宋体" w:eastAsia="宋体"/>
+                <w:sz w:val="18"/>
+              </w:rPr>
+              <w:t>下拉框</w:t>
+            </w:r>
+          </w:p>
+        </w:tc>
+        <w:tc>
+          <w:tcPr>
+            <w:tcW w:type="dxa" w:w="624"/>
+          </w:tcPr>
+          <w:p>
+            <w:r>
+              <w:rPr>
+                <w:rFonts w:ascii="宋体" w:hAnsi="宋体" w:eastAsia="宋体"/>
+                <w:sz w:val="18"/>
+              </w:rPr>
+              <w:t>是</w:t>
+            </w:r>
+          </w:p>
+        </w:tc>
+        <w:tc>
+          <w:tcPr>
+            <w:tcW w:type="dxa" w:w="2211"/>
+          </w:tcPr>
+          <w:p>
+            <w:r>
+              <w:rPr>
+                <w:rFonts w:ascii="宋体" w:hAnsi="宋体" w:eastAsia="宋体"/>
+                <w:sz w:val="18"/>
+              </w:rPr>
+              <w:t>—</w:t>
+            </w:r>
+          </w:p>
+        </w:tc>
+        <w:tc>
+          <w:tcPr>
+            <w:tcW w:type="dxa" w:w="2494"/>
+          </w:tcPr>
+          <w:p>
+            <w:r>
+              <w:rPr>
+                <w:rFonts w:ascii="宋体" w:hAnsi="宋体" w:eastAsia="宋体"/>
+                <w:sz w:val="18"/>
+              </w:rPr>
+              <w:t>选项来自 TAB2 选修已指定学期；选定后解锁一级分类</w:t>
+            </w:r>
+          </w:p>
+        </w:tc>
+        <w:tc>
+          <w:tcPr>
+            <w:tcW w:type="dxa" w:w="1077"/>
+          </w:tcPr>
+          <w:p>
+            <w:r>
+              <w:rPr>
+                <w:rFonts w:ascii="宋体" w:hAnsi="宋体" w:eastAsia="宋体"/>
+                <w:sz w:val="18"/>
+              </w:rPr>
+              <w:t>是</w:t>
+            </w:r>
+          </w:p>
+        </w:tc>
+        <w:tc>
+          <w:tcPr>
+            <w:tcW w:type="dxa" w:w="1417"/>
+          </w:tcPr>
+          <w:p>
+            <w:r>
+              <w:rPr>
+                <w:rFonts w:ascii="宋体" w:hAnsi="宋体" w:eastAsia="宋体"/>
+                <w:sz w:val="18"/>
+              </w:rPr>
+              <w:t>Y2S2</w:t>
+            </w:r>
+          </w:p>
+        </w:tc>
+      </w:tr>
+      <w:tr>
+        <w:tc>
+          <w:tcPr>
+            <w:tcW w:type="dxa" w:w="680"/>
+          </w:tcPr>
+          <w:p>
+            <w:r>
+              <w:rPr>
+                <w:rFonts w:ascii="宋体" w:hAnsi="宋体" w:eastAsia="宋体"/>
+                <w:sz w:val="18"/>
+              </w:rPr>
+              <w:t>2</w:t>
+            </w:r>
+          </w:p>
+        </w:tc>
+        <w:tc>
+          <w:tcPr>
+            <w:tcW w:type="dxa" w:w="1757"/>
+          </w:tcPr>
+          <w:p>
+            <w:r>
+              <w:rPr>
+                <w:rFonts w:ascii="宋体" w:hAnsi="宋体" w:eastAsia="宋体"/>
+                <w:sz w:val="18"/>
+              </w:rPr>
+              <w:t>一级分类</w:t>
+            </w:r>
+          </w:p>
+        </w:tc>
+        <w:tc>
+          <w:tcPr>
+            <w:tcW w:type="dxa" w:w="1928"/>
+          </w:tcPr>
+          <w:p>
+            <w:r>
+              <w:rPr>
+                <w:rFonts w:ascii="宋体" w:hAnsi="宋体" w:eastAsia="宋体"/>
+                <w:sz w:val="18"/>
+              </w:rPr>
+              <w:t>Classification H1</w:t>
+            </w:r>
+          </w:p>
+        </w:tc>
+        <w:tc>
+          <w:tcPr>
+            <w:tcW w:type="dxa" w:w="1077"/>
+          </w:tcPr>
+          <w:p>
+            <w:r>
+              <w:rPr>
+                <w:rFonts w:ascii="宋体" w:hAnsi="宋体" w:eastAsia="宋体"/>
+                <w:sz w:val="18"/>
+              </w:rPr>
+              <w:t>下拉框</w:t>
+            </w:r>
+          </w:p>
+        </w:tc>
+        <w:tc>
+          <w:tcPr>
+            <w:tcW w:type="dxa" w:w="624"/>
+          </w:tcPr>
+          <w:p>
+            <w:r>
+              <w:rPr>
+                <w:rFonts w:ascii="宋体" w:hAnsi="宋体" w:eastAsia="宋体"/>
+                <w:sz w:val="18"/>
+              </w:rPr>
+              <w:t>是</w:t>
+            </w:r>
+          </w:p>
+        </w:tc>
+        <w:tc>
+          <w:tcPr>
+            <w:tcW w:type="dxa" w:w="2211"/>
+          </w:tcPr>
+          <w:p>
+            <w:r>
+              <w:rPr>
+                <w:rFonts w:ascii="宋体" w:hAnsi="宋体" w:eastAsia="宋体"/>
+                <w:sz w:val="18"/>
+              </w:rPr>
+              <w:t>须选修类</w:t>
+            </w:r>
+          </w:p>
+        </w:tc>
+        <w:tc>
+          <w:tcPr>
+            <w:tcW w:type="dxa" w:w="2494"/>
+          </w:tcPr>
+          <w:p>
+            <w:r>
+              <w:rPr>
+                <w:rFonts w:ascii="宋体" w:hAnsi="宋体" w:eastAsia="宋体"/>
+                <w:sz w:val="18"/>
+              </w:rPr>
+              <w:t>随学期级联；选定后解锁二级分类</w:t>
+            </w:r>
+          </w:p>
+        </w:tc>
+        <w:tc>
+          <w:tcPr>
+            <w:tcW w:type="dxa" w:w="1077"/>
+          </w:tcPr>
+          <w:p>
+            <w:r>
+              <w:rPr>
+                <w:rFonts w:ascii="宋体" w:hAnsi="宋体" w:eastAsia="宋体"/>
+                <w:sz w:val="18"/>
+              </w:rPr>
+              <w:t>是</w:t>
+            </w:r>
+          </w:p>
+        </w:tc>
+        <w:tc>
+          <w:tcPr>
+            <w:tcW w:type="dxa" w:w="1417"/>
+          </w:tcPr>
+          <w:p>
+            <w:r>
+              <w:rPr>
+                <w:rFonts w:ascii="宋体" w:hAnsi="宋体" w:eastAsia="宋体"/>
+                <w:sz w:val="18"/>
+              </w:rPr>
+            </w:r>
+          </w:p>
+        </w:tc>
+      </w:tr>
+      <w:tr>
+        <w:tc>
+          <w:tcPr>
+            <w:tcW w:type="dxa" w:w="680"/>
+          </w:tcPr>
+          <w:p>
+            <w:r>
+              <w:rPr>
+                <w:rFonts w:ascii="宋体" w:hAnsi="宋体" w:eastAsia="宋体"/>
+                <w:sz w:val="18"/>
+              </w:rPr>
+              <w:t>3</w:t>
+            </w:r>
+          </w:p>
+        </w:tc>
+        <w:tc>
+          <w:tcPr>
+            <w:tcW w:type="dxa" w:w="1757"/>
+          </w:tcPr>
+          <w:p>
+            <w:r>
+              <w:rPr>
+                <w:rFonts w:ascii="宋体" w:hAnsi="宋体" w:eastAsia="宋体"/>
+                <w:sz w:val="18"/>
+              </w:rPr>
+              <w:t>二级分类</w:t>
+            </w:r>
+          </w:p>
+        </w:tc>
+        <w:tc>
+          <w:tcPr>
+            <w:tcW w:type="dxa" w:w="1928"/>
+          </w:tcPr>
+          <w:p>
+            <w:r>
+              <w:rPr>
+                <w:rFonts w:ascii="宋体" w:hAnsi="宋体" w:eastAsia="宋体"/>
+                <w:sz w:val="18"/>
+              </w:rPr>
+              <w:t>Classification H2</w:t>
+            </w:r>
+          </w:p>
+        </w:tc>
+        <w:tc>
+          <w:tcPr>
+            <w:tcW w:type="dxa" w:w="1077"/>
+          </w:tcPr>
+          <w:p>
+            <w:r>
+              <w:rPr>
+                <w:rFonts w:ascii="宋体" w:hAnsi="宋体" w:eastAsia="宋体"/>
+                <w:sz w:val="18"/>
+              </w:rPr>
+              <w:t>下拉框</w:t>
+            </w:r>
+          </w:p>
+        </w:tc>
+        <w:tc>
+          <w:tcPr>
+            <w:tcW w:type="dxa" w:w="624"/>
+          </w:tcPr>
+          <w:p>
+            <w:r>
+              <w:rPr>
+                <w:rFonts w:ascii="宋体" w:hAnsi="宋体" w:eastAsia="宋体"/>
+                <w:sz w:val="18"/>
+              </w:rPr>
+              <w:t>是</w:t>
+            </w:r>
+          </w:p>
+        </w:tc>
+        <w:tc>
+          <w:tcPr>
+            <w:tcW w:type="dxa" w:w="2211"/>
+          </w:tcPr>
+          <w:p>
+            <w:r>
+              <w:rPr>
+                <w:rFonts w:ascii="宋体" w:hAnsi="宋体" w:eastAsia="宋体"/>
+                <w:sz w:val="18"/>
+              </w:rPr>
+              <w:t>须选修类</w:t>
+            </w:r>
+          </w:p>
+        </w:tc>
+        <w:tc>
+          <w:tcPr>
+            <w:tcW w:type="dxa" w:w="2494"/>
+          </w:tcPr>
+          <w:p>
+            <w:r>
+              <w:rPr>
+                <w:rFonts w:ascii="宋体" w:hAnsi="宋体" w:eastAsia="宋体"/>
+                <w:sz w:val="18"/>
+              </w:rPr>
+              <w:t>随学期+一级级联；与组内候选课程 H2 一致</w:t>
+            </w:r>
+          </w:p>
+        </w:tc>
+        <w:tc>
+          <w:tcPr>
+            <w:tcW w:type="dxa" w:w="1077"/>
+          </w:tcPr>
+          <w:p>
+            <w:r>
+              <w:rPr>
+                <w:rFonts w:ascii="宋体" w:hAnsi="宋体" w:eastAsia="宋体"/>
+                <w:sz w:val="18"/>
+              </w:rPr>
+              <w:t>是</w:t>
+            </w:r>
+          </w:p>
+        </w:tc>
+        <w:tc>
+          <w:tcPr>
+            <w:tcW w:type="dxa" w:w="1417"/>
+          </w:tcPr>
+          <w:p>
+            <w:r>
+              <w:rPr>
+                <w:rFonts w:ascii="宋体" w:hAnsi="宋体" w:eastAsia="宋体"/>
+                <w:sz w:val="18"/>
+              </w:rPr>
+            </w:r>
+          </w:p>
+        </w:tc>
+      </w:tr>
+      <w:tr>
+        <w:tc>
+          <w:tcPr>
+            <w:tcW w:type="dxa" w:w="680"/>
+          </w:tcPr>
+          <w:p>
+            <w:r>
+              <w:rPr>
+                <w:rFonts w:ascii="宋体" w:hAnsi="宋体" w:eastAsia="宋体"/>
+                <w:sz w:val="18"/>
+              </w:rPr>
+              <w:t>4</w:t>
+            </w:r>
+          </w:p>
+        </w:tc>
+        <w:tc>
+          <w:tcPr>
+            <w:tcW w:type="dxa" w:w="1757"/>
+          </w:tcPr>
+          <w:p>
+            <w:r>
+              <w:rPr>
+                <w:rFonts w:ascii="宋体" w:hAnsi="宋体" w:eastAsia="宋体"/>
+                <w:sz w:val="18"/>
+              </w:rPr>
+              <w:t>须选课程数</w:t>
+            </w:r>
+          </w:p>
+        </w:tc>
+        <w:tc>
+          <w:tcPr>
+            <w:tcW w:type="dxa" w:w="1928"/>
+          </w:tcPr>
+          <w:p>
+            <w:r>
+              <w:rPr>
+                <w:rFonts w:ascii="宋体" w:hAnsi="宋体" w:eastAsia="宋体"/>
+                <w:sz w:val="18"/>
+              </w:rPr>
+              <w:t>Pick Count</w:t>
+            </w:r>
+          </w:p>
+        </w:tc>
+        <w:tc>
+          <w:tcPr>
+            <w:tcW w:type="dxa" w:w="1077"/>
+          </w:tcPr>
+          <w:p>
+            <w:r>
+              <w:rPr>
+                <w:rFonts w:ascii="宋体" w:hAnsi="宋体" w:eastAsia="宋体"/>
+                <w:sz w:val="18"/>
+              </w:rPr>
+              <w:t>数值框</w:t>
+            </w:r>
+          </w:p>
+        </w:tc>
+        <w:tc>
+          <w:tcPr>
+            <w:tcW w:type="dxa" w:w="624"/>
+          </w:tcPr>
+          <w:p>
+            <w:r>
+              <w:rPr>
+                <w:rFonts w:ascii="宋体" w:hAnsi="宋体" w:eastAsia="宋体"/>
+                <w:sz w:val="18"/>
+              </w:rPr>
+              <w:t>是</w:t>
+            </w:r>
+          </w:p>
+        </w:tc>
+        <w:tc>
+          <w:tcPr>
+            <w:tcW w:type="dxa" w:w="2211"/>
+          </w:tcPr>
+          <w:p>
+            <w:r>
+              <w:rPr>
+                <w:rFonts w:ascii="宋体" w:hAnsi="宋体" w:eastAsia="宋体"/>
+                <w:sz w:val="18"/>
+              </w:rPr>
+              <w:t>1≤值&lt;组内课程数</w:t>
+            </w:r>
+          </w:p>
+        </w:tc>
+        <w:tc>
+          <w:tcPr>
+            <w:tcW w:type="dxa" w:w="2494"/>
+          </w:tcPr>
+          <w:p>
+            <w:r>
+              <w:rPr>
+                <w:rFonts w:ascii="宋体" w:hAnsi="宋体" w:eastAsia="宋体"/>
+                <w:sz w:val="18"/>
+              </w:rPr>
+              <w:t>须小于组内课程总数；至少 2 门组内课方可保存</w:t>
+            </w:r>
+          </w:p>
+        </w:tc>
+        <w:tc>
+          <w:tcPr>
+            <w:tcW w:type="dxa" w:w="1077"/>
+          </w:tcPr>
+          <w:p>
+            <w:r>
+              <w:rPr>
+                <w:rFonts w:ascii="宋体" w:hAnsi="宋体" w:eastAsia="宋体"/>
+                <w:sz w:val="18"/>
+              </w:rPr>
+              <w:t>否</w:t>
+            </w:r>
+          </w:p>
+        </w:tc>
+        <w:tc>
+          <w:tcPr>
+            <w:tcW w:type="dxa" w:w="1417"/>
+          </w:tcPr>
+          <w:p>
+            <w:r>
+              <w:rPr>
+                <w:rFonts w:ascii="宋体" w:hAnsi="宋体" w:eastAsia="宋体"/>
+                <w:sz w:val="18"/>
+              </w:rPr>
+              <w:t>2</w:t>
+            </w:r>
+          </w:p>
+        </w:tc>
+      </w:tr>
+      <w:tr>
+        <w:tc>
+          <w:tcPr>
+            <w:tcW w:type="dxa" w:w="680"/>
+          </w:tcPr>
+          <w:p>
+            <w:r>
+              <w:rPr>
+                <w:rFonts w:ascii="宋体" w:hAnsi="宋体" w:eastAsia="宋体"/>
+                <w:sz w:val="18"/>
+              </w:rPr>
+              <w:t>5</w:t>
+            </w:r>
+          </w:p>
+        </w:tc>
+        <w:tc>
+          <w:tcPr>
+            <w:tcW w:type="dxa" w:w="1757"/>
+          </w:tcPr>
+          <w:p>
+            <w:r>
+              <w:rPr>
+                <w:rFonts w:ascii="宋体" w:hAnsi="宋体" w:eastAsia="宋体"/>
+                <w:sz w:val="18"/>
+              </w:rPr>
+              <w:t>合计学分要求</w:t>
+            </w:r>
+          </w:p>
+        </w:tc>
+        <w:tc>
+          <w:tcPr>
+            <w:tcW w:type="dxa" w:w="1928"/>
+          </w:tcPr>
+          <w:p>
+            <w:r>
+              <w:rPr>
+                <w:rFonts w:ascii="宋体" w:hAnsi="宋体" w:eastAsia="宋体"/>
+                <w:sz w:val="18"/>
+              </w:rPr>
+              <w:t>Total Credits Required</w:t>
+            </w:r>
+          </w:p>
+        </w:tc>
+        <w:tc>
+          <w:tcPr>
+            <w:tcW w:type="dxa" w:w="1077"/>
+          </w:tcPr>
+          <w:p>
+            <w:r>
+              <w:rPr>
+                <w:rFonts w:ascii="宋体" w:hAnsi="宋体" w:eastAsia="宋体"/>
+                <w:sz w:val="18"/>
+              </w:rPr>
+              <w:t>数值框</w:t>
+            </w:r>
+          </w:p>
+        </w:tc>
+        <w:tc>
+          <w:tcPr>
+            <w:tcW w:type="dxa" w:w="624"/>
+          </w:tcPr>
+          <w:p>
+            <w:r>
+              <w:rPr>
+                <w:rFonts w:ascii="宋体" w:hAnsi="宋体" w:eastAsia="宋体"/>
+                <w:sz w:val="18"/>
+              </w:rPr>
+              <w:t>否</w:t>
+            </w:r>
+          </w:p>
+        </w:tc>
+        <w:tc>
+          <w:tcPr>
+            <w:tcW w:type="dxa" w:w="2211"/>
+          </w:tcPr>
+          <w:p>
+            <w:r>
+              <w:rPr>
+                <w:rFonts w:ascii="宋体" w:hAnsi="宋体" w:eastAsia="宋体"/>
+                <w:sz w:val="18"/>
+              </w:rPr>
+              <w:t>非负整数</w:t>
+            </w:r>
+          </w:p>
+        </w:tc>
+        <w:tc>
+          <w:tcPr>
+            <w:tcW w:type="dxa" w:w="2494"/>
+          </w:tcPr>
+          <w:p>
+            <w:r>
+              <w:rPr>
+                <w:rFonts w:ascii="宋体" w:hAnsi="宋体" w:eastAsia="宋体"/>
+                <w:sz w:val="18"/>
+              </w:rPr>
+              <w:t>可选；TAB4 展示</w:t>
+            </w:r>
+          </w:p>
+        </w:tc>
+        <w:tc>
+          <w:tcPr>
+            <w:tcW w:type="dxa" w:w="1077"/>
+          </w:tcPr>
+          <w:p>
+            <w:r>
+              <w:rPr>
+                <w:rFonts w:ascii="宋体" w:hAnsi="宋体" w:eastAsia="宋体"/>
+                <w:sz w:val="18"/>
+              </w:rPr>
+              <w:t>否</w:t>
+            </w:r>
+          </w:p>
+        </w:tc>
+        <w:tc>
+          <w:tcPr>
+            <w:tcW w:type="dxa" w:w="1417"/>
+          </w:tcPr>
+          <w:p>
+            <w:r>
+              <w:rPr>
+                <w:rFonts w:ascii="宋体" w:hAnsi="宋体" w:eastAsia="宋体"/>
+                <w:sz w:val="18"/>
+              </w:rPr>
+              <w:t>6</w:t>
+            </w:r>
+          </w:p>
+        </w:tc>
+      </w:tr>
+      <w:tr>
+        <w:tc>
+          <w:tcPr>
+            <w:tcW w:type="dxa" w:w="680"/>
+          </w:tcPr>
+          <w:p>
+            <w:r>
+              <w:rPr>
+                <w:rFonts w:ascii="宋体" w:hAnsi="宋体" w:eastAsia="宋体"/>
+                <w:sz w:val="18"/>
+              </w:rPr>
+              <w:t>6</w:t>
+            </w:r>
+          </w:p>
+        </w:tc>
+        <w:tc>
+          <w:tcPr>
+            <w:tcW w:type="dxa" w:w="1757"/>
+          </w:tcPr>
+          <w:p>
+            <w:r>
+              <w:rPr>
+                <w:rFonts w:ascii="宋体" w:hAnsi="宋体" w:eastAsia="宋体"/>
+                <w:sz w:val="18"/>
+              </w:rPr>
+              <w:t>备注</w:t>
+            </w:r>
+          </w:p>
+        </w:tc>
+        <w:tc>
+          <w:tcPr>
+            <w:tcW w:type="dxa" w:w="1928"/>
+          </w:tcPr>
+          <w:p>
+            <w:r>
+              <w:rPr>
+                <w:rFonts w:ascii="宋体" w:hAnsi="宋体" w:eastAsia="宋体"/>
+                <w:sz w:val="18"/>
+              </w:rPr>
+              <w:t>Note</w:t>
+            </w:r>
+          </w:p>
+        </w:tc>
+        <w:tc>
+          <w:tcPr>
+            <w:tcW w:type="dxa" w:w="1077"/>
+          </w:tcPr>
+          <w:p>
+            <w:r>
+              <w:rPr>
+                <w:rFonts w:ascii="宋体" w:hAnsi="宋体" w:eastAsia="宋体"/>
+                <w:sz w:val="18"/>
+              </w:rPr>
+              <w:t>输入框</w:t>
+            </w:r>
+          </w:p>
+        </w:tc>
+        <w:tc>
+          <w:tcPr>
+            <w:tcW w:type="dxa" w:w="624"/>
+          </w:tcPr>
+          <w:p>
+            <w:r>
+              <w:rPr>
+                <w:rFonts w:ascii="宋体" w:hAnsi="宋体" w:eastAsia="宋体"/>
+                <w:sz w:val="18"/>
+              </w:rPr>
+              <w:t>否</w:t>
+            </w:r>
+          </w:p>
+        </w:tc>
+        <w:tc>
+          <w:tcPr>
+            <w:tcW w:type="dxa" w:w="2211"/>
+          </w:tcPr>
+          <w:p>
+            <w:r>
+              <w:rPr>
+                <w:rFonts w:ascii="宋体" w:hAnsi="宋体" w:eastAsia="宋体"/>
+                <w:sz w:val="18"/>
+              </w:rPr>
+              <w:t>—</w:t>
+            </w:r>
+          </w:p>
+        </w:tc>
+        <w:tc>
+          <w:tcPr>
+            <w:tcW w:type="dxa" w:w="2494"/>
+          </w:tcPr>
+          <w:p>
+            <w:r>
+              <w:rPr>
+                <w:rFonts w:ascii="宋体" w:hAnsi="宋体" w:eastAsia="宋体"/>
+                <w:sz w:val="18"/>
+              </w:rPr>
+              <w:t>TAB4 展示</w:t>
+            </w:r>
+          </w:p>
+        </w:tc>
+        <w:tc>
+          <w:tcPr>
+            <w:tcW w:type="dxa" w:w="1077"/>
+          </w:tcPr>
+          <w:p>
+            <w:r>
+              <w:rPr>
+                <w:rFonts w:ascii="宋体" w:hAnsi="宋体" w:eastAsia="宋体"/>
+                <w:sz w:val="18"/>
+              </w:rPr>
+              <w:t>否</w:t>
+            </w:r>
+          </w:p>
+        </w:tc>
+        <w:tc>
+          <w:tcPr>
+            <w:tcW w:type="dxa" w:w="1417"/>
+          </w:tcPr>
+          <w:p>
+            <w:r>
+              <w:rPr>
+                <w:rFonts w:ascii="宋体" w:hAnsi="宋体" w:eastAsia="宋体"/>
+                <w:sz w:val="18"/>
+              </w:rPr>
+            </w:r>
+          </w:p>
+        </w:tc>
+      </w:tr>
+      <w:tr>
+        <w:tc>
+          <w:tcPr>
+            <w:tcW w:type="dxa" w:w="680"/>
+          </w:tcPr>
+          <w:p>
+            <w:r>
+              <w:rPr>
+                <w:rFonts w:ascii="宋体" w:hAnsi="宋体" w:eastAsia="宋体"/>
+                <w:sz w:val="18"/>
+              </w:rPr>
+              <w:t>7</w:t>
+            </w:r>
+          </w:p>
+        </w:tc>
+        <w:tc>
+          <w:tcPr>
+            <w:tcW w:type="dxa" w:w="1757"/>
+          </w:tcPr>
+          <w:p>
+            <w:r>
+              <w:rPr>
+                <w:rFonts w:ascii="宋体" w:hAnsi="宋体" w:eastAsia="宋体"/>
+                <w:sz w:val="18"/>
+              </w:rPr>
+              <w:t>组内课程</w:t>
+            </w:r>
+          </w:p>
+        </w:tc>
+        <w:tc>
+          <w:tcPr>
+            <w:tcW w:type="dxa" w:w="1928"/>
+          </w:tcPr>
+          <w:p>
+            <w:r>
+              <w:rPr>
+                <w:rFonts w:ascii="宋体" w:hAnsi="宋体" w:eastAsia="宋体"/>
+                <w:sz w:val="18"/>
+              </w:rPr>
+              <w:t>Group Members</w:t>
+            </w:r>
+          </w:p>
+        </w:tc>
+        <w:tc>
+          <w:tcPr>
+            <w:tcW w:type="dxa" w:w="1077"/>
+          </w:tcPr>
+          <w:p>
+            <w:r>
+              <w:rPr>
+                <w:rFonts w:ascii="宋体" w:hAnsi="宋体" w:eastAsia="宋体"/>
+                <w:sz w:val="18"/>
+              </w:rPr>
+              <w:t>课程选择</w:t>
+            </w:r>
+          </w:p>
+        </w:tc>
+        <w:tc>
+          <w:tcPr>
+            <w:tcW w:type="dxa" w:w="624"/>
+          </w:tcPr>
+          <w:p>
+            <w:r>
+              <w:rPr>
+                <w:rFonts w:ascii="宋体" w:hAnsi="宋体" w:eastAsia="宋体"/>
+                <w:sz w:val="18"/>
+              </w:rPr>
+              <w:t>是</w:t>
+            </w:r>
+          </w:p>
+        </w:tc>
+        <w:tc>
+          <w:tcPr>
+            <w:tcW w:type="dxa" w:w="2211"/>
+          </w:tcPr>
+          <w:p>
+            <w:r>
+              <w:rPr>
+                <w:rFonts w:ascii="宋体" w:hAnsi="宋体" w:eastAsia="宋体"/>
+                <w:sz w:val="18"/>
+              </w:rPr>
+              <w:t>至少 2 门</w:t>
+            </w:r>
+          </w:p>
+        </w:tc>
+        <w:tc>
+          <w:tcPr>
+            <w:tcW w:type="dxa" w:w="2494"/>
+          </w:tcPr>
+          <w:p>
+            <w:r>
+              <w:rPr>
+                <w:rFonts w:ascii="宋体" w:hAnsi="宋体" w:eastAsia="宋体"/>
+                <w:sz w:val="18"/>
+              </w:rPr>
+              <w:t>主弹窗点「课程选择」；子弹窗三项筛选只读锁定；多选确认添加；列表可标必选/移除</w:t>
+            </w:r>
+          </w:p>
+        </w:tc>
+        <w:tc>
+          <w:tcPr>
+            <w:tcW w:type="dxa" w:w="1077"/>
+          </w:tcPr>
+          <w:p>
+            <w:r>
+              <w:rPr>
+                <w:rFonts w:ascii="宋体" w:hAnsi="宋体" w:eastAsia="宋体"/>
+                <w:sz w:val="18"/>
+              </w:rPr>
+              <w:t>否</w:t>
+            </w:r>
+          </w:p>
+        </w:tc>
+        <w:tc>
+          <w:tcPr>
+            <w:tcW w:type="dxa" w:w="1417"/>
+          </w:tcPr>
+          <w:p>
+            <w:r>
+              <w:rPr>
+                <w:rFonts w:ascii="宋体" w:hAnsi="宋体" w:eastAsia="宋体"/>
+                <w:sz w:val="18"/>
+              </w:rPr>
+            </w:r>
+          </w:p>
+        </w:tc>
+      </w:tr>
+    </w:tbl>
+    <w:p/>
+    <w:p>
+      <w:r>
+        <w:rPr>
+          <w:rFonts w:ascii="宋体" w:hAnsi="宋体" w:eastAsia="宋体"/>
+          <w:b/>
+          <w:sz w:val="22"/>
+        </w:rPr>
+        <w:t>版本编辑——TAB3 课程组查看弹窗</w:t>
+      </w:r>
+    </w:p>
+    <w:tbl>
+      <w:tblPr>
+        <w:tblW w:type="auto" w:w="0"/>
+        <w:tblLook w:firstColumn="1" w:firstRow="1" w:lastColumn="0" w:lastRow="0" w:noHBand="0" w:noVBand="1" w:val="04A0"/>
+        <w:tblBorders>
+          <w:top w:val="single" w:sz="4" w:space="0" w:color="000000"/>
+          <w:left w:val="single" w:sz="4" w:space="0" w:color="000000"/>
+          <w:bottom w:val="single" w:sz="4" w:space="0" w:color="000000"/>
+          <w:right w:val="single" w:sz="4" w:space="0" w:color="000000"/>
+          <w:insideH w:val="single" w:sz="4" w:space="0" w:color="000000"/>
+          <w:insideV w:val="single" w:sz="4" w:space="0" w:color="000000"/>
+        </w:tblBorders>
+      </w:tblPr>
+      <w:tblGrid>
+        <w:gridCol w:w="1619"/>
+        <w:gridCol w:w="1619"/>
+        <w:gridCol w:w="1619"/>
+        <w:gridCol w:w="1619"/>
+        <w:gridCol w:w="1619"/>
+        <w:gridCol w:w="1619"/>
+        <w:gridCol w:w="1619"/>
+        <w:gridCol w:w="1619"/>
+        <w:gridCol w:w="1619"/>
+      </w:tblGrid>
+      <w:tr>
+        <w:tc>
+          <w:tcPr>
+            <w:tcW w:type="dxa" w:w="680"/>
+          </w:tcPr>
+          <w:p>
+            <w:pPr>
+              <w:jc w:val="center"/>
+            </w:pPr>
+            <w:r>
+              <w:rPr>
+                <w:rFonts w:ascii="宋体" w:hAnsi="宋体" w:eastAsia="宋体"/>
+                <w:b/>
+                <w:sz w:val="18"/>
+              </w:rPr>
+              <w:t>序号</w:t>
+            </w:r>
+          </w:p>
+        </w:tc>
+        <w:tc>
+          <w:tcPr>
+            <w:tcW w:type="dxa" w:w="1757"/>
+          </w:tcPr>
+          <w:p>
+            <w:pPr>
+              <w:jc w:val="center"/>
+            </w:pPr>
+            <w:r>
+              <w:rPr>
+                <w:rFonts w:ascii="宋体" w:hAnsi="宋体" w:eastAsia="宋体"/>
+                <w:b/>
+                <w:sz w:val="18"/>
+              </w:rPr>
+              <w:t>字段中文名称</w:t>
+            </w:r>
+          </w:p>
+        </w:tc>
+        <w:tc>
+          <w:tcPr>
+            <w:tcW w:type="dxa" w:w="1928"/>
+          </w:tcPr>
+          <w:p>
+            <w:pPr>
+              <w:jc w:val="center"/>
+            </w:pPr>
+            <w:r>
+              <w:rPr>
+                <w:rFonts w:ascii="宋体" w:hAnsi="宋体" w:eastAsia="宋体"/>
+                <w:b/>
+                <w:sz w:val="18"/>
+              </w:rPr>
+              <w:t>英文名称</w:t>
+            </w:r>
+          </w:p>
+        </w:tc>
+        <w:tc>
+          <w:tcPr>
+            <w:tcW w:type="dxa" w:w="1077"/>
+          </w:tcPr>
+          <w:p>
+            <w:pPr>
+              <w:jc w:val="center"/>
+            </w:pPr>
+            <w:r>
+              <w:rPr>
+                <w:rFonts w:ascii="宋体" w:hAnsi="宋体" w:eastAsia="宋体"/>
+                <w:b/>
+                <w:sz w:val="18"/>
+              </w:rPr>
+              <w:t>字段类型</w:t>
+            </w:r>
+          </w:p>
+        </w:tc>
+        <w:tc>
+          <w:tcPr>
+            <w:tcW w:type="dxa" w:w="624"/>
+          </w:tcPr>
+          <w:p>
+            <w:pPr>
+              <w:jc w:val="center"/>
+            </w:pPr>
+            <w:r>
+              <w:rPr>
+                <w:rFonts w:ascii="宋体" w:hAnsi="宋体" w:eastAsia="宋体"/>
+                <w:b/>
+                <w:sz w:val="18"/>
+              </w:rPr>
+              <w:t>必填</w:t>
+            </w:r>
+          </w:p>
+        </w:tc>
+        <w:tc>
+          <w:tcPr>
+            <w:tcW w:type="dxa" w:w="2211"/>
+          </w:tcPr>
+          <w:p>
+            <w:pPr>
+              <w:jc w:val="center"/>
+            </w:pPr>
+            <w:r>
+              <w:rPr>
+                <w:rFonts w:ascii="宋体" w:hAnsi="宋体" w:eastAsia="宋体"/>
+                <w:b/>
+                <w:sz w:val="18"/>
+              </w:rPr>
+              <w:t>校验规则</w:t>
+              <w:br/>
+              <w:t>（没有明确规则时先限制字符即可，放宽）</w:t>
+            </w:r>
+          </w:p>
+        </w:tc>
+        <w:tc>
+          <w:tcPr>
+            <w:tcW w:type="dxa" w:w="2494"/>
+          </w:tcPr>
+          <w:p>
+            <w:pPr>
+              <w:jc w:val="center"/>
+            </w:pPr>
+            <w:r>
+              <w:rPr>
+                <w:rFonts w:ascii="宋体" w:hAnsi="宋体" w:eastAsia="宋体"/>
+                <w:b/>
+                <w:sz w:val="18"/>
+              </w:rPr>
+              <w:t>备注（如下拉框取值来源、说明等）</w:t>
+            </w:r>
+          </w:p>
+        </w:tc>
+        <w:tc>
+          <w:tcPr>
+            <w:tcW w:type="dxa" w:w="1077"/>
+          </w:tcPr>
+          <w:p>
+            <w:pPr>
+              <w:jc w:val="center"/>
+            </w:pPr>
+            <w:r>
+              <w:rPr>
+                <w:rFonts w:ascii="宋体" w:hAnsi="宋体" w:eastAsia="宋体"/>
+                <w:b/>
+                <w:sz w:val="18"/>
+              </w:rPr>
+              <w:t>是否代码集取值</w:t>
+            </w:r>
+          </w:p>
+        </w:tc>
+        <w:tc>
+          <w:tcPr>
+            <w:tcW w:type="dxa" w:w="1417"/>
+          </w:tcPr>
+          <w:p>
+            <w:pPr>
+              <w:jc w:val="center"/>
+            </w:pPr>
+            <w:r>
+              <w:rPr>
+                <w:rFonts w:ascii="宋体" w:hAnsi="宋体" w:eastAsia="宋体"/>
+                <w:b/>
+                <w:sz w:val="18"/>
+              </w:rPr>
+              <w:t>数据格式样例</w:t>
+              <w:br/>
+              <w:t>（无特定格式留空）</w:t>
+            </w:r>
+          </w:p>
+        </w:tc>
+      </w:tr>
+      <w:tr>
+        <w:tc>
+          <w:tcPr>
+            <w:tcW w:type="dxa" w:w="680"/>
+          </w:tcPr>
+          <w:p>
+            <w:r>
+              <w:rPr>
+                <w:rFonts w:ascii="宋体" w:hAnsi="宋体" w:eastAsia="宋体"/>
+                <w:sz w:val="18"/>
+              </w:rPr>
+              <w:t>1</w:t>
+            </w:r>
+          </w:p>
+        </w:tc>
+        <w:tc>
+          <w:tcPr>
+            <w:tcW w:type="dxa" w:w="1757"/>
+          </w:tcPr>
+          <w:p>
+            <w:r>
+              <w:rPr>
+                <w:rFonts w:ascii="宋体" w:hAnsi="宋体" w:eastAsia="宋体"/>
+                <w:sz w:val="18"/>
+              </w:rPr>
+              <w:t>开课学期/一级/二级/须选数/合计学分/备注</w:t>
+            </w:r>
+          </w:p>
+        </w:tc>
+        <w:tc>
+          <w:tcPr>
+            <w:tcW w:type="dxa" w:w="1928"/>
+          </w:tcPr>
+          <w:p>
+            <w:r>
+              <w:rPr>
+                <w:rFonts w:ascii="宋体" w:hAnsi="宋体" w:eastAsia="宋体"/>
+                <w:sz w:val="18"/>
+              </w:rPr>
+              <w:t>—</w:t>
+            </w:r>
+          </w:p>
+        </w:tc>
+        <w:tc>
+          <w:tcPr>
+            <w:tcW w:type="dxa" w:w="1077"/>
+          </w:tcPr>
+          <w:p>
+            <w:r>
+              <w:rPr>
+                <w:rFonts w:ascii="宋体" w:hAnsi="宋体" w:eastAsia="宋体"/>
+                <w:sz w:val="18"/>
+              </w:rPr>
+              <w:t>只读</w:t>
+            </w:r>
+          </w:p>
+        </w:tc>
+        <w:tc>
+          <w:tcPr>
+            <w:tcW w:type="dxa" w:w="624"/>
+          </w:tcPr>
+          <w:p>
+            <w:r>
+              <w:rPr>
+                <w:rFonts w:ascii="宋体" w:hAnsi="宋体" w:eastAsia="宋体"/>
+                <w:sz w:val="18"/>
+              </w:rPr>
+              <w:t>—</w:t>
+            </w:r>
+          </w:p>
+        </w:tc>
+        <w:tc>
+          <w:tcPr>
+            <w:tcW w:type="dxa" w:w="2211"/>
+          </w:tcPr>
+          <w:p>
+            <w:r>
+              <w:rPr>
+                <w:rFonts w:ascii="宋体" w:hAnsi="宋体" w:eastAsia="宋体"/>
+                <w:sz w:val="18"/>
+              </w:rPr>
+              <w:t>—</w:t>
+            </w:r>
+          </w:p>
+        </w:tc>
+        <w:tc>
+          <w:tcPr>
+            <w:tcW w:type="dxa" w:w="2494"/>
+          </w:tcPr>
+          <w:p>
+            <w:r>
+              <w:rPr>
+                <w:rFonts w:ascii="宋体" w:hAnsi="宋体" w:eastAsia="宋体"/>
+                <w:sz w:val="18"/>
+              </w:rPr>
+              <w:t>与课程组配置一致</w:t>
+            </w:r>
+          </w:p>
+        </w:tc>
+        <w:tc>
+          <w:tcPr>
+            <w:tcW w:type="dxa" w:w="1077"/>
+          </w:tcPr>
+          <w:p>
+            <w:r>
+              <w:rPr>
+                <w:rFonts w:ascii="宋体" w:hAnsi="宋体" w:eastAsia="宋体"/>
+                <w:sz w:val="18"/>
+              </w:rPr>
+              <w:t>否</w:t>
+            </w:r>
+          </w:p>
+        </w:tc>
+        <w:tc>
+          <w:tcPr>
+            <w:tcW w:type="dxa" w:w="1417"/>
+          </w:tcPr>
+          <w:p>
+            <w:r>
+              <w:rPr>
+                <w:rFonts w:ascii="宋体" w:hAnsi="宋体" w:eastAsia="宋体"/>
+                <w:sz w:val="18"/>
+              </w:rPr>
+            </w:r>
+          </w:p>
+        </w:tc>
+      </w:tr>
+      <w:tr>
+        <w:tc>
+          <w:tcPr>
+            <w:tcW w:type="dxa" w:w="680"/>
+          </w:tcPr>
+          <w:p>
+            <w:r>
+              <w:rPr>
+                <w:rFonts w:ascii="宋体" w:hAnsi="宋体" w:eastAsia="宋体"/>
+                <w:sz w:val="18"/>
+              </w:rPr>
+              <w:t>2</w:t>
+            </w:r>
+          </w:p>
+        </w:tc>
+        <w:tc>
+          <w:tcPr>
+            <w:tcW w:type="dxa" w:w="1757"/>
+          </w:tcPr>
+          <w:p>
+            <w:r>
+              <w:rPr>
+                <w:rFonts w:ascii="宋体" w:hAnsi="宋体" w:eastAsia="宋体"/>
+                <w:sz w:val="18"/>
+              </w:rPr>
+              <w:t>组内课程列表</w:t>
+            </w:r>
+          </w:p>
+        </w:tc>
+        <w:tc>
+          <w:tcPr>
+            <w:tcW w:type="dxa" w:w="1928"/>
+          </w:tcPr>
+          <w:p>
+            <w:r>
+              <w:rPr>
+                <w:rFonts w:ascii="宋体" w:hAnsi="宋体" w:eastAsia="宋体"/>
+                <w:sz w:val="18"/>
+              </w:rPr>
+              <w:t>Members</w:t>
+            </w:r>
+          </w:p>
+        </w:tc>
+        <w:tc>
+          <w:tcPr>
+            <w:tcW w:type="dxa" w:w="1077"/>
+          </w:tcPr>
+          <w:p>
+            <w:r>
+              <w:rPr>
+                <w:rFonts w:ascii="宋体" w:hAnsi="宋体" w:eastAsia="宋体"/>
+                <w:sz w:val="18"/>
+              </w:rPr>
+              <w:t>只读表</w:t>
+            </w:r>
+          </w:p>
+        </w:tc>
+        <w:tc>
+          <w:tcPr>
+            <w:tcW w:type="dxa" w:w="624"/>
+          </w:tcPr>
+          <w:p>
+            <w:r>
+              <w:rPr>
+                <w:rFonts w:ascii="宋体" w:hAnsi="宋体" w:eastAsia="宋体"/>
+                <w:sz w:val="18"/>
+              </w:rPr>
+              <w:t>—</w:t>
+            </w:r>
+          </w:p>
+        </w:tc>
+        <w:tc>
+          <w:tcPr>
+            <w:tcW w:type="dxa" w:w="2211"/>
+          </w:tcPr>
+          <w:p>
+            <w:r>
+              <w:rPr>
+                <w:rFonts w:ascii="宋体" w:hAnsi="宋体" w:eastAsia="宋体"/>
+                <w:sz w:val="18"/>
+              </w:rPr>
+              <w:t>—</w:t>
+            </w:r>
+          </w:p>
+        </w:tc>
+        <w:tc>
+          <w:tcPr>
+            <w:tcW w:type="dxa" w:w="2494"/>
+          </w:tcPr>
+          <w:p>
+            <w:r>
+              <w:rPr>
+                <w:rFonts w:ascii="宋体" w:hAnsi="宋体" w:eastAsia="宋体"/>
+                <w:sz w:val="18"/>
+              </w:rPr>
+              <w:t>列：必选、课号、课名、学分；执行计划与只读场景使用</w:t>
+            </w:r>
+          </w:p>
+        </w:tc>
+        <w:tc>
+          <w:tcPr>
+            <w:tcW w:type="dxa" w:w="1077"/>
+          </w:tcPr>
+          <w:p>
+            <w:r>
+              <w:rPr>
+                <w:rFonts w:ascii="宋体" w:hAnsi="宋体" w:eastAsia="宋体"/>
+                <w:sz w:val="18"/>
+              </w:rPr>
+              <w:t>否</w:t>
+            </w:r>
+          </w:p>
+        </w:tc>
+        <w:tc>
+          <w:tcPr>
+            <w:tcW w:type="dxa" w:w="1417"/>
+          </w:tcPr>
+          <w:p>
+            <w:r>
+              <w:rPr>
+                <w:rFonts w:ascii="宋体" w:hAnsi="宋体" w:eastAsia="宋体"/>
+                <w:sz w:val="18"/>
+              </w:rPr>
+            </w:r>
+          </w:p>
+        </w:tc>
+      </w:tr>
+    </w:tbl>
+    <w:p/>
+    <w:p>
+      <w:r>
+        <w:rPr>
+          <w:rFonts w:ascii="宋体" w:hAnsi="宋体" w:eastAsia="宋体"/>
+          <w:b/>
+          <w:sz w:val="22"/>
+        </w:rPr>
+        <w:t>版本编辑——TAB3 组内课程选择子弹窗</w:t>
+      </w:r>
+    </w:p>
+    <w:tbl>
+      <w:tblPr>
+        <w:tblW w:type="auto" w:w="0"/>
+        <w:tblLook w:firstColumn="1" w:firstRow="1" w:lastColumn="0" w:lastRow="0" w:noHBand="0" w:noVBand="1" w:val="04A0"/>
+        <w:tblBorders>
+          <w:top w:val="single" w:sz="4" w:space="0" w:color="000000"/>
+          <w:left w:val="single" w:sz="4" w:space="0" w:color="000000"/>
+          <w:bottom w:val="single" w:sz="4" w:space="0" w:color="000000"/>
+          <w:right w:val="single" w:sz="4" w:space="0" w:color="000000"/>
+          <w:insideH w:val="single" w:sz="4" w:space="0" w:color="000000"/>
+          <w:insideV w:val="single" w:sz="4" w:space="0" w:color="000000"/>
+        </w:tblBorders>
+      </w:tblPr>
+      <w:tblGrid>
+        <w:gridCol w:w="1619"/>
+        <w:gridCol w:w="1619"/>
+        <w:gridCol w:w="1619"/>
+        <w:gridCol w:w="1619"/>
+        <w:gridCol w:w="1619"/>
+        <w:gridCol w:w="1619"/>
+        <w:gridCol w:w="1619"/>
+        <w:gridCol w:w="1619"/>
+        <w:gridCol w:w="1619"/>
+      </w:tblGrid>
+      <w:tr>
+        <w:tc>
+          <w:tcPr>
+            <w:tcW w:type="dxa" w:w="680"/>
+          </w:tcPr>
+          <w:p>
+            <w:pPr>
+              <w:jc w:val="center"/>
+            </w:pPr>
+            <w:r>
+              <w:rPr>
+                <w:rFonts w:ascii="宋体" w:hAnsi="宋体" w:eastAsia="宋体"/>
+                <w:b/>
+                <w:sz w:val="18"/>
+              </w:rPr>
+              <w:t>序号</w:t>
+            </w:r>
+          </w:p>
+        </w:tc>
+        <w:tc>
+          <w:tcPr>
+            <w:tcW w:type="dxa" w:w="1757"/>
+          </w:tcPr>
+          <w:p>
+            <w:pPr>
+              <w:jc w:val="center"/>
+            </w:pPr>
+            <w:r>
+              <w:rPr>
+                <w:rFonts w:ascii="宋体" w:hAnsi="宋体" w:eastAsia="宋体"/>
+                <w:b/>
+                <w:sz w:val="18"/>
+              </w:rPr>
+              <w:t>字段中文名称</w:t>
+            </w:r>
+          </w:p>
+        </w:tc>
+        <w:tc>
+          <w:tcPr>
+            <w:tcW w:type="dxa" w:w="1928"/>
+          </w:tcPr>
+          <w:p>
+            <w:pPr>
+              <w:jc w:val="center"/>
+            </w:pPr>
+            <w:r>
+              <w:rPr>
+                <w:rFonts w:ascii="宋体" w:hAnsi="宋体" w:eastAsia="宋体"/>
+                <w:b/>
+                <w:sz w:val="18"/>
+              </w:rPr>
+              <w:t>英文名称</w:t>
+            </w:r>
+          </w:p>
+        </w:tc>
+        <w:tc>
+          <w:tcPr>
+            <w:tcW w:type="dxa" w:w="1077"/>
+          </w:tcPr>
+          <w:p>
+            <w:pPr>
+              <w:jc w:val="center"/>
+            </w:pPr>
+            <w:r>
+              <w:rPr>
+                <w:rFonts w:ascii="宋体" w:hAnsi="宋体" w:eastAsia="宋体"/>
+                <w:b/>
+                <w:sz w:val="18"/>
+              </w:rPr>
+              <w:t>字段类型</w:t>
+            </w:r>
+          </w:p>
+        </w:tc>
+        <w:tc>
+          <w:tcPr>
+            <w:tcW w:type="dxa" w:w="624"/>
+          </w:tcPr>
+          <w:p>
+            <w:pPr>
+              <w:jc w:val="center"/>
+            </w:pPr>
+            <w:r>
+              <w:rPr>
+                <w:rFonts w:ascii="宋体" w:hAnsi="宋体" w:eastAsia="宋体"/>
+                <w:b/>
+                <w:sz w:val="18"/>
+              </w:rPr>
+              <w:t>必填</w:t>
+            </w:r>
+          </w:p>
+        </w:tc>
+        <w:tc>
+          <w:tcPr>
+            <w:tcW w:type="dxa" w:w="2211"/>
+          </w:tcPr>
+          <w:p>
+            <w:pPr>
+              <w:jc w:val="center"/>
+            </w:pPr>
+            <w:r>
+              <w:rPr>
+                <w:rFonts w:ascii="宋体" w:hAnsi="宋体" w:eastAsia="宋体"/>
+                <w:b/>
+                <w:sz w:val="18"/>
+              </w:rPr>
+              <w:t>校验规则</w:t>
+              <w:br/>
+              <w:t>（没有明确规则时先限制字符即可，放宽）</w:t>
+            </w:r>
+          </w:p>
+        </w:tc>
+        <w:tc>
+          <w:tcPr>
+            <w:tcW w:type="dxa" w:w="2494"/>
+          </w:tcPr>
+          <w:p>
+            <w:pPr>
+              <w:jc w:val="center"/>
+            </w:pPr>
+            <w:r>
+              <w:rPr>
+                <w:rFonts w:ascii="宋体" w:hAnsi="宋体" w:eastAsia="宋体"/>
+                <w:b/>
+                <w:sz w:val="18"/>
+              </w:rPr>
+              <w:t>备注（如下拉框取值来源、说明等）</w:t>
+            </w:r>
+          </w:p>
+        </w:tc>
+        <w:tc>
+          <w:tcPr>
+            <w:tcW w:type="dxa" w:w="1077"/>
+          </w:tcPr>
+          <w:p>
+            <w:pPr>
+              <w:jc w:val="center"/>
+            </w:pPr>
+            <w:r>
+              <w:rPr>
+                <w:rFonts w:ascii="宋体" w:hAnsi="宋体" w:eastAsia="宋体"/>
+                <w:b/>
+                <w:sz w:val="18"/>
+              </w:rPr>
+              <w:t>是否代码集取值</w:t>
+            </w:r>
+          </w:p>
+        </w:tc>
+        <w:tc>
+          <w:tcPr>
+            <w:tcW w:type="dxa" w:w="1417"/>
+          </w:tcPr>
+          <w:p>
+            <w:pPr>
+              <w:jc w:val="center"/>
+            </w:pPr>
+            <w:r>
+              <w:rPr>
+                <w:rFonts w:ascii="宋体" w:hAnsi="宋体" w:eastAsia="宋体"/>
+                <w:b/>
+                <w:sz w:val="18"/>
+              </w:rPr>
+              <w:t>数据格式样例</w:t>
+              <w:br/>
+              <w:t>（无特定格式留空）</w:t>
+            </w:r>
+          </w:p>
+        </w:tc>
+      </w:tr>
+      <w:tr>
+        <w:tc>
+          <w:tcPr>
+            <w:tcW w:type="dxa" w:w="680"/>
+          </w:tcPr>
+          <w:p>
+            <w:r>
+              <w:rPr>
+                <w:rFonts w:ascii="宋体" w:hAnsi="宋体" w:eastAsia="宋体"/>
+                <w:sz w:val="18"/>
+              </w:rPr>
+              <w:t>1</w:t>
+            </w:r>
+          </w:p>
+        </w:tc>
+        <w:tc>
+          <w:tcPr>
+            <w:tcW w:type="dxa" w:w="1757"/>
+          </w:tcPr>
+          <w:p>
+            <w:r>
+              <w:rPr>
+                <w:rFonts w:ascii="宋体" w:hAnsi="宋体" w:eastAsia="宋体"/>
+                <w:sz w:val="18"/>
+              </w:rPr>
+              <w:t>开课学期</w:t>
+            </w:r>
+          </w:p>
+        </w:tc>
+        <w:tc>
+          <w:tcPr>
+            <w:tcW w:type="dxa" w:w="1928"/>
+          </w:tcPr>
+          <w:p>
+            <w:r>
+              <w:rPr>
+                <w:rFonts w:ascii="宋体" w:hAnsi="宋体" w:eastAsia="宋体"/>
+                <w:sz w:val="18"/>
+              </w:rPr>
+              <w:t>Offering Semester</w:t>
+            </w:r>
+          </w:p>
+        </w:tc>
+        <w:tc>
+          <w:tcPr>
+            <w:tcW w:type="dxa" w:w="1077"/>
+          </w:tcPr>
+          <w:p>
+            <w:r>
+              <w:rPr>
+                <w:rFonts w:ascii="宋体" w:hAnsi="宋体" w:eastAsia="宋体"/>
+                <w:sz w:val="18"/>
+              </w:rPr>
+              <w:t>只读</w:t>
+            </w:r>
+          </w:p>
+        </w:tc>
+        <w:tc>
+          <w:tcPr>
+            <w:tcW w:type="dxa" w:w="624"/>
+          </w:tcPr>
+          <w:p>
+            <w:r>
+              <w:rPr>
+                <w:rFonts w:ascii="宋体" w:hAnsi="宋体" w:eastAsia="宋体"/>
+                <w:sz w:val="18"/>
+              </w:rPr>
+              <w:t>—</w:t>
+            </w:r>
+          </w:p>
+        </w:tc>
+        <w:tc>
+          <w:tcPr>
+            <w:tcW w:type="dxa" w:w="2211"/>
+          </w:tcPr>
+          <w:p>
+            <w:r>
+              <w:rPr>
+                <w:rFonts w:ascii="宋体" w:hAnsi="宋体" w:eastAsia="宋体"/>
+                <w:sz w:val="18"/>
+              </w:rPr>
+              <w:t>—</w:t>
+            </w:r>
+          </w:p>
+        </w:tc>
+        <w:tc>
+          <w:tcPr>
+            <w:tcW w:type="dxa" w:w="2494"/>
+          </w:tcPr>
+          <w:p>
+            <w:r>
+              <w:rPr>
+                <w:rFonts w:ascii="宋体" w:hAnsi="宋体" w:eastAsia="宋体"/>
+                <w:sz w:val="18"/>
+              </w:rPr>
+              <w:t>锁定为主弹窗已选值，不可修改</w:t>
+            </w:r>
+          </w:p>
+        </w:tc>
+        <w:tc>
+          <w:tcPr>
+            <w:tcW w:type="dxa" w:w="1077"/>
+          </w:tcPr>
+          <w:p>
+            <w:r>
+              <w:rPr>
+                <w:rFonts w:ascii="宋体" w:hAnsi="宋体" w:eastAsia="宋体"/>
+                <w:sz w:val="18"/>
+              </w:rPr>
+              <w:t>是</w:t>
+            </w:r>
+          </w:p>
+        </w:tc>
+        <w:tc>
+          <w:tcPr>
+            <w:tcW w:type="dxa" w:w="1417"/>
+          </w:tcPr>
+          <w:p>
+            <w:r>
+              <w:rPr>
+                <w:rFonts w:ascii="宋体" w:hAnsi="宋体" w:eastAsia="宋体"/>
+                <w:sz w:val="18"/>
+              </w:rPr>
+              <w:t>Y2S2</w:t>
+            </w:r>
+          </w:p>
+        </w:tc>
+      </w:tr>
+      <w:tr>
+        <w:tc>
+          <w:tcPr>
+            <w:tcW w:type="dxa" w:w="680"/>
+          </w:tcPr>
+          <w:p>
+            <w:r>
+              <w:rPr>
+                <w:rFonts w:ascii="宋体" w:hAnsi="宋体" w:eastAsia="宋体"/>
+                <w:sz w:val="18"/>
+              </w:rPr>
+              <w:t>2</w:t>
+            </w:r>
+          </w:p>
+        </w:tc>
+        <w:tc>
+          <w:tcPr>
+            <w:tcW w:type="dxa" w:w="1757"/>
+          </w:tcPr>
+          <w:p>
+            <w:r>
+              <w:rPr>
+                <w:rFonts w:ascii="宋体" w:hAnsi="宋体" w:eastAsia="宋体"/>
+                <w:sz w:val="18"/>
+              </w:rPr>
+              <w:t>一级分类</w:t>
+            </w:r>
+          </w:p>
+        </w:tc>
+        <w:tc>
+          <w:tcPr>
+            <w:tcW w:type="dxa" w:w="1928"/>
+          </w:tcPr>
+          <w:p>
+            <w:r>
+              <w:rPr>
+                <w:rFonts w:ascii="宋体" w:hAnsi="宋体" w:eastAsia="宋体"/>
+                <w:sz w:val="18"/>
+              </w:rPr>
+              <w:t>Classification H1</w:t>
+            </w:r>
+          </w:p>
+        </w:tc>
+        <w:tc>
+          <w:tcPr>
+            <w:tcW w:type="dxa" w:w="1077"/>
+          </w:tcPr>
+          <w:p>
+            <w:r>
+              <w:rPr>
+                <w:rFonts w:ascii="宋体" w:hAnsi="宋体" w:eastAsia="宋体"/>
+                <w:sz w:val="18"/>
+              </w:rPr>
+              <w:t>只读</w:t>
+            </w:r>
+          </w:p>
+        </w:tc>
+        <w:tc>
+          <w:tcPr>
+            <w:tcW w:type="dxa" w:w="624"/>
+          </w:tcPr>
+          <w:p>
+            <w:r>
+              <w:rPr>
+                <w:rFonts w:ascii="宋体" w:hAnsi="宋体" w:eastAsia="宋体"/>
+                <w:sz w:val="18"/>
+              </w:rPr>
+              <w:t>—</w:t>
+            </w:r>
+          </w:p>
+        </w:tc>
+        <w:tc>
+          <w:tcPr>
+            <w:tcW w:type="dxa" w:w="2211"/>
+          </w:tcPr>
+          <w:p>
+            <w:r>
+              <w:rPr>
+                <w:rFonts w:ascii="宋体" w:hAnsi="宋体" w:eastAsia="宋体"/>
+                <w:sz w:val="18"/>
+              </w:rPr>
+              <w:t>—</w:t>
+            </w:r>
+          </w:p>
+        </w:tc>
+        <w:tc>
+          <w:tcPr>
+            <w:tcW w:type="dxa" w:w="2494"/>
+          </w:tcPr>
+          <w:p>
+            <w:r>
+              <w:rPr>
+                <w:rFonts w:ascii="宋体" w:hAnsi="宋体" w:eastAsia="宋体"/>
+                <w:sz w:val="18"/>
+              </w:rPr>
+              <w:t>锁定为主弹窗已选值</w:t>
+            </w:r>
+          </w:p>
+        </w:tc>
+        <w:tc>
+          <w:tcPr>
+            <w:tcW w:type="dxa" w:w="1077"/>
+          </w:tcPr>
+          <w:p>
+            <w:r>
+              <w:rPr>
+                <w:rFonts w:ascii="宋体" w:hAnsi="宋体" w:eastAsia="宋体"/>
+                <w:sz w:val="18"/>
+              </w:rPr>
+              <w:t>是</w:t>
+            </w:r>
+          </w:p>
+        </w:tc>
+        <w:tc>
+          <w:tcPr>
+            <w:tcW w:type="dxa" w:w="1417"/>
+          </w:tcPr>
+          <w:p>
+            <w:r>
+              <w:rPr>
+                <w:rFonts w:ascii="宋体" w:hAnsi="宋体" w:eastAsia="宋体"/>
+                <w:sz w:val="18"/>
+              </w:rPr>
+            </w:r>
+          </w:p>
+        </w:tc>
+      </w:tr>
+      <w:tr>
+        <w:tc>
+          <w:tcPr>
+            <w:tcW w:type="dxa" w:w="680"/>
+          </w:tcPr>
+          <w:p>
+            <w:r>
+              <w:rPr>
+                <w:rFonts w:ascii="宋体" w:hAnsi="宋体" w:eastAsia="宋体"/>
+                <w:sz w:val="18"/>
+              </w:rPr>
+              <w:t>3</w:t>
+            </w:r>
+          </w:p>
+        </w:tc>
+        <w:tc>
+          <w:tcPr>
+            <w:tcW w:type="dxa" w:w="1757"/>
+          </w:tcPr>
+          <w:p>
+            <w:r>
+              <w:rPr>
+                <w:rFonts w:ascii="宋体" w:hAnsi="宋体" w:eastAsia="宋体"/>
+                <w:sz w:val="18"/>
+              </w:rPr>
+              <w:t>二级分类</w:t>
+            </w:r>
+          </w:p>
+        </w:tc>
+        <w:tc>
+          <w:tcPr>
+            <w:tcW w:type="dxa" w:w="1928"/>
+          </w:tcPr>
+          <w:p>
+            <w:r>
+              <w:rPr>
+                <w:rFonts w:ascii="宋体" w:hAnsi="宋体" w:eastAsia="宋体"/>
+                <w:sz w:val="18"/>
+              </w:rPr>
+              <w:t>Classification H2</w:t>
+            </w:r>
+          </w:p>
+        </w:tc>
+        <w:tc>
+          <w:tcPr>
+            <w:tcW w:type="dxa" w:w="1077"/>
+          </w:tcPr>
+          <w:p>
+            <w:r>
+              <w:rPr>
+                <w:rFonts w:ascii="宋体" w:hAnsi="宋体" w:eastAsia="宋体"/>
+                <w:sz w:val="18"/>
+              </w:rPr>
+              <w:t>只读</w:t>
+            </w:r>
+          </w:p>
+        </w:tc>
+        <w:tc>
+          <w:tcPr>
+            <w:tcW w:type="dxa" w:w="624"/>
+          </w:tcPr>
+          <w:p>
+            <w:r>
+              <w:rPr>
+                <w:rFonts w:ascii="宋体" w:hAnsi="宋体" w:eastAsia="宋体"/>
+                <w:sz w:val="18"/>
+              </w:rPr>
+              <w:t>—</w:t>
+            </w:r>
+          </w:p>
+        </w:tc>
+        <w:tc>
+          <w:tcPr>
+            <w:tcW w:type="dxa" w:w="2211"/>
+          </w:tcPr>
+          <w:p>
+            <w:r>
+              <w:rPr>
+                <w:rFonts w:ascii="宋体" w:hAnsi="宋体" w:eastAsia="宋体"/>
+                <w:sz w:val="18"/>
+              </w:rPr>
+              <w:t>—</w:t>
+            </w:r>
+          </w:p>
+        </w:tc>
+        <w:tc>
+          <w:tcPr>
+            <w:tcW w:type="dxa" w:w="2494"/>
+          </w:tcPr>
+          <w:p>
+            <w:r>
+              <w:rPr>
+                <w:rFonts w:ascii="宋体" w:hAnsi="宋体" w:eastAsia="宋体"/>
+                <w:sz w:val="18"/>
+              </w:rPr>
+              <w:t>锁定为主弹窗已选值</w:t>
+            </w:r>
+          </w:p>
+        </w:tc>
+        <w:tc>
+          <w:tcPr>
+            <w:tcW w:type="dxa" w:w="1077"/>
+          </w:tcPr>
+          <w:p>
+            <w:r>
+              <w:rPr>
+                <w:rFonts w:ascii="宋体" w:hAnsi="宋体" w:eastAsia="宋体"/>
+                <w:sz w:val="18"/>
+              </w:rPr>
+              <w:t>是</w:t>
+            </w:r>
+          </w:p>
+        </w:tc>
+        <w:tc>
+          <w:tcPr>
+            <w:tcW w:type="dxa" w:w="1417"/>
+          </w:tcPr>
+          <w:p>
+            <w:r>
+              <w:rPr>
+                <w:rFonts w:ascii="宋体" w:hAnsi="宋体" w:eastAsia="宋体"/>
+                <w:sz w:val="18"/>
+              </w:rPr>
+            </w:r>
+          </w:p>
+        </w:tc>
+      </w:tr>
+      <w:tr>
+        <w:tc>
+          <w:tcPr>
+            <w:tcW w:type="dxa" w:w="680"/>
+          </w:tcPr>
+          <w:p>
+            <w:r>
+              <w:rPr>
+                <w:rFonts w:ascii="宋体" w:hAnsi="宋体" w:eastAsia="宋体"/>
+                <w:sz w:val="18"/>
+              </w:rPr>
+              <w:t>4</w:t>
+            </w:r>
+          </w:p>
+        </w:tc>
+        <w:tc>
+          <w:tcPr>
+            <w:tcW w:type="dxa" w:w="1757"/>
+          </w:tcPr>
+          <w:p>
+            <w:r>
+              <w:rPr>
+                <w:rFonts w:ascii="宋体" w:hAnsi="宋体" w:eastAsia="宋体"/>
+                <w:sz w:val="18"/>
+              </w:rPr>
+              <w:t>候选课程</w:t>
+            </w:r>
+          </w:p>
+        </w:tc>
+        <w:tc>
+          <w:tcPr>
+            <w:tcW w:type="dxa" w:w="1928"/>
+          </w:tcPr>
+          <w:p>
+            <w:r>
+              <w:rPr>
+                <w:rFonts w:ascii="宋体" w:hAnsi="宋体" w:eastAsia="宋体"/>
+                <w:sz w:val="18"/>
+              </w:rPr>
+              <w:t>Candidates</w:t>
+            </w:r>
+          </w:p>
+        </w:tc>
+        <w:tc>
+          <w:tcPr>
+            <w:tcW w:type="dxa" w:w="1077"/>
+          </w:tcPr>
+          <w:p>
+            <w:r>
+              <w:rPr>
+                <w:rFonts w:ascii="宋体" w:hAnsi="宋体" w:eastAsia="宋体"/>
+                <w:sz w:val="18"/>
+              </w:rPr>
+              <w:t>多选表</w:t>
+            </w:r>
+          </w:p>
+        </w:tc>
+        <w:tc>
+          <w:tcPr>
+            <w:tcW w:type="dxa" w:w="624"/>
+          </w:tcPr>
+          <w:p>
+            <w:r>
+              <w:rPr>
+                <w:rFonts w:ascii="宋体" w:hAnsi="宋体" w:eastAsia="宋体"/>
+                <w:sz w:val="18"/>
+              </w:rPr>
+              <w:t>是</w:t>
+            </w:r>
+          </w:p>
+        </w:tc>
+        <w:tc>
+          <w:tcPr>
+            <w:tcW w:type="dxa" w:w="2211"/>
+          </w:tcPr>
+          <w:p>
+            <w:r>
+              <w:rPr>
+                <w:rFonts w:ascii="宋体" w:hAnsi="宋体" w:eastAsia="宋体"/>
+                <w:sz w:val="18"/>
+              </w:rPr>
+              <w:t>至少选 1 门</w:t>
+            </w:r>
+          </w:p>
+        </w:tc>
+        <w:tc>
+          <w:tcPr>
+            <w:tcW w:type="dxa" w:w="2494"/>
+          </w:tcPr>
+          <w:p>
+            <w:r>
+              <w:rPr>
+                <w:rFonts w:ascii="宋体" w:hAnsi="宋体" w:eastAsia="宋体"/>
+                <w:sz w:val="18"/>
+              </w:rPr>
+              <w:t>TAB2 选修且符合学期+H2；排除已入本组及其他课程组；无候选时空态</w:t>
             </w:r>
           </w:p>
         </w:tc>
@@ -19268,7 +20597,7 @@
           <w:b w:val="0"/>
           <w:sz w:val="22"/>
         </w:rPr>
-        <w:t>· 描述：为方案课程选择合并展示伙伴课程。</w:t>
+        <w:t>· 描述：为方案课程选择合并展示伙伴课程（可选）。</w:t>
       </w:r>
     </w:p>
     <w:p>
@@ -19278,7 +20607,7 @@
           <w:b w:val="0"/>
           <w:sz w:val="22"/>
         </w:rPr>
-        <w:t>· 业务的事件交互：课程设置第一步「选择」合并课程 → 合并课程选择弹窗。</w:t>
+        <w:t>· 业务的事件交互：课程设置第一步点击「选择」→ 直接打开合并课程选择弹窗。</w:t>
       </w:r>
     </w:p>
     <w:p>
@@ -19288,7 +20617,7 @@
           <w:b w:val="0"/>
           <w:sz w:val="22"/>
         </w:rPr>
-        <w:t>· 备注信息（校验规则补充、其他说明等）：须开课学期、二级分类、学分相同；仅影响标签页三/四展示；执行计划编辑只读。</w:t>
+        <w:t>· 备注信息（校验规则补充、其他说明等）：不做前置强校验；二级分类/开课学期/学分未填全时弹窗可打开但列表为空；有候选时按同学期、同二级分类、同学分筛选；执行计划编辑只读展示。</w:t>
       </w:r>
     </w:p>
     <w:p>
@@ -19298,7 +20627,7 @@
           <w:b w:val="0"/>
           <w:sz w:val="22"/>
         </w:rPr>
-        <w:t>b. 下钻页面说明（备注说明）：下钻至合并课程选择弹窗：单选符合条件的其他方案课程；确认后写入 mergeWithPcId。关联：合并课程选择弹窗（modal-merge-course-picker）</w:t>
+        <w:t>b. 下钻页面说明（备注说明）：下钻至合并课程选择弹窗：列表展示符合条件的其他方案课程，无数据时显示空态；选定后确认写入 mergeWithPcId。关联：合并课程选择弹窗（modal-merge-course-picker）</w:t>
       </w:r>
     </w:p>
     <w:p/>
@@ -19339,7 +20668,7 @@
           <w:b w:val="0"/>
           <w:sz w:val="22"/>
         </w:rPr>
-        <w:t>· 业务的事件交互：标签页三「+ 新建课程组」→ 课程组弹窗 → 保存。</w:t>
+        <w:t>· 业务的事件交互：标签页三「+ 新建课程组」→ 课程组弹窗 →「课程选择」子弹窗 → 保存。</w:t>
       </w:r>
     </w:p>
     <w:p>
@@ -19349,7 +20678,7 @@
           <w:b w:val="0"/>
           <w:sz w:val="22"/>
         </w:rPr>
-        <w:t>· 备注信息（校验规则补充、其他说明等）：仅选修课；须 TAB2 已录入且开课学期与二级分类相同；不能将全部纳入课程设为必选。</w:t>
+        <w:t>· 备注信息（校验规则补充、其他说明等）：仅选修课；须 TAB2 已录入且开课学期与二级分类相同；组内至少 2 门；须选课程数 &lt; 组内课程数；不能将全部组内课设为必选。</w:t>
       </w:r>
     </w:p>
     <w:p>
@@ -19359,7 +20688,7 @@
           <w:b w:val="0"/>
           <w:sz w:val="22"/>
         </w:rPr>
-        <w:t>b. 下钻页面说明（备注说明）：下钻至课程组弹窗：选择学期与分类、须选课程数、备注，勾选组内课程并标记必选。关联：课程组弹窗（modal-course-group）</w:t>
+        <w:t>b. 下钻页面说明（备注说明）：下钻至课程组弹窗：先选开课学期与一/二级分类（级联），填写须选课程数与备注；点击「课程选择」打开子弹窗，学期/H1/H2 只读锁定，多选候选课后确认添加；主弹窗列表可标必选或移除。关联：课程组弹窗（modal-course-group）；组内课程选择弹窗（modal-course-group-member-picker）</w:t>
       </w:r>
     </w:p>
     <w:p/>
@@ -19370,7 +20699,7 @@
           <w:b/>
           <w:sz w:val="22"/>
         </w:rPr>
-        <w:t>25、功能按钮——编辑/删除课程组（英文名称：Edit / Delete Course Group）【来源：TAB3 课程组 · 行操作】</w:t>
+        <w:t>24a、功能按钮——课程选择（组内课）（英文名称：Pick Group Members）【来源：TAB3 · 课程组弹窗】</w:t>
       </w:r>
     </w:p>
     <w:p>
@@ -19390,7 +20719,7 @@
           <w:b w:val="0"/>
           <w:sz w:val="22"/>
         </w:rPr>
-        <w:t>· 描述：维护已有课程组成员与必选标记。</w:t>
+        <w:t>· 描述：从 TAB2 已录入选修课中多选纳入课程组。</w:t>
       </w:r>
     </w:p>
     <w:p>
@@ -19400,7 +20729,7 @@
           <w:b w:val="0"/>
           <w:sz w:val="22"/>
         </w:rPr>
-        <w:t>· 业务的事件交互：课程组表行「编辑」或「删除」。</w:t>
+        <w:t>· 业务的事件交互：课程组弹窗内点击「课程选择」→ 子弹窗勾选 → 确认添加。</w:t>
       </w:r>
     </w:p>
     <w:p>
@@ -19410,7 +20739,7 @@
           <w:b w:val="0"/>
           <w:sz w:val="22"/>
         </w:rPr>
-        <w:t>· 备注信息（校验规则补充、其他说明等）：删除须确认；不影响 TAB2 课程清单。</w:t>
+        <w:t>· 备注信息（校验规则补充、其他说明等）：候选须符合主弹窗学期+H2；排除已入本组及其他课程组；无候选时空态。</w:t>
       </w:r>
     </w:p>
     <w:p>
@@ -19420,7 +20749,68 @@
           <w:b w:val="0"/>
           <w:sz w:val="22"/>
         </w:rPr>
-        <w:t>b. 下钻页面说明（备注说明）：下钻至课程组弹窗编辑模式或删除确认弹窗。关联：课程组弹窗（modal-course-group）；通用删除确认弹窗（modal-delete-confirm）</w:t>
+        <w:t>b. 下钻页面说明（备注说明）：下钻至组内课程选择子弹窗：顶部学期/一级/二级只读锁定；列表多选后确认写入 courseGroupDraftMembers。关联：modal-course-group-member-picker</w:t>
+      </w:r>
+    </w:p>
+    <w:p/>
+    <w:p>
+      <w:r>
+        <w:rPr>
+          <w:rFonts w:ascii="宋体" w:hAnsi="宋体" w:eastAsia="宋体"/>
+          <w:b/>
+          <w:sz w:val="22"/>
+        </w:rPr>
+        <w:t>25、功能按钮——查看/编辑/删除课程组（英文名称：View / Edit / Delete Course Group）【来源：TAB3 课程组 · 行操作】</w:t>
+      </w:r>
+    </w:p>
+    <w:p>
+      <w:r>
+        <w:rPr>
+          <w:rFonts w:ascii="宋体" w:hAnsi="宋体" w:eastAsia="宋体"/>
+          <w:b w:val="0"/>
+          <w:sz w:val="22"/>
+        </w:rPr>
+        <w:t>a. 功能说明（描述、业务的事件交互、备注信息等）：</w:t>
+      </w:r>
+    </w:p>
+    <w:p>
+      <w:r>
+        <w:rPr>
+          <w:rFonts w:ascii="宋体" w:hAnsi="宋体" w:eastAsia="宋体"/>
+          <w:b w:val="0"/>
+          <w:sz w:val="22"/>
+        </w:rPr>
+        <w:t>· 描述：维护或只读查看已有课程组成员与必选标记。</w:t>
+      </w:r>
+    </w:p>
+    <w:p>
+      <w:r>
+        <w:rPr>
+          <w:rFonts w:ascii="宋体" w:hAnsi="宋体" w:eastAsia="宋体"/>
+          <w:b w:val="0"/>
+          <w:sz w:val="22"/>
+        </w:rPr>
+        <w:t>· 业务的事件交互：课程组表行「查看」「编辑」或「删除」；执行计划/只读场景仅「查看」。</w:t>
+      </w:r>
+    </w:p>
+    <w:p>
+      <w:r>
+        <w:rPr>
+          <w:rFonts w:ascii="宋体" w:hAnsi="宋体" w:eastAsia="宋体"/>
+          <w:b w:val="0"/>
+          <w:sz w:val="22"/>
+        </w:rPr>
+        <w:t>· 备注信息（校验规则补充、其他说明等）：删除须确认；不影响 TAB2 课程清单；执行计划不可编辑删除。</w:t>
+      </w:r>
+    </w:p>
+    <w:p>
+      <w:r>
+        <w:rPr>
+          <w:rFonts w:ascii="宋体" w:hAnsi="宋体" w:eastAsia="宋体"/>
+          <w:b w:val="0"/>
+          <w:sz w:val="22"/>
+        </w:rPr>
+        <w:t>b. 下钻页面说明（备注说明）：查看下钻至课程组查看弹窗（只读组内课列表）；编辑下钻至课程组弹窗；删除走通用确认弹窗。关联：modal-course-group-view；modal-course-group；modal-delete-confirm</w:t>
       </w:r>
     </w:p>
     <w:p/>
@@ -24262,7 +25652,7 @@
                 <w:rFonts w:ascii="宋体" w:hAnsi="宋体" w:eastAsia="宋体"/>
                 <w:sz w:val="21"/>
               </w:rPr>
-              <w:t>选择专业与入学批次 → 自动匹配已通过版本并复制 → 旋转开课学期并计算实际开课学期 → 四标签页编辑（TAB1 只读、TAB2 限改、TAB3 可编辑课程组、TAB4 只读）→ 保存仅影响当前批次 → 提交后锁定。</w:t>
+              <w:t>选择专业与入学批次 → 自动匹配已通过版本并复制 → 旋转开课学期并计算实际开课学期 → 四标签页编辑（TAB1 只读、TAB2 限改、TAB3 只读仅查看、TAB4 只读）→ 保存仅影响当前批次 → 提交后锁定。</w:t>
             </w:r>
           </w:p>
         </w:tc>
@@ -26075,7 +27465,7 @@
           <w:b w:val="0"/>
           <w:sz w:val="22"/>
         </w:rPr>
-        <w:t>b. 下钻页面说明（备注说明）：下钻至版本编辑页执行计划模式：TAB1 分类只读；TAB2 可改开课学期、先修、延迟开课（已开课课程锁定），合并课程只读展示；TAB3 课程组可编辑；TAB4 进程表只读含实际开课学期；保存仅写入本批次副本。关联：版本编辑页执行计划模式（page-version-edit）</w:t>
+        <w:t>b. 下钻页面说明（备注说明）：下钻至版本编辑页执行计划模式：TAB1 分类只读；TAB2 可改开课学期、先修、延迟开课（已开课课程锁定），合并课程只读展示；TAB3 课程组只读，操作列仅「查看」；TAB4 进程表只读含实际开课学期；保存仅写入本批次副本。关联：版本编辑页执行计划模式（page-version-edit）</w:t>
       </w:r>
     </w:p>
     <w:p/>
@@ -31514,6 +32904,2238 @@
         <w:rPr>
           <w:rFonts w:ascii="黑体" w:hAnsi="黑体" w:eastAsia="黑体"/>
         </w:rPr>
+        <w:t>附录 I：四标签页编辑权限矩阵（V2.2）</w:t>
+      </w:r>
+    </w:p>
+    <w:p>
+      <w:r>
+        <w:rPr>
+          <w:rFonts w:ascii="宋体" w:hAnsi="宋体" w:eastAsia="宋体"/>
+          <w:b w:val="0"/>
+          <w:sz w:val="22"/>
+        </w:rPr>
+        <w:t>同一 page-version-edit 页面在不同业务入口下的 TAB1~TAB4 增删改权限对照；执行计划 TAB3 不可维护课程组，仅可查看。</w:t>
+      </w:r>
+    </w:p>
+    <w:tbl>
+      <w:tblPr>
+        <w:tblW w:type="auto" w:w="0"/>
+        <w:tblLook w:firstColumn="1" w:firstRow="1" w:lastColumn="0" w:lastRow="0" w:noHBand="0" w:noVBand="1" w:val="04A0"/>
+        <w:tblBorders>
+          <w:top w:val="single" w:sz="4" w:space="0" w:color="000000"/>
+          <w:left w:val="single" w:sz="4" w:space="0" w:color="000000"/>
+          <w:bottom w:val="single" w:sz="4" w:space="0" w:color="000000"/>
+          <w:right w:val="single" w:sz="4" w:space="0" w:color="000000"/>
+          <w:insideH w:val="single" w:sz="4" w:space="0" w:color="000000"/>
+          <w:insideV w:val="single" w:sz="4" w:space="0" w:color="000000"/>
+        </w:tblBorders>
+      </w:tblPr>
+      <w:tblGrid>
+        <w:gridCol w:w="2914"/>
+        <w:gridCol w:w="2914"/>
+        <w:gridCol w:w="2914"/>
+        <w:gridCol w:w="2914"/>
+        <w:gridCol w:w="2914"/>
+      </w:tblGrid>
+      <w:tr>
+        <w:tc>
+          <w:tcPr>
+            <w:tcW w:type="dxa" w:w="3061"/>
+          </w:tcPr>
+          <w:p>
+            <w:pPr>
+              <w:jc w:val="center"/>
+            </w:pPr>
+            <w:r>
+              <w:rPr>
+                <w:rFonts w:ascii="宋体" w:hAnsi="宋体" w:eastAsia="宋体"/>
+                <w:b/>
+                <w:sz w:val="18"/>
+              </w:rPr>
+              <w:t>入口场景</w:t>
+            </w:r>
+          </w:p>
+        </w:tc>
+        <w:tc>
+          <w:tcPr>
+            <w:tcW w:type="dxa" w:w="3061"/>
+          </w:tcPr>
+          <w:p>
+            <w:pPr>
+              <w:jc w:val="center"/>
+            </w:pPr>
+            <w:r>
+              <w:rPr>
+                <w:rFonts w:ascii="宋体" w:hAnsi="宋体" w:eastAsia="宋体"/>
+                <w:b/>
+                <w:sz w:val="18"/>
+              </w:rPr>
+              <w:t>TAB1 分类</w:t>
+            </w:r>
+          </w:p>
+        </w:tc>
+        <w:tc>
+          <w:tcPr>
+            <w:tcW w:type="dxa" w:w="3515"/>
+          </w:tcPr>
+          <w:p>
+            <w:pPr>
+              <w:jc w:val="center"/>
+            </w:pPr>
+            <w:r>
+              <w:rPr>
+                <w:rFonts w:ascii="宋体" w:hAnsi="宋体" w:eastAsia="宋体"/>
+                <w:b/>
+                <w:sz w:val="18"/>
+              </w:rPr>
+              <w:t>TAB2 课程</w:t>
+            </w:r>
+          </w:p>
+        </w:tc>
+        <w:tc>
+          <w:tcPr>
+            <w:tcW w:type="dxa" w:w="3061"/>
+          </w:tcPr>
+          <w:p>
+            <w:pPr>
+              <w:jc w:val="center"/>
+            </w:pPr>
+            <w:r>
+              <w:rPr>
+                <w:rFonts w:ascii="宋体" w:hAnsi="宋体" w:eastAsia="宋体"/>
+                <w:b/>
+                <w:sz w:val="18"/>
+              </w:rPr>
+              <w:t>TAB3 课程组</w:t>
+            </w:r>
+          </w:p>
+        </w:tc>
+        <w:tc>
+          <w:tcPr>
+            <w:tcW w:type="dxa" w:w="2211"/>
+          </w:tcPr>
+          <w:p>
+            <w:pPr>
+              <w:jc w:val="center"/>
+            </w:pPr>
+            <w:r>
+              <w:rPr>
+                <w:rFonts w:ascii="宋体" w:hAnsi="宋体" w:eastAsia="宋体"/>
+                <w:b/>
+                <w:sz w:val="18"/>
+              </w:rPr>
+              <w:t>TAB4 进程表</w:t>
+            </w:r>
+          </w:p>
+        </w:tc>
+      </w:tr>
+      <w:tr>
+        <w:tc>
+          <w:tcPr>
+            <w:tcW w:type="dxa" w:w="3061"/>
+          </w:tcPr>
+          <w:p>
+            <w:r>
+              <w:rPr>
+                <w:rFonts w:ascii="宋体" w:hAnsi="宋体" w:eastAsia="宋体"/>
+                <w:sz w:val="18"/>
+              </w:rPr>
+              <w:t>方案版本制定/变更</w:t>
+            </w:r>
+          </w:p>
+        </w:tc>
+        <w:tc>
+          <w:tcPr>
+            <w:tcW w:type="dxa" w:w="3061"/>
+          </w:tcPr>
+          <w:p>
+            <w:r>
+              <w:rPr>
+                <w:rFonts w:ascii="宋体" w:hAnsi="宋体" w:eastAsia="宋体"/>
+                <w:sz w:val="18"/>
+              </w:rPr>
+              <w:t>可增删改二级/三级分类、选修矩阵</w:t>
+            </w:r>
+          </w:p>
+        </w:tc>
+        <w:tc>
+          <w:tcPr>
+            <w:tcW w:type="dxa" w:w="3515"/>
+          </w:tcPr>
+          <w:p>
+            <w:r>
+              <w:rPr>
+                <w:rFonts w:ascii="宋体" w:hAnsi="宋体" w:eastAsia="宋体"/>
+                <w:sz w:val="18"/>
+              </w:rPr>
+              <w:t>可增删改课程、CLO、SLT</w:t>
+            </w:r>
+          </w:p>
+        </w:tc>
+        <w:tc>
+          <w:tcPr>
+            <w:tcW w:type="dxa" w:w="3061"/>
+          </w:tcPr>
+          <w:p>
+            <w:r>
+              <w:rPr>
+                <w:rFonts w:ascii="宋体" w:hAnsi="宋体" w:eastAsia="宋体"/>
+                <w:sz w:val="18"/>
+              </w:rPr>
+              <w:t>可新建/编辑/删除课程组</w:t>
+            </w:r>
+          </w:p>
+        </w:tc>
+        <w:tc>
+          <w:tcPr>
+            <w:tcW w:type="dxa" w:w="2211"/>
+          </w:tcPr>
+          <w:p>
+            <w:r>
+              <w:rPr>
+                <w:rFonts w:ascii="宋体" w:hAnsi="宋体" w:eastAsia="宋体"/>
+                <w:sz w:val="18"/>
+              </w:rPr>
+              <w:t>只读自动生成</w:t>
+            </w:r>
+          </w:p>
+        </w:tc>
+      </w:tr>
+      <w:tr>
+        <w:tc>
+          <w:tcPr>
+            <w:tcW w:type="dxa" w:w="3061"/>
+          </w:tcPr>
+          <w:p>
+            <w:r>
+              <w:rPr>
+                <w:rFonts w:ascii="宋体" w:hAnsi="宋体" w:eastAsia="宋体"/>
+                <w:sz w:val="18"/>
+              </w:rPr>
+              <w:t>方案版本只读查看</w:t>
+            </w:r>
+          </w:p>
+        </w:tc>
+        <w:tc>
+          <w:tcPr>
+            <w:tcW w:type="dxa" w:w="3061"/>
+          </w:tcPr>
+          <w:p>
+            <w:r>
+              <w:rPr>
+                <w:rFonts w:ascii="宋体" w:hAnsi="宋体" w:eastAsia="宋体"/>
+                <w:sz w:val="18"/>
+              </w:rPr>
+              <w:t>只读</w:t>
+            </w:r>
+          </w:p>
+        </w:tc>
+        <w:tc>
+          <w:tcPr>
+            <w:tcW w:type="dxa" w:w="3515"/>
+          </w:tcPr>
+          <w:p>
+            <w:r>
+              <w:rPr>
+                <w:rFonts w:ascii="宋体" w:hAnsi="宋体" w:eastAsia="宋体"/>
+                <w:sz w:val="18"/>
+              </w:rPr>
+              <w:t>只读</w:t>
+            </w:r>
+          </w:p>
+        </w:tc>
+        <w:tc>
+          <w:tcPr>
+            <w:tcW w:type="dxa" w:w="3061"/>
+          </w:tcPr>
+          <w:p>
+            <w:r>
+              <w:rPr>
+                <w:rFonts w:ascii="宋体" w:hAnsi="宋体" w:eastAsia="宋体"/>
+                <w:sz w:val="18"/>
+              </w:rPr>
+              <w:t>只读；操作列仅「查看」</w:t>
+            </w:r>
+          </w:p>
+        </w:tc>
+        <w:tc>
+          <w:tcPr>
+            <w:tcW w:type="dxa" w:w="2211"/>
+          </w:tcPr>
+          <w:p>
+            <w:r>
+              <w:rPr>
+                <w:rFonts w:ascii="宋体" w:hAnsi="宋体" w:eastAsia="宋体"/>
+                <w:sz w:val="18"/>
+              </w:rPr>
+              <w:t>只读</w:t>
+            </w:r>
+          </w:p>
+        </w:tc>
+      </w:tr>
+      <w:tr>
+        <w:tc>
+          <w:tcPr>
+            <w:tcW w:type="dxa" w:w="3061"/>
+          </w:tcPr>
+          <w:p>
+            <w:r>
+              <w:rPr>
+                <w:rFonts w:ascii="宋体" w:hAnsi="宋体" w:eastAsia="宋体"/>
+                <w:sz w:val="18"/>
+              </w:rPr>
+              <w:t>执行计划编辑（未提交）</w:t>
+            </w:r>
+          </w:p>
+        </w:tc>
+        <w:tc>
+          <w:tcPr>
+            <w:tcW w:type="dxa" w:w="3061"/>
+          </w:tcPr>
+          <w:p>
+            <w:r>
+              <w:rPr>
+                <w:rFonts w:ascii="宋体" w:hAnsi="宋体" w:eastAsia="宋体"/>
+                <w:sz w:val="18"/>
+              </w:rPr>
+              <w:t>只读</w:t>
+            </w:r>
+          </w:p>
+        </w:tc>
+        <w:tc>
+          <w:tcPr>
+            <w:tcW w:type="dxa" w:w="3515"/>
+          </w:tcPr>
+          <w:p>
+            <w:r>
+              <w:rPr>
+                <w:rFonts w:ascii="宋体" w:hAnsi="宋体" w:eastAsia="宋体"/>
+                <w:sz w:val="18"/>
+              </w:rPr>
+              <w:t>限改：开课学期、先修、延迟开课（已开课锁定）；合并课程只读</w:t>
+            </w:r>
+          </w:p>
+        </w:tc>
+        <w:tc>
+          <w:tcPr>
+            <w:tcW w:type="dxa" w:w="3061"/>
+          </w:tcPr>
+          <w:p>
+            <w:r>
+              <w:rPr>
+                <w:rFonts w:ascii="宋体" w:hAnsi="宋体" w:eastAsia="宋体"/>
+                <w:sz w:val="18"/>
+              </w:rPr>
+              <w:t>只读；操作列仅「查看」</w:t>
+            </w:r>
+          </w:p>
+        </w:tc>
+        <w:tc>
+          <w:tcPr>
+            <w:tcW w:type="dxa" w:w="2211"/>
+          </w:tcPr>
+          <w:p>
+            <w:r>
+              <w:rPr>
+                <w:rFonts w:ascii="宋体" w:hAnsi="宋体" w:eastAsia="宋体"/>
+                <w:sz w:val="18"/>
+              </w:rPr>
+              <w:t>只读</w:t>
+            </w:r>
+          </w:p>
+        </w:tc>
+      </w:tr>
+      <w:tr>
+        <w:tc>
+          <w:tcPr>
+            <w:tcW w:type="dxa" w:w="3061"/>
+          </w:tcPr>
+          <w:p>
+            <w:r>
+              <w:rPr>
+                <w:rFonts w:ascii="宋体" w:hAnsi="宋体" w:eastAsia="宋体"/>
+                <w:sz w:val="18"/>
+              </w:rPr>
+              <w:t>执行计划只读查看</w:t>
+            </w:r>
+          </w:p>
+        </w:tc>
+        <w:tc>
+          <w:tcPr>
+            <w:tcW w:type="dxa" w:w="3061"/>
+          </w:tcPr>
+          <w:p>
+            <w:r>
+              <w:rPr>
+                <w:rFonts w:ascii="宋体" w:hAnsi="宋体" w:eastAsia="宋体"/>
+                <w:sz w:val="18"/>
+              </w:rPr>
+              <w:t>只读</w:t>
+            </w:r>
+          </w:p>
+        </w:tc>
+        <w:tc>
+          <w:tcPr>
+            <w:tcW w:type="dxa" w:w="3515"/>
+          </w:tcPr>
+          <w:p>
+            <w:r>
+              <w:rPr>
+                <w:rFonts w:ascii="宋体" w:hAnsi="宋体" w:eastAsia="宋体"/>
+                <w:sz w:val="18"/>
+              </w:rPr>
+              <w:t>只读</w:t>
+            </w:r>
+          </w:p>
+        </w:tc>
+        <w:tc>
+          <w:tcPr>
+            <w:tcW w:type="dxa" w:w="3061"/>
+          </w:tcPr>
+          <w:p>
+            <w:r>
+              <w:rPr>
+                <w:rFonts w:ascii="宋体" w:hAnsi="宋体" w:eastAsia="宋体"/>
+                <w:sz w:val="18"/>
+              </w:rPr>
+              <w:t>只读；操作列仅「查看」</w:t>
+            </w:r>
+          </w:p>
+        </w:tc>
+        <w:tc>
+          <w:tcPr>
+            <w:tcW w:type="dxa" w:w="2211"/>
+          </w:tcPr>
+          <w:p>
+            <w:r>
+              <w:rPr>
+                <w:rFonts w:ascii="宋体" w:hAnsi="宋体" w:eastAsia="宋体"/>
+                <w:sz w:val="18"/>
+              </w:rPr>
+              <w:t>只读</w:t>
+            </w:r>
+          </w:p>
+        </w:tc>
+      </w:tr>
+    </w:tbl>
+    <w:p/>
+    <w:p>
+      <w:pPr>
+        <w:pStyle w:val="Heading2"/>
+      </w:pPr>
+      <w:r>
+        <w:rPr>
+          <w:rFonts w:ascii="黑体" w:hAnsi="黑体" w:eastAsia="黑体"/>
+        </w:rPr>
+        <w:t>附录 J：标签页解锁与数据联动（V2.2）</w:t>
+      </w:r>
+    </w:p>
+    <w:tbl>
+      <w:tblPr>
+        <w:tblW w:type="auto" w:w="0"/>
+        <w:tblLook w:firstColumn="1" w:firstRow="1" w:lastColumn="0" w:lastRow="0" w:noHBand="0" w:noVBand="1" w:val="04A0"/>
+        <w:tblBorders>
+          <w:top w:val="single" w:sz="4" w:space="0" w:color="000000"/>
+          <w:left w:val="single" w:sz="4" w:space="0" w:color="000000"/>
+          <w:bottom w:val="single" w:sz="4" w:space="0" w:color="000000"/>
+          <w:right w:val="single" w:sz="4" w:space="0" w:color="000000"/>
+          <w:insideH w:val="single" w:sz="4" w:space="0" w:color="000000"/>
+          <w:insideV w:val="single" w:sz="4" w:space="0" w:color="000000"/>
+        </w:tblBorders>
+      </w:tblPr>
+      <w:tblGrid>
+        <w:gridCol w:w="4857"/>
+        <w:gridCol w:w="4857"/>
+        <w:gridCol w:w="4857"/>
+      </w:tblGrid>
+      <w:tr>
+        <w:tc>
+          <w:tcPr>
+            <w:tcW w:type="dxa" w:w="2665"/>
+          </w:tcPr>
+          <w:p>
+            <w:pPr>
+              <w:jc w:val="center"/>
+            </w:pPr>
+            <w:r>
+              <w:rPr>
+                <w:rFonts w:ascii="宋体" w:hAnsi="宋体" w:eastAsia="宋体"/>
+                <w:b/>
+                <w:sz w:val="18"/>
+              </w:rPr>
+              <w:t>联动关系</w:t>
+            </w:r>
+          </w:p>
+        </w:tc>
+        <w:tc>
+          <w:tcPr>
+            <w:tcW w:type="dxa" w:w="5726"/>
+          </w:tcPr>
+          <w:p>
+            <w:pPr>
+              <w:jc w:val="center"/>
+            </w:pPr>
+            <w:r>
+              <w:rPr>
+                <w:rFonts w:ascii="宋体" w:hAnsi="宋体" w:eastAsia="宋体"/>
+                <w:b/>
+                <w:sz w:val="18"/>
+              </w:rPr>
+              <w:t>规则</w:t>
+            </w:r>
+          </w:p>
+        </w:tc>
+        <w:tc>
+          <w:tcPr>
+            <w:tcW w:type="dxa" w:w="5726"/>
+          </w:tcPr>
+          <w:p>
+            <w:pPr>
+              <w:jc w:val="center"/>
+            </w:pPr>
+            <w:r>
+              <w:rPr>
+                <w:rFonts w:ascii="宋体" w:hAnsi="宋体" w:eastAsia="宋体"/>
+                <w:b/>
+                <w:sz w:val="18"/>
+              </w:rPr>
+              <w:t>不满足时行为</w:t>
+            </w:r>
+          </w:p>
+        </w:tc>
+      </w:tr>
+      <w:tr>
+        <w:tc>
+          <w:tcPr>
+            <w:tcW w:type="dxa" w:w="2665"/>
+          </w:tcPr>
+          <w:p>
+            <w:r>
+              <w:rPr>
+                <w:rFonts w:ascii="宋体" w:hAnsi="宋体" w:eastAsia="宋体"/>
+                <w:sz w:val="18"/>
+              </w:rPr>
+              <w:t>TAB1 → TAB2/3/4</w:t>
+            </w:r>
+          </w:p>
+        </w:tc>
+        <w:tc>
+          <w:tcPr>
+            <w:tcW w:type="dxa" w:w="5726"/>
+          </w:tcPr>
+          <w:p>
+            <w:r>
+              <w:rPr>
+                <w:rFonts w:ascii="宋体" w:hAnsi="宋体" w:eastAsia="宋体"/>
+                <w:sz w:val="18"/>
+              </w:rPr>
+              <w:t>须完成 TAB1 分类树建设（各级分类及学分要求完善）</w:t>
+            </w:r>
+          </w:p>
+        </w:tc>
+        <w:tc>
+          <w:tcPr>
+            <w:tcW w:type="dxa" w:w="5726"/>
+          </w:tcPr>
+          <w:p>
+            <w:r>
+              <w:rPr>
+                <w:rFonts w:ascii="宋体" w:hAnsi="宋体" w:eastAsia="宋体"/>
+                <w:sz w:val="18"/>
+              </w:rPr>
+              <w:t>未满足时 TAB2/3/4 标签禁用并提示</w:t>
+            </w:r>
+          </w:p>
+        </w:tc>
+      </w:tr>
+      <w:tr>
+        <w:tc>
+          <w:tcPr>
+            <w:tcW w:type="dxa" w:w="2665"/>
+          </w:tcPr>
+          <w:p>
+            <w:r>
+              <w:rPr>
+                <w:rFonts w:ascii="宋体" w:hAnsi="宋体" w:eastAsia="宋体"/>
+                <w:sz w:val="18"/>
+              </w:rPr>
+              <w:t>TAB1 课程数</w:t>
+            </w:r>
+          </w:p>
+        </w:tc>
+        <w:tc>
+          <w:tcPr>
+            <w:tcW w:type="dxa" w:w="5726"/>
+          </w:tcPr>
+          <w:p>
+            <w:r>
+              <w:rPr>
+                <w:rFonts w:ascii="宋体" w:hAnsi="宋体" w:eastAsia="宋体"/>
+                <w:sz w:val="18"/>
+              </w:rPr>
+              <w:t>不在 TAB1 手工录入</w:t>
+            </w:r>
+          </w:p>
+        </w:tc>
+        <w:tc>
+          <w:tcPr>
+            <w:tcW w:type="dxa" w:w="5726"/>
+          </w:tcPr>
+          <w:p>
+            <w:r>
+              <w:rPr>
+                <w:rFonts w:ascii="宋体" w:hAnsi="宋体" w:eastAsia="宋体"/>
+                <w:sz w:val="18"/>
+              </w:rPr>
+              <w:t>由 TAB2 已录课程按 H1/H2/H3 自动统计汇总至分类树</w:t>
+            </w:r>
+          </w:p>
+        </w:tc>
+      </w:tr>
+      <w:tr>
+        <w:tc>
+          <w:tcPr>
+            <w:tcW w:type="dxa" w:w="2665"/>
+          </w:tcPr>
+          <w:p>
+            <w:r>
+              <w:rPr>
+                <w:rFonts w:ascii="宋体" w:hAnsi="宋体" w:eastAsia="宋体"/>
+                <w:sz w:val="18"/>
+              </w:rPr>
+              <w:t>TAB2 → TAB3</w:t>
+            </w:r>
+          </w:p>
+        </w:tc>
+        <w:tc>
+          <w:tcPr>
+            <w:tcW w:type="dxa" w:w="5726"/>
+          </w:tcPr>
+          <w:p>
+            <w:r>
+              <w:rPr>
+                <w:rFonts w:ascii="宋体" w:hAnsi="宋体" w:eastAsia="宋体"/>
+                <w:sz w:val="18"/>
+              </w:rPr>
+              <w:t>课程组候选来自 TAB2 已录入选修课</w:t>
+            </w:r>
+          </w:p>
+        </w:tc>
+        <w:tc>
+          <w:tcPr>
+            <w:tcW w:type="dxa" w:w="5726"/>
+          </w:tcPr>
+          <w:p>
+            <w:r>
+              <w:rPr>
+                <w:rFonts w:ascii="宋体" w:hAnsi="宋体" w:eastAsia="宋体"/>
+                <w:sz w:val="18"/>
+              </w:rPr>
+              <w:t>须已指定开课学期且二级分类为选修类</w:t>
+            </w:r>
+          </w:p>
+        </w:tc>
+      </w:tr>
+      <w:tr>
+        <w:tc>
+          <w:tcPr>
+            <w:tcW w:type="dxa" w:w="2665"/>
+          </w:tcPr>
+          <w:p>
+            <w:r>
+              <w:rPr>
+                <w:rFonts w:ascii="宋体" w:hAnsi="宋体" w:eastAsia="宋体"/>
+                <w:sz w:val="18"/>
+              </w:rPr>
+              <w:t>TAB1+2+3 → TAB4</w:t>
+            </w:r>
+          </w:p>
+        </w:tc>
+        <w:tc>
+          <w:tcPr>
+            <w:tcW w:type="dxa" w:w="5726"/>
+          </w:tcPr>
+          <w:p>
+            <w:r>
+              <w:rPr>
+                <w:rFonts w:ascii="宋体" w:hAnsi="宋体" w:eastAsia="宋体"/>
+                <w:sz w:val="18"/>
+              </w:rPr>
+              <w:t>方案进程表完全自动生成</w:t>
+            </w:r>
+          </w:p>
+        </w:tc>
+        <w:tc>
+          <w:tcPr>
+            <w:tcW w:type="dxa" w:w="5726"/>
+          </w:tcPr>
+          <w:p>
+            <w:r>
+              <w:rPr>
+                <w:rFonts w:ascii="宋体" w:hAnsi="宋体" w:eastAsia="宋体"/>
+                <w:sz w:val="18"/>
+              </w:rPr>
+              <w:t>按 TAB2 开课学期排布；TAB3 课程组影响分组展示与选课提示</w:t>
+            </w:r>
+          </w:p>
+        </w:tc>
+      </w:tr>
+      <w:tr>
+        <w:tc>
+          <w:tcPr>
+            <w:tcW w:type="dxa" w:w="2665"/>
+          </w:tcPr>
+          <w:p>
+            <w:r>
+              <w:rPr>
+                <w:rFonts w:ascii="宋体" w:hAnsi="宋体" w:eastAsia="宋体"/>
+                <w:sz w:val="18"/>
+              </w:rPr>
+              <w:t>TAB2 配置面板</w:t>
+            </w:r>
+          </w:p>
+        </w:tc>
+        <w:tc>
+          <w:tcPr>
+            <w:tcW w:type="dxa" w:w="5726"/>
+          </w:tcPr>
+          <w:p>
+            <w:r>
+              <w:rPr>
+                <w:rFonts w:ascii="宋体" w:hAnsi="宋体" w:eastAsia="宋体"/>
+                <w:sz w:val="18"/>
+              </w:rPr>
+              <w:t>与 TAB1 分类树层级一致</w:t>
+            </w:r>
+          </w:p>
+        </w:tc>
+        <w:tc>
+          <w:tcPr>
+            <w:tcW w:type="dxa" w:w="5726"/>
+          </w:tcPr>
+          <w:p>
+            <w:r>
+              <w:rPr>
+                <w:rFonts w:ascii="宋体" w:hAnsi="宋体" w:eastAsia="宋体"/>
+                <w:sz w:val="18"/>
+              </w:rPr>
+              <w:t>展示课程数、已配学分、学分要求、达标状态；增删课程后同步刷新</w:t>
+            </w:r>
+          </w:p>
+        </w:tc>
+      </w:tr>
+    </w:tbl>
+    <w:p/>
+    <w:p>
+      <w:pPr>
+        <w:pStyle w:val="Heading2"/>
+      </w:pPr>
+      <w:r>
+        <w:rPr>
+          <w:rFonts w:ascii="黑体" w:hAnsi="黑体" w:eastAsia="黑体"/>
+        </w:rPr>
+        <w:t>附录 K：课程组字段与校验逻辑（V2.2）</w:t>
+      </w:r>
+    </w:p>
+    <w:tbl>
+      <w:tblPr>
+        <w:tblW w:type="auto" w:w="0"/>
+        <w:tblLook w:firstColumn="1" w:firstRow="1" w:lastColumn="0" w:lastRow="0" w:noHBand="0" w:noVBand="1" w:val="04A0"/>
+        <w:tblBorders>
+          <w:top w:val="single" w:sz="4" w:space="0" w:color="000000"/>
+          <w:left w:val="single" w:sz="4" w:space="0" w:color="000000"/>
+          <w:bottom w:val="single" w:sz="4" w:space="0" w:color="000000"/>
+          <w:right w:val="single" w:sz="4" w:space="0" w:color="000000"/>
+          <w:insideH w:val="single" w:sz="4" w:space="0" w:color="000000"/>
+          <w:insideV w:val="single" w:sz="4" w:space="0" w:color="000000"/>
+        </w:tblBorders>
+      </w:tblPr>
+      <w:tblGrid>
+        <w:gridCol w:w="4857"/>
+        <w:gridCol w:w="4857"/>
+        <w:gridCol w:w="4857"/>
+      </w:tblGrid>
+      <w:tr>
+        <w:tc>
+          <w:tcPr>
+            <w:tcW w:type="dxa" w:w="2211"/>
+          </w:tcPr>
+          <w:p>
+            <w:pPr>
+              <w:jc w:val="center"/>
+            </w:pPr>
+            <w:r>
+              <w:rPr>
+                <w:rFonts w:ascii="宋体" w:hAnsi="宋体" w:eastAsia="宋体"/>
+                <w:b/>
+                <w:sz w:val="18"/>
+              </w:rPr>
+              <w:t>逻辑项</w:t>
+            </w:r>
+          </w:p>
+        </w:tc>
+        <w:tc>
+          <w:tcPr>
+            <w:tcW w:type="dxa" w:w="3969"/>
+          </w:tcPr>
+          <w:p>
+            <w:pPr>
+              <w:jc w:val="center"/>
+            </w:pPr>
+            <w:r>
+              <w:rPr>
+                <w:rFonts w:ascii="宋体" w:hAnsi="宋体" w:eastAsia="宋体"/>
+                <w:b/>
+                <w:sz w:val="18"/>
+              </w:rPr>
+              <w:t>规则</w:t>
+            </w:r>
+          </w:p>
+        </w:tc>
+        <w:tc>
+          <w:tcPr>
+            <w:tcW w:type="dxa" w:w="7937"/>
+          </w:tcPr>
+          <w:p>
+            <w:pPr>
+              <w:jc w:val="center"/>
+            </w:pPr>
+            <w:r>
+              <w:rPr>
+                <w:rFonts w:ascii="宋体" w:hAnsi="宋体" w:eastAsia="宋体"/>
+                <w:b/>
+                <w:sz w:val="18"/>
+              </w:rPr>
+              <w:t>说明/拦截</w:t>
+            </w:r>
+          </w:p>
+        </w:tc>
+      </w:tr>
+      <w:tr>
+        <w:tc>
+          <w:tcPr>
+            <w:tcW w:type="dxa" w:w="2211"/>
+          </w:tcPr>
+          <w:p>
+            <w:r>
+              <w:rPr>
+                <w:rFonts w:ascii="宋体" w:hAnsi="宋体" w:eastAsia="宋体"/>
+                <w:sz w:val="18"/>
+              </w:rPr>
+              <w:t>适用范围</w:t>
+            </w:r>
+          </w:p>
+        </w:tc>
+        <w:tc>
+          <w:tcPr>
+            <w:tcW w:type="dxa" w:w="3969"/>
+          </w:tcPr>
+          <w:p>
+            <w:r>
+              <w:rPr>
+                <w:rFonts w:ascii="宋体" w:hAnsi="宋体" w:eastAsia="宋体"/>
+                <w:sz w:val="18"/>
+              </w:rPr>
+              <w:t>仅选修课</w:t>
+            </w:r>
+          </w:p>
+        </w:tc>
+        <w:tc>
+          <w:tcPr>
+            <w:tcW w:type="dxa" w:w="7937"/>
+          </w:tcPr>
+          <w:p>
+            <w:r>
+              <w:rPr>
+                <w:rFonts w:ascii="宋体" w:hAnsi="宋体" w:eastAsia="宋体"/>
+                <w:sz w:val="18"/>
+              </w:rPr>
+              <w:t>二级分类须为选修类；TAB2 课程须为选修且已指定开课学期</w:t>
+            </w:r>
+          </w:p>
+        </w:tc>
+      </w:tr>
+      <w:tr>
+        <w:tc>
+          <w:tcPr>
+            <w:tcW w:type="dxa" w:w="2211"/>
+          </w:tcPr>
+          <w:p>
+            <w:r>
+              <w:rPr>
+                <w:rFonts w:ascii="宋体" w:hAnsi="宋体" w:eastAsia="宋体"/>
+                <w:sz w:val="18"/>
+              </w:rPr>
+              <w:t>学期/分类锁定</w:t>
+            </w:r>
+          </w:p>
+        </w:tc>
+        <w:tc>
+          <w:tcPr>
+            <w:tcW w:type="dxa" w:w="3969"/>
+          </w:tcPr>
+          <w:p>
+            <w:r>
+              <w:rPr>
+                <w:rFonts w:ascii="宋体" w:hAnsi="宋体" w:eastAsia="宋体"/>
+                <w:sz w:val="18"/>
+              </w:rPr>
+              <w:t>新建弹窗先选开课学期→一级→二级</w:t>
+            </w:r>
+          </w:p>
+        </w:tc>
+        <w:tc>
+          <w:tcPr>
+            <w:tcW w:type="dxa" w:w="7937"/>
+          </w:tcPr>
+          <w:p>
+            <w:r>
+              <w:rPr>
+                <w:rFonts w:ascii="宋体" w:hAnsi="宋体" w:eastAsia="宋体"/>
+                <w:sz w:val="18"/>
+              </w:rPr>
+              <w:t>一级/二级选项来自 TAB2 已有选修课；变更学期或分类时自动过滤已选组内课</w:t>
+            </w:r>
+          </w:p>
+        </w:tc>
+      </w:tr>
+      <w:tr>
+        <w:tc>
+          <w:tcPr>
+            <w:tcW w:type="dxa" w:w="2211"/>
+          </w:tcPr>
+          <w:p>
+            <w:r>
+              <w:rPr>
+                <w:rFonts w:ascii="宋体" w:hAnsi="宋体" w:eastAsia="宋体"/>
+                <w:sz w:val="18"/>
+              </w:rPr>
+              <w:t>组内课程添加</w:t>
+            </w:r>
+          </w:p>
+        </w:tc>
+        <w:tc>
+          <w:tcPr>
+            <w:tcW w:type="dxa" w:w="3969"/>
+          </w:tcPr>
+          <w:p>
+            <w:r>
+              <w:rPr>
+                <w:rFonts w:ascii="宋体" w:hAnsi="宋体" w:eastAsia="宋体"/>
+                <w:sz w:val="18"/>
+              </w:rPr>
+              <w:t>主弹窗点「课程选择」→ 子弹窗多选</w:t>
+            </w:r>
+          </w:p>
+        </w:tc>
+        <w:tc>
+          <w:tcPr>
+            <w:tcW w:type="dxa" w:w="7937"/>
+          </w:tcPr>
+          <w:p>
+            <w:r>
+              <w:rPr>
+                <w:rFonts w:ascii="宋体" w:hAnsi="宋体" w:eastAsia="宋体"/>
+                <w:sz w:val="18"/>
+              </w:rPr>
+              <w:t>子弹窗三项筛选（学期/H1/H2）只读锁定为主弹窗设定；不展示已入本组及其他课程组的课</w:t>
+            </w:r>
+          </w:p>
+        </w:tc>
+      </w:tr>
+      <w:tr>
+        <w:tc>
+          <w:tcPr>
+            <w:tcW w:type="dxa" w:w="2211"/>
+          </w:tcPr>
+          <w:p>
+            <w:r>
+              <w:rPr>
+                <w:rFonts w:ascii="宋体" w:hAnsi="宋体" w:eastAsia="宋体"/>
+                <w:sz w:val="18"/>
+              </w:rPr>
+              <w:t>须选课程数</w:t>
+            </w:r>
+          </w:p>
+        </w:tc>
+        <w:tc>
+          <w:tcPr>
+            <w:tcW w:type="dxa" w:w="3969"/>
+          </w:tcPr>
+          <w:p>
+            <w:r>
+              <w:rPr>
+                <w:rFonts w:ascii="宋体" w:hAnsi="宋体" w:eastAsia="宋体"/>
+                <w:sz w:val="18"/>
+              </w:rPr>
+              <w:t>须 &lt; 组内课程总数</w:t>
+            </w:r>
+          </w:p>
+        </w:tc>
+        <w:tc>
+          <w:tcPr>
+            <w:tcW w:type="dxa" w:w="7937"/>
+          </w:tcPr>
+          <w:p>
+            <w:r>
+              <w:rPr>
+                <w:rFonts w:ascii="宋体" w:hAnsi="宋体" w:eastAsia="宋体"/>
+                <w:sz w:val="18"/>
+              </w:rPr>
+              <w:t>至少纳入 2 门方可保存；须选课程数取值范围 1～(组内数-1)</w:t>
+            </w:r>
+          </w:p>
+        </w:tc>
+      </w:tr>
+      <w:tr>
+        <w:tc>
+          <w:tcPr>
+            <w:tcW w:type="dxa" w:w="2211"/>
+          </w:tcPr>
+          <w:p>
+            <w:r>
+              <w:rPr>
+                <w:rFonts w:ascii="宋体" w:hAnsi="宋体" w:eastAsia="宋体"/>
+                <w:sz w:val="18"/>
+              </w:rPr>
+              <w:t>必选标记</w:t>
+            </w:r>
+          </w:p>
+        </w:tc>
+        <w:tc>
+          <w:tcPr>
+            <w:tcW w:type="dxa" w:w="3969"/>
+          </w:tcPr>
+          <w:p>
+            <w:r>
+              <w:rPr>
+                <w:rFonts w:ascii="宋体" w:hAnsi="宋体" w:eastAsia="宋体"/>
+                <w:sz w:val="18"/>
+              </w:rPr>
+              <w:t>组内课可标「必选」</w:t>
+            </w:r>
+          </w:p>
+        </w:tc>
+        <w:tc>
+          <w:tcPr>
+            <w:tcW w:type="dxa" w:w="7937"/>
+          </w:tcPr>
+          <w:p>
+            <w:r>
+              <w:rPr>
+                <w:rFonts w:ascii="宋体" w:hAnsi="宋体" w:eastAsia="宋体"/>
+                <w:sz w:val="18"/>
+              </w:rPr>
+              <w:t>须选课程数≥2 时方可设必选；不能将全部组内课设为必选；必选数量≤须选课程数</w:t>
+            </w:r>
+          </w:p>
+        </w:tc>
+      </w:tr>
+      <w:tr>
+        <w:tc>
+          <w:tcPr>
+            <w:tcW w:type="dxa" w:w="2211"/>
+          </w:tcPr>
+          <w:p>
+            <w:r>
+              <w:rPr>
+                <w:rFonts w:ascii="宋体" w:hAnsi="宋体" w:eastAsia="宋体"/>
+                <w:sz w:val="18"/>
+              </w:rPr>
+              <w:t>与 TAB2 冲突</w:t>
+            </w:r>
+          </w:p>
+        </w:tc>
+        <w:tc>
+          <w:tcPr>
+            <w:tcW w:type="dxa" w:w="3969"/>
+          </w:tcPr>
+          <w:p>
+            <w:r>
+              <w:rPr>
+                <w:rFonts w:ascii="宋体" w:hAnsi="宋体" w:eastAsia="宋体"/>
+                <w:sz w:val="18"/>
+              </w:rPr>
+              <w:t>已入课程组的课不可改开课学期</w:t>
+            </w:r>
+          </w:p>
+        </w:tc>
+        <w:tc>
+          <w:tcPr>
+            <w:tcW w:type="dxa" w:w="7937"/>
+          </w:tcPr>
+          <w:p>
+            <w:r>
+              <w:rPr>
+                <w:rFonts w:ascii="宋体" w:hAnsi="宋体" w:eastAsia="宋体"/>
+                <w:sz w:val="18"/>
+              </w:rPr>
+              <w:t>保存 TAB2 课程时若学期变更则拦截；执行计划提示回方案版本调整，版本提示先 TAB3 移除</w:t>
+            </w:r>
+          </w:p>
+        </w:tc>
+      </w:tr>
+      <w:tr>
+        <w:tc>
+          <w:tcPr>
+            <w:tcW w:type="dxa" w:w="2211"/>
+          </w:tcPr>
+          <w:p>
+            <w:r>
+              <w:rPr>
+                <w:rFonts w:ascii="宋体" w:hAnsi="宋体" w:eastAsia="宋体"/>
+                <w:sz w:val="18"/>
+              </w:rPr>
+              <w:t>执行计划</w:t>
+            </w:r>
+          </w:p>
+        </w:tc>
+        <w:tc>
+          <w:tcPr>
+            <w:tcW w:type="dxa" w:w="3969"/>
+          </w:tcPr>
+          <w:p>
+            <w:r>
+              <w:rPr>
+                <w:rFonts w:ascii="宋体" w:hAnsi="宋体" w:eastAsia="宋体"/>
+                <w:sz w:val="18"/>
+              </w:rPr>
+              <w:t>TAB3 不可增删改</w:t>
+            </w:r>
+          </w:p>
+        </w:tc>
+        <w:tc>
+          <w:tcPr>
+            <w:tcW w:type="dxa" w:w="7937"/>
+          </w:tcPr>
+          <w:p>
+            <w:r>
+              <w:rPr>
+                <w:rFonts w:ascii="宋体" w:hAnsi="宋体" w:eastAsia="宋体"/>
+                <w:sz w:val="18"/>
+              </w:rPr>
+              <w:t>列表仅「查看」；查看弹窗展示组内课程明细</w:t>
+            </w:r>
+          </w:p>
+        </w:tc>
+      </w:tr>
+      <w:tr>
+        <w:tc>
+          <w:tcPr>
+            <w:tcW w:type="dxa" w:w="2211"/>
+          </w:tcPr>
+          <w:p>
+            <w:r>
+              <w:rPr>
+                <w:rFonts w:ascii="宋体" w:hAnsi="宋体" w:eastAsia="宋体"/>
+                <w:sz w:val="18"/>
+              </w:rPr>
+              <w:t>与 TAB4</w:t>
+            </w:r>
+          </w:p>
+        </w:tc>
+        <w:tc>
+          <w:tcPr>
+            <w:tcW w:type="dxa" w:w="3969"/>
+          </w:tcPr>
+          <w:p>
+            <w:r>
+              <w:rPr>
+                <w:rFonts w:ascii="宋体" w:hAnsi="宋体" w:eastAsia="宋体"/>
+                <w:sz w:val="18"/>
+              </w:rPr>
+              <w:t>不改变 TAB2 课程清单</w:t>
+            </w:r>
+          </w:p>
+        </w:tc>
+        <w:tc>
+          <w:tcPr>
+            <w:tcW w:type="dxa" w:w="7937"/>
+          </w:tcPr>
+          <w:p>
+            <w:r>
+              <w:rPr>
+                <w:rFonts w:ascii="宋体" w:hAnsi="宋体" w:eastAsia="宋体"/>
+                <w:sz w:val="18"/>
+              </w:rPr>
+              <w:t>仅影响进程表分组展示、选课提示文案及合计学分要求展示</w:t>
+            </w:r>
+          </w:p>
+        </w:tc>
+      </w:tr>
+    </w:tbl>
+    <w:p/>
+    <w:p>
+      <w:pPr>
+        <w:pStyle w:val="Heading2"/>
+      </w:pPr>
+      <w:r>
+        <w:rPr>
+          <w:rFonts w:ascii="黑体" w:hAnsi="黑体" w:eastAsia="黑体"/>
+        </w:rPr>
+        <w:t>附录 L：课程设置交叉字段逻辑（V2.2）</w:t>
+      </w:r>
+    </w:p>
+    <w:tbl>
+      <w:tblPr>
+        <w:tblW w:type="auto" w:w="0"/>
+        <w:tblLook w:firstColumn="1" w:firstRow="1" w:lastColumn="0" w:lastRow="0" w:noHBand="0" w:noVBand="1" w:val="04A0"/>
+        <w:tblBorders>
+          <w:top w:val="single" w:sz="4" w:space="0" w:color="000000"/>
+          <w:left w:val="single" w:sz="4" w:space="0" w:color="000000"/>
+          <w:bottom w:val="single" w:sz="4" w:space="0" w:color="000000"/>
+          <w:right w:val="single" w:sz="4" w:space="0" w:color="000000"/>
+          <w:insideH w:val="single" w:sz="4" w:space="0" w:color="000000"/>
+          <w:insideV w:val="single" w:sz="4" w:space="0" w:color="000000"/>
+        </w:tblBorders>
+      </w:tblPr>
+      <w:tblGrid>
+        <w:gridCol w:w="4857"/>
+        <w:gridCol w:w="4857"/>
+        <w:gridCol w:w="4857"/>
+      </w:tblGrid>
+      <w:tr>
+        <w:tc>
+          <w:tcPr>
+            <w:tcW w:type="dxa" w:w="2438"/>
+          </w:tcPr>
+          <w:p>
+            <w:pPr>
+              <w:jc w:val="center"/>
+            </w:pPr>
+            <w:r>
+              <w:rPr>
+                <w:rFonts w:ascii="宋体" w:hAnsi="宋体" w:eastAsia="宋体"/>
+                <w:b/>
+                <w:sz w:val="18"/>
+              </w:rPr>
+              <w:t>字段/功能</w:t>
+            </w:r>
+          </w:p>
+        </w:tc>
+        <w:tc>
+          <w:tcPr>
+            <w:tcW w:type="dxa" w:w="3685"/>
+          </w:tcPr>
+          <w:p>
+            <w:pPr>
+              <w:jc w:val="center"/>
+            </w:pPr>
+            <w:r>
+              <w:rPr>
+                <w:rFonts w:ascii="宋体" w:hAnsi="宋体" w:eastAsia="宋体"/>
+                <w:b/>
+                <w:sz w:val="18"/>
+              </w:rPr>
+              <w:t>规则</w:t>
+            </w:r>
+          </w:p>
+        </w:tc>
+        <w:tc>
+          <w:tcPr>
+            <w:tcW w:type="dxa" w:w="7937"/>
+          </w:tcPr>
+          <w:p>
+            <w:pPr>
+              <w:jc w:val="center"/>
+            </w:pPr>
+            <w:r>
+              <w:rPr>
+                <w:rFonts w:ascii="宋体" w:hAnsi="宋体" w:eastAsia="宋体"/>
+                <w:b/>
+                <w:sz w:val="18"/>
+              </w:rPr>
+              <w:t>说明</w:t>
+            </w:r>
+          </w:p>
+        </w:tc>
+      </w:tr>
+      <w:tr>
+        <w:tc>
+          <w:tcPr>
+            <w:tcW w:type="dxa" w:w="2438"/>
+          </w:tcPr>
+          <w:p>
+            <w:r>
+              <w:rPr>
+                <w:rFonts w:ascii="宋体" w:hAnsi="宋体" w:eastAsia="宋体"/>
+                <w:sz w:val="18"/>
+              </w:rPr>
+              <w:t>合并课程选择</w:t>
+            </w:r>
+          </w:p>
+        </w:tc>
+        <w:tc>
+          <w:tcPr>
+            <w:tcW w:type="dxa" w:w="3685"/>
+          </w:tcPr>
+          <w:p>
+            <w:r>
+              <w:rPr>
+                <w:rFonts w:ascii="宋体" w:hAnsi="宋体" w:eastAsia="宋体"/>
+                <w:sz w:val="18"/>
+              </w:rPr>
+              <w:t>可选；须同学期+同 H2+同学分</w:t>
+            </w:r>
+          </w:p>
+        </w:tc>
+        <w:tc>
+          <w:tcPr>
+            <w:tcW w:type="dxa" w:w="7937"/>
+          </w:tcPr>
+          <w:p>
+            <w:r>
+              <w:rPr>
+                <w:rFonts w:ascii="宋体" w:hAnsi="宋体" w:eastAsia="宋体"/>
+                <w:sz w:val="18"/>
+              </w:rPr>
+              <w:t>点击「选择」直接开弹窗，无前置强校验；无候选时空列表；仅影响 TAB3/TAB4 展示</w:t>
+            </w:r>
+          </w:p>
+        </w:tc>
+      </w:tr>
+      <w:tr>
+        <w:tc>
+          <w:tcPr>
+            <w:tcW w:type="dxa" w:w="2438"/>
+          </w:tcPr>
+          <w:p>
+            <w:r>
+              <w:rPr>
+                <w:rFonts w:ascii="宋体" w:hAnsi="宋体" w:eastAsia="宋体"/>
+                <w:sz w:val="18"/>
+              </w:rPr>
+              <w:t>合并课程·执行计划</w:t>
+            </w:r>
+          </w:p>
+        </w:tc>
+        <w:tc>
+          <w:tcPr>
+            <w:tcW w:type="dxa" w:w="3685"/>
+          </w:tcPr>
+          <w:p>
+            <w:r>
+              <w:rPr>
+                <w:rFonts w:ascii="宋体" w:hAnsi="宋体" w:eastAsia="宋体"/>
+                <w:sz w:val="18"/>
+              </w:rPr>
+              <w:t>只读展示</w:t>
+            </w:r>
+          </w:p>
+        </w:tc>
+        <w:tc>
+          <w:tcPr>
+            <w:tcW w:type="dxa" w:w="7937"/>
+          </w:tcPr>
+          <w:p>
+            <w:r>
+              <w:rPr>
+                <w:rFonts w:ascii="宋体" w:hAnsi="宋体" w:eastAsia="宋体"/>
+                <w:sz w:val="18"/>
+              </w:rPr>
+              <w:t>不可选择或清除；与版本快照一致</w:t>
+            </w:r>
+          </w:p>
+        </w:tc>
+      </w:tr>
+      <w:tr>
+        <w:tc>
+          <w:tcPr>
+            <w:tcW w:type="dxa" w:w="2438"/>
+          </w:tcPr>
+          <w:p>
+            <w:r>
+              <w:rPr>
+                <w:rFonts w:ascii="宋体" w:hAnsi="宋体" w:eastAsia="宋体"/>
+                <w:sz w:val="18"/>
+              </w:rPr>
+              <w:t>延迟开课</w:t>
+            </w:r>
+          </w:p>
+        </w:tc>
+        <w:tc>
+          <w:tcPr>
+            <w:tcW w:type="dxa" w:w="3685"/>
+          </w:tcPr>
+          <w:p>
+            <w:r>
+              <w:rPr>
+                <w:rFonts w:ascii="宋体" w:hAnsi="宋体" w:eastAsia="宋体"/>
+                <w:sz w:val="18"/>
+              </w:rPr>
+              <w:t>仅执行计划 TAB2 编辑未开课课</w:t>
+            </w:r>
+          </w:p>
+        </w:tc>
+        <w:tc>
+          <w:tcPr>
+            <w:tcW w:type="dxa" w:w="7937"/>
+          </w:tcPr>
+          <w:p>
+            <w:r>
+              <w:rPr>
+                <w:rFonts w:ascii="宋体" w:hAnsi="宋体" w:eastAsia="宋体"/>
+                <w:sz w:val="18"/>
+              </w:rPr>
+              <w:t>版本/变更弹窗不展示；开启后暂不生成开课任务（原型标记 isDelayedOffering）</w:t>
+            </w:r>
+          </w:p>
+        </w:tc>
+      </w:tr>
+      <w:tr>
+        <w:tc>
+          <w:tcPr>
+            <w:tcW w:type="dxa" w:w="2438"/>
+          </w:tcPr>
+          <w:p>
+            <w:r>
+              <w:rPr>
+                <w:rFonts w:ascii="宋体" w:hAnsi="宋体" w:eastAsia="宋体"/>
+                <w:sz w:val="18"/>
+              </w:rPr>
+              <w:t>开课学期·必修</w:t>
+            </w:r>
+          </w:p>
+        </w:tc>
+        <w:tc>
+          <w:tcPr>
+            <w:tcW w:type="dxa" w:w="3685"/>
+          </w:tcPr>
+          <w:p>
+            <w:r>
+              <w:rPr>
+                <w:rFonts w:ascii="宋体" w:hAnsi="宋体" w:eastAsia="宋体"/>
+                <w:sz w:val="18"/>
+              </w:rPr>
+              <w:t>须指定学期</w:t>
+            </w:r>
+          </w:p>
+        </w:tc>
+        <w:tc>
+          <w:tcPr>
+            <w:tcW w:type="dxa" w:w="7937"/>
+          </w:tcPr>
+          <w:p>
+            <w:r>
+              <w:rPr>
+                <w:rFonts w:ascii="宋体" w:hAnsi="宋体" w:eastAsia="宋体"/>
+                <w:sz w:val="18"/>
+              </w:rPr>
+              <w:t>开关恒开，下拉必选 Y1S1~YnS3</w:t>
+            </w:r>
+          </w:p>
+        </w:tc>
+      </w:tr>
+      <w:tr>
+        <w:tc>
+          <w:tcPr>
+            <w:tcW w:type="dxa" w:w="2438"/>
+          </w:tcPr>
+          <w:p>
+            <w:r>
+              <w:rPr>
+                <w:rFonts w:ascii="宋体" w:hAnsi="宋体" w:eastAsia="宋体"/>
+                <w:sz w:val="18"/>
+              </w:rPr>
+              <w:t>开课学期·选修</w:t>
+            </w:r>
+          </w:p>
+        </w:tc>
+        <w:tc>
+          <w:tcPr>
+            <w:tcW w:type="dxa" w:w="3685"/>
+          </w:tcPr>
+          <w:p>
+            <w:r>
+              <w:rPr>
+                <w:rFonts w:ascii="宋体" w:hAnsi="宋体" w:eastAsia="宋体"/>
+                <w:sz w:val="18"/>
+              </w:rPr>
+              <w:t>可开关「指定学期」</w:t>
+            </w:r>
+          </w:p>
+        </w:tc>
+        <w:tc>
+          <w:tcPr>
+            <w:tcW w:type="dxa" w:w="7937"/>
+          </w:tcPr>
+          <w:p>
+            <w:r>
+              <w:rPr>
+                <w:rFonts w:ascii="宋体" w:hAnsi="宋体" w:eastAsia="宋体"/>
+                <w:sz w:val="18"/>
+              </w:rPr>
+              <w:t>关闭则 semester 为空；纳入课程组须已指定学期</w:t>
+            </w:r>
+          </w:p>
+        </w:tc>
+      </w:tr>
+      <w:tr>
+        <w:tc>
+          <w:tcPr>
+            <w:tcW w:type="dxa" w:w="2438"/>
+          </w:tcPr>
+          <w:p>
+            <w:r>
+              <w:rPr>
+                <w:rFonts w:ascii="宋体" w:hAnsi="宋体" w:eastAsia="宋体"/>
+                <w:sz w:val="18"/>
+              </w:rPr>
+              <w:t>课程性质</w:t>
+            </w:r>
+          </w:p>
+        </w:tc>
+        <w:tc>
+          <w:tcPr>
+            <w:tcW w:type="dxa" w:w="3685"/>
+          </w:tcPr>
+          <w:p>
+            <w:r>
+              <w:rPr>
+                <w:rFonts w:ascii="宋体" w:hAnsi="宋体" w:eastAsia="宋体"/>
+                <w:sz w:val="18"/>
+              </w:rPr>
+              <w:t>随 H1 自动判定</w:t>
+            </w:r>
+          </w:p>
+        </w:tc>
+        <w:tc>
+          <w:tcPr>
+            <w:tcW w:type="dxa" w:w="7937"/>
+          </w:tcPr>
+          <w:p>
+            <w:r>
+              <w:rPr>
+                <w:rFonts w:ascii="宋体" w:hAnsi="宋体" w:eastAsia="宋体"/>
+                <w:sz w:val="18"/>
+              </w:rPr>
+              <w:t>只读展示必修/选修</w:t>
+            </w:r>
+          </w:p>
+        </w:tc>
+      </w:tr>
+      <w:tr>
+        <w:tc>
+          <w:tcPr>
+            <w:tcW w:type="dxa" w:w="2438"/>
+          </w:tcPr>
+          <w:p>
+            <w:r>
+              <w:rPr>
+                <w:rFonts w:ascii="宋体" w:hAnsi="宋体" w:eastAsia="宋体"/>
+                <w:sz w:val="18"/>
+              </w:rPr>
+              <w:t>H3 分类</w:t>
+            </w:r>
+          </w:p>
+        </w:tc>
+        <w:tc>
+          <w:tcPr>
+            <w:tcW w:type="dxa" w:w="3685"/>
+          </w:tcPr>
+          <w:p>
+            <w:r>
+              <w:rPr>
+                <w:rFonts w:ascii="宋体" w:hAnsi="宋体" w:eastAsia="宋体"/>
+                <w:sz w:val="18"/>
+              </w:rPr>
+              <w:t>二级有子级时必填</w:t>
+            </w:r>
+          </w:p>
+        </w:tc>
+        <w:tc>
+          <w:tcPr>
+            <w:tcW w:type="dxa" w:w="7937"/>
+          </w:tcPr>
+          <w:p>
+            <w:r>
+              <w:rPr>
+                <w:rFonts w:ascii="宋体" w:hAnsi="宋体" w:eastAsia="宋体"/>
+                <w:sz w:val="18"/>
+              </w:rPr>
+              <w:t>无子级时隐藏且不必填</w:t>
+            </w:r>
+          </w:p>
+        </w:tc>
+      </w:tr>
+    </w:tbl>
+    <w:p/>
+    <w:p>
+      <w:pPr>
+        <w:pStyle w:val="Heading2"/>
+      </w:pPr>
+      <w:r>
+        <w:rPr>
+          <w:rFonts w:ascii="黑体" w:hAnsi="黑体" w:eastAsia="黑体"/>
+        </w:rPr>
+        <w:t>附录 M：学分校验逻辑（V2.2）</w:t>
+      </w:r>
+    </w:p>
+    <w:p>
+      <w:r>
+        <w:rPr>
+          <w:rFonts w:ascii="宋体" w:hAnsi="宋体" w:eastAsia="宋体"/>
+          <w:b w:val="0"/>
+          <w:sz w:val="22"/>
+        </w:rPr>
+        <w:t>以下规则在分类保存、课程添加及版本/变更提交审批时触发；执行计划保存不重复校验版本级结构（TAB1 只读）。</w:t>
+      </w:r>
+    </w:p>
+    <w:tbl>
+      <w:tblPr>
+        <w:tblW w:type="auto" w:w="0"/>
+        <w:tblLook w:firstColumn="1" w:firstRow="1" w:lastColumn="0" w:lastRow="0" w:noHBand="0" w:noVBand="1" w:val="04A0"/>
+        <w:tblBorders>
+          <w:top w:val="single" w:sz="4" w:space="0" w:color="000000"/>
+          <w:left w:val="single" w:sz="4" w:space="0" w:color="000000"/>
+          <w:bottom w:val="single" w:sz="4" w:space="0" w:color="000000"/>
+          <w:right w:val="single" w:sz="4" w:space="0" w:color="000000"/>
+          <w:insideH w:val="single" w:sz="4" w:space="0" w:color="000000"/>
+          <w:insideV w:val="single" w:sz="4" w:space="0" w:color="000000"/>
+        </w:tblBorders>
+      </w:tblPr>
+      <w:tblGrid>
+        <w:gridCol w:w="4857"/>
+        <w:gridCol w:w="4857"/>
+        <w:gridCol w:w="4857"/>
+      </w:tblGrid>
+      <w:tr>
+        <w:tc>
+          <w:tcPr>
+            <w:tcW w:type="dxa" w:w="2211"/>
+          </w:tcPr>
+          <w:p>
+            <w:pPr>
+              <w:jc w:val="center"/>
+            </w:pPr>
+            <w:r>
+              <w:rPr>
+                <w:rFonts w:ascii="宋体" w:hAnsi="宋体" w:eastAsia="宋体"/>
+                <w:b/>
+                <w:sz w:val="18"/>
+              </w:rPr>
+              <w:t>场景</w:t>
+            </w:r>
+          </w:p>
+        </w:tc>
+        <w:tc>
+          <w:tcPr>
+            <w:tcW w:type="dxa" w:w="5272"/>
+          </w:tcPr>
+          <w:p>
+            <w:pPr>
+              <w:jc w:val="center"/>
+            </w:pPr>
+            <w:r>
+              <w:rPr>
+                <w:rFonts w:ascii="宋体" w:hAnsi="宋体" w:eastAsia="宋体"/>
+                <w:b/>
+                <w:sz w:val="18"/>
+              </w:rPr>
+              <w:t>校验规则</w:t>
+            </w:r>
+          </w:p>
+        </w:tc>
+        <w:tc>
+          <w:tcPr>
+            <w:tcW w:type="dxa" w:w="6576"/>
+          </w:tcPr>
+          <w:p>
+            <w:pPr>
+              <w:jc w:val="center"/>
+            </w:pPr>
+            <w:r>
+              <w:rPr>
+                <w:rFonts w:ascii="宋体" w:hAnsi="宋体" w:eastAsia="宋体"/>
+                <w:b/>
+                <w:sz w:val="18"/>
+              </w:rPr>
+              <w:t>触发时机</w:t>
+            </w:r>
+          </w:p>
+        </w:tc>
+      </w:tr>
+      <w:tr>
+        <w:tc>
+          <w:tcPr>
+            <w:tcW w:type="dxa" w:w="2211"/>
+          </w:tcPr>
+          <w:p>
+            <w:r>
+              <w:rPr>
+                <w:rFonts w:ascii="宋体" w:hAnsi="宋体" w:eastAsia="宋体"/>
+                <w:sz w:val="18"/>
+              </w:rPr>
+              <w:t>必修·有三级</w:t>
+            </w:r>
+          </w:p>
+        </w:tc>
+        <w:tc>
+          <w:tcPr>
+            <w:tcW w:type="dxa" w:w="5272"/>
+          </w:tcPr>
+          <w:p>
+            <w:r>
+              <w:rPr>
+                <w:rFonts w:ascii="宋体" w:hAnsi="宋体" w:eastAsia="宋体"/>
+                <w:sz w:val="18"/>
+              </w:rPr>
+              <w:t>三级最低合计 = 二级最低 = 二级最高</w:t>
+            </w:r>
+          </w:p>
+        </w:tc>
+        <w:tc>
+          <w:tcPr>
+            <w:tcW w:type="dxa" w:w="6576"/>
+          </w:tcPr>
+          <w:p>
+            <w:r>
+              <w:rPr>
+                <w:rFonts w:ascii="宋体" w:hAnsi="宋体" w:eastAsia="宋体"/>
+                <w:sz w:val="18"/>
+              </w:rPr>
+              <w:t>保存/提交时校验</w:t>
+            </w:r>
+          </w:p>
+        </w:tc>
+      </w:tr>
+      <w:tr>
+        <w:tc>
+          <w:tcPr>
+            <w:tcW w:type="dxa" w:w="2211"/>
+          </w:tcPr>
+          <w:p>
+            <w:r>
+              <w:rPr>
+                <w:rFonts w:ascii="宋体" w:hAnsi="宋体" w:eastAsia="宋体"/>
+                <w:sz w:val="18"/>
+              </w:rPr>
+              <w:t>选修·有三级</w:t>
+            </w:r>
+          </w:p>
+        </w:tc>
+        <w:tc>
+          <w:tcPr>
+            <w:tcW w:type="dxa" w:w="5272"/>
+          </w:tcPr>
+          <w:p>
+            <w:r>
+              <w:rPr>
+                <w:rFonts w:ascii="宋体" w:hAnsi="宋体" w:eastAsia="宋体"/>
+                <w:sz w:val="18"/>
+              </w:rPr>
+              <w:t>三级最低合计 ≤ 二级最低 ≤ 二级最高</w:t>
+            </w:r>
+          </w:p>
+        </w:tc>
+        <w:tc>
+          <w:tcPr>
+            <w:tcW w:type="dxa" w:w="6576"/>
+          </w:tcPr>
+          <w:p>
+            <w:r>
+              <w:rPr>
+                <w:rFonts w:ascii="宋体" w:hAnsi="宋体" w:eastAsia="宋体"/>
+                <w:sz w:val="18"/>
+              </w:rPr>
+              <w:t>保存/提交时校验</w:t>
+            </w:r>
+          </w:p>
+        </w:tc>
+      </w:tr>
+      <w:tr>
+        <w:tc>
+          <w:tcPr>
+            <w:tcW w:type="dxa" w:w="2211"/>
+          </w:tcPr>
+          <w:p>
+            <w:r>
+              <w:rPr>
+                <w:rFonts w:ascii="宋体" w:hAnsi="宋体" w:eastAsia="宋体"/>
+                <w:sz w:val="18"/>
+              </w:rPr>
+              <w:t>TAB2 必修添加</w:t>
+            </w:r>
+          </w:p>
+        </w:tc>
+        <w:tc>
+          <w:tcPr>
+            <w:tcW w:type="dxa" w:w="5272"/>
+          </w:tcPr>
+          <w:p>
+            <w:r>
+              <w:rPr>
+                <w:rFonts w:ascii="宋体" w:hAnsi="宋体" w:eastAsia="宋体"/>
+                <w:sz w:val="18"/>
+              </w:rPr>
+              <w:t>二级累计 ≤ 最高</w:t>
+            </w:r>
+          </w:p>
+        </w:tc>
+        <w:tc>
+          <w:tcPr>
+            <w:tcW w:type="dxa" w:w="6576"/>
+          </w:tcPr>
+          <w:p>
+            <w:r>
+              <w:rPr>
+                <w:rFonts w:ascii="宋体" w:hAnsi="宋体" w:eastAsia="宋体"/>
+                <w:sz w:val="18"/>
+              </w:rPr>
+              <w:t>单门添加时校验</w:t>
+            </w:r>
+          </w:p>
+        </w:tc>
+      </w:tr>
+      <w:tr>
+        <w:tc>
+          <w:tcPr>
+            <w:tcW w:type="dxa" w:w="2211"/>
+          </w:tcPr>
+          <w:p>
+            <w:r>
+              <w:rPr>
+                <w:rFonts w:ascii="宋体" w:hAnsi="宋体" w:eastAsia="宋体"/>
+                <w:sz w:val="18"/>
+              </w:rPr>
+              <w:t>TAB2 必修提交</w:t>
+            </w:r>
+          </w:p>
+        </w:tc>
+        <w:tc>
+          <w:tcPr>
+            <w:tcW w:type="dxa" w:w="5272"/>
+          </w:tcPr>
+          <w:p>
+            <w:r>
+              <w:rPr>
+                <w:rFonts w:ascii="宋体" w:hAnsi="宋体" w:eastAsia="宋体"/>
+                <w:sz w:val="18"/>
+              </w:rPr>
+              <w:t>最低 ≤ 已配 ≤ 最高</w:t>
+            </w:r>
+          </w:p>
+        </w:tc>
+        <w:tc>
+          <w:tcPr>
+            <w:tcW w:type="dxa" w:w="6576"/>
+          </w:tcPr>
+          <w:p>
+            <w:r>
+              <w:rPr>
+                <w:rFonts w:ascii="宋体" w:hAnsi="宋体" w:eastAsia="宋体"/>
+                <w:sz w:val="18"/>
+              </w:rPr>
+              <w:t>提交版本/变更时校验</w:t>
+            </w:r>
+          </w:p>
+        </w:tc>
+      </w:tr>
+      <w:tr>
+        <w:tc>
+          <w:tcPr>
+            <w:tcW w:type="dxa" w:w="2211"/>
+          </w:tcPr>
+          <w:p>
+            <w:r>
+              <w:rPr>
+                <w:rFonts w:ascii="宋体" w:hAnsi="宋体" w:eastAsia="宋体"/>
+                <w:sz w:val="18"/>
+              </w:rPr>
+              <w:t>TAB2 选修</w:t>
+            </w:r>
+          </w:p>
+        </w:tc>
+        <w:tc>
+          <w:tcPr>
+            <w:tcW w:type="dxa" w:w="5272"/>
+          </w:tcPr>
+          <w:p>
+            <w:r>
+              <w:rPr>
+                <w:rFonts w:ascii="宋体" w:hAnsi="宋体" w:eastAsia="宋体"/>
+                <w:sz w:val="18"/>
+              </w:rPr>
+              <w:t>已配 ≥ 最低</w:t>
+            </w:r>
+          </w:p>
+        </w:tc>
+        <w:tc>
+          <w:tcPr>
+            <w:tcW w:type="dxa" w:w="6576"/>
+          </w:tcPr>
+          <w:p>
+            <w:r>
+              <w:rPr>
+                <w:rFonts w:ascii="宋体" w:hAnsi="宋体" w:eastAsia="宋体"/>
+                <w:sz w:val="18"/>
+              </w:rPr>
+              <w:t>最高仅限制学生选课，不限制方案录入超过最高</w:t>
+            </w:r>
+          </w:p>
+        </w:tc>
+      </w:tr>
+      <w:tr>
+        <w:tc>
+          <w:tcPr>
+            <w:tcW w:type="dxa" w:w="2211"/>
+          </w:tcPr>
+          <w:p>
+            <w:r>
+              <w:rPr>
+                <w:rFonts w:ascii="宋体" w:hAnsi="宋体" w:eastAsia="宋体"/>
+                <w:sz w:val="18"/>
+              </w:rPr>
+              <w:t>选修矩阵</w:t>
+            </w:r>
+          </w:p>
+        </w:tc>
+        <w:tc>
+          <w:tcPr>
+            <w:tcW w:type="dxa" w:w="5272"/>
+          </w:tcPr>
+          <w:p>
+            <w:r>
+              <w:rPr>
+                <w:rFonts w:ascii="宋体" w:hAnsi="宋体" w:eastAsia="宋体"/>
+                <w:sz w:val="18"/>
+              </w:rPr>
+              <w:t>各学期 max≥min；各学期最高之和 ≤ 二级最高</w:t>
+            </w:r>
+          </w:p>
+        </w:tc>
+        <w:tc>
+          <w:tcPr>
+            <w:tcW w:type="dxa" w:w="6576"/>
+          </w:tcPr>
+          <w:p>
+            <w:r>
+              <w:rPr>
+                <w:rFonts w:ascii="宋体" w:hAnsi="宋体" w:eastAsia="宋体"/>
+                <w:sz w:val="18"/>
+              </w:rPr>
+              <w:t>提交时校验</w:t>
+            </w:r>
+          </w:p>
+        </w:tc>
+      </w:tr>
+    </w:tbl>
+    <w:p/>
+    <w:p>
+      <w:pPr>
+        <w:pStyle w:val="Heading2"/>
+      </w:pPr>
+      <w:r>
+        <w:rPr>
+          <w:rFonts w:ascii="黑体" w:hAnsi="黑体" w:eastAsia="黑体"/>
+        </w:rPr>
+        <w:t>附录 N：审批与版本链逻辑（V2.2）</w:t>
+      </w:r>
+    </w:p>
+    <w:tbl>
+      <w:tblPr>
+        <w:tblW w:type="auto" w:w="0"/>
+        <w:tblLook w:firstColumn="1" w:firstRow="1" w:lastColumn="0" w:lastRow="0" w:noHBand="0" w:noVBand="1" w:val="04A0"/>
+        <w:tblBorders>
+          <w:top w:val="single" w:sz="4" w:space="0" w:color="000000"/>
+          <w:left w:val="single" w:sz="4" w:space="0" w:color="000000"/>
+          <w:bottom w:val="single" w:sz="4" w:space="0" w:color="000000"/>
+          <w:right w:val="single" w:sz="4" w:space="0" w:color="000000"/>
+          <w:insideH w:val="single" w:sz="4" w:space="0" w:color="000000"/>
+          <w:insideV w:val="single" w:sz="4" w:space="0" w:color="000000"/>
+        </w:tblBorders>
+      </w:tblPr>
+      <w:tblGrid>
+        <w:gridCol w:w="4857"/>
+        <w:gridCol w:w="4857"/>
+        <w:gridCol w:w="4857"/>
+      </w:tblGrid>
+      <w:tr>
+        <w:tc>
+          <w:tcPr>
+            <w:tcW w:type="dxa" w:w="2438"/>
+          </w:tcPr>
+          <w:p>
+            <w:pPr>
+              <w:jc w:val="center"/>
+            </w:pPr>
+            <w:r>
+              <w:rPr>
+                <w:rFonts w:ascii="宋体" w:hAnsi="宋体" w:eastAsia="宋体"/>
+                <w:b/>
+                <w:sz w:val="18"/>
+              </w:rPr>
+              <w:t>逻辑项</w:t>
+            </w:r>
+          </w:p>
+        </w:tc>
+        <w:tc>
+          <w:tcPr>
+            <w:tcW w:type="dxa" w:w="4422"/>
+          </w:tcPr>
+          <w:p>
+            <w:pPr>
+              <w:jc w:val="center"/>
+            </w:pPr>
+            <w:r>
+              <w:rPr>
+                <w:rFonts w:ascii="宋体" w:hAnsi="宋体" w:eastAsia="宋体"/>
+                <w:b/>
+                <w:sz w:val="18"/>
+              </w:rPr>
+              <w:t>规则</w:t>
+            </w:r>
+          </w:p>
+        </w:tc>
+        <w:tc>
+          <w:tcPr>
+            <w:tcW w:type="dxa" w:w="7200"/>
+          </w:tcPr>
+          <w:p>
+            <w:pPr>
+              <w:jc w:val="center"/>
+            </w:pPr>
+            <w:r>
+              <w:rPr>
+                <w:rFonts w:ascii="宋体" w:hAnsi="宋体" w:eastAsia="宋体"/>
+                <w:b/>
+                <w:sz w:val="18"/>
+              </w:rPr>
+              <w:t>说明</w:t>
+            </w:r>
+          </w:p>
+        </w:tc>
+      </w:tr>
+      <w:tr>
+        <w:tc>
+          <w:tcPr>
+            <w:tcW w:type="dxa" w:w="2438"/>
+          </w:tcPr>
+          <w:p>
+            <w:r>
+              <w:rPr>
+                <w:rFonts w:ascii="宋体" w:hAnsi="宋体" w:eastAsia="宋体"/>
+                <w:sz w:val="18"/>
+              </w:rPr>
+              <w:t>四级审批流</w:t>
+            </w:r>
+          </w:p>
+        </w:tc>
+        <w:tc>
+          <w:tcPr>
+            <w:tcW w:type="dxa" w:w="4422"/>
+          </w:tcPr>
+          <w:p>
+            <w:r>
+              <w:rPr>
+                <w:rFonts w:ascii="宋体" w:hAnsi="宋体" w:eastAsia="宋体"/>
+                <w:sz w:val="18"/>
+              </w:rPr>
+              <w:t>HoP → HoD/Dean → QA → Senate</w:t>
+            </w:r>
+          </w:p>
+        </w:tc>
+        <w:tc>
+          <w:tcPr>
+            <w:tcW w:type="dxa" w:w="7200"/>
+          </w:tcPr>
+          <w:p>
+            <w:r>
+              <w:rPr>
+                <w:rFonts w:ascii="宋体" w:hAnsi="宋体" w:eastAsia="宋体"/>
+                <w:sz w:val="18"/>
+              </w:rPr>
+              <w:t>版本与变更共用；Pending/In Progress/History 三视角</w:t>
+            </w:r>
+          </w:p>
+        </w:tc>
+      </w:tr>
+      <w:tr>
+        <w:tc>
+          <w:tcPr>
+            <w:tcW w:type="dxa" w:w="2438"/>
+          </w:tcPr>
+          <w:p>
+            <w:r>
+              <w:rPr>
+                <w:rFonts w:ascii="宋体" w:hAnsi="宋体" w:eastAsia="宋体"/>
+                <w:sz w:val="18"/>
+              </w:rPr>
+              <w:t>版本链</w:t>
+            </w:r>
+          </w:p>
+        </w:tc>
+        <w:tc>
+          <w:tcPr>
+            <w:tcW w:type="dxa" w:w="4422"/>
+          </w:tcPr>
+          <w:p>
+            <w:r>
+              <w:rPr>
+                <w:rFonts w:ascii="宋体" w:hAnsi="宋体" w:eastAsia="宋体"/>
+                <w:sz w:val="18"/>
+              </w:rPr>
+              <w:t>新版本开始批次须晚于上一版本</w:t>
+            </w:r>
+          </w:p>
+        </w:tc>
+        <w:tc>
+          <w:tcPr>
+            <w:tcW w:type="dxa" w:w="7200"/>
+          </w:tcPr>
+          <w:p>
+            <w:r>
+              <w:rPr>
+                <w:rFonts w:ascii="宋体" w:hAnsi="宋体" w:eastAsia="宋体"/>
+                <w:sz w:val="18"/>
+              </w:rPr>
+              <w:t>通过后自动回填上一版本截止批次</w:t>
+            </w:r>
+          </w:p>
+        </w:tc>
+      </w:tr>
+      <w:tr>
+        <w:tc>
+          <w:tcPr>
+            <w:tcW w:type="dxa" w:w="2438"/>
+          </w:tcPr>
+          <w:p>
+            <w:r>
+              <w:rPr>
+                <w:rFonts w:ascii="宋体" w:hAnsi="宋体" w:eastAsia="宋体"/>
+                <w:sz w:val="18"/>
+              </w:rPr>
+              <w:t>变更并发</w:t>
+            </w:r>
+          </w:p>
+        </w:tc>
+        <w:tc>
+          <w:tcPr>
+            <w:tcW w:type="dxa" w:w="4422"/>
+          </w:tcPr>
+          <w:p>
+            <w:r>
+              <w:rPr>
+                <w:rFonts w:ascii="宋体" w:hAnsi="宋体" w:eastAsia="宋体"/>
+                <w:sz w:val="18"/>
+              </w:rPr>
+              <w:t>同一 versionId 最多一条 draft 或 pending</w:t>
+            </w:r>
+          </w:p>
+        </w:tc>
+        <w:tc>
+          <w:tcPr>
+            <w:tcW w:type="dxa" w:w="7200"/>
+          </w:tcPr>
+          <w:p>
+            <w:r>
+              <w:rPr>
+                <w:rFonts w:ascii="宋体" w:hAnsi="宋体" w:eastAsia="宋体"/>
+                <w:sz w:val="18"/>
+              </w:rPr>
+              <w:t>不可重复申请</w:t>
+            </w:r>
+          </w:p>
+        </w:tc>
+      </w:tr>
+      <w:tr>
+        <w:tc>
+          <w:tcPr>
+            <w:tcW w:type="dxa" w:w="2438"/>
+          </w:tcPr>
+          <w:p>
+            <w:r>
+              <w:rPr>
+                <w:rFonts w:ascii="宋体" w:hAnsi="宋体" w:eastAsia="宋体"/>
+                <w:sz w:val="18"/>
+              </w:rPr>
+              <w:t>变更通过</w:t>
+            </w:r>
+          </w:p>
+        </w:tc>
+        <w:tc>
+          <w:tcPr>
+            <w:tcW w:type="dxa" w:w="4422"/>
+          </w:tcPr>
+          <w:p>
+            <w:r>
+              <w:rPr>
+                <w:rFonts w:ascii="宋体" w:hAnsi="宋体" w:eastAsia="宋体"/>
+                <w:sz w:val="18"/>
+              </w:rPr>
+              <w:t>覆盖 VERSION_CONTENT_STORE</w:t>
+            </w:r>
+          </w:p>
+        </w:tc>
+        <w:tc>
+          <w:tcPr>
+            <w:tcW w:type="dxa" w:w="7200"/>
+          </w:tcPr>
+          <w:p>
+            <w:r>
+              <w:rPr>
+                <w:rFonts w:ascii="宋体" w:hAnsi="宋体" w:eastAsia="宋体"/>
+                <w:sz w:val="18"/>
+              </w:rPr>
+              <w:t>已生成 EXEC_CONTENT_STORE 不变</w:t>
+            </w:r>
+          </w:p>
+        </w:tc>
+      </w:tr>
+      <w:tr>
+        <w:tc>
+          <w:tcPr>
+            <w:tcW w:type="dxa" w:w="2438"/>
+          </w:tcPr>
+          <w:p>
+            <w:r>
+              <w:rPr>
+                <w:rFonts w:ascii="宋体" w:hAnsi="宋体" w:eastAsia="宋体"/>
+                <w:sz w:val="18"/>
+              </w:rPr>
+              <w:t>执行计划匹配</w:t>
+            </w:r>
+          </w:p>
+        </w:tc>
+        <w:tc>
+          <w:tcPr>
+            <w:tcW w:type="dxa" w:w="4422"/>
+          </w:tcPr>
+          <w:p>
+            <w:r>
+              <w:rPr>
+                <w:rFonts w:ascii="宋体" w:hAnsi="宋体" w:eastAsia="宋体"/>
+                <w:sz w:val="18"/>
+              </w:rPr>
+              <w:t>入学批次落在版本 [startIntake,endIntake] 且 approved</w:t>
+            </w:r>
+          </w:p>
+        </w:tc>
+        <w:tc>
+          <w:tcPr>
+            <w:tcW w:type="dxa" w:w="7200"/>
+          </w:tcPr>
+          <w:p>
+            <w:r>
+              <w:rPr>
+                <w:rFonts w:ascii="宋体" w:hAnsi="宋体" w:eastAsia="宋体"/>
+                <w:sz w:val="18"/>
+              </w:rPr>
+              <w:t>生成时复制并旋转学期</w:t>
+            </w:r>
+          </w:p>
+        </w:tc>
+      </w:tr>
+    </w:tbl>
+    <w:p/>
+    <w:p>
+      <w:pPr>
+        <w:pStyle w:val="Heading2"/>
+      </w:pPr>
+      <w:r>
+        <w:rPr>
+          <w:rFonts w:ascii="黑体" w:hAnsi="黑体" w:eastAsia="黑体"/>
+        </w:rPr>
         <w:t>附录 H：校验与提示汇总</w:t>
       </w:r>
     </w:p>
@@ -33327,7 +36949,7 @@
                 <w:rFonts w:ascii="宋体" w:hAnsi="宋体" w:eastAsia="宋体"/>
                 <w:sz w:val="18"/>
               </w:rPr>
-              <w:t>未选组内课程</w:t>
+              <w:t>组内课程不足 2 门</w:t>
             </w:r>
           </w:p>
         </w:tc>
@@ -33355,7 +36977,7 @@
                 <w:rFonts w:ascii="宋体" w:hAnsi="宋体" w:eastAsia="宋体"/>
                 <w:sz w:val="18"/>
               </w:rPr>
-              <w:t>请至少选择一门组内课程。</w:t>
+              <w:t>课程组须至少包含 2 门组内课程。</w:t>
             </w:r>
           </w:p>
         </w:tc>
@@ -33385,7 +37007,7 @@
                 <w:rFonts w:ascii="宋体" w:hAnsi="宋体" w:eastAsia="宋体"/>
                 <w:sz w:val="18"/>
               </w:rPr>
-              <w:t>全部设为必选</w:t>
+              <w:t>须选课程数≥组内课程数</w:t>
             </w:r>
           </w:p>
         </w:tc>
@@ -33413,7 +37035,7 @@
                 <w:rFonts w:ascii="宋体" w:hAnsi="宋体" w:eastAsia="宋体"/>
                 <w:sz w:val="18"/>
               </w:rPr>
-              <w:t>不能将全部纳入课程设为必选。</w:t>
+              <w:t>须选课程数须小于组内课程总数。</w:t>
             </w:r>
           </w:p>
         </w:tc>
@@ -33429,7 +37051,7 @@
                 <w:rFonts w:ascii="宋体" w:hAnsi="宋体" w:eastAsia="宋体"/>
                 <w:sz w:val="18"/>
               </w:rPr>
-              <w:t>复制版本</w:t>
+              <w:t>标签页三·课程组</w:t>
             </w:r>
           </w:p>
         </w:tc>
@@ -33443,7 +37065,7 @@
                 <w:rFonts w:ascii="宋体" w:hAnsi="宋体" w:eastAsia="宋体"/>
                 <w:sz w:val="18"/>
               </w:rPr>
-              <w:t>目标批次不符合链规则</w:t>
+              <w:t>未选组内课程</w:t>
             </w:r>
           </w:p>
         </w:tc>
@@ -33471,7 +37093,297 @@
                 <w:rFonts w:ascii="宋体" w:hAnsi="宋体" w:eastAsia="宋体"/>
                 <w:sz w:val="18"/>
               </w:rPr>
-              <w:t>目标开始入学批次须晚于上一版本截止批次。</w:t>
+              <w:t>请至少选择一门组内课程。</w:t>
+            </w:r>
+          </w:p>
+        </w:tc>
+      </w:tr>
+      <w:tr>
+        <w:tc>
+          <w:tcPr>
+            <w:tcW w:type="dxa" w:w="1757"/>
+          </w:tcPr>
+          <w:p>
+            <w:r>
+              <w:rPr>
+                <w:rFonts w:ascii="宋体" w:hAnsi="宋体" w:eastAsia="宋体"/>
+                <w:sz w:val="18"/>
+              </w:rPr>
+              <w:t>标签页三·课程组</w:t>
+            </w:r>
+          </w:p>
+        </w:tc>
+        <w:tc>
+          <w:tcPr>
+            <w:tcW w:type="dxa" w:w="3969"/>
+          </w:tcPr>
+          <w:p>
+            <w:r>
+              <w:rPr>
+                <w:rFonts w:ascii="宋体" w:hAnsi="宋体" w:eastAsia="宋体"/>
+                <w:sz w:val="18"/>
+              </w:rPr>
+              <w:t>全部设为必选</w:t>
+            </w:r>
+          </w:p>
+        </w:tc>
+        <w:tc>
+          <w:tcPr>
+            <w:tcW w:type="dxa" w:w="1304"/>
+          </w:tcPr>
+          <w:p>
+            <w:r>
+              <w:rPr>
+                <w:rFonts w:ascii="宋体" w:hAnsi="宋体" w:eastAsia="宋体"/>
+                <w:sz w:val="18"/>
+              </w:rPr>
+              <w:t>轻提示</w:t>
+            </w:r>
+          </w:p>
+        </w:tc>
+        <w:tc>
+          <w:tcPr>
+            <w:tcW w:type="dxa" w:w="7030"/>
+          </w:tcPr>
+          <w:p>
+            <w:r>
+              <w:rPr>
+                <w:rFonts w:ascii="宋体" w:hAnsi="宋体" w:eastAsia="宋体"/>
+                <w:sz w:val="18"/>
+              </w:rPr>
+              <w:t>不能将全部纳入课程设为必选。</w:t>
+            </w:r>
+          </w:p>
+        </w:tc>
+      </w:tr>
+      <w:tr>
+        <w:tc>
+          <w:tcPr>
+            <w:tcW w:type="dxa" w:w="1757"/>
+          </w:tcPr>
+          <w:p>
+            <w:r>
+              <w:rPr>
+                <w:rFonts w:ascii="宋体" w:hAnsi="宋体" w:eastAsia="宋体"/>
+                <w:sz w:val="18"/>
+              </w:rPr>
+              <w:t>标签页三·课程组</w:t>
+            </w:r>
+          </w:p>
+        </w:tc>
+        <w:tc>
+          <w:tcPr>
+            <w:tcW w:type="dxa" w:w="3969"/>
+          </w:tcPr>
+          <w:p>
+            <w:r>
+              <w:rPr>
+                <w:rFonts w:ascii="宋体" w:hAnsi="宋体" w:eastAsia="宋体"/>
+                <w:sz w:val="18"/>
+              </w:rPr>
+              <w:t>必选数超过须选数</w:t>
+            </w:r>
+          </w:p>
+        </w:tc>
+        <w:tc>
+          <w:tcPr>
+            <w:tcW w:type="dxa" w:w="1304"/>
+          </w:tcPr>
+          <w:p>
+            <w:r>
+              <w:rPr>
+                <w:rFonts w:ascii="宋体" w:hAnsi="宋体" w:eastAsia="宋体"/>
+                <w:sz w:val="18"/>
+              </w:rPr>
+              <w:t>轻提示</w:t>
+            </w:r>
+          </w:p>
+        </w:tc>
+        <w:tc>
+          <w:tcPr>
+            <w:tcW w:type="dxa" w:w="7030"/>
+          </w:tcPr>
+          <w:p>
+            <w:r>
+              <w:rPr>
+                <w:rFonts w:ascii="宋体" w:hAnsi="宋体" w:eastAsia="宋体"/>
+                <w:sz w:val="18"/>
+              </w:rPr>
+              <w:t>必选课程数量不能超过须选课程数。</w:t>
+            </w:r>
+          </w:p>
+        </w:tc>
+      </w:tr>
+      <w:tr>
+        <w:tc>
+          <w:tcPr>
+            <w:tcW w:type="dxa" w:w="1757"/>
+          </w:tcPr>
+          <w:p>
+            <w:r>
+              <w:rPr>
+                <w:rFonts w:ascii="宋体" w:hAnsi="宋体" w:eastAsia="宋体"/>
+                <w:sz w:val="18"/>
+              </w:rPr>
+              <w:t>标签页二·课程</w:t>
+            </w:r>
+          </w:p>
+        </w:tc>
+        <w:tc>
+          <w:tcPr>
+            <w:tcW w:type="dxa" w:w="3969"/>
+          </w:tcPr>
+          <w:p>
+            <w:r>
+              <w:rPr>
+                <w:rFonts w:ascii="宋体" w:hAnsi="宋体" w:eastAsia="宋体"/>
+                <w:sz w:val="18"/>
+              </w:rPr>
+              <w:t>已入课程组改开课学期</w:t>
+            </w:r>
+          </w:p>
+        </w:tc>
+        <w:tc>
+          <w:tcPr>
+            <w:tcW w:type="dxa" w:w="1304"/>
+          </w:tcPr>
+          <w:p>
+            <w:r>
+              <w:rPr>
+                <w:rFonts w:ascii="宋体" w:hAnsi="宋体" w:eastAsia="宋体"/>
+                <w:sz w:val="18"/>
+              </w:rPr>
+              <w:t>轻提示</w:t>
+            </w:r>
+          </w:p>
+        </w:tc>
+        <w:tc>
+          <w:tcPr>
+            <w:tcW w:type="dxa" w:w="7030"/>
+          </w:tcPr>
+          <w:p>
+            <w:r>
+              <w:rPr>
+                <w:rFonts w:ascii="宋体" w:hAnsi="宋体" w:eastAsia="宋体"/>
+                <w:sz w:val="18"/>
+              </w:rPr>
+              <w:t>该课程已纳入课程组，不可修改开课学期；请先在标签页三移除后再调整。执行计划场景提示回方案版本调整。</w:t>
+            </w:r>
+          </w:p>
+        </w:tc>
+      </w:tr>
+      <w:tr>
+        <w:tc>
+          <w:tcPr>
+            <w:tcW w:type="dxa" w:w="1757"/>
+          </w:tcPr>
+          <w:p>
+            <w:r>
+              <w:rPr>
+                <w:rFonts w:ascii="宋体" w:hAnsi="宋体" w:eastAsia="宋体"/>
+                <w:sz w:val="18"/>
+              </w:rPr>
+              <w:t>标签页二·课程</w:t>
+            </w:r>
+          </w:p>
+        </w:tc>
+        <w:tc>
+          <w:tcPr>
+            <w:tcW w:type="dxa" w:w="3969"/>
+          </w:tcPr>
+          <w:p>
+            <w:r>
+              <w:rPr>
+                <w:rFonts w:ascii="宋体" w:hAnsi="宋体" w:eastAsia="宋体"/>
+                <w:sz w:val="18"/>
+              </w:rPr>
+              <w:t>合并课程弹窗无候选</w:t>
+            </w:r>
+          </w:p>
+        </w:tc>
+        <w:tc>
+          <w:tcPr>
+            <w:tcW w:type="dxa" w:w="1304"/>
+          </w:tcPr>
+          <w:p>
+            <w:r>
+              <w:rPr>
+                <w:rFonts w:ascii="宋体" w:hAnsi="宋体" w:eastAsia="宋体"/>
+                <w:sz w:val="18"/>
+              </w:rPr>
+              <w:t>空列表</w:t>
+            </w:r>
+          </w:p>
+        </w:tc>
+        <w:tc>
+          <w:tcPr>
+            <w:tcW w:type="dxa" w:w="7030"/>
+          </w:tcPr>
+          <w:p>
+            <w:r>
+              <w:rPr>
+                <w:rFonts w:ascii="宋体" w:hAnsi="宋体" w:eastAsia="宋体"/>
+                <w:sz w:val="18"/>
+              </w:rPr>
+              <w:t>弹窗正常打开，列表显示「暂无符合条件的课程」；不阻断选择操作。</w:t>
+            </w:r>
+          </w:p>
+        </w:tc>
+      </w:tr>
+      <w:tr>
+        <w:tc>
+          <w:tcPr>
+            <w:tcW w:type="dxa" w:w="1757"/>
+          </w:tcPr>
+          <w:p>
+            <w:r>
+              <w:rPr>
+                <w:rFonts w:ascii="宋体" w:hAnsi="宋体" w:eastAsia="宋体"/>
+                <w:sz w:val="18"/>
+              </w:rPr>
+              <w:t>标签页二·课程</w:t>
+            </w:r>
+          </w:p>
+        </w:tc>
+        <w:tc>
+          <w:tcPr>
+            <w:tcW w:type="dxa" w:w="3969"/>
+          </w:tcPr>
+          <w:p>
+            <w:r>
+              <w:rPr>
+                <w:rFonts w:ascii="宋体" w:hAnsi="宋体" w:eastAsia="宋体"/>
+                <w:sz w:val="18"/>
+              </w:rPr>
+              <w:t>合并课程确认未选</w:t>
+            </w:r>
+          </w:p>
+        </w:tc>
+        <w:tc>
+          <w:tcPr>
+            <w:tcW w:type="dxa" w:w="1304"/>
+          </w:tcPr>
+          <w:p>
+            <w:r>
+              <w:rPr>
+                <w:rFonts w:ascii="宋体" w:hAnsi="宋体" w:eastAsia="宋体"/>
+                <w:sz w:val="18"/>
+              </w:rPr>
+              <w:t>轻提示</w:t>
+            </w:r>
+          </w:p>
+        </w:tc>
+        <w:tc>
+          <w:tcPr>
+            <w:tcW w:type="dxa" w:w="7030"/>
+          </w:tcPr>
+          <w:p>
+            <w:r>
+              <w:rPr>
+                <w:rFonts w:ascii="宋体" w:hAnsi="宋体" w:eastAsia="宋体"/>
+                <w:sz w:val="18"/>
+              </w:rPr>
+              <w:t>请选择一门课程进行合并。</w:t>
             </w:r>
           </w:p>
         </w:tc>
